--- a/ProjectPhase1.docx
+++ b/ProjectPhase1.docx
@@ -338,581 +338,6 @@
         </w:rPr>
         <w:t>April 2026</w:t>
       </w:r>
-    </w:p>
-    <w:p>
-      <w:pPr>
-        <w:rPr>
-          <w:rFonts w:ascii="Amasis MT Pro" w:hAnsi="Amasis MT Pro"/>
-          <w:b/>
-          <w:bCs/>
-          <w:sz w:val="30"/>
-          <w:szCs w:val="30"/>
-          <w:lang w:val="en-US"/>
-        </w:rPr>
-      </w:pPr>
-      <w:r>
-        <w:rPr>
-          <w:rFonts w:ascii="Amasis MT Pro" w:hAnsi="Amasis MT Pro"/>
-          <w:b/>
-          <w:bCs/>
-          <w:sz w:val="30"/>
-          <w:szCs w:val="30"/>
-          <w:lang w:val="en-US"/>
-        </w:rPr>
-        <w:lastRenderedPageBreak/>
-        <w:t>Problem Statement</w:t>
-      </w:r>
-    </w:p>
-    <w:p>
-      <w:pPr>
-        <w:jc w:val="both"/>
-        <w:rPr>
-          <w:rFonts w:ascii="Amasis MT Pro" w:hAnsi="Amasis MT Pro"/>
-          <w:sz w:val="26"/>
-          <w:szCs w:val="26"/>
-          <w:lang w:val="en-US"/>
-        </w:rPr>
-      </w:pPr>
-      <w:r>
-        <w:rPr>
-          <w:rFonts w:ascii="Amasis MT Pro" w:hAnsi="Amasis MT Pro"/>
-          <w:sz w:val="26"/>
-          <w:szCs w:val="26"/>
-          <w:lang w:val="en-US"/>
-        </w:rPr>
-        <w:t>Air New Zealand currently manages its flight operations, reservations, and customer interactions through a combination of disconnected tools and manual processes. These fragmented systems create inefficiencies that impact stuff productivity, operation accuracy, and the overall passenger experience.</w:t>
-      </w:r>
-      <w:r>
-        <w:rPr>
-          <w:rFonts w:ascii="Amasis MT Pro" w:hAnsi="Amasis MT Pro"/>
-          <w:sz w:val="26"/>
-          <w:szCs w:val="26"/>
-          <w:lang w:val="en-US"/>
-        </w:rPr>
-        <w:t xml:space="preserve"> </w:t>
-      </w:r>
-    </w:p>
-    <w:p>
-      <w:pPr>
-        <w:jc w:val="both"/>
-        <w:rPr>
-          <w:rFonts w:ascii="Amasis MT Pro" w:hAnsi="Amasis MT Pro"/>
-          <w:sz w:val="26"/>
-          <w:szCs w:val="26"/>
-          <w:lang w:val="en-US"/>
-        </w:rPr>
-      </w:pPr>
-    </w:p>
-    <w:p>
-      <w:pPr>
-        <w:jc w:val="both"/>
-        <w:rPr>
-          <w:rFonts w:ascii="Amasis MT Pro" w:hAnsi="Amasis MT Pro"/>
-          <w:sz w:val="26"/>
-          <w:szCs w:val="26"/>
-          <w:lang w:val="en-US"/>
-        </w:rPr>
-      </w:pPr>
-      <w:r>
-        <w:rPr>
-          <w:rFonts w:ascii="Amasis MT Pro" w:hAnsi="Amasis MT Pro"/>
-          <w:sz w:val="26"/>
-          <w:szCs w:val="26"/>
-          <w:lang w:val="en-US"/>
-        </w:rPr>
-        <w:t>Air New Zealand lacks a unified, centralized flight booking system that allows both customers and internal staff to efficiently search, book, manage, and track flight reservations in one place. The absence of such a system leads to duplicated data entry, inconsistent booking records, delayed r</w:t>
-      </w:r>
-      <w:r>
-        <w:rPr>
-          <w:rFonts w:ascii="Amasis MT Pro" w:hAnsi="Amasis MT Pro"/>
-          <w:sz w:val="26"/>
-          <w:szCs w:val="26"/>
-          <w:lang w:val="en-US"/>
-        </w:rPr>
-        <w:t>esponses to cancellations or changes, and a substandard booking experience for passengers.</w:t>
-      </w:r>
-    </w:p>
-    <w:p>
-      <w:pPr>
-        <w:jc w:val="both"/>
-        <w:rPr>
-          <w:rFonts w:ascii="Amasis MT Pro" w:hAnsi="Amasis MT Pro"/>
-          <w:sz w:val="26"/>
-          <w:szCs w:val="26"/>
-          <w:lang w:val="en-US"/>
-        </w:rPr>
-      </w:pPr>
-    </w:p>
-    <w:p>
-      <w:pPr>
-        <w:jc w:val="both"/>
-        <w:rPr>
-          <w:rFonts w:ascii="Amasis MT Pro" w:hAnsi="Amasis MT Pro"/>
-          <w:sz w:val="26"/>
-          <w:szCs w:val="26"/>
-          <w:lang w:val="en-US"/>
-        </w:rPr>
-      </w:pPr>
-      <w:r>
-        <w:rPr>
-          <w:rFonts w:ascii="Amasis MT Pro" w:hAnsi="Amasis MT Pro"/>
-          <w:sz w:val="26"/>
-          <w:szCs w:val="26"/>
-          <w:lang w:val="en-US"/>
-        </w:rPr>
-        <w:t>Key Features:</w:t>
-      </w:r>
-    </w:p>
-    <w:p>
-      <w:pPr>
-        <w:jc w:val="both"/>
-        <w:rPr>
-          <w:rFonts w:ascii="Amasis MT Pro" w:hAnsi="Amasis MT Pro"/>
-          <w:sz w:val="2"/>
-          <w:szCs w:val="2"/>
-          <w:lang w:val="en-US"/>
-        </w:rPr>
-      </w:pPr>
-    </w:p>
-    <w:p>
-      <w:pPr>
-        <w:jc w:val="both"/>
-        <w:rPr>
-          <w:rFonts w:ascii="Amasis MT Pro" w:hAnsi="Amasis MT Pro"/>
-          <w:sz w:val="26"/>
-          <w:szCs w:val="26"/>
-          <w:lang w:val="en-US"/>
-        </w:rPr>
-      </w:pPr>
-      <w:r>
-        <w:rPr>
-          <w:rFonts w:ascii="Amasis MT Pro" w:hAnsi="Amasis MT Pro"/>
-          <w:sz w:val="26"/>
-          <w:szCs w:val="26"/>
-          <w:lang w:val="en-US"/>
-        </w:rPr>
-        <w:t>Admin:</w:t>
-      </w:r>
-    </w:p>
-    <w:p>
-      <w:pPr>
-        <w:pStyle w:val="ListParagraph"/>
-        <w:numPr>
-          <w:ilvl w:val="0"/>
-          <w:numId w:val="4"/>
-        </w:numPr>
-        <w:jc w:val="both"/>
-        <w:rPr>
-          <w:rFonts w:ascii="Amasis MT Pro" w:hAnsi="Amasis MT Pro"/>
-          <w:sz w:val="26"/>
-          <w:szCs w:val="26"/>
-          <w:lang w:val="en-US"/>
-        </w:rPr>
-      </w:pPr>
-      <w:r>
-        <w:rPr>
-          <w:rFonts w:ascii="Amasis MT Pro" w:hAnsi="Amasis MT Pro"/>
-          <w:sz w:val="26"/>
-          <w:szCs w:val="26"/>
-          <w:lang w:val="en-US"/>
-        </w:rPr>
-        <w:t>Add Flights</w:t>
-      </w:r>
-    </w:p>
-    <w:p>
-      <w:pPr>
-        <w:pStyle w:val="ListParagraph"/>
-        <w:numPr>
-          <w:ilvl w:val="0"/>
-          <w:numId w:val="4"/>
-        </w:numPr>
-        <w:jc w:val="both"/>
-        <w:rPr>
-          <w:rFonts w:ascii="Amasis MT Pro" w:hAnsi="Amasis MT Pro"/>
-          <w:sz w:val="26"/>
-          <w:szCs w:val="26"/>
-          <w:lang w:val="en-US"/>
-        </w:rPr>
-      </w:pPr>
-      <w:r>
-        <w:rPr>
-          <w:rFonts w:ascii="Amasis MT Pro" w:hAnsi="Amasis MT Pro"/>
-          <w:sz w:val="26"/>
-          <w:szCs w:val="26"/>
-          <w:lang w:val="en-US"/>
-        </w:rPr>
-        <w:t>Update Flights</w:t>
-      </w:r>
-    </w:p>
-    <w:p>
-      <w:pPr>
-        <w:pStyle w:val="ListParagraph"/>
-        <w:numPr>
-          <w:ilvl w:val="0"/>
-          <w:numId w:val="4"/>
-        </w:numPr>
-        <w:jc w:val="both"/>
-        <w:rPr>
-          <w:rFonts w:ascii="Amasis MT Pro" w:hAnsi="Amasis MT Pro"/>
-          <w:sz w:val="26"/>
-          <w:szCs w:val="26"/>
-          <w:lang w:val="en-US"/>
-        </w:rPr>
-      </w:pPr>
-      <w:proofErr w:type="gramStart"/>
-      <w:r>
-        <w:rPr>
-          <w:rFonts w:ascii="Amasis MT Pro" w:hAnsi="Amasis MT Pro"/>
-          <w:sz w:val="26"/>
-          <w:szCs w:val="26"/>
-          <w:lang w:val="en-US"/>
-        </w:rPr>
-        <w:t>Remove</w:t>
-      </w:r>
-      <w:proofErr w:type="gramEnd"/>
-      <w:r>
-        <w:rPr>
-          <w:rFonts w:ascii="Amasis MT Pro" w:hAnsi="Amasis MT Pro"/>
-          <w:sz w:val="26"/>
-          <w:szCs w:val="26"/>
-          <w:lang w:val="en-US"/>
-        </w:rPr>
-        <w:t xml:space="preserve"> Flights</w:t>
-      </w:r>
-    </w:p>
-    <w:p>
-      <w:pPr>
-        <w:pStyle w:val="ListParagraph"/>
-        <w:numPr>
-          <w:ilvl w:val="0"/>
-          <w:numId w:val="4"/>
-        </w:numPr>
-        <w:jc w:val="both"/>
-        <w:rPr>
-          <w:rFonts w:ascii="Amasis MT Pro" w:hAnsi="Amasis MT Pro"/>
-          <w:sz w:val="26"/>
-          <w:szCs w:val="26"/>
-          <w:lang w:val="en-US"/>
-        </w:rPr>
-      </w:pPr>
-      <w:r>
-        <w:rPr>
-          <w:rFonts w:ascii="Amasis MT Pro" w:hAnsi="Amasis MT Pro"/>
-          <w:sz w:val="26"/>
-          <w:szCs w:val="26"/>
-          <w:lang w:val="en-US"/>
-        </w:rPr>
-        <w:t>View all bookings</w:t>
-      </w:r>
-    </w:p>
-    <w:p>
-      <w:pPr>
-        <w:pStyle w:val="ListParagraph"/>
-        <w:numPr>
-          <w:ilvl w:val="0"/>
-          <w:numId w:val="4"/>
-        </w:numPr>
-        <w:jc w:val="both"/>
-        <w:rPr>
-          <w:rFonts w:ascii="Amasis MT Pro" w:hAnsi="Amasis MT Pro"/>
-          <w:sz w:val="26"/>
-          <w:szCs w:val="26"/>
-          <w:lang w:val="en-US"/>
-        </w:rPr>
-      </w:pPr>
-      <w:r>
-        <w:rPr>
-          <w:rFonts w:ascii="Amasis MT Pro" w:hAnsi="Amasis MT Pro"/>
-          <w:sz w:val="26"/>
-          <w:szCs w:val="26"/>
-          <w:lang w:val="en-US"/>
-        </w:rPr>
-        <w:t>View flight occupancy</w:t>
-      </w:r>
-    </w:p>
-    <w:p>
-      <w:pPr>
-        <w:jc w:val="both"/>
-        <w:rPr>
-          <w:rFonts w:ascii="Amasis MT Pro" w:hAnsi="Amasis MT Pro"/>
-          <w:sz w:val="26"/>
-          <w:szCs w:val="26"/>
-          <w:lang w:val="en-US"/>
-        </w:rPr>
-      </w:pPr>
-      <w:r>
-        <w:rPr>
-          <w:rFonts w:ascii="Amasis MT Pro" w:hAnsi="Amasis MT Pro"/>
-          <w:sz w:val="26"/>
-          <w:szCs w:val="26"/>
-          <w:lang w:val="en-US"/>
-        </w:rPr>
-        <w:t>Customer:</w:t>
-      </w:r>
-    </w:p>
-    <w:p>
-      <w:pPr>
-        <w:pStyle w:val="ListParagraph"/>
-        <w:numPr>
-          <w:ilvl w:val="0"/>
-          <w:numId w:val="4"/>
-        </w:numPr>
-        <w:jc w:val="both"/>
-        <w:rPr>
-          <w:rFonts w:ascii="Amasis MT Pro" w:hAnsi="Amasis MT Pro"/>
-          <w:sz w:val="26"/>
-          <w:szCs w:val="26"/>
-          <w:lang w:val="en-US"/>
-        </w:rPr>
-      </w:pPr>
-      <w:proofErr w:type="gramStart"/>
-      <w:r>
-        <w:rPr>
-          <w:rFonts w:ascii="Amasis MT Pro" w:hAnsi="Amasis MT Pro"/>
-          <w:sz w:val="26"/>
-          <w:szCs w:val="26"/>
-          <w:lang w:val="en-US"/>
-        </w:rPr>
-        <w:t>Search</w:t>
-      </w:r>
-      <w:proofErr w:type="gramEnd"/>
-      <w:r>
-        <w:rPr>
-          <w:rFonts w:ascii="Amasis MT Pro" w:hAnsi="Amasis MT Pro"/>
-          <w:sz w:val="26"/>
-          <w:szCs w:val="26"/>
-          <w:lang w:val="en-US"/>
-        </w:rPr>
-        <w:t xml:space="preserve"> Flights</w:t>
-      </w:r>
-    </w:p>
-    <w:p>
-      <w:pPr>
-        <w:pStyle w:val="ListParagraph"/>
-        <w:numPr>
-          <w:ilvl w:val="0"/>
-          <w:numId w:val="4"/>
-        </w:numPr>
-        <w:jc w:val="both"/>
-        <w:rPr>
-          <w:rFonts w:ascii="Amasis MT Pro" w:hAnsi="Amasis MT Pro"/>
-          <w:sz w:val="26"/>
-          <w:szCs w:val="26"/>
-          <w:lang w:val="en-US"/>
-        </w:rPr>
-      </w:pPr>
-      <w:r>
-        <w:rPr>
-          <w:rFonts w:ascii="Amasis MT Pro" w:hAnsi="Amasis MT Pro"/>
-          <w:sz w:val="26"/>
-          <w:szCs w:val="26"/>
-          <w:lang w:val="en-US"/>
-        </w:rPr>
-        <w:t>View flight details</w:t>
-      </w:r>
-    </w:p>
-    <w:p>
-      <w:pPr>
-        <w:pStyle w:val="ListParagraph"/>
-        <w:numPr>
-          <w:ilvl w:val="0"/>
-          <w:numId w:val="4"/>
-        </w:numPr>
-        <w:jc w:val="both"/>
-        <w:rPr>
-          <w:rFonts w:ascii="Amasis MT Pro" w:hAnsi="Amasis MT Pro"/>
-          <w:sz w:val="26"/>
-          <w:szCs w:val="26"/>
-          <w:lang w:val="en-US"/>
-        </w:rPr>
-      </w:pPr>
-      <w:r>
-        <w:rPr>
-          <w:rFonts w:ascii="Amasis MT Pro" w:hAnsi="Amasis MT Pro"/>
-          <w:sz w:val="26"/>
-          <w:szCs w:val="26"/>
-          <w:lang w:val="en-US"/>
-        </w:rPr>
-        <w:t>Book flights</w:t>
-      </w:r>
-    </w:p>
-    <w:p>
-      <w:pPr>
-        <w:pStyle w:val="ListParagraph"/>
-        <w:numPr>
-          <w:ilvl w:val="0"/>
-          <w:numId w:val="4"/>
-        </w:numPr>
-        <w:jc w:val="both"/>
-        <w:rPr>
-          <w:rFonts w:ascii="Amasis MT Pro" w:hAnsi="Amasis MT Pro"/>
-          <w:sz w:val="26"/>
-          <w:szCs w:val="26"/>
-          <w:lang w:val="en-US"/>
-        </w:rPr>
-      </w:pPr>
-      <w:r>
-        <w:rPr>
-          <w:rFonts w:ascii="Amasis MT Pro" w:hAnsi="Amasis MT Pro"/>
-          <w:sz w:val="26"/>
-          <w:szCs w:val="26"/>
-          <w:lang w:val="en-US"/>
-        </w:rPr>
-        <w:t xml:space="preserve">View their own bookings </w:t>
-      </w:r>
-    </w:p>
-    <w:p>
-      <w:pPr>
-        <w:pStyle w:val="ListParagraph"/>
-        <w:numPr>
-          <w:ilvl w:val="0"/>
-          <w:numId w:val="4"/>
-        </w:numPr>
-        <w:jc w:val="both"/>
-        <w:rPr>
-          <w:rFonts w:ascii="Amasis MT Pro" w:hAnsi="Amasis MT Pro"/>
-          <w:sz w:val="26"/>
-          <w:szCs w:val="26"/>
-          <w:lang w:val="en-US"/>
-        </w:rPr>
-      </w:pPr>
-      <w:r>
-        <w:rPr>
-          <w:rFonts w:ascii="Amasis MT Pro" w:hAnsi="Amasis MT Pro"/>
-          <w:sz w:val="26"/>
-          <w:szCs w:val="26"/>
-          <w:lang w:val="en-US"/>
-        </w:rPr>
-        <w:t>Cancel their own bookings</w:t>
-      </w:r>
-    </w:p>
-    <w:p>
-      <w:pPr>
-        <w:jc w:val="both"/>
-        <w:rPr>
-          <w:rFonts w:ascii="Amasis MT Pro" w:hAnsi="Amasis MT Pro"/>
-          <w:sz w:val="26"/>
-          <w:szCs w:val="26"/>
-          <w:lang w:val="en-US"/>
-        </w:rPr>
-      </w:pPr>
-      <w:r>
-        <w:rPr>
-          <w:rFonts w:ascii="Amasis MT Pro" w:hAnsi="Amasis MT Pro"/>
-          <w:sz w:val="26"/>
-          <w:szCs w:val="26"/>
-          <w:lang w:val="en-US"/>
-        </w:rPr>
-        <w:t>Guest:</w:t>
-      </w:r>
-    </w:p>
-    <w:p>
-      <w:pPr>
-        <w:pStyle w:val="ListParagraph"/>
-        <w:numPr>
-          <w:ilvl w:val="0"/>
-          <w:numId w:val="4"/>
-        </w:numPr>
-        <w:jc w:val="both"/>
-        <w:rPr>
-          <w:rFonts w:ascii="Amasis MT Pro" w:hAnsi="Amasis MT Pro"/>
-          <w:sz w:val="26"/>
-          <w:szCs w:val="26"/>
-          <w:lang w:val="en-US"/>
-        </w:rPr>
-      </w:pPr>
-      <w:proofErr w:type="gramStart"/>
-      <w:r>
-        <w:rPr>
-          <w:rFonts w:ascii="Amasis MT Pro" w:hAnsi="Amasis MT Pro"/>
-          <w:sz w:val="26"/>
-          <w:szCs w:val="26"/>
-          <w:lang w:val="en-US"/>
-        </w:rPr>
-        <w:t>Search</w:t>
-      </w:r>
-      <w:proofErr w:type="gramEnd"/>
-      <w:r>
-        <w:rPr>
-          <w:rFonts w:ascii="Amasis MT Pro" w:hAnsi="Amasis MT Pro"/>
-          <w:sz w:val="26"/>
-          <w:szCs w:val="26"/>
-          <w:lang w:val="en-US"/>
-        </w:rPr>
-        <w:t xml:space="preserve"> Flights</w:t>
-      </w:r>
-    </w:p>
-    <w:p>
-      <w:pPr>
-        <w:pStyle w:val="ListParagraph"/>
-        <w:numPr>
-          <w:ilvl w:val="0"/>
-          <w:numId w:val="4"/>
-        </w:numPr>
-        <w:jc w:val="both"/>
-        <w:rPr>
-          <w:rFonts w:ascii="Amasis MT Pro" w:hAnsi="Amasis MT Pro"/>
-          <w:sz w:val="26"/>
-          <w:szCs w:val="26"/>
-          <w:lang w:val="en-US"/>
-        </w:rPr>
-      </w:pPr>
-      <w:r>
-        <w:rPr>
-          <w:rFonts w:ascii="Amasis MT Pro" w:hAnsi="Amasis MT Pro"/>
-          <w:sz w:val="26"/>
-          <w:szCs w:val="26"/>
-          <w:lang w:val="en-US"/>
-        </w:rPr>
-        <w:t>View flight details</w:t>
-      </w:r>
-    </w:p>
-    <w:p>
-      <w:pPr>
-        <w:pStyle w:val="ListParagraph"/>
-        <w:numPr>
-          <w:ilvl w:val="0"/>
-          <w:numId w:val="4"/>
-        </w:numPr>
-        <w:jc w:val="both"/>
-        <w:rPr>
-          <w:rFonts w:ascii="Amasis MT Pro" w:hAnsi="Amasis MT Pro"/>
-          <w:sz w:val="26"/>
-          <w:szCs w:val="26"/>
-          <w:lang w:val="en-US"/>
-        </w:rPr>
-      </w:pPr>
-      <w:r>
-        <w:rPr>
-          <w:rFonts w:ascii="Amasis MT Pro" w:hAnsi="Amasis MT Pro"/>
-          <w:sz w:val="26"/>
-          <w:szCs w:val="26"/>
-          <w:lang w:val="en-US"/>
-        </w:rPr>
-        <w:t>Must log in to book</w:t>
-      </w:r>
-    </w:p>
-    <w:p>
-      <w:pPr>
-        <w:jc w:val="both"/>
-        <w:rPr>
-          <w:rFonts w:ascii="Amasis MT Pro" w:hAnsi="Amasis MT Pro"/>
-          <w:sz w:val="26"/>
-          <w:szCs w:val="26"/>
-          <w:lang w:val="en-US"/>
-        </w:rPr>
-      </w:pPr>
-    </w:p>
-    <w:p>
-      <w:pPr>
-        <w:jc w:val="both"/>
-        <w:rPr>
-          <w:rFonts w:ascii="Amasis MT Pro" w:hAnsi="Amasis MT Pro"/>
-          <w:sz w:val="26"/>
-          <w:szCs w:val="26"/>
-          <w:lang w:val="en-US"/>
-        </w:rPr>
-      </w:pPr>
     </w:p>
     <w:p>
       <w:pPr>
@@ -10787,7 +10212,9 @@
           <w:lang w:val="en-US"/>
         </w:rPr>
       </w:pPr>
-      <w:r>
+    </w:p>
+    <w:p>
+      <w:pPr>
         <w:rPr>
           <w:rFonts w:ascii="Amasis MT Pro" w:hAnsi="Amasis MT Pro"/>
           <w:b/>
@@ -10796,6 +10223,29 @@
           <w:szCs w:val="30"/>
           <w:lang w:val="en-US"/>
         </w:rPr>
+      </w:pPr>
+    </w:p>
+    <w:p>
+      <w:pPr>
+        <w:rPr>
+          <w:rFonts w:ascii="Amasis MT Pro" w:hAnsi="Amasis MT Pro"/>
+          <w:b/>
+          <w:bCs/>
+          <w:sz w:val="30"/>
+          <w:szCs w:val="30"/>
+          <w:lang w:val="en-US"/>
+        </w:rPr>
+      </w:pPr>
+      <w:r>
+        <w:rPr>
+          <w:rFonts w:ascii="Amasis MT Pro" w:hAnsi="Amasis MT Pro"/>
+          <w:b/>
+          <w:bCs/>
+          <w:sz w:val="30"/>
+          <w:szCs w:val="30"/>
+          <w:lang w:val="en-US"/>
+        </w:rPr>
+        <w:lastRenderedPageBreak/>
         <w:t>Minimum</w:t>
       </w:r>
       <w:r>
@@ -10869,7 +10319,6 @@
                 <w:szCs w:val="26"/>
                 <w:lang w:val="en-US"/>
               </w:rPr>
-              <w:lastRenderedPageBreak/>
               <w:t>ID</w:t>
             </w:r>
           </w:p>
@@ -11725,6 +11174,7 @@
                 <w:szCs w:val="26"/>
                 <w:lang w:val="en-US"/>
               </w:rPr>
+              <w:lastRenderedPageBreak/>
               <w:t>ID</w:t>
             </w:r>
           </w:p>
@@ -11806,7 +11256,6 @@
                 <w:szCs w:val="26"/>
                 <w:lang w:val="en-US"/>
               </w:rPr>
-              <w:lastRenderedPageBreak/>
               <w:t>Name</w:t>
             </w:r>
           </w:p>
@@ -12716,6 +12165,7 @@
                 <w:szCs w:val="26"/>
                 <w:lang w:val="en-US"/>
               </w:rPr>
+              <w:lastRenderedPageBreak/>
               <w:t>ID</w:t>
             </w:r>
           </w:p>
@@ -12797,7 +12247,6 @@
                 <w:szCs w:val="26"/>
                 <w:lang w:val="en-US"/>
               </w:rPr>
-              <w:lastRenderedPageBreak/>
               <w:t>Name</w:t>
             </w:r>
           </w:p>
@@ -15443,26 +14892,26 @@
           <w:lang w:val="en-US"/>
         </w:rPr>
         <w:drawing>
-          <wp:anchor distT="0" distB="0" distL="114300" distR="114300" simplePos="0" relativeHeight="251659264" behindDoc="1" locked="0" layoutInCell="1" allowOverlap="1" wp14:anchorId="04B9BF37" wp14:editId="374723E8">
+          <wp:anchor distT="0" distB="0" distL="114300" distR="114300" simplePos="0" relativeHeight="251659264" behindDoc="1" locked="0" layoutInCell="1" allowOverlap="1" wp14:anchorId="37E6F637" wp14:editId="22CCB7B0">
             <wp:simplePos x="0" y="0"/>
-            <wp:positionH relativeFrom="column">
-              <wp:posOffset>-20096</wp:posOffset>
+            <wp:positionH relativeFrom="margin">
+              <wp:align>right</wp:align>
             </wp:positionH>
             <wp:positionV relativeFrom="paragraph">
-              <wp:posOffset>377901</wp:posOffset>
+              <wp:posOffset>277544</wp:posOffset>
             </wp:positionV>
-            <wp:extent cx="5731510" cy="6099175"/>
-            <wp:effectExtent l="0" t="0" r="2540" b="0"/>
+            <wp:extent cx="5731510" cy="6090920"/>
+            <wp:effectExtent l="0" t="0" r="2540" b="5080"/>
             <wp:wrapTight wrapText="bothSides">
               <wp:wrapPolygon edited="0">
                 <wp:start x="0" y="0"/>
-                <wp:lineTo x="0" y="21521"/>
-                <wp:lineTo x="21538" y="21521"/>
+                <wp:lineTo x="0" y="21550"/>
+                <wp:lineTo x="21538" y="21550"/>
                 <wp:lineTo x="21538" y="0"/>
                 <wp:lineTo x="0" y="0"/>
               </wp:wrapPolygon>
             </wp:wrapTight>
-            <wp:docPr id="1875804404" name="Picture 1"/>
+            <wp:docPr id="240086445" name="Picture 1"/>
             <wp:cNvGraphicFramePr>
               <a:graphicFrameLocks xmlns:a="http://schemas.openxmlformats.org/drawingml/2006/main" noChangeAspect="1"/>
             </wp:cNvGraphicFramePr>
@@ -15470,7 +14919,7 @@
               <a:graphicData uri="http://schemas.openxmlformats.org/drawingml/2006/picture">
                 <pic:pic xmlns:pic="http://schemas.openxmlformats.org/drawingml/2006/picture">
                   <pic:nvPicPr>
-                    <pic:cNvPr id="1875804404" name="Picture 1875804404"/>
+                    <pic:cNvPr id="240086445" name="Picture 240086445"/>
                     <pic:cNvPicPr/>
                   </pic:nvPicPr>
                   <pic:blipFill>
@@ -15488,7 +14937,7 @@
                   <pic:spPr>
                     <a:xfrm>
                       <a:off x="0" y="0"/>
-                      <a:ext cx="5731510" cy="6099175"/>
+                      <a:ext cx="5731510" cy="6090920"/>
                     </a:xfrm>
                     <a:prstGeom prst="rect">
                       <a:avLst/>
@@ -15609,7 +15058,25 @@
           <w:szCs w:val="26"/>
           <w:lang w:val="en-US"/>
         </w:rPr>
-        <w:t xml:space="preserve">implements any required interfaces. User class in the UML class diagram is the foundational C# class that contains shared fields such as </w:t>
+        <w:t xml:space="preserve">implements any required interfaces. User class in the UML class diagram is the foundational C# class that contains </w:t>
+      </w:r>
+      <w:r>
+        <w:rPr>
+          <w:rFonts w:ascii="Amasis MT Pro" w:hAnsi="Amasis MT Pro"/>
+          <w:sz w:val="26"/>
+          <w:szCs w:val="26"/>
+          <w:lang w:val="en-US"/>
+        </w:rPr>
+        <w:t>private fields</w:t>
+      </w:r>
+      <w:r>
+        <w:rPr>
+          <w:rFonts w:ascii="Amasis MT Pro" w:hAnsi="Amasis MT Pro"/>
+          <w:sz w:val="26"/>
+          <w:szCs w:val="26"/>
+          <w:lang w:val="en-US"/>
+        </w:rPr>
+        <w:t xml:space="preserve"> such as </w:t>
       </w:r>
       <w:proofErr w:type="spellStart"/>
       <w:r>
@@ -15771,24 +15238,25 @@
       <w:r>
         <w:rPr>
           <w:rFonts w:ascii="Amasis MT Pro" w:hAnsi="Amasis MT Pro"/>
+          <w:sz w:val="26"/>
+          <w:szCs w:val="26"/>
+          <w:lang w:val="en-US"/>
+        </w:rPr>
+        <w:t xml:space="preserve">. Operates basic actions such as </w:t>
+      </w:r>
+      <w:proofErr w:type="gramStart"/>
+      <w:r>
+        <w:rPr>
+          <w:rFonts w:ascii="Amasis MT Pro" w:hAnsi="Amasis MT Pro"/>
           <w:i/>
           <w:iCs/>
           <w:sz w:val="26"/>
           <w:szCs w:val="26"/>
           <w:lang w:val="en-US"/>
         </w:rPr>
-        <w:t xml:space="preserve"> </w:t>
-      </w:r>
-      <w:r>
-        <w:rPr>
-          <w:rFonts w:ascii="Amasis MT Pro" w:hAnsi="Amasis MT Pro"/>
-          <w:sz w:val="26"/>
-          <w:szCs w:val="26"/>
-          <w:lang w:val="en-US"/>
-        </w:rPr>
-        <w:t xml:space="preserve">that is treated as a private field. Operates basic actions such as </w:t>
-      </w:r>
-      <w:proofErr w:type="gramStart"/>
+        <w:t>login(</w:t>
+      </w:r>
+      <w:proofErr w:type="gramEnd"/>
       <w:r>
         <w:rPr>
           <w:rFonts w:ascii="Amasis MT Pro" w:hAnsi="Amasis MT Pro"/>
@@ -15798,9 +15266,18 @@
           <w:szCs w:val="26"/>
           <w:lang w:val="en-US"/>
         </w:rPr>
-        <w:t>login(</w:t>
-      </w:r>
-      <w:proofErr w:type="gramEnd"/>
+        <w:t>),</w:t>
+      </w:r>
+      <w:r>
+        <w:rPr>
+          <w:rFonts w:ascii="Amasis MT Pro" w:hAnsi="Amasis MT Pro"/>
+          <w:sz w:val="26"/>
+          <w:szCs w:val="26"/>
+          <w:lang w:val="en-US"/>
+        </w:rPr>
+        <w:t xml:space="preserve"> </w:t>
+      </w:r>
+      <w:proofErr w:type="gramStart"/>
       <w:r>
         <w:rPr>
           <w:rFonts w:ascii="Amasis MT Pro" w:hAnsi="Amasis MT Pro"/>
@@ -15810,18 +15287,9 @@
           <w:szCs w:val="26"/>
           <w:lang w:val="en-US"/>
         </w:rPr>
-        <w:t>),</w:t>
-      </w:r>
-      <w:r>
-        <w:rPr>
-          <w:rFonts w:ascii="Amasis MT Pro" w:hAnsi="Amasis MT Pro"/>
-          <w:sz w:val="26"/>
-          <w:szCs w:val="26"/>
-          <w:lang w:val="en-US"/>
-        </w:rPr>
-        <w:t xml:space="preserve"> </w:t>
-      </w:r>
-      <w:proofErr w:type="gramStart"/>
+        <w:t>logout(</w:t>
+      </w:r>
+      <w:proofErr w:type="gramEnd"/>
       <w:r>
         <w:rPr>
           <w:rFonts w:ascii="Amasis MT Pro" w:hAnsi="Amasis MT Pro"/>
@@ -15831,9 +15299,19 @@
           <w:szCs w:val="26"/>
           <w:lang w:val="en-US"/>
         </w:rPr>
-        <w:t>logout(</w:t>
-      </w:r>
-      <w:proofErr w:type="gramEnd"/>
+        <w:t>),</w:t>
+      </w:r>
+      <w:r>
+        <w:rPr>
+          <w:rFonts w:ascii="Amasis MT Pro" w:hAnsi="Amasis MT Pro"/>
+          <w:sz w:val="26"/>
+          <w:szCs w:val="26"/>
+          <w:lang w:val="en-US"/>
+        </w:rPr>
+        <w:t xml:space="preserve"> and </w:t>
+      </w:r>
+      <w:proofErr w:type="spellStart"/>
+      <w:proofErr w:type="gramStart"/>
       <w:r>
         <w:rPr>
           <w:rFonts w:ascii="Amasis MT Pro" w:hAnsi="Amasis MT Pro"/>
@@ -15843,16 +15321,147 @@
           <w:szCs w:val="26"/>
           <w:lang w:val="en-US"/>
         </w:rPr>
-        <w:t>),</w:t>
-      </w:r>
-      <w:r>
-        <w:rPr>
-          <w:rFonts w:ascii="Amasis MT Pro" w:hAnsi="Amasis MT Pro"/>
-          <w:sz w:val="26"/>
-          <w:szCs w:val="26"/>
-          <w:lang w:val="en-US"/>
-        </w:rPr>
-        <w:t xml:space="preserve"> and </w:t>
+        <w:t>validateUser</w:t>
+      </w:r>
+      <w:proofErr w:type="spellEnd"/>
+      <w:r>
+        <w:rPr>
+          <w:rFonts w:ascii="Amasis MT Pro" w:hAnsi="Amasis MT Pro"/>
+          <w:i/>
+          <w:iCs/>
+          <w:sz w:val="26"/>
+          <w:szCs w:val="26"/>
+          <w:lang w:val="en-US"/>
+        </w:rPr>
+        <w:t>(</w:t>
+      </w:r>
+      <w:proofErr w:type="gramEnd"/>
+      <w:r>
+        <w:rPr>
+          <w:rFonts w:ascii="Amasis MT Pro" w:hAnsi="Amasis MT Pro"/>
+          <w:i/>
+          <w:iCs/>
+          <w:sz w:val="26"/>
+          <w:szCs w:val="26"/>
+          <w:lang w:val="en-US"/>
+        </w:rPr>
+        <w:t>)</w:t>
+      </w:r>
+      <w:r>
+        <w:rPr>
+          <w:rFonts w:ascii="Amasis MT Pro" w:hAnsi="Amasis MT Pro"/>
+          <w:sz w:val="26"/>
+          <w:szCs w:val="26"/>
+          <w:lang w:val="en-US"/>
+        </w:rPr>
+        <w:t xml:space="preserve"> that </w:t>
+      </w:r>
+      <w:proofErr w:type="gramStart"/>
+      <w:r>
+        <w:rPr>
+          <w:rFonts w:ascii="Amasis MT Pro" w:hAnsi="Amasis MT Pro"/>
+          <w:sz w:val="26"/>
+          <w:szCs w:val="26"/>
+          <w:lang w:val="en-US"/>
+        </w:rPr>
+        <w:t>is</w:t>
+      </w:r>
+      <w:proofErr w:type="gramEnd"/>
+      <w:r>
+        <w:rPr>
+          <w:rFonts w:ascii="Amasis MT Pro" w:hAnsi="Amasis MT Pro"/>
+          <w:sz w:val="26"/>
+          <w:szCs w:val="26"/>
+          <w:lang w:val="en-US"/>
+        </w:rPr>
+        <w:t xml:space="preserve"> implemented as public methods. Customer, Admin corresponds to each C# classes that inherits from the User class which shows generalization relationship in the UML.</w:t>
+      </w:r>
+      <w:r>
+        <w:rPr>
+          <w:rFonts w:ascii="Amasis MT Pro" w:hAnsi="Amasis MT Pro"/>
+          <w:sz w:val="26"/>
+          <w:szCs w:val="26"/>
+          <w:lang w:val="en-US"/>
+        </w:rPr>
+        <w:t xml:space="preserve"> Customer class corresponds to a C# </w:t>
+      </w:r>
+      <w:r>
+        <w:rPr>
+          <w:rFonts w:ascii="Amasis MT Pro" w:hAnsi="Amasis MT Pro"/>
+          <w:sz w:val="26"/>
+          <w:szCs w:val="26"/>
+          <w:lang w:val="en-US"/>
+        </w:rPr>
+        <w:t xml:space="preserve">class that has a unique attribute which is </w:t>
+      </w:r>
+      <w:proofErr w:type="spellStart"/>
+      <w:r>
+        <w:rPr>
+          <w:rFonts w:ascii="Amasis MT Pro" w:hAnsi="Amasis MT Pro"/>
+          <w:i/>
+          <w:iCs/>
+          <w:sz w:val="26"/>
+          <w:szCs w:val="26"/>
+          <w:lang w:val="en-US"/>
+        </w:rPr>
+        <w:t>airPoints</w:t>
+      </w:r>
+      <w:proofErr w:type="spellEnd"/>
+      <w:r>
+        <w:rPr>
+          <w:rFonts w:ascii="Amasis MT Pro" w:hAnsi="Amasis MT Pro"/>
+          <w:sz w:val="26"/>
+          <w:szCs w:val="26"/>
+          <w:lang w:val="en-US"/>
+        </w:rPr>
+        <w:t xml:space="preserve"> that allows customer to collect points where can be use for flight related products and services that is shared as a private field. </w:t>
+      </w:r>
+      <w:proofErr w:type="gramStart"/>
+      <w:r>
+        <w:rPr>
+          <w:rFonts w:ascii="Amasis MT Pro" w:hAnsi="Amasis MT Pro"/>
+          <w:sz w:val="26"/>
+          <w:szCs w:val="26"/>
+          <w:lang w:val="en-US"/>
+        </w:rPr>
+        <w:t>Customer also operates</w:t>
+      </w:r>
+      <w:proofErr w:type="gramEnd"/>
+      <w:r>
+        <w:rPr>
+          <w:rFonts w:ascii="Amasis MT Pro" w:hAnsi="Amasis MT Pro"/>
+          <w:sz w:val="26"/>
+          <w:szCs w:val="26"/>
+          <w:lang w:val="en-US"/>
+        </w:rPr>
+        <w:t xml:space="preserve"> m</w:t>
+      </w:r>
+      <w:r>
+        <w:rPr>
+          <w:rFonts w:ascii="Amasis MT Pro" w:hAnsi="Amasis MT Pro"/>
+          <w:sz w:val="26"/>
+          <w:szCs w:val="26"/>
+          <w:lang w:val="en-US"/>
+        </w:rPr>
+        <w:t xml:space="preserve">ethods that </w:t>
+      </w:r>
+      <w:r>
+        <w:rPr>
+          <w:rFonts w:ascii="Amasis MT Pro" w:hAnsi="Amasis MT Pro"/>
+          <w:sz w:val="26"/>
+          <w:szCs w:val="26"/>
+          <w:lang w:val="en-US"/>
+        </w:rPr>
+        <w:t>are</w:t>
+      </w:r>
+      <w:r>
+        <w:rPr>
+          <w:rFonts w:ascii="Amasis MT Pro" w:hAnsi="Amasis MT Pro"/>
+          <w:sz w:val="26"/>
+          <w:szCs w:val="26"/>
+          <w:lang w:val="en-US"/>
+        </w:rPr>
+        <w:t xml:space="preserve"> related to booking operations such as </w:t>
       </w:r>
       <w:proofErr w:type="spellStart"/>
       <w:proofErr w:type="gramStart"/>
@@ -15865,7 +15474,7 @@
           <w:szCs w:val="26"/>
           <w:lang w:val="en-US"/>
         </w:rPr>
-        <w:t>validateUser</w:t>
+        <w:t>bookFlight</w:t>
       </w:r>
       <w:proofErr w:type="spellEnd"/>
       <w:r>
@@ -15898,56 +15507,7 @@
           <w:szCs w:val="26"/>
           <w:lang w:val="en-US"/>
         </w:rPr>
-        <w:t xml:space="preserve"> that </w:t>
-      </w:r>
-      <w:proofErr w:type="gramStart"/>
-      <w:r>
-        <w:rPr>
-          <w:rFonts w:ascii="Amasis MT Pro" w:hAnsi="Amasis MT Pro"/>
-          <w:sz w:val="26"/>
-          <w:szCs w:val="26"/>
-          <w:lang w:val="en-US"/>
-        </w:rPr>
-        <w:t>is</w:t>
-      </w:r>
-      <w:proofErr w:type="gramEnd"/>
-      <w:r>
-        <w:rPr>
-          <w:rFonts w:ascii="Amasis MT Pro" w:hAnsi="Amasis MT Pro"/>
-          <w:sz w:val="26"/>
-          <w:szCs w:val="26"/>
-          <w:lang w:val="en-US"/>
-        </w:rPr>
-        <w:t xml:space="preserve"> implemented as public methods. Customer, Admin corresponds to each C# classes that inherits from the User class which shows generalization relationship in the UML.</w:t>
-      </w:r>
-      <w:r>
-        <w:rPr>
-          <w:rFonts w:ascii="Amasis MT Pro" w:hAnsi="Amasis MT Pro"/>
-          <w:sz w:val="26"/>
-          <w:szCs w:val="26"/>
-          <w:lang w:val="en-US"/>
-        </w:rPr>
-        <w:t xml:space="preserve"> Customer class corresponds to a </w:t>
-      </w:r>
-      <w:proofErr w:type="gramStart"/>
-      <w:r>
-        <w:rPr>
-          <w:rFonts w:ascii="Amasis MT Pro" w:hAnsi="Amasis MT Pro"/>
-          <w:sz w:val="26"/>
-          <w:szCs w:val="26"/>
-          <w:lang w:val="en-US"/>
-        </w:rPr>
-        <w:t>C# class methods</w:t>
-      </w:r>
-      <w:proofErr w:type="gramEnd"/>
-      <w:r>
-        <w:rPr>
-          <w:rFonts w:ascii="Amasis MT Pro" w:hAnsi="Amasis MT Pro"/>
-          <w:sz w:val="26"/>
-          <w:szCs w:val="26"/>
-          <w:lang w:val="en-US"/>
-        </w:rPr>
-        <w:t xml:space="preserve"> that is related to booking operations such as </w:t>
+        <w:t xml:space="preserve">, </w:t>
       </w:r>
       <w:proofErr w:type="spellStart"/>
       <w:proofErr w:type="gramStart"/>
@@ -15958,9 +15518,10 @@
           <w:iCs/>
           <w:sz w:val="26"/>
           <w:szCs w:val="26"/>
-          <w:lang w:val="en-US"/>
-        </w:rPr>
-        <w:t>bookFlight</w:t>
+          <w:u w:val="single"/>
+          <w:lang w:val="en-US"/>
+        </w:rPr>
+        <w:t>cancelBooking</w:t>
       </w:r>
       <w:proofErr w:type="spellEnd"/>
       <w:r>
@@ -15970,6 +15531,7 @@
           <w:iCs/>
           <w:sz w:val="26"/>
           <w:szCs w:val="26"/>
+          <w:u w:val="single"/>
           <w:lang w:val="en-US"/>
         </w:rPr>
         <w:t>(</w:t>
@@ -15982,18 +15544,114 @@
           <w:iCs/>
           <w:sz w:val="26"/>
           <w:szCs w:val="26"/>
-          <w:lang w:val="en-US"/>
-        </w:rPr>
-        <w:t>)</w:t>
-      </w:r>
-      <w:r>
-        <w:rPr>
-          <w:rFonts w:ascii="Amasis MT Pro" w:hAnsi="Amasis MT Pro"/>
-          <w:sz w:val="26"/>
-          <w:szCs w:val="26"/>
-          <w:lang w:val="en-US"/>
-        </w:rPr>
-        <w:t xml:space="preserve">, </w:t>
+          <w:u w:val="single"/>
+          <w:lang w:val="en-US"/>
+        </w:rPr>
+        <w:t>),</w:t>
+      </w:r>
+      <w:r>
+        <w:rPr>
+          <w:rFonts w:ascii="Amasis MT Pro" w:hAnsi="Amasis MT Pro"/>
+          <w:sz w:val="26"/>
+          <w:szCs w:val="26"/>
+          <w:lang w:val="en-US"/>
+        </w:rPr>
+        <w:t xml:space="preserve"> and </w:t>
+      </w:r>
+      <w:proofErr w:type="spellStart"/>
+      <w:r>
+        <w:rPr>
+          <w:rFonts w:ascii="Amasis MT Pro" w:hAnsi="Amasis MT Pro"/>
+          <w:i/>
+          <w:iCs/>
+          <w:sz w:val="26"/>
+          <w:szCs w:val="26"/>
+          <w:lang w:val="en-US"/>
+        </w:rPr>
+        <w:t>getUserBookings</w:t>
+      </w:r>
+      <w:proofErr w:type="spellEnd"/>
+      <w:r>
+        <w:rPr>
+          <w:rFonts w:ascii="Amasis MT Pro" w:hAnsi="Amasis MT Pro"/>
+          <w:sz w:val="26"/>
+          <w:szCs w:val="26"/>
+          <w:lang w:val="en-US"/>
+        </w:rPr>
+        <w:t xml:space="preserve">, and </w:t>
+      </w:r>
+      <w:proofErr w:type="spellStart"/>
+      <w:r>
+        <w:rPr>
+          <w:rFonts w:ascii="Amasis MT Pro" w:hAnsi="Amasis MT Pro"/>
+          <w:i/>
+          <w:iCs/>
+          <w:sz w:val="26"/>
+          <w:szCs w:val="26"/>
+          <w:lang w:val="en-US"/>
+        </w:rPr>
+        <w:t>getBookingHistory</w:t>
+      </w:r>
+      <w:proofErr w:type="spellEnd"/>
+      <w:r>
+        <w:rPr>
+          <w:rFonts w:ascii="Amasis MT Pro" w:hAnsi="Amasis MT Pro"/>
+          <w:sz w:val="26"/>
+          <w:szCs w:val="26"/>
+          <w:lang w:val="en-US"/>
+        </w:rPr>
+        <w:t>. Admin class corresponds to a C# class</w:t>
+      </w:r>
+      <w:r>
+        <w:rPr>
+          <w:rFonts w:ascii="Amasis MT Pro" w:hAnsi="Amasis MT Pro"/>
+          <w:sz w:val="26"/>
+          <w:szCs w:val="26"/>
+          <w:lang w:val="en-US"/>
+        </w:rPr>
+        <w:t xml:space="preserve"> that contains unique attribute </w:t>
+      </w:r>
+      <w:proofErr w:type="spellStart"/>
+      <w:r>
+        <w:rPr>
+          <w:rFonts w:ascii="Amasis MT Pro" w:hAnsi="Amasis MT Pro"/>
+          <w:i/>
+          <w:iCs/>
+          <w:sz w:val="26"/>
+          <w:szCs w:val="26"/>
+          <w:lang w:val="en-US"/>
+        </w:rPr>
+        <w:t>adminLevel</w:t>
+      </w:r>
+      <w:proofErr w:type="spellEnd"/>
+      <w:r>
+        <w:rPr>
+          <w:rFonts w:ascii="Amasis MT Pro" w:hAnsi="Amasis MT Pro"/>
+          <w:i/>
+          <w:iCs/>
+          <w:sz w:val="26"/>
+          <w:szCs w:val="26"/>
+          <w:lang w:val="en-US"/>
+        </w:rPr>
+        <w:t xml:space="preserve"> </w:t>
+      </w:r>
+      <w:r>
+        <w:rPr>
+          <w:rFonts w:ascii="Amasis MT Pro" w:hAnsi="Amasis MT Pro"/>
+          <w:sz w:val="26"/>
+          <w:szCs w:val="26"/>
+          <w:lang w:val="en-US"/>
+        </w:rPr>
+        <w:t xml:space="preserve">and has </w:t>
+      </w:r>
+      <w:r>
+        <w:rPr>
+          <w:rFonts w:ascii="Amasis MT Pro" w:hAnsi="Amasis MT Pro"/>
+          <w:sz w:val="26"/>
+          <w:szCs w:val="26"/>
+          <w:lang w:val="en-US"/>
+        </w:rPr>
+        <w:t xml:space="preserve">methods that is related to flight management operations such as </w:t>
       </w:r>
       <w:proofErr w:type="spellStart"/>
       <w:proofErr w:type="gramStart"/>
@@ -16004,12 +15662,41 @@
           <w:iCs/>
           <w:sz w:val="26"/>
           <w:szCs w:val="26"/>
-          <w:u w:val="single"/>
-          <w:lang w:val="en-US"/>
-        </w:rPr>
-        <w:t>cancelBooking</w:t>
+          <w:lang w:val="en-US"/>
+        </w:rPr>
+        <w:t>addFlight</w:t>
       </w:r>
       <w:proofErr w:type="spellEnd"/>
+      <w:r>
+        <w:rPr>
+          <w:rFonts w:ascii="Amasis MT Pro" w:hAnsi="Amasis MT Pro"/>
+          <w:sz w:val="26"/>
+          <w:szCs w:val="26"/>
+          <w:lang w:val="en-US"/>
+        </w:rPr>
+        <w:t>(</w:t>
+      </w:r>
+      <w:proofErr w:type="gramEnd"/>
+      <w:r>
+        <w:rPr>
+          <w:rFonts w:ascii="Amasis MT Pro" w:hAnsi="Amasis MT Pro"/>
+          <w:sz w:val="26"/>
+          <w:szCs w:val="26"/>
+          <w:lang w:val="en-US"/>
+        </w:rPr>
+        <w:t>),</w:t>
+      </w:r>
+      <w:r>
+        <w:rPr>
+          <w:rFonts w:ascii="Amasis MT Pro" w:hAnsi="Amasis MT Pro"/>
+          <w:sz w:val="26"/>
+          <w:szCs w:val="26"/>
+          <w:lang w:val="en-US"/>
+        </w:rPr>
+        <w:t xml:space="preserve"> </w:t>
+      </w:r>
+      <w:proofErr w:type="spellStart"/>
+      <w:proofErr w:type="gramStart"/>
       <w:r>
         <w:rPr>
           <w:rFonts w:ascii="Amasis MT Pro" w:hAnsi="Amasis MT Pro"/>
@@ -16017,12 +15704,11 @@
           <w:iCs/>
           <w:sz w:val="26"/>
           <w:szCs w:val="26"/>
-          <w:u w:val="single"/>
-          <w:lang w:val="en-US"/>
-        </w:rPr>
-        <w:t>(</w:t>
-      </w:r>
-      <w:proofErr w:type="gramEnd"/>
+          <w:lang w:val="en-US"/>
+        </w:rPr>
+        <w:t>removeFlight</w:t>
+      </w:r>
+      <w:proofErr w:type="spellEnd"/>
       <w:r>
         <w:rPr>
           <w:rFonts w:ascii="Amasis MT Pro" w:hAnsi="Amasis MT Pro"/>
@@ -16030,21 +15716,11 @@
           <w:iCs/>
           <w:sz w:val="26"/>
           <w:szCs w:val="26"/>
-          <w:u w:val="single"/>
-          <w:lang w:val="en-US"/>
-        </w:rPr>
-        <w:t>),</w:t>
-      </w:r>
-      <w:r>
-        <w:rPr>
-          <w:rFonts w:ascii="Amasis MT Pro" w:hAnsi="Amasis MT Pro"/>
-          <w:sz w:val="26"/>
-          <w:szCs w:val="26"/>
-          <w:lang w:val="en-US"/>
-        </w:rPr>
-        <w:t xml:space="preserve"> and </w:t>
-      </w:r>
-      <w:proofErr w:type="spellStart"/>
+          <w:lang w:val="en-US"/>
+        </w:rPr>
+        <w:t>(</w:t>
+      </w:r>
+      <w:proofErr w:type="gramEnd"/>
       <w:r>
         <w:rPr>
           <w:rFonts w:ascii="Amasis MT Pro" w:hAnsi="Amasis MT Pro"/>
@@ -16054,19 +15730,19 @@
           <w:szCs w:val="26"/>
           <w:lang w:val="en-US"/>
         </w:rPr>
-        <w:t>getUserBookings</w:t>
-      </w:r>
-      <w:proofErr w:type="spellEnd"/>
-      <w:r>
-        <w:rPr>
-          <w:rFonts w:ascii="Amasis MT Pro" w:hAnsi="Amasis MT Pro"/>
-          <w:sz w:val="26"/>
-          <w:szCs w:val="26"/>
-          <w:lang w:val="en-US"/>
-        </w:rPr>
-        <w:t xml:space="preserve">, and </w:t>
+        <w:t>),</w:t>
+      </w:r>
+      <w:r>
+        <w:rPr>
+          <w:rFonts w:ascii="Amasis MT Pro" w:hAnsi="Amasis MT Pro"/>
+          <w:sz w:val="26"/>
+          <w:szCs w:val="26"/>
+          <w:lang w:val="en-US"/>
+        </w:rPr>
+        <w:t xml:space="preserve"> </w:t>
       </w:r>
       <w:proofErr w:type="spellStart"/>
+      <w:proofErr w:type="gramStart"/>
       <w:r>
         <w:rPr>
           <w:rFonts w:ascii="Amasis MT Pro" w:hAnsi="Amasis MT Pro"/>
@@ -16076,37 +15752,40 @@
           <w:szCs w:val="26"/>
           <w:lang w:val="en-US"/>
         </w:rPr>
-        <w:t>getBookingHistory</w:t>
+        <w:t>updateFlight</w:t>
       </w:r>
       <w:proofErr w:type="spellEnd"/>
       <w:r>
         <w:rPr>
           <w:rFonts w:ascii="Amasis MT Pro" w:hAnsi="Amasis MT Pro"/>
-          <w:sz w:val="26"/>
-          <w:szCs w:val="26"/>
-          <w:lang w:val="en-US"/>
-        </w:rPr>
-        <w:t xml:space="preserve">. Admin class corresponds to a </w:t>
-      </w:r>
-      <w:proofErr w:type="gramStart"/>
-      <w:r>
-        <w:rPr>
-          <w:rFonts w:ascii="Amasis MT Pro" w:hAnsi="Amasis MT Pro"/>
-          <w:sz w:val="26"/>
-          <w:szCs w:val="26"/>
-          <w:lang w:val="en-US"/>
-        </w:rPr>
-        <w:t>C# class methods</w:t>
+          <w:i/>
+          <w:iCs/>
+          <w:sz w:val="26"/>
+          <w:szCs w:val="26"/>
+          <w:lang w:val="en-US"/>
+        </w:rPr>
+        <w:t>(</w:t>
       </w:r>
       <w:proofErr w:type="gramEnd"/>
       <w:r>
         <w:rPr>
           <w:rFonts w:ascii="Amasis MT Pro" w:hAnsi="Amasis MT Pro"/>
-          <w:sz w:val="26"/>
-          <w:szCs w:val="26"/>
-          <w:lang w:val="en-US"/>
-        </w:rPr>
-        <w:t xml:space="preserve"> that is related to flight management operations such as </w:t>
+          <w:i/>
+          <w:iCs/>
+          <w:sz w:val="26"/>
+          <w:szCs w:val="26"/>
+          <w:lang w:val="en-US"/>
+        </w:rPr>
+        <w:t>),</w:t>
+      </w:r>
+      <w:r>
+        <w:rPr>
+          <w:rFonts w:ascii="Amasis MT Pro" w:hAnsi="Amasis MT Pro"/>
+          <w:sz w:val="26"/>
+          <w:szCs w:val="26"/>
+          <w:lang w:val="en-US"/>
+        </w:rPr>
+        <w:t xml:space="preserve"> </w:t>
       </w:r>
       <w:proofErr w:type="spellStart"/>
       <w:proofErr w:type="gramStart"/>
@@ -16119,12 +15798,14 @@
           <w:szCs w:val="26"/>
           <w:lang w:val="en-US"/>
         </w:rPr>
-        <w:t>addFlight</w:t>
+        <w:t>getAllFlights</w:t>
       </w:r>
       <w:proofErr w:type="spellEnd"/>
       <w:r>
         <w:rPr>
           <w:rFonts w:ascii="Amasis MT Pro" w:hAnsi="Amasis MT Pro"/>
+          <w:i/>
+          <w:iCs/>
           <w:sz w:val="26"/>
           <w:szCs w:val="26"/>
           <w:lang w:val="en-US"/>
@@ -16135,6 +15816,8 @@
       <w:r>
         <w:rPr>
           <w:rFonts w:ascii="Amasis MT Pro" w:hAnsi="Amasis MT Pro"/>
+          <w:i/>
+          <w:iCs/>
           <w:sz w:val="26"/>
           <w:szCs w:val="26"/>
           <w:lang w:val="en-US"/>
@@ -16161,7 +15844,7 @@
           <w:szCs w:val="26"/>
           <w:lang w:val="en-US"/>
         </w:rPr>
-        <w:t>removeFlight</w:t>
+        <w:t>getFlightOccupancy</w:t>
       </w:r>
       <w:proofErr w:type="spellEnd"/>
       <w:r>
@@ -16185,7 +15868,7 @@
           <w:szCs w:val="26"/>
           <w:lang w:val="en-US"/>
         </w:rPr>
-        <w:t>),</w:t>
+        <w:t>).</w:t>
       </w:r>
       <w:r>
         <w:rPr>
@@ -16195,6 +15878,414 @@
           <w:lang w:val="en-US"/>
         </w:rPr>
         <w:t xml:space="preserve"> </w:t>
+      </w:r>
+      <w:r>
+        <w:rPr>
+          <w:rFonts w:ascii="Amasis MT Pro" w:hAnsi="Amasis MT Pro"/>
+          <w:sz w:val="26"/>
+          <w:szCs w:val="26"/>
+          <w:lang w:val="en-US"/>
+        </w:rPr>
+        <w:t xml:space="preserve">Guest </w:t>
+      </w:r>
+      <w:proofErr w:type="gramStart"/>
+      <w:r>
+        <w:rPr>
+          <w:rFonts w:ascii="Amasis MT Pro" w:hAnsi="Amasis MT Pro"/>
+          <w:sz w:val="26"/>
+          <w:szCs w:val="26"/>
+          <w:lang w:val="en-US"/>
+        </w:rPr>
+        <w:t>class</w:t>
+      </w:r>
+      <w:proofErr w:type="gramEnd"/>
+      <w:r>
+        <w:rPr>
+          <w:rFonts w:ascii="Amasis MT Pro" w:hAnsi="Amasis MT Pro"/>
+          <w:sz w:val="26"/>
+          <w:szCs w:val="26"/>
+          <w:lang w:val="en-US"/>
+        </w:rPr>
+        <w:t xml:space="preserve"> </w:t>
+      </w:r>
+      <w:r>
+        <w:rPr>
+          <w:rFonts w:ascii="Amasis MT Pro" w:hAnsi="Amasis MT Pro"/>
+          <w:sz w:val="26"/>
+          <w:szCs w:val="26"/>
+          <w:lang w:val="en-US"/>
+        </w:rPr>
+        <w:t xml:space="preserve">are treated as a different entity that has only limited access to only </w:t>
+      </w:r>
+      <w:proofErr w:type="gramStart"/>
+      <w:r>
+        <w:rPr>
+          <w:rFonts w:ascii="Amasis MT Pro" w:hAnsi="Amasis MT Pro"/>
+          <w:sz w:val="26"/>
+          <w:szCs w:val="26"/>
+          <w:lang w:val="en-US"/>
+        </w:rPr>
+        <w:t>searching</w:t>
+      </w:r>
+      <w:proofErr w:type="gramEnd"/>
+      <w:r>
+        <w:rPr>
+          <w:rFonts w:ascii="Amasis MT Pro" w:hAnsi="Amasis MT Pro"/>
+          <w:sz w:val="26"/>
+          <w:szCs w:val="26"/>
+          <w:lang w:val="en-US"/>
+        </w:rPr>
+        <w:t xml:space="preserve"> flights, and view flight details which maps from the UML as a dependency towards Flight class</w:t>
+      </w:r>
+      <w:r>
+        <w:rPr>
+          <w:rFonts w:ascii="Amasis MT Pro" w:hAnsi="Amasis MT Pro"/>
+          <w:sz w:val="26"/>
+          <w:szCs w:val="26"/>
+          <w:lang w:val="en-US"/>
+        </w:rPr>
+        <w:t xml:space="preserve">. In UML Guest class corresponds to only one C# methods which is </w:t>
+      </w:r>
+      <w:proofErr w:type="gramStart"/>
+      <w:r>
+        <w:rPr>
+          <w:rFonts w:ascii="Amasis MT Pro" w:hAnsi="Amasis MT Pro"/>
+          <w:i/>
+          <w:iCs/>
+          <w:sz w:val="26"/>
+          <w:szCs w:val="26"/>
+          <w:lang w:val="en-US"/>
+        </w:rPr>
+        <w:t>register(</w:t>
+      </w:r>
+      <w:proofErr w:type="gramEnd"/>
+      <w:r>
+        <w:rPr>
+          <w:rFonts w:ascii="Amasis MT Pro" w:hAnsi="Amasis MT Pro"/>
+          <w:i/>
+          <w:iCs/>
+          <w:sz w:val="26"/>
+          <w:szCs w:val="26"/>
+          <w:lang w:val="en-US"/>
+        </w:rPr>
+        <w:t>).</w:t>
+      </w:r>
+      <w:r>
+        <w:rPr>
+          <w:rFonts w:ascii="Amasis MT Pro" w:hAnsi="Amasis MT Pro"/>
+          <w:sz w:val="26"/>
+          <w:szCs w:val="26"/>
+          <w:lang w:val="en-US"/>
+        </w:rPr>
+        <w:t xml:space="preserve"> The Flight Class maps to C# classes that contains flight attributes that is treated as private fields such as </w:t>
+      </w:r>
+      <w:proofErr w:type="spellStart"/>
+      <w:r>
+        <w:rPr>
+          <w:rFonts w:ascii="Amasis MT Pro" w:hAnsi="Amasis MT Pro"/>
+          <w:i/>
+          <w:iCs/>
+          <w:sz w:val="26"/>
+          <w:szCs w:val="26"/>
+          <w:lang w:val="en-US"/>
+        </w:rPr>
+        <w:t>flightId</w:t>
+      </w:r>
+      <w:proofErr w:type="spellEnd"/>
+      <w:r>
+        <w:rPr>
+          <w:rFonts w:ascii="Amasis MT Pro" w:hAnsi="Amasis MT Pro"/>
+          <w:sz w:val="26"/>
+          <w:szCs w:val="26"/>
+          <w:lang w:val="en-US"/>
+        </w:rPr>
+        <w:t xml:space="preserve">, </w:t>
+      </w:r>
+      <w:r>
+        <w:rPr>
+          <w:rFonts w:ascii="Amasis MT Pro" w:hAnsi="Amasis MT Pro"/>
+          <w:i/>
+          <w:iCs/>
+          <w:sz w:val="26"/>
+          <w:szCs w:val="26"/>
+          <w:lang w:val="en-US"/>
+        </w:rPr>
+        <w:t>origin</w:t>
+      </w:r>
+      <w:r>
+        <w:rPr>
+          <w:rFonts w:ascii="Amasis MT Pro" w:hAnsi="Amasis MT Pro"/>
+          <w:sz w:val="26"/>
+          <w:szCs w:val="26"/>
+          <w:lang w:val="en-US"/>
+        </w:rPr>
+        <w:t xml:space="preserve">, </w:t>
+      </w:r>
+      <w:r>
+        <w:rPr>
+          <w:rFonts w:ascii="Amasis MT Pro" w:hAnsi="Amasis MT Pro"/>
+          <w:i/>
+          <w:iCs/>
+          <w:sz w:val="26"/>
+          <w:szCs w:val="26"/>
+          <w:lang w:val="en-US"/>
+        </w:rPr>
+        <w:t>destination</w:t>
+      </w:r>
+      <w:r>
+        <w:rPr>
+          <w:rFonts w:ascii="Amasis MT Pro" w:hAnsi="Amasis MT Pro"/>
+          <w:sz w:val="26"/>
+          <w:szCs w:val="26"/>
+          <w:lang w:val="en-US"/>
+        </w:rPr>
+        <w:t xml:space="preserve">, </w:t>
+      </w:r>
+      <w:proofErr w:type="spellStart"/>
+      <w:r>
+        <w:rPr>
+          <w:rFonts w:ascii="Amasis MT Pro" w:hAnsi="Amasis MT Pro"/>
+          <w:i/>
+          <w:iCs/>
+          <w:sz w:val="26"/>
+          <w:szCs w:val="26"/>
+          <w:lang w:val="en-US"/>
+        </w:rPr>
+        <w:t>departureDateTime</w:t>
+      </w:r>
+      <w:proofErr w:type="spellEnd"/>
+      <w:r>
+        <w:rPr>
+          <w:rFonts w:ascii="Amasis MT Pro" w:hAnsi="Amasis MT Pro"/>
+          <w:sz w:val="26"/>
+          <w:szCs w:val="26"/>
+          <w:lang w:val="en-US"/>
+        </w:rPr>
+        <w:t xml:space="preserve">, </w:t>
+      </w:r>
+      <w:proofErr w:type="spellStart"/>
+      <w:r>
+        <w:rPr>
+          <w:rFonts w:ascii="Amasis MT Pro" w:hAnsi="Amasis MT Pro"/>
+          <w:i/>
+          <w:iCs/>
+          <w:sz w:val="26"/>
+          <w:szCs w:val="26"/>
+          <w:lang w:val="en-US"/>
+        </w:rPr>
+        <w:t>availableSeats</w:t>
+      </w:r>
+      <w:proofErr w:type="spellEnd"/>
+      <w:r>
+        <w:rPr>
+          <w:rFonts w:ascii="Amasis MT Pro" w:hAnsi="Amasis MT Pro"/>
+          <w:sz w:val="26"/>
+          <w:szCs w:val="26"/>
+          <w:lang w:val="en-US"/>
+        </w:rPr>
+        <w:t xml:space="preserve">, </w:t>
+      </w:r>
+      <w:proofErr w:type="spellStart"/>
+      <w:r>
+        <w:rPr>
+          <w:rFonts w:ascii="Amasis MT Pro" w:hAnsi="Amasis MT Pro"/>
+          <w:i/>
+          <w:iCs/>
+          <w:sz w:val="26"/>
+          <w:szCs w:val="26"/>
+          <w:lang w:val="en-US"/>
+        </w:rPr>
+        <w:t>totalSeats</w:t>
+      </w:r>
+      <w:proofErr w:type="spellEnd"/>
+      <w:r>
+        <w:rPr>
+          <w:rFonts w:ascii="Amasis MT Pro" w:hAnsi="Amasis MT Pro"/>
+          <w:sz w:val="26"/>
+          <w:szCs w:val="26"/>
+          <w:lang w:val="en-US"/>
+        </w:rPr>
+        <w:t xml:space="preserve"> and operations such as </w:t>
+      </w:r>
+      <w:proofErr w:type="spellStart"/>
+      <w:r>
+        <w:rPr>
+          <w:rFonts w:ascii="Amasis MT Pro" w:hAnsi="Amasis MT Pro"/>
+          <w:i/>
+          <w:iCs/>
+          <w:sz w:val="26"/>
+          <w:szCs w:val="26"/>
+          <w:lang w:val="en-US"/>
+        </w:rPr>
+        <w:t>searchFlights</w:t>
+      </w:r>
+      <w:proofErr w:type="spellEnd"/>
+      <w:r>
+        <w:rPr>
+          <w:rFonts w:ascii="Amasis MT Pro" w:hAnsi="Amasis MT Pro"/>
+          <w:i/>
+          <w:iCs/>
+          <w:sz w:val="26"/>
+          <w:szCs w:val="26"/>
+          <w:lang w:val="en-US"/>
+        </w:rPr>
+        <w:t>()</w:t>
+      </w:r>
+      <w:r>
+        <w:rPr>
+          <w:rFonts w:ascii="Amasis MT Pro" w:hAnsi="Amasis MT Pro"/>
+          <w:sz w:val="26"/>
+          <w:szCs w:val="26"/>
+          <w:lang w:val="en-US"/>
+        </w:rPr>
+        <w:t xml:space="preserve">, </w:t>
+      </w:r>
+      <w:proofErr w:type="spellStart"/>
+      <w:r>
+        <w:rPr>
+          <w:rFonts w:ascii="Amasis MT Pro" w:hAnsi="Amasis MT Pro"/>
+          <w:i/>
+          <w:iCs/>
+          <w:sz w:val="26"/>
+          <w:szCs w:val="26"/>
+          <w:lang w:val="en-US"/>
+        </w:rPr>
+        <w:t>getFlightDetails</w:t>
+      </w:r>
+      <w:proofErr w:type="spellEnd"/>
+      <w:r>
+        <w:rPr>
+          <w:rFonts w:ascii="Amasis MT Pro" w:hAnsi="Amasis MT Pro"/>
+          <w:i/>
+          <w:iCs/>
+          <w:sz w:val="26"/>
+          <w:szCs w:val="26"/>
+          <w:lang w:val="en-US"/>
+        </w:rPr>
+        <w:t>()</w:t>
+      </w:r>
+      <w:r>
+        <w:rPr>
+          <w:rFonts w:ascii="Amasis MT Pro" w:hAnsi="Amasis MT Pro"/>
+          <w:sz w:val="26"/>
+          <w:szCs w:val="26"/>
+          <w:lang w:val="en-US"/>
+        </w:rPr>
+        <w:t xml:space="preserve"> that are treated as public operations which shows dependency relationship from Customer and Guest classes this means Customer and Guest can temporarily use methods when they call it. The Booking</w:t>
+      </w:r>
+      <w:r>
+        <w:rPr>
+          <w:rFonts w:ascii="Amasis MT Pro" w:hAnsi="Amasis MT Pro"/>
+          <w:sz w:val="26"/>
+          <w:szCs w:val="26"/>
+          <w:lang w:val="en-US"/>
+        </w:rPr>
+        <w:t xml:space="preserve"> class becomes a C# class holding booking data such as </w:t>
+      </w:r>
+      <w:proofErr w:type="spellStart"/>
+      <w:r>
+        <w:rPr>
+          <w:rFonts w:ascii="Amasis MT Pro" w:hAnsi="Amasis MT Pro"/>
+          <w:i/>
+          <w:iCs/>
+          <w:sz w:val="26"/>
+          <w:szCs w:val="26"/>
+          <w:lang w:val="en-US"/>
+        </w:rPr>
+        <w:t>bookingId</w:t>
+      </w:r>
+      <w:proofErr w:type="spellEnd"/>
+      <w:r>
+        <w:rPr>
+          <w:rFonts w:ascii="Amasis MT Pro" w:hAnsi="Amasis MT Pro"/>
+          <w:sz w:val="26"/>
+          <w:szCs w:val="26"/>
+          <w:lang w:val="en-US"/>
+        </w:rPr>
+        <w:t xml:space="preserve">, </w:t>
+      </w:r>
+      <w:proofErr w:type="spellStart"/>
+      <w:r>
+        <w:rPr>
+          <w:rFonts w:ascii="Amasis MT Pro" w:hAnsi="Amasis MT Pro"/>
+          <w:i/>
+          <w:sz w:val="26"/>
+          <w:szCs w:val="26"/>
+          <w:lang w:val="en-US"/>
+        </w:rPr>
+        <w:t>flightId</w:t>
+      </w:r>
+      <w:proofErr w:type="spellEnd"/>
+      <w:r>
+        <w:rPr>
+          <w:rFonts w:ascii="Amasis MT Pro" w:hAnsi="Amasis MT Pro"/>
+          <w:sz w:val="26"/>
+          <w:szCs w:val="26"/>
+          <w:lang w:val="en-US"/>
+        </w:rPr>
+        <w:t xml:space="preserve">, </w:t>
+      </w:r>
+      <w:proofErr w:type="spellStart"/>
+      <w:r>
+        <w:rPr>
+          <w:rFonts w:ascii="Amasis MT Pro" w:hAnsi="Amasis MT Pro"/>
+          <w:i/>
+          <w:iCs/>
+          <w:sz w:val="26"/>
+          <w:szCs w:val="26"/>
+          <w:lang w:val="en-US"/>
+        </w:rPr>
+        <w:t>bookingDate</w:t>
+      </w:r>
+      <w:proofErr w:type="spellEnd"/>
+      <w:r>
+        <w:rPr>
+          <w:rFonts w:ascii="Amasis MT Pro" w:hAnsi="Amasis MT Pro"/>
+          <w:sz w:val="26"/>
+          <w:szCs w:val="26"/>
+          <w:lang w:val="en-US"/>
+        </w:rPr>
+        <w:t xml:space="preserve">, </w:t>
+      </w:r>
+      <w:r>
+        <w:rPr>
+          <w:rFonts w:ascii="Amasis MT Pro" w:hAnsi="Amasis MT Pro"/>
+          <w:i/>
+          <w:iCs/>
+          <w:sz w:val="26"/>
+          <w:szCs w:val="26"/>
+          <w:lang w:val="en-US"/>
+        </w:rPr>
+        <w:t>status</w:t>
+      </w:r>
+      <w:r>
+        <w:rPr>
+          <w:rFonts w:ascii="Amasis MT Pro" w:hAnsi="Amasis MT Pro"/>
+          <w:sz w:val="26"/>
+          <w:szCs w:val="26"/>
+          <w:lang w:val="en-US"/>
+        </w:rPr>
+        <w:t xml:space="preserve"> </w:t>
+      </w:r>
+      <w:proofErr w:type="gramStart"/>
+      <w:r>
+        <w:rPr>
+          <w:rFonts w:ascii="Amasis MT Pro" w:hAnsi="Amasis MT Pro"/>
+          <w:sz w:val="26"/>
+          <w:szCs w:val="26"/>
+          <w:lang w:val="en-US"/>
+        </w:rPr>
+        <w:t>and also</w:t>
+      </w:r>
+      <w:proofErr w:type="gramEnd"/>
+      <w:r>
+        <w:rPr>
+          <w:rFonts w:ascii="Amasis MT Pro" w:hAnsi="Amasis MT Pro"/>
+          <w:sz w:val="26"/>
+          <w:szCs w:val="26"/>
+          <w:lang w:val="en-US"/>
+        </w:rPr>
+        <w:t xml:space="preserve"> includes a simple validation operation like </w:t>
       </w:r>
       <w:proofErr w:type="spellStart"/>
       <w:proofErr w:type="gramStart"/>
@@ -16207,7 +16298,7 @@
           <w:szCs w:val="26"/>
           <w:lang w:val="en-US"/>
         </w:rPr>
-        <w:t>updateFlight</w:t>
+        <w:t>updateSeatCount</w:t>
       </w:r>
       <w:proofErr w:type="spellEnd"/>
       <w:r>
@@ -16231,16 +16322,16 @@
           <w:szCs w:val="26"/>
           <w:lang w:val="en-US"/>
         </w:rPr>
-        <w:t>),</w:t>
-      </w:r>
-      <w:r>
-        <w:rPr>
-          <w:rFonts w:ascii="Amasis MT Pro" w:hAnsi="Amasis MT Pro"/>
-          <w:sz w:val="26"/>
-          <w:szCs w:val="26"/>
-          <w:lang w:val="en-US"/>
-        </w:rPr>
-        <w:t xml:space="preserve"> </w:t>
+        <w:t>)</w:t>
+      </w:r>
+      <w:r>
+        <w:rPr>
+          <w:rFonts w:ascii="Amasis MT Pro" w:hAnsi="Amasis MT Pro"/>
+          <w:sz w:val="26"/>
+          <w:szCs w:val="26"/>
+          <w:lang w:val="en-US"/>
+        </w:rPr>
+        <w:t xml:space="preserve">, and </w:t>
       </w:r>
       <w:proofErr w:type="spellStart"/>
       <w:proofErr w:type="gramStart"/>
@@ -16253,7 +16344,7 @@
           <w:szCs w:val="26"/>
           <w:lang w:val="en-US"/>
         </w:rPr>
-        <w:t>getAllFlights</w:t>
+        <w:t>validateSeatAvailability</w:t>
       </w:r>
       <w:proofErr w:type="spellEnd"/>
       <w:r>
@@ -16277,16 +16368,146 @@
           <w:szCs w:val="26"/>
           <w:lang w:val="en-US"/>
         </w:rPr>
-        <w:t>),</w:t>
-      </w:r>
-      <w:r>
-        <w:rPr>
-          <w:rFonts w:ascii="Amasis MT Pro" w:hAnsi="Amasis MT Pro"/>
-          <w:sz w:val="26"/>
-          <w:szCs w:val="26"/>
-          <w:lang w:val="en-US"/>
-        </w:rPr>
-        <w:t xml:space="preserve"> </w:t>
+        <w:t>)</w:t>
+      </w:r>
+      <w:r>
+        <w:rPr>
+          <w:rFonts w:ascii="Amasis MT Pro" w:hAnsi="Amasis MT Pro"/>
+          <w:sz w:val="26"/>
+          <w:szCs w:val="26"/>
+          <w:lang w:val="en-US"/>
+        </w:rPr>
+        <w:t xml:space="preserve">. Ticket class also corresponds to C# classes which shows ticket-attributes and treat as a </w:t>
+      </w:r>
+      <w:proofErr w:type="gramStart"/>
+      <w:r>
+        <w:rPr>
+          <w:rFonts w:ascii="Amasis MT Pro" w:hAnsi="Amasis MT Pro"/>
+          <w:sz w:val="26"/>
+          <w:szCs w:val="26"/>
+          <w:lang w:val="en-US"/>
+        </w:rPr>
+        <w:t>private fields</w:t>
+      </w:r>
+      <w:proofErr w:type="gramEnd"/>
+      <w:r>
+        <w:rPr>
+          <w:rFonts w:ascii="Amasis MT Pro" w:hAnsi="Amasis MT Pro"/>
+          <w:sz w:val="26"/>
+          <w:szCs w:val="26"/>
+          <w:lang w:val="en-US"/>
+        </w:rPr>
+        <w:t xml:space="preserve"> such as </w:t>
+      </w:r>
+      <w:proofErr w:type="spellStart"/>
+      <w:r>
+        <w:rPr>
+          <w:rFonts w:ascii="Amasis MT Pro" w:hAnsi="Amasis MT Pro"/>
+          <w:i/>
+          <w:iCs/>
+          <w:sz w:val="26"/>
+          <w:szCs w:val="26"/>
+          <w:lang w:val="en-US"/>
+        </w:rPr>
+        <w:t>ticketId</w:t>
+      </w:r>
+      <w:proofErr w:type="spellEnd"/>
+      <w:r>
+        <w:rPr>
+          <w:rFonts w:ascii="Amasis MT Pro" w:hAnsi="Amasis MT Pro"/>
+          <w:sz w:val="26"/>
+          <w:szCs w:val="26"/>
+          <w:lang w:val="en-US"/>
+        </w:rPr>
+        <w:t xml:space="preserve">, </w:t>
+      </w:r>
+      <w:proofErr w:type="spellStart"/>
+      <w:r>
+        <w:rPr>
+          <w:rFonts w:ascii="Amasis MT Pro" w:hAnsi="Amasis MT Pro"/>
+          <w:i/>
+          <w:iCs/>
+          <w:sz w:val="26"/>
+          <w:szCs w:val="26"/>
+          <w:lang w:val="en-US"/>
+        </w:rPr>
+        <w:t>bookingId</w:t>
+      </w:r>
+      <w:proofErr w:type="spellEnd"/>
+      <w:r>
+        <w:rPr>
+          <w:rFonts w:ascii="Amasis MT Pro" w:hAnsi="Amasis MT Pro"/>
+          <w:sz w:val="26"/>
+          <w:szCs w:val="26"/>
+          <w:lang w:val="en-US"/>
+        </w:rPr>
+        <w:t xml:space="preserve">, </w:t>
+      </w:r>
+      <w:proofErr w:type="spellStart"/>
+      <w:r>
+        <w:rPr>
+          <w:rFonts w:ascii="Amasis MT Pro" w:hAnsi="Amasis MT Pro"/>
+          <w:i/>
+          <w:iCs/>
+          <w:sz w:val="26"/>
+          <w:szCs w:val="26"/>
+          <w:lang w:val="en-US"/>
+        </w:rPr>
+        <w:t>issueDate</w:t>
+      </w:r>
+      <w:proofErr w:type="spellEnd"/>
+      <w:r>
+        <w:rPr>
+          <w:rFonts w:ascii="Amasis MT Pro" w:hAnsi="Amasis MT Pro"/>
+          <w:sz w:val="26"/>
+          <w:szCs w:val="26"/>
+          <w:lang w:val="en-US"/>
+        </w:rPr>
+        <w:t xml:space="preserve">, </w:t>
+      </w:r>
+      <w:proofErr w:type="spellStart"/>
+      <w:r>
+        <w:rPr>
+          <w:rFonts w:ascii="Amasis MT Pro" w:hAnsi="Amasis MT Pro"/>
+          <w:i/>
+          <w:iCs/>
+          <w:sz w:val="26"/>
+          <w:szCs w:val="26"/>
+          <w:lang w:val="en-US"/>
+        </w:rPr>
+        <w:t>seatNumber</w:t>
+      </w:r>
+      <w:proofErr w:type="spellEnd"/>
+      <w:r>
+        <w:rPr>
+          <w:rFonts w:ascii="Amasis MT Pro" w:hAnsi="Amasis MT Pro"/>
+          <w:sz w:val="26"/>
+          <w:szCs w:val="26"/>
+          <w:lang w:val="en-US"/>
+        </w:rPr>
+        <w:t xml:space="preserve">, </w:t>
+      </w:r>
+      <w:proofErr w:type="spellStart"/>
+      <w:r>
+        <w:rPr>
+          <w:rFonts w:ascii="Amasis MT Pro" w:hAnsi="Amasis MT Pro"/>
+          <w:i/>
+          <w:iCs/>
+          <w:sz w:val="26"/>
+          <w:szCs w:val="26"/>
+          <w:lang w:val="en-US"/>
+        </w:rPr>
+        <w:t>referenceCode</w:t>
+      </w:r>
+      <w:proofErr w:type="spellEnd"/>
+      <w:r>
+        <w:rPr>
+          <w:rFonts w:ascii="Amasis MT Pro" w:hAnsi="Amasis MT Pro"/>
+          <w:sz w:val="26"/>
+          <w:szCs w:val="26"/>
+          <w:lang w:val="en-US"/>
+        </w:rPr>
+        <w:t xml:space="preserve"> and implements simple methods such as </w:t>
       </w:r>
       <w:proofErr w:type="spellStart"/>
       <w:proofErr w:type="gramStart"/>
@@ -16299,7 +16520,7 @@
           <w:szCs w:val="26"/>
           <w:lang w:val="en-US"/>
         </w:rPr>
-        <w:t>getFlightOccupancy</w:t>
+        <w:t>generateTicket</w:t>
       </w:r>
       <w:proofErr w:type="spellEnd"/>
       <w:r>
@@ -16323,66 +16544,18 @@
           <w:szCs w:val="26"/>
           <w:lang w:val="en-US"/>
         </w:rPr>
-        <w:t>).</w:t>
-      </w:r>
-      <w:r>
-        <w:rPr>
-          <w:rFonts w:ascii="Amasis MT Pro" w:hAnsi="Amasis MT Pro"/>
-          <w:sz w:val="26"/>
-          <w:szCs w:val="26"/>
-          <w:lang w:val="en-US"/>
-        </w:rPr>
-        <w:t xml:space="preserve"> </w:t>
-      </w:r>
-      <w:proofErr w:type="gramStart"/>
-      <w:r>
-        <w:rPr>
-          <w:rFonts w:ascii="Amasis MT Pro" w:hAnsi="Amasis MT Pro"/>
-          <w:sz w:val="26"/>
-          <w:szCs w:val="26"/>
-          <w:lang w:val="en-US"/>
-        </w:rPr>
-        <w:t>Guest</w:t>
-      </w:r>
-      <w:proofErr w:type="gramEnd"/>
-      <w:r>
-        <w:rPr>
-          <w:rFonts w:ascii="Amasis MT Pro" w:hAnsi="Amasis MT Pro"/>
-          <w:sz w:val="26"/>
-          <w:szCs w:val="26"/>
-          <w:lang w:val="en-US"/>
-        </w:rPr>
-        <w:t xml:space="preserve"> </w:t>
-      </w:r>
-      <w:proofErr w:type="gramStart"/>
-      <w:r>
-        <w:rPr>
-          <w:rFonts w:ascii="Amasis MT Pro" w:hAnsi="Amasis MT Pro"/>
-          <w:sz w:val="26"/>
-          <w:szCs w:val="26"/>
-          <w:lang w:val="en-US"/>
-        </w:rPr>
-        <w:t>are</w:t>
-      </w:r>
-      <w:proofErr w:type="gramEnd"/>
-      <w:r>
-        <w:rPr>
-          <w:rFonts w:ascii="Amasis MT Pro" w:hAnsi="Amasis MT Pro"/>
-          <w:sz w:val="26"/>
-          <w:szCs w:val="26"/>
-          <w:lang w:val="en-US"/>
-        </w:rPr>
-        <w:t xml:space="preserve"> treated as a different entity that has only limited access to only searching flights, and view flight details which maps from the UML as a dependency towards Flight class</w:t>
-      </w:r>
-      <w:r>
-        <w:rPr>
-          <w:rFonts w:ascii="Amasis MT Pro" w:hAnsi="Amasis MT Pro"/>
-          <w:sz w:val="26"/>
-          <w:szCs w:val="26"/>
-          <w:lang w:val="en-US"/>
-        </w:rPr>
-        <w:t xml:space="preserve">. In UML Guest class corresponds to only one C# methods which is </w:t>
-      </w:r>
+        <w:t>)</w:t>
+      </w:r>
+      <w:r>
+        <w:rPr>
+          <w:rFonts w:ascii="Amasis MT Pro" w:hAnsi="Amasis MT Pro"/>
+          <w:sz w:val="26"/>
+          <w:szCs w:val="26"/>
+          <w:lang w:val="en-US"/>
+        </w:rPr>
+        <w:t xml:space="preserve">, </w:t>
+      </w:r>
+      <w:proofErr w:type="spellStart"/>
       <w:proofErr w:type="gramStart"/>
       <w:r>
         <w:rPr>
@@ -16393,9 +16566,9 @@
           <w:szCs w:val="26"/>
           <w:lang w:val="en-US"/>
         </w:rPr>
-        <w:t>register(</w:t>
-      </w:r>
-      <w:proofErr w:type="gramEnd"/>
+        <w:t>getTicketDetails</w:t>
+      </w:r>
+      <w:proofErr w:type="spellEnd"/>
       <w:r>
         <w:rPr>
           <w:rFonts w:ascii="Amasis MT Pro" w:hAnsi="Amasis MT Pro"/>
@@ -16405,18 +16578,9 @@
           <w:szCs w:val="26"/>
           <w:lang w:val="en-US"/>
         </w:rPr>
-        <w:t>).</w:t>
-      </w:r>
-      <w:r>
-        <w:rPr>
-          <w:rFonts w:ascii="Amasis MT Pro" w:hAnsi="Amasis MT Pro"/>
-          <w:sz w:val="26"/>
-          <w:szCs w:val="26"/>
-          <w:lang w:val="en-US"/>
-        </w:rPr>
-        <w:t xml:space="preserve"> The Flight Class maps to C# classes that contains flight attributes that is treated as private fields such as </w:t>
-      </w:r>
-      <w:proofErr w:type="spellStart"/>
+        <w:t>(</w:t>
+      </w:r>
+      <w:proofErr w:type="gramEnd"/>
       <w:r>
         <w:rPr>
           <w:rFonts w:ascii="Amasis MT Pro" w:hAnsi="Amasis MT Pro"/>
@@ -16426,18 +16590,148 @@
           <w:szCs w:val="26"/>
           <w:lang w:val="en-US"/>
         </w:rPr>
-        <w:t>flightId</w:t>
-      </w:r>
-      <w:proofErr w:type="spellEnd"/>
-      <w:r>
-        <w:rPr>
-          <w:rFonts w:ascii="Amasis MT Pro" w:hAnsi="Amasis MT Pro"/>
-          <w:sz w:val="26"/>
-          <w:szCs w:val="26"/>
-          <w:lang w:val="en-US"/>
-        </w:rPr>
-        <w:t xml:space="preserve">, </w:t>
-      </w:r>
+        <w:t>)</w:t>
+      </w:r>
+      <w:r>
+        <w:rPr>
+          <w:rFonts w:ascii="Amasis MT Pro" w:hAnsi="Amasis MT Pro"/>
+          <w:sz w:val="26"/>
+          <w:szCs w:val="26"/>
+          <w:lang w:val="en-US"/>
+        </w:rPr>
+        <w:t xml:space="preserve">. The ticket class </w:t>
+      </w:r>
+      <w:proofErr w:type="gramStart"/>
+      <w:r>
+        <w:rPr>
+          <w:rFonts w:ascii="Amasis MT Pro" w:hAnsi="Amasis MT Pro"/>
+          <w:sz w:val="26"/>
+          <w:szCs w:val="26"/>
+          <w:lang w:val="en-US"/>
+        </w:rPr>
+        <w:t>are</w:t>
+      </w:r>
+      <w:proofErr w:type="gramEnd"/>
+      <w:r>
+        <w:rPr>
+          <w:rFonts w:ascii="Amasis MT Pro" w:hAnsi="Amasis MT Pro"/>
+          <w:sz w:val="26"/>
+          <w:szCs w:val="26"/>
+          <w:lang w:val="en-US"/>
+        </w:rPr>
+        <w:t xml:space="preserve"> shown in this UML class diagram to have a realistic approach on this system but will be implemented </w:t>
+      </w:r>
+      <w:r>
+        <w:rPr>
+          <w:rFonts w:ascii="Amasis MT Pro" w:hAnsi="Amasis MT Pro"/>
+          <w:sz w:val="26"/>
+          <w:szCs w:val="26"/>
+          <w:lang w:val="en-US"/>
+        </w:rPr>
+        <w:t>later</w:t>
+      </w:r>
+      <w:r>
+        <w:rPr>
+          <w:rFonts w:ascii="Amasis MT Pro" w:hAnsi="Amasis MT Pro"/>
+          <w:sz w:val="26"/>
+          <w:szCs w:val="26"/>
+          <w:lang w:val="en-US"/>
+        </w:rPr>
+        <w:t>.</w:t>
+      </w:r>
+    </w:p>
+    <w:p>
+      <w:pPr>
+        <w:rPr>
+          <w:rFonts w:ascii="Amasis MT Pro" w:hAnsi="Amasis MT Pro"/>
+          <w:sz w:val="26"/>
+          <w:szCs w:val="26"/>
+          <w:lang w:val="en-US"/>
+        </w:rPr>
+      </w:pPr>
+    </w:p>
+    <w:p>
+      <w:pPr>
+        <w:rPr>
+          <w:rFonts w:ascii="Amasis MT Pro" w:hAnsi="Amasis MT Pro"/>
+          <w:sz w:val="26"/>
+          <w:szCs w:val="26"/>
+          <w:lang w:val="en-US"/>
+        </w:rPr>
+      </w:pPr>
+    </w:p>
+    <w:p>
+      <w:pPr>
+        <w:rPr>
+          <w:rFonts w:ascii="Amasis MT Pro" w:hAnsi="Amasis MT Pro"/>
+          <w:b/>
+          <w:bCs/>
+          <w:sz w:val="26"/>
+          <w:szCs w:val="26"/>
+          <w:lang w:val="en-US"/>
+        </w:rPr>
+      </w:pPr>
+      <w:r>
+        <w:rPr>
+          <w:rFonts w:ascii="Amasis MT Pro" w:hAnsi="Amasis MT Pro"/>
+          <w:b/>
+          <w:bCs/>
+          <w:sz w:val="26"/>
+          <w:szCs w:val="26"/>
+          <w:lang w:val="en-US"/>
+        </w:rPr>
+        <w:lastRenderedPageBreak/>
+        <w:t>Identification of anticipated design weaknesses prior to OOP application</w:t>
+      </w:r>
+    </w:p>
+    <w:p>
+      <w:pPr>
+        <w:jc w:val="both"/>
+        <w:rPr>
+          <w:rFonts w:ascii="Amasis MT Pro" w:hAnsi="Amasis MT Pro"/>
+          <w:sz w:val="26"/>
+          <w:szCs w:val="26"/>
+          <w:lang w:val="en-US"/>
+        </w:rPr>
+      </w:pPr>
+      <w:r>
+        <w:rPr>
+          <w:rFonts w:ascii="Amasis MT Pro" w:hAnsi="Amasis MT Pro"/>
+          <w:sz w:val="26"/>
+          <w:szCs w:val="26"/>
+          <w:lang w:val="en-US"/>
+        </w:rPr>
+        <w:t xml:space="preserve">Prior to OOP application, based on the UML class diagram which shows </w:t>
+      </w:r>
+      <w:r>
+        <w:rPr>
+          <w:rFonts w:ascii="Amasis MT Pro" w:hAnsi="Amasis MT Pro"/>
+          <w:sz w:val="26"/>
+          <w:szCs w:val="26"/>
+          <w:lang w:val="en-US"/>
+        </w:rPr>
+        <w:t>weaknesses in design</w:t>
+      </w:r>
+      <w:r>
+        <w:rPr>
+          <w:rFonts w:ascii="Amasis MT Pro" w:hAnsi="Amasis MT Pro"/>
+          <w:sz w:val="26"/>
+          <w:szCs w:val="26"/>
+          <w:lang w:val="en-US"/>
+        </w:rPr>
+        <w:t>.</w:t>
+      </w:r>
+      <w:r>
+        <w:rPr>
+          <w:rFonts w:ascii="Amasis MT Pro" w:hAnsi="Amasis MT Pro"/>
+          <w:sz w:val="26"/>
+          <w:szCs w:val="26"/>
+          <w:lang w:val="en-US"/>
+        </w:rPr>
+        <w:t xml:space="preserve"> The design does not implement any abstraction or interface example of operations is </w:t>
+      </w:r>
+      <w:proofErr w:type="spellStart"/>
+      <w:proofErr w:type="gramStart"/>
       <w:r>
         <w:rPr>
           <w:rFonts w:ascii="Amasis MT Pro" w:hAnsi="Amasis MT Pro"/>
@@ -16447,17 +16741,9 @@
           <w:szCs w:val="26"/>
           <w:lang w:val="en-US"/>
         </w:rPr>
-        <w:t>origin</w:t>
-      </w:r>
-      <w:r>
-        <w:rPr>
-          <w:rFonts w:ascii="Amasis MT Pro" w:hAnsi="Amasis MT Pro"/>
-          <w:sz w:val="26"/>
-          <w:szCs w:val="26"/>
-          <w:lang w:val="en-US"/>
-        </w:rPr>
-        <w:t xml:space="preserve">, </w:t>
-      </w:r>
+        <w:t>validateUser</w:t>
+      </w:r>
+      <w:proofErr w:type="spellEnd"/>
       <w:r>
         <w:rPr>
           <w:rFonts w:ascii="Amasis MT Pro" w:hAnsi="Amasis MT Pro"/>
@@ -16467,18 +16753,9 @@
           <w:szCs w:val="26"/>
           <w:lang w:val="en-US"/>
         </w:rPr>
-        <w:t>destination</w:t>
-      </w:r>
-      <w:r>
-        <w:rPr>
-          <w:rFonts w:ascii="Amasis MT Pro" w:hAnsi="Amasis MT Pro"/>
-          <w:sz w:val="26"/>
-          <w:szCs w:val="26"/>
-          <w:lang w:val="en-US"/>
-        </w:rPr>
-        <w:t xml:space="preserve">, </w:t>
-      </w:r>
-      <w:proofErr w:type="spellStart"/>
+        <w:t>(</w:t>
+      </w:r>
+      <w:proofErr w:type="gramEnd"/>
       <w:r>
         <w:rPr>
           <w:rFonts w:ascii="Amasis MT Pro" w:hAnsi="Amasis MT Pro"/>
@@ -16488,19 +16765,27 @@
           <w:szCs w:val="26"/>
           <w:lang w:val="en-US"/>
         </w:rPr>
-        <w:t>departureDateTime</w:t>
-      </w:r>
-      <w:proofErr w:type="spellEnd"/>
-      <w:r>
-        <w:rPr>
-          <w:rFonts w:ascii="Amasis MT Pro" w:hAnsi="Amasis MT Pro"/>
-          <w:sz w:val="26"/>
-          <w:szCs w:val="26"/>
-          <w:lang w:val="en-US"/>
-        </w:rPr>
-        <w:t xml:space="preserve">, </w:t>
-      </w:r>
-      <w:proofErr w:type="spellStart"/>
+        <w:t>)</w:t>
+      </w:r>
+      <w:r>
+        <w:rPr>
+          <w:rFonts w:ascii="Amasis MT Pro" w:hAnsi="Amasis MT Pro"/>
+          <w:sz w:val="26"/>
+          <w:szCs w:val="26"/>
+          <w:lang w:val="en-US"/>
+        </w:rPr>
+        <w:t xml:space="preserve"> which is a high-level of operations that should be enforced to the s</w:t>
+      </w:r>
+      <w:r>
+        <w:rPr>
+          <w:rFonts w:ascii="Amasis MT Pro" w:hAnsi="Amasis MT Pro"/>
+          <w:sz w:val="26"/>
+          <w:szCs w:val="26"/>
+          <w:lang w:val="en-US"/>
+        </w:rPr>
+        <w:t xml:space="preserve">ystem by defining it through interface and applies to the methods </w:t>
+      </w:r>
+      <w:proofErr w:type="gramStart"/>
       <w:r>
         <w:rPr>
           <w:rFonts w:ascii="Amasis MT Pro" w:hAnsi="Amasis MT Pro"/>
@@ -16510,19 +16795,9 @@
           <w:szCs w:val="26"/>
           <w:lang w:val="en-US"/>
         </w:rPr>
-        <w:t>availableSeats</w:t>
-      </w:r>
-      <w:proofErr w:type="spellEnd"/>
-      <w:r>
-        <w:rPr>
-          <w:rFonts w:ascii="Amasis MT Pro" w:hAnsi="Amasis MT Pro"/>
-          <w:sz w:val="26"/>
-          <w:szCs w:val="26"/>
-          <w:lang w:val="en-US"/>
-        </w:rPr>
-        <w:t xml:space="preserve">, </w:t>
-      </w:r>
-      <w:proofErr w:type="spellStart"/>
+        <w:t>login(</w:t>
+      </w:r>
+      <w:proofErr w:type="gramEnd"/>
       <w:r>
         <w:rPr>
           <w:rFonts w:ascii="Amasis MT Pro" w:hAnsi="Amasis MT Pro"/>
@@ -16532,19 +16807,18 @@
           <w:szCs w:val="26"/>
           <w:lang w:val="en-US"/>
         </w:rPr>
-        <w:t>totalSeats</w:t>
-      </w:r>
-      <w:proofErr w:type="spellEnd"/>
-      <w:r>
-        <w:rPr>
-          <w:rFonts w:ascii="Amasis MT Pro" w:hAnsi="Amasis MT Pro"/>
-          <w:sz w:val="26"/>
-          <w:szCs w:val="26"/>
-          <w:lang w:val="en-US"/>
-        </w:rPr>
-        <w:t xml:space="preserve"> and operations such as </w:t>
-      </w:r>
-      <w:proofErr w:type="spellStart"/>
+        <w:t>)</w:t>
+      </w:r>
+      <w:r>
+        <w:rPr>
+          <w:rFonts w:ascii="Amasis MT Pro" w:hAnsi="Amasis MT Pro"/>
+          <w:sz w:val="26"/>
+          <w:szCs w:val="26"/>
+          <w:lang w:val="en-US"/>
+        </w:rPr>
+        <w:t xml:space="preserve"> and </w:t>
+      </w:r>
+      <w:proofErr w:type="gramStart"/>
       <w:r>
         <w:rPr>
           <w:rFonts w:ascii="Amasis MT Pro" w:hAnsi="Amasis MT Pro"/>
@@ -16554,9 +16828,9 @@
           <w:szCs w:val="26"/>
           <w:lang w:val="en-US"/>
         </w:rPr>
-        <w:t>searchFlights</w:t>
-      </w:r>
-      <w:proofErr w:type="spellEnd"/>
+        <w:t>logout(</w:t>
+      </w:r>
+      <w:proofErr w:type="gramEnd"/>
       <w:r>
         <w:rPr>
           <w:rFonts w:ascii="Amasis MT Pro" w:hAnsi="Amasis MT Pro"/>
@@ -16566,18 +16840,160 @@
           <w:szCs w:val="26"/>
           <w:lang w:val="en-US"/>
         </w:rPr>
-        <w:t>()</w:t>
-      </w:r>
-      <w:r>
-        <w:rPr>
-          <w:rFonts w:ascii="Amasis MT Pro" w:hAnsi="Amasis MT Pro"/>
-          <w:sz w:val="26"/>
-          <w:szCs w:val="26"/>
-          <w:lang w:val="en-US"/>
-        </w:rPr>
-        <w:t xml:space="preserve">, </w:t>
+        <w:t>)</w:t>
+      </w:r>
+      <w:r>
+        <w:rPr>
+          <w:rFonts w:ascii="Amasis MT Pro" w:hAnsi="Amasis MT Pro"/>
+          <w:sz w:val="26"/>
+          <w:szCs w:val="26"/>
+          <w:lang w:val="en-US"/>
+        </w:rPr>
+        <w:t>. Doing this implementation shows the following of high cohesion, low coupling principles.</w:t>
+      </w:r>
+      <w:r>
+        <w:rPr>
+          <w:rFonts w:ascii="Amasis MT Pro" w:hAnsi="Amasis MT Pro"/>
+          <w:sz w:val="26"/>
+          <w:szCs w:val="26"/>
+          <w:lang w:val="en-US"/>
+        </w:rPr>
+        <w:t xml:space="preserve"> User class has a role attribute that is set as string type that not only a sign of weakness in the </w:t>
+      </w:r>
+      <w:proofErr w:type="gramStart"/>
+      <w:r>
+        <w:rPr>
+          <w:rFonts w:ascii="Amasis MT Pro" w:hAnsi="Amasis MT Pro"/>
+          <w:sz w:val="26"/>
+          <w:szCs w:val="26"/>
+          <w:lang w:val="en-US"/>
+        </w:rPr>
+        <w:t>design</w:t>
+      </w:r>
+      <w:proofErr w:type="gramEnd"/>
+      <w:r>
+        <w:rPr>
+          <w:rFonts w:ascii="Amasis MT Pro" w:hAnsi="Amasis MT Pro"/>
+          <w:sz w:val="26"/>
+          <w:szCs w:val="26"/>
+          <w:lang w:val="en-US"/>
+        </w:rPr>
+        <w:t xml:space="preserve"> but it shows no validation, no constraints means that every input </w:t>
+      </w:r>
+      <w:r>
+        <w:rPr>
+          <w:rFonts w:ascii="Amasis MT Pro" w:hAnsi="Amasis MT Pro"/>
+          <w:sz w:val="26"/>
+          <w:szCs w:val="26"/>
+          <w:lang w:val="en-US"/>
+        </w:rPr>
+        <w:t>is</w:t>
+      </w:r>
+      <w:r>
+        <w:rPr>
+          <w:rFonts w:ascii="Amasis MT Pro" w:hAnsi="Amasis MT Pro"/>
+          <w:sz w:val="26"/>
+          <w:szCs w:val="26"/>
+          <w:lang w:val="en-US"/>
+        </w:rPr>
+        <w:t xml:space="preserve"> considered valid which does not enforce any correctness. This weakness can lead to broken business logics, fragile authorization logic. </w:t>
+      </w:r>
+      <w:r>
+        <w:rPr>
+          <w:rFonts w:ascii="Amasis MT Pro" w:hAnsi="Amasis MT Pro"/>
+          <w:sz w:val="26"/>
+          <w:szCs w:val="26"/>
+          <w:lang w:val="en-US"/>
+        </w:rPr>
+        <w:t>Implementing</w:t>
+      </w:r>
+      <w:r>
+        <w:rPr>
+          <w:rFonts w:ascii="Amasis MT Pro" w:hAnsi="Amasis MT Pro"/>
+          <w:sz w:val="26"/>
+          <w:szCs w:val="26"/>
+          <w:lang w:val="en-US"/>
+        </w:rPr>
+        <w:t xml:space="preserve"> an </w:t>
       </w:r>
       <w:proofErr w:type="spellStart"/>
+      <w:r>
+        <w:rPr>
+          <w:rFonts w:ascii="Amasis MT Pro" w:hAnsi="Amasis MT Pro"/>
+          <w:sz w:val="26"/>
+          <w:szCs w:val="26"/>
+          <w:lang w:val="en-US"/>
+        </w:rPr>
+        <w:t>enum</w:t>
+      </w:r>
+      <w:proofErr w:type="spellEnd"/>
+      <w:r>
+        <w:rPr>
+          <w:rFonts w:ascii="Amasis MT Pro" w:hAnsi="Amasis MT Pro"/>
+          <w:sz w:val="26"/>
+          <w:szCs w:val="26"/>
+          <w:lang w:val="en-US"/>
+        </w:rPr>
+        <w:t xml:space="preserve"> </w:t>
+      </w:r>
+      <w:r>
+        <w:rPr>
+          <w:rFonts w:ascii="Amasis MT Pro" w:hAnsi="Amasis MT Pro"/>
+          <w:sz w:val="26"/>
+          <w:szCs w:val="26"/>
+          <w:lang w:val="en-US"/>
+        </w:rPr>
+        <w:t xml:space="preserve">will be the best way of addressing this weakness. It is recommended for any role-based access control because </w:t>
+      </w:r>
+      <w:proofErr w:type="spellStart"/>
+      <w:r>
+        <w:rPr>
+          <w:rFonts w:ascii="Amasis MT Pro" w:hAnsi="Amasis MT Pro"/>
+          <w:sz w:val="26"/>
+          <w:szCs w:val="26"/>
+          <w:lang w:val="en-US"/>
+        </w:rPr>
+        <w:t>enum</w:t>
+      </w:r>
+      <w:proofErr w:type="spellEnd"/>
+      <w:r>
+        <w:rPr>
+          <w:rFonts w:ascii="Amasis MT Pro" w:hAnsi="Amasis MT Pro"/>
+          <w:sz w:val="26"/>
+          <w:szCs w:val="26"/>
+          <w:lang w:val="en-US"/>
+        </w:rPr>
+        <w:t xml:space="preserve"> stores a set of constant values meaning it does not change and it enforces correctness as it only </w:t>
+      </w:r>
+      <w:r>
+        <w:rPr>
+          <w:rFonts w:ascii="Amasis MT Pro" w:hAnsi="Amasis MT Pro"/>
+          <w:sz w:val="26"/>
+          <w:szCs w:val="26"/>
+          <w:lang w:val="en-US"/>
+        </w:rPr>
+        <w:t>defines</w:t>
+      </w:r>
+      <w:r>
+        <w:rPr>
+          <w:rFonts w:ascii="Amasis MT Pro" w:hAnsi="Amasis MT Pro"/>
+          <w:sz w:val="26"/>
+          <w:szCs w:val="26"/>
+          <w:lang w:val="en-US"/>
+        </w:rPr>
+        <w:t xml:space="preserve"> existing roles.</w:t>
+      </w:r>
+      <w:r>
+        <w:rPr>
+          <w:rFonts w:ascii="Amasis MT Pro" w:hAnsi="Amasis MT Pro"/>
+          <w:sz w:val="26"/>
+          <w:szCs w:val="26"/>
+          <w:lang w:val="en-US"/>
+        </w:rPr>
+        <w:t xml:space="preserve"> Most of the classes lack separation of responsibilities meaning every class does a lot of things examples are from Customer class which shows business logic rules such as </w:t>
+      </w:r>
+      <w:proofErr w:type="spellStart"/>
+      <w:proofErr w:type="gramStart"/>
       <w:r>
         <w:rPr>
           <w:rFonts w:ascii="Amasis MT Pro" w:hAnsi="Amasis MT Pro"/>
@@ -16587,7 +17003,7 @@
           <w:szCs w:val="26"/>
           <w:lang w:val="en-US"/>
         </w:rPr>
-        <w:t>getFlightDetails</w:t>
+        <w:t>bookFlight</w:t>
       </w:r>
       <w:proofErr w:type="spellEnd"/>
       <w:r>
@@ -16599,27 +17015,9 @@
           <w:szCs w:val="26"/>
           <w:lang w:val="en-US"/>
         </w:rPr>
-        <w:t>()</w:t>
-      </w:r>
-      <w:r>
-        <w:rPr>
-          <w:rFonts w:ascii="Amasis MT Pro" w:hAnsi="Amasis MT Pro"/>
-          <w:sz w:val="26"/>
-          <w:szCs w:val="26"/>
-          <w:lang w:val="en-US"/>
-        </w:rPr>
-        <w:t xml:space="preserve"> that are treated as public operations which shows dependency relationship from Customer and Guest classes this means Customer and Guest can temporarily use methods when they call it. The Booking</w:t>
-      </w:r>
-      <w:r>
-        <w:rPr>
-          <w:rFonts w:ascii="Amasis MT Pro" w:hAnsi="Amasis MT Pro"/>
-          <w:sz w:val="26"/>
-          <w:szCs w:val="26"/>
-          <w:lang w:val="en-US"/>
-        </w:rPr>
-        <w:t xml:space="preserve"> class becomes a C# class holding booking data such as </w:t>
-      </w:r>
-      <w:proofErr w:type="spellStart"/>
+        <w:t>(</w:t>
+      </w:r>
+      <w:proofErr w:type="gramEnd"/>
       <w:r>
         <w:rPr>
           <w:rFonts w:ascii="Amasis MT Pro" w:hAnsi="Amasis MT Pro"/>
@@ -16629,9 +17027,8 @@
           <w:szCs w:val="26"/>
           <w:lang w:val="en-US"/>
         </w:rPr>
-        <w:t>bookingId</w:t>
-      </w:r>
-      <w:proofErr w:type="spellEnd"/>
+        <w:t>)</w:t>
+      </w:r>
       <w:r>
         <w:rPr>
           <w:rFonts w:ascii="Amasis MT Pro" w:hAnsi="Amasis MT Pro"/>
@@ -16642,27 +17039,7 @@
         <w:t xml:space="preserve">, </w:t>
       </w:r>
       <w:proofErr w:type="spellStart"/>
-      <w:r>
-        <w:rPr>
-          <w:rFonts w:ascii="Amasis MT Pro" w:hAnsi="Amasis MT Pro"/>
-          <w:i/>
-          <w:sz w:val="26"/>
-          <w:szCs w:val="26"/>
-          <w:lang w:val="en-US"/>
-        </w:rPr>
-        <w:t>flightId</w:t>
-      </w:r>
-      <w:proofErr w:type="spellEnd"/>
-      <w:r>
-        <w:rPr>
-          <w:rFonts w:ascii="Amasis MT Pro" w:hAnsi="Amasis MT Pro"/>
-          <w:sz w:val="26"/>
-          <w:szCs w:val="26"/>
-          <w:lang w:val="en-US"/>
-        </w:rPr>
-        <w:t xml:space="preserve">, </w:t>
-      </w:r>
-      <w:proofErr w:type="spellStart"/>
+      <w:proofErr w:type="gramStart"/>
       <w:r>
         <w:rPr>
           <w:rFonts w:ascii="Amasis MT Pro" w:hAnsi="Amasis MT Pro"/>
@@ -16672,18 +17049,9 @@
           <w:szCs w:val="26"/>
           <w:lang w:val="en-US"/>
         </w:rPr>
-        <w:t>bookingDate</w:t>
+        <w:t>cancelBooking</w:t>
       </w:r>
       <w:proofErr w:type="spellEnd"/>
-      <w:r>
-        <w:rPr>
-          <w:rFonts w:ascii="Amasis MT Pro" w:hAnsi="Amasis MT Pro"/>
-          <w:sz w:val="26"/>
-          <w:szCs w:val="26"/>
-          <w:lang w:val="en-US"/>
-        </w:rPr>
-        <w:t xml:space="preserve">, </w:t>
-      </w:r>
       <w:r>
         <w:rPr>
           <w:rFonts w:ascii="Amasis MT Pro" w:hAnsi="Amasis MT Pro"/>
@@ -16693,7 +17061,19 @@
           <w:szCs w:val="26"/>
           <w:lang w:val="en-US"/>
         </w:rPr>
-        <w:t>status</w:t>
+        <w:t>(</w:t>
+      </w:r>
+      <w:proofErr w:type="gramEnd"/>
+      <w:r>
+        <w:rPr>
+          <w:rFonts w:ascii="Amasis MT Pro" w:hAnsi="Amasis MT Pro"/>
+          <w:i/>
+          <w:iCs/>
+          <w:sz w:val="26"/>
+          <w:szCs w:val="26"/>
+          <w:lang w:val="en-US"/>
+        </w:rPr>
+        <w:t>),</w:t>
       </w:r>
       <w:r>
         <w:rPr>
@@ -16703,26 +17083,6 @@
           <w:lang w:val="en-US"/>
         </w:rPr>
         <w:t xml:space="preserve"> </w:t>
-      </w:r>
-      <w:proofErr w:type="gramStart"/>
-      <w:r>
-        <w:rPr>
-          <w:rFonts w:ascii="Amasis MT Pro" w:hAnsi="Amasis MT Pro"/>
-          <w:sz w:val="26"/>
-          <w:szCs w:val="26"/>
-          <w:lang w:val="en-US"/>
-        </w:rPr>
-        <w:t>and also</w:t>
-      </w:r>
-      <w:proofErr w:type="gramEnd"/>
-      <w:r>
-        <w:rPr>
-          <w:rFonts w:ascii="Amasis MT Pro" w:hAnsi="Amasis MT Pro"/>
-          <w:sz w:val="26"/>
-          <w:szCs w:val="26"/>
-          <w:lang w:val="en-US"/>
-        </w:rPr>
-        <w:t xml:space="preserve"> includes a simple validation operation like </w:t>
       </w:r>
       <w:proofErr w:type="spellStart"/>
       <w:proofErr w:type="gramStart"/>
@@ -16735,7 +17095,7 @@
           <w:szCs w:val="26"/>
           <w:lang w:val="en-US"/>
         </w:rPr>
-        <w:t>updateSeatCount</w:t>
+        <w:t>getUserBookings</w:t>
       </w:r>
       <w:proofErr w:type="spellEnd"/>
       <w:r>
@@ -16759,16 +17119,16 @@
           <w:szCs w:val="26"/>
           <w:lang w:val="en-US"/>
         </w:rPr>
-        <w:t>)</w:t>
-      </w:r>
-      <w:r>
-        <w:rPr>
-          <w:rFonts w:ascii="Amasis MT Pro" w:hAnsi="Amasis MT Pro"/>
-          <w:sz w:val="26"/>
-          <w:szCs w:val="26"/>
-          <w:lang w:val="en-US"/>
-        </w:rPr>
-        <w:t xml:space="preserve">, and </w:t>
+        <w:t>),</w:t>
+      </w:r>
+      <w:r>
+        <w:rPr>
+          <w:rFonts w:ascii="Amasis MT Pro" w:hAnsi="Amasis MT Pro"/>
+          <w:sz w:val="26"/>
+          <w:szCs w:val="26"/>
+          <w:lang w:val="en-US"/>
+        </w:rPr>
+        <w:t xml:space="preserve"> </w:t>
       </w:r>
       <w:proofErr w:type="spellStart"/>
       <w:proofErr w:type="gramStart"/>
@@ -16781,7 +17141,7 @@
           <w:szCs w:val="26"/>
           <w:lang w:val="en-US"/>
         </w:rPr>
-        <w:t>validateSeatAvailability</w:t>
+        <w:t>getBookingHistory</w:t>
       </w:r>
       <w:proofErr w:type="spellEnd"/>
       <w:r>
@@ -16805,325 +17165,89 @@
           <w:szCs w:val="26"/>
           <w:lang w:val="en-US"/>
         </w:rPr>
-        <w:t>)</w:t>
-      </w:r>
-      <w:r>
-        <w:rPr>
-          <w:rFonts w:ascii="Amasis MT Pro" w:hAnsi="Amasis MT Pro"/>
-          <w:sz w:val="26"/>
-          <w:szCs w:val="26"/>
-          <w:lang w:val="en-US"/>
-        </w:rPr>
-        <w:t xml:space="preserve">. Ticket class also corresponds to C# classes which shows ticket-attributes and treat as a </w:t>
-      </w:r>
-      <w:proofErr w:type="gramStart"/>
-      <w:r>
-        <w:rPr>
-          <w:rFonts w:ascii="Amasis MT Pro" w:hAnsi="Amasis MT Pro"/>
-          <w:sz w:val="26"/>
-          <w:szCs w:val="26"/>
-          <w:lang w:val="en-US"/>
-        </w:rPr>
-        <w:t>private fields</w:t>
-      </w:r>
-      <w:proofErr w:type="gramEnd"/>
-      <w:r>
-        <w:rPr>
-          <w:rFonts w:ascii="Amasis MT Pro" w:hAnsi="Amasis MT Pro"/>
-          <w:sz w:val="26"/>
-          <w:szCs w:val="26"/>
-          <w:lang w:val="en-US"/>
-        </w:rPr>
-        <w:t xml:space="preserve"> such as </w:t>
-      </w:r>
-      <w:proofErr w:type="spellStart"/>
-      <w:r>
-        <w:rPr>
-          <w:rFonts w:ascii="Amasis MT Pro" w:hAnsi="Amasis MT Pro"/>
-          <w:sz w:val="26"/>
-          <w:szCs w:val="26"/>
-          <w:lang w:val="en-US"/>
-        </w:rPr>
-        <w:t>ticketId</w:t>
-      </w:r>
-      <w:proofErr w:type="spellEnd"/>
-      <w:r>
-        <w:rPr>
-          <w:rFonts w:ascii="Amasis MT Pro" w:hAnsi="Amasis MT Pro"/>
-          <w:sz w:val="26"/>
-          <w:szCs w:val="26"/>
-          <w:lang w:val="en-US"/>
-        </w:rPr>
-        <w:t xml:space="preserve">, </w:t>
-      </w:r>
-      <w:proofErr w:type="spellStart"/>
-      <w:r>
-        <w:rPr>
-          <w:rFonts w:ascii="Amasis MT Pro" w:hAnsi="Amasis MT Pro"/>
-          <w:sz w:val="26"/>
-          <w:szCs w:val="26"/>
-          <w:lang w:val="en-US"/>
-        </w:rPr>
-        <w:t>bookingId</w:t>
-      </w:r>
-      <w:proofErr w:type="spellEnd"/>
-      <w:r>
-        <w:rPr>
-          <w:rFonts w:ascii="Amasis MT Pro" w:hAnsi="Amasis MT Pro"/>
-          <w:sz w:val="26"/>
-          <w:szCs w:val="26"/>
-          <w:lang w:val="en-US"/>
-        </w:rPr>
-        <w:t xml:space="preserve">, </w:t>
-      </w:r>
-      <w:proofErr w:type="spellStart"/>
-      <w:r>
-        <w:rPr>
-          <w:rFonts w:ascii="Amasis MT Pro" w:hAnsi="Amasis MT Pro"/>
-          <w:sz w:val="26"/>
-          <w:szCs w:val="26"/>
-          <w:lang w:val="en-US"/>
-        </w:rPr>
-        <w:t>issueDate</w:t>
-      </w:r>
-      <w:proofErr w:type="spellEnd"/>
-      <w:r>
-        <w:rPr>
-          <w:rFonts w:ascii="Amasis MT Pro" w:hAnsi="Amasis MT Pro"/>
-          <w:sz w:val="26"/>
-          <w:szCs w:val="26"/>
-          <w:lang w:val="en-US"/>
-        </w:rPr>
-        <w:t xml:space="preserve">, </w:t>
-      </w:r>
-      <w:proofErr w:type="spellStart"/>
-      <w:r>
-        <w:rPr>
-          <w:rFonts w:ascii="Amasis MT Pro" w:hAnsi="Amasis MT Pro"/>
-          <w:sz w:val="26"/>
-          <w:szCs w:val="26"/>
-          <w:lang w:val="en-US"/>
-        </w:rPr>
-        <w:t>seatNumber</w:t>
-      </w:r>
-      <w:proofErr w:type="spellEnd"/>
-      <w:r>
-        <w:rPr>
-          <w:rFonts w:ascii="Amasis MT Pro" w:hAnsi="Amasis MT Pro"/>
-          <w:sz w:val="26"/>
-          <w:szCs w:val="26"/>
-          <w:lang w:val="en-US"/>
-        </w:rPr>
-        <w:t xml:space="preserve">, </w:t>
-      </w:r>
-      <w:proofErr w:type="spellStart"/>
-      <w:r>
-        <w:rPr>
-          <w:rFonts w:ascii="Amasis MT Pro" w:hAnsi="Amasis MT Pro"/>
-          <w:sz w:val="26"/>
-          <w:szCs w:val="26"/>
-          <w:lang w:val="en-US"/>
-        </w:rPr>
-        <w:t>referenceCode</w:t>
-      </w:r>
-      <w:proofErr w:type="spellEnd"/>
-      <w:r>
-        <w:rPr>
-          <w:rFonts w:ascii="Amasis MT Pro" w:hAnsi="Amasis MT Pro"/>
-          <w:sz w:val="26"/>
-          <w:szCs w:val="26"/>
-          <w:lang w:val="en-US"/>
-        </w:rPr>
-        <w:t xml:space="preserve"> and implements simple methods such as </w:t>
-      </w:r>
-      <w:proofErr w:type="spellStart"/>
-      <w:proofErr w:type="gramStart"/>
-      <w:r>
-        <w:rPr>
-          <w:rFonts w:ascii="Amasis MT Pro" w:hAnsi="Amasis MT Pro"/>
-          <w:sz w:val="26"/>
-          <w:szCs w:val="26"/>
-          <w:lang w:val="en-US"/>
-        </w:rPr>
-        <w:t>generateTicket</w:t>
-      </w:r>
-      <w:proofErr w:type="spellEnd"/>
-      <w:r>
-        <w:rPr>
-          <w:rFonts w:ascii="Amasis MT Pro" w:hAnsi="Amasis MT Pro"/>
-          <w:sz w:val="26"/>
-          <w:szCs w:val="26"/>
-          <w:lang w:val="en-US"/>
-        </w:rPr>
-        <w:t>(</w:t>
-      </w:r>
-      <w:proofErr w:type="gramEnd"/>
-      <w:r>
-        <w:rPr>
-          <w:rFonts w:ascii="Amasis MT Pro" w:hAnsi="Amasis MT Pro"/>
-          <w:sz w:val="26"/>
-          <w:szCs w:val="26"/>
-          <w:lang w:val="en-US"/>
-        </w:rPr>
-        <w:t xml:space="preserve">), </w:t>
-      </w:r>
-      <w:proofErr w:type="spellStart"/>
-      <w:proofErr w:type="gramStart"/>
-      <w:r>
-        <w:rPr>
-          <w:rFonts w:ascii="Amasis MT Pro" w:hAnsi="Amasis MT Pro"/>
-          <w:sz w:val="26"/>
-          <w:szCs w:val="26"/>
-          <w:lang w:val="en-US"/>
-        </w:rPr>
-        <w:t>getTicketDetails</w:t>
-      </w:r>
-      <w:proofErr w:type="spellEnd"/>
-      <w:r>
-        <w:rPr>
-          <w:rFonts w:ascii="Amasis MT Pro" w:hAnsi="Amasis MT Pro"/>
-          <w:sz w:val="26"/>
-          <w:szCs w:val="26"/>
-          <w:lang w:val="en-US"/>
-        </w:rPr>
-        <w:t>(</w:t>
-      </w:r>
-      <w:proofErr w:type="gramEnd"/>
-      <w:r>
-        <w:rPr>
-          <w:rFonts w:ascii="Amasis MT Pro" w:hAnsi="Amasis MT Pro"/>
-          <w:sz w:val="26"/>
-          <w:szCs w:val="26"/>
-          <w:lang w:val="en-US"/>
-        </w:rPr>
-        <w:t xml:space="preserve">). The ticket class </w:t>
-      </w:r>
-      <w:proofErr w:type="gramStart"/>
-      <w:r>
-        <w:rPr>
-          <w:rFonts w:ascii="Amasis MT Pro" w:hAnsi="Amasis MT Pro"/>
-          <w:sz w:val="26"/>
-          <w:szCs w:val="26"/>
-          <w:lang w:val="en-US"/>
-        </w:rPr>
-        <w:t>are</w:t>
-      </w:r>
-      <w:proofErr w:type="gramEnd"/>
-      <w:r>
-        <w:rPr>
-          <w:rFonts w:ascii="Amasis MT Pro" w:hAnsi="Amasis MT Pro"/>
-          <w:sz w:val="26"/>
-          <w:szCs w:val="26"/>
-          <w:lang w:val="en-US"/>
-        </w:rPr>
-        <w:t xml:space="preserve"> shown in this UML class diagram to have a realistic approach </w:t>
-      </w:r>
-      <w:proofErr w:type="gramStart"/>
-      <w:r>
-        <w:rPr>
-          <w:rFonts w:ascii="Amasis MT Pro" w:hAnsi="Amasis MT Pro"/>
-          <w:sz w:val="26"/>
-          <w:szCs w:val="26"/>
-          <w:lang w:val="en-US"/>
-        </w:rPr>
-        <w:t>on</w:t>
-      </w:r>
-      <w:proofErr w:type="gramEnd"/>
-      <w:r>
-        <w:rPr>
-          <w:rFonts w:ascii="Amasis MT Pro" w:hAnsi="Amasis MT Pro"/>
-          <w:sz w:val="26"/>
-          <w:szCs w:val="26"/>
-          <w:lang w:val="en-US"/>
-        </w:rPr>
-        <w:t xml:space="preserve"> this system but will be implemented </w:t>
-      </w:r>
-      <w:proofErr w:type="gramStart"/>
-      <w:r>
-        <w:rPr>
-          <w:rFonts w:ascii="Amasis MT Pro" w:hAnsi="Amasis MT Pro"/>
-          <w:sz w:val="26"/>
-          <w:szCs w:val="26"/>
-          <w:lang w:val="en-US"/>
-        </w:rPr>
-        <w:t>later on</w:t>
-      </w:r>
-      <w:proofErr w:type="gramEnd"/>
-      <w:r>
-        <w:rPr>
-          <w:rFonts w:ascii="Amasis MT Pro" w:hAnsi="Amasis MT Pro"/>
-          <w:sz w:val="26"/>
-          <w:szCs w:val="26"/>
-          <w:lang w:val="en-US"/>
-        </w:rPr>
-        <w:t>.</w:t>
-      </w:r>
-    </w:p>
-    <w:p>
-      <w:pPr>
-        <w:rPr>
-          <w:rFonts w:ascii="Amasis MT Pro" w:hAnsi="Amasis MT Pro"/>
-          <w:sz w:val="26"/>
-          <w:szCs w:val="26"/>
-          <w:lang w:val="en-US"/>
-        </w:rPr>
-      </w:pPr>
-    </w:p>
-    <w:p>
-      <w:pPr>
-        <w:rPr>
-          <w:rFonts w:ascii="Amasis MT Pro" w:hAnsi="Amasis MT Pro"/>
-          <w:sz w:val="26"/>
-          <w:szCs w:val="26"/>
-          <w:lang w:val="en-US"/>
-        </w:rPr>
-      </w:pPr>
-    </w:p>
-    <w:p>
-      <w:pPr>
-        <w:rPr>
-          <w:rFonts w:ascii="Amasis MT Pro" w:hAnsi="Amasis MT Pro"/>
-          <w:sz w:val="26"/>
-          <w:szCs w:val="26"/>
-          <w:lang w:val="en-US"/>
-        </w:rPr>
-      </w:pPr>
-    </w:p>
-    <w:p>
-      <w:pPr>
-        <w:rPr>
-          <w:rFonts w:ascii="Amasis MT Pro" w:hAnsi="Amasis MT Pro"/>
-          <w:b/>
-          <w:bCs/>
-          <w:sz w:val="26"/>
-          <w:szCs w:val="26"/>
-          <w:lang w:val="en-US"/>
-        </w:rPr>
-      </w:pPr>
-      <w:r>
-        <w:rPr>
-          <w:rFonts w:ascii="Amasis MT Pro" w:hAnsi="Amasis MT Pro"/>
-          <w:b/>
-          <w:bCs/>
-          <w:sz w:val="26"/>
-          <w:szCs w:val="26"/>
-          <w:lang w:val="en-US"/>
-        </w:rPr>
-        <w:lastRenderedPageBreak/>
-        <w:t>Identification of anticipated design weaknesses prior to OOP application</w:t>
-      </w:r>
-    </w:p>
-    <w:p>
-      <w:pPr>
-        <w:rPr>
-          <w:rFonts w:ascii="Amasis MT Pro" w:hAnsi="Amasis MT Pro"/>
-          <w:b/>
-          <w:bCs/>
-          <w:sz w:val="26"/>
-          <w:szCs w:val="26"/>
-          <w:lang w:val="en-US"/>
-        </w:rPr>
-      </w:pPr>
+        <w:t>).</w:t>
+      </w:r>
+      <w:r>
+        <w:rPr>
+          <w:rFonts w:ascii="Amasis MT Pro" w:hAnsi="Amasis MT Pro"/>
+          <w:sz w:val="26"/>
+          <w:szCs w:val="26"/>
+          <w:lang w:val="en-US"/>
+        </w:rPr>
+        <w:t xml:space="preserve"> This kind of logic operation should be in </w:t>
+      </w:r>
+      <w:r>
+        <w:rPr>
+          <w:rFonts w:ascii="Amasis MT Pro" w:hAnsi="Amasis MT Pro"/>
+          <w:sz w:val="26"/>
+          <w:szCs w:val="26"/>
+          <w:lang w:val="en-US"/>
+        </w:rPr>
+        <w:t>service</w:t>
+      </w:r>
+      <w:r>
+        <w:rPr>
+          <w:rFonts w:ascii="Amasis MT Pro" w:hAnsi="Amasis MT Pro"/>
+          <w:sz w:val="26"/>
+          <w:szCs w:val="26"/>
+          <w:lang w:val="en-US"/>
+        </w:rPr>
+        <w:t xml:space="preserve">-level responsibilities rather than behaviors of the booking entity as it violates separation of concerns. Having a </w:t>
+      </w:r>
+      <w:r>
+        <w:rPr>
+          <w:rFonts w:ascii="Amasis MT Pro" w:hAnsi="Amasis MT Pro"/>
+          <w:sz w:val="26"/>
+          <w:szCs w:val="26"/>
+          <w:lang w:val="en-US"/>
+        </w:rPr>
+        <w:t>separate service class for each entity will be the best option for resolving these issues.</w:t>
+      </w:r>
+      <w:r>
+        <w:rPr>
+          <w:rFonts w:ascii="Amasis MT Pro" w:hAnsi="Amasis MT Pro"/>
+          <w:sz w:val="26"/>
+          <w:szCs w:val="26"/>
+          <w:lang w:val="en-US"/>
+        </w:rPr>
+        <w:t xml:space="preserve"> </w:t>
+      </w:r>
+      <w:r>
+        <w:rPr>
+          <w:rFonts w:ascii="Amasis MT Pro" w:hAnsi="Amasis MT Pro"/>
+          <w:sz w:val="26"/>
+          <w:szCs w:val="26"/>
+          <w:lang w:val="en-US"/>
+        </w:rPr>
+        <w:t xml:space="preserve">All these identified design weaknesses will be addressed </w:t>
+      </w:r>
+      <w:r>
+        <w:rPr>
+          <w:rFonts w:ascii="Amasis MT Pro" w:hAnsi="Amasis MT Pro"/>
+          <w:sz w:val="26"/>
+          <w:szCs w:val="26"/>
+          <w:lang w:val="en-US"/>
+        </w:rPr>
+        <w:t xml:space="preserve">later during the next phase, </w:t>
+      </w:r>
+      <w:r>
+        <w:rPr>
+          <w:rFonts w:ascii="Amasis MT Pro" w:hAnsi="Amasis MT Pro"/>
+          <w:sz w:val="26"/>
+          <w:szCs w:val="26"/>
+          <w:lang w:val="en-US"/>
+        </w:rPr>
+        <w:t>by applying OOP principles such as encapsulation, inheritance, and abstraction. Also following a specific software architecture which addresses the lack of separation on the initial UML class diagram</w:t>
+      </w:r>
+      <w:r>
+        <w:rPr>
+          <w:rFonts w:ascii="Amasis MT Pro" w:hAnsi="Amasis MT Pro"/>
+          <w:sz w:val="26"/>
+          <w:szCs w:val="26"/>
+          <w:lang w:val="en-US"/>
+        </w:rPr>
+        <w:t xml:space="preserve">. </w:t>
+      </w:r>
     </w:p>
     <w:p>
       <w:pPr>
@@ -20148,9 +20272,11 @@
     <w:rsid w:val="00213517"/>
     <w:rsid w:val="002446DD"/>
     <w:rsid w:val="002A5B84"/>
+    <w:rsid w:val="00386FAB"/>
     <w:rsid w:val="003E71B2"/>
     <w:rsid w:val="00436684"/>
     <w:rsid w:val="00840853"/>
+    <w:rsid w:val="00A22720"/>
     <w:rsid w:val="00AE3A8C"/>
     <w:rsid w:val="00BD6B70"/>
     <w:rsid w:val="00C43B6E"/>

--- a/ProjectPhase1.docx
+++ b/ProjectPhase1.docx
@@ -410,35 +410,16 @@
           <w:lang w:val="en-US"/>
         </w:rPr>
       </w:pPr>
-      <w:sdt>
-        <w:sdtPr>
-          <w:rPr>
-            <w:rFonts w:ascii="Amasis MT Pro" w:hAnsi="Amasis MT Pro"/>
-            <w:sz w:val="26"/>
-            <w:szCs w:val="26"/>
-            <w:highlight w:val="blue"/>
-            <w:lang w:val="en-US"/>
-          </w:rPr>
-          <w:tag w:val="tii-similarity-U1VCTUlUVEVEX1dPUktfb2lkOjE6ODY4NTc5MzAx"/>
-          <w:id w:val="-162548682"/>
-          <w:placeholder>
-            <w:docPart w:val="DefaultPlaceholder_-1854013440"/>
-          </w:placeholder>
-          <w15:appearance w15:val="hidden"/>
-        </w:sdtPr>
-        <w:sdtContent>
-          <w:r>
-            <w:rPr>
-              <w:rFonts w:ascii="Amasis MT Pro" w:hAnsi="Amasis MT Pro"/>
-              <w:sz w:val="26"/>
-              <w:szCs w:val="26"/>
-              <w:highlight w:val="blue"/>
-              <w:lang w:val="en-US"/>
-            </w:rPr>
-            <w:t>Air New Zealand is the national flag carrier of New Zealand</w:t>
-          </w:r>
-        </w:sdtContent>
-      </w:sdt>
+      <w:r>
+        <w:rPr>
+          <w:rFonts w:ascii="Amasis MT Pro" w:hAnsi="Amasis MT Pro"/>
+          <w:sz w:val="26"/>
+          <w:szCs w:val="26"/>
+          <w:highlight w:val="blue"/>
+          <w:lang w:val="en-US"/>
+        </w:rPr>
+        <w:t>Air New Zealand is the national flag carrier of New Zealand</w:t>
+      </w:r>
       <w:r>
         <w:rPr>
           <w:rFonts w:ascii="Amasis MT Pro" w:hAnsi="Amasis MT Pro"/>
@@ -448,35 +429,16 @@
         </w:rPr>
         <w:t xml:space="preserve">, headquartered </w:t>
       </w:r>
-      <w:sdt>
-        <w:sdtPr>
-          <w:rPr>
-            <w:rFonts w:ascii="Amasis MT Pro" w:hAnsi="Amasis MT Pro"/>
-            <w:sz w:val="26"/>
-            <w:szCs w:val="26"/>
-            <w:highlight w:val="blue"/>
-            <w:lang w:val="en-US"/>
-          </w:rPr>
-          <w:tag w:val="tii-similarity-U1VCTUlUVEVEX1dPUktfb2lkOjE6ODY4NTc5MzAx"/>
-          <w:id w:val="1439486296"/>
-          <w:placeholder>
-            <w:docPart w:val="DefaultPlaceholder_-1854013440"/>
-          </w:placeholder>
-          <w15:appearance w15:val="hidden"/>
-        </w:sdtPr>
-        <w:sdtContent>
-          <w:r>
-            <w:rPr>
-              <w:rFonts w:ascii="Amasis MT Pro" w:hAnsi="Amasis MT Pro"/>
-              <w:sz w:val="26"/>
-              <w:szCs w:val="26"/>
-              <w:highlight w:val="blue"/>
-              <w:lang w:val="en-US"/>
-            </w:rPr>
-            <w:t>in Auckland and</w:t>
-          </w:r>
-        </w:sdtContent>
-      </w:sdt>
+      <w:r>
+        <w:rPr>
+          <w:rFonts w:ascii="Amasis MT Pro" w:hAnsi="Amasis MT Pro"/>
+          <w:sz w:val="26"/>
+          <w:szCs w:val="26"/>
+          <w:highlight w:val="blue"/>
+          <w:lang w:val="en-US"/>
+        </w:rPr>
+        <w:t>in Auckland and</w:t>
+      </w:r>
       <w:r>
         <w:rPr>
           <w:rFonts w:ascii="Amasis MT Pro" w:hAnsi="Amasis MT Pro"/>
@@ -486,35 +448,16 @@
         </w:rPr>
         <w:t xml:space="preserve"> a member of the Star Alliance since 1999. The airline operates an extensive global network that supports both </w:t>
       </w:r>
-      <w:sdt>
-        <w:sdtPr>
-          <w:rPr>
-            <w:rFonts w:ascii="Amasis MT Pro" w:hAnsi="Amasis MT Pro"/>
-            <w:sz w:val="26"/>
-            <w:szCs w:val="26"/>
-            <w:highlight w:val="magenta"/>
-            <w:lang w:val="en-US"/>
-          </w:rPr>
-          <w:tag w:val="tii-similarity-U1VCTUlUVEVEX1dPUktfb2lkOjE6MzA0MTYyMzE2NQ=="/>
-          <w:id w:val="-983301997"/>
-          <w:placeholder>
-            <w:docPart w:val="DefaultPlaceholder_-1854013440"/>
-          </w:placeholder>
-          <w15:appearance w15:val="hidden"/>
-        </w:sdtPr>
-        <w:sdtContent>
-          <w:r>
-            <w:rPr>
-              <w:rFonts w:ascii="Amasis MT Pro" w:hAnsi="Amasis MT Pro"/>
-              <w:sz w:val="26"/>
-              <w:szCs w:val="26"/>
-              <w:highlight w:val="magenta"/>
-              <w:lang w:val="en-US"/>
-            </w:rPr>
-            <w:t>passenger and cargo services across domestic and international routes</w:t>
-          </w:r>
-        </w:sdtContent>
-      </w:sdt>
+      <w:r>
+        <w:rPr>
+          <w:rFonts w:ascii="Amasis MT Pro" w:hAnsi="Amasis MT Pro"/>
+          <w:sz w:val="26"/>
+          <w:szCs w:val="26"/>
+          <w:highlight w:val="magenta"/>
+          <w:lang w:val="en-US"/>
+        </w:rPr>
+        <w:t>passenger and cargo services across domestic and international routes</w:t>
+      </w:r>
       <w:r>
         <w:rPr>
           <w:rFonts w:ascii="Amasis MT Pro" w:hAnsi="Amasis MT Pro"/>
@@ -524,35 +467,16 @@
         </w:rPr>
         <w:t xml:space="preserve">. Each </w:t>
       </w:r>
-      <w:sdt>
-        <w:sdtPr>
-          <w:rPr>
-            <w:rFonts w:ascii="Amasis MT Pro" w:hAnsi="Amasis MT Pro"/>
-            <w:sz w:val="26"/>
-            <w:szCs w:val="26"/>
-            <w:highlight w:val="cyan"/>
-            <w:lang w:val="en-US"/>
-          </w:rPr>
-          <w:tag w:val="tii-similarity-U1VCTUlUVEVEX1dPUktfb2lkOjE6MzQ0NDMzMjU4Mw=="/>
-          <w:id w:val="1573231002"/>
-          <w:placeholder>
-            <w:docPart w:val="DefaultPlaceholder_-1854013440"/>
-          </w:placeholder>
-          <w15:appearance w15:val="hidden"/>
-        </w:sdtPr>
-        <w:sdtContent>
-          <w:r>
-            <w:rPr>
-              <w:rFonts w:ascii="Amasis MT Pro" w:hAnsi="Amasis MT Pro"/>
-              <w:sz w:val="26"/>
-              <w:szCs w:val="26"/>
-              <w:highlight w:val="cyan"/>
-              <w:lang w:val="en-US"/>
-            </w:rPr>
-            <w:t>year, Air New Zealand transports</w:t>
-          </w:r>
-        </w:sdtContent>
-      </w:sdt>
+      <w:r>
+        <w:rPr>
+          <w:rFonts w:ascii="Amasis MT Pro" w:hAnsi="Amasis MT Pro"/>
+          <w:sz w:val="26"/>
+          <w:szCs w:val="26"/>
+          <w:highlight w:val="cyan"/>
+          <w:lang w:val="en-US"/>
+        </w:rPr>
+        <w:t>year, Air New Zealand transports</w:t>
+      </w:r>
       <w:r>
         <w:rPr>
           <w:rFonts w:ascii="Amasis MT Pro" w:hAnsi="Amasis MT Pro"/>
@@ -562,45 +486,26 @@
         </w:rPr>
         <w:t xml:space="preserve"> more than </w:t>
       </w:r>
-      <w:sdt>
-        <w:sdtPr>
-          <w:rPr>
-            <w:rFonts w:ascii="Amasis MT Pro" w:hAnsi="Amasis MT Pro"/>
-            <w:sz w:val="26"/>
-            <w:szCs w:val="26"/>
-            <w:highlight w:val="cyan"/>
-            <w:lang w:val="en-US"/>
-          </w:rPr>
-          <w:tag w:val="tii-similarity-U1VCTUlUVEVEX1dPUktfb2lkOjE6MzQ0NDMzMjU4Mw=="/>
-          <w:id w:val="-1002421100"/>
-          <w:placeholder>
-            <w:docPart w:val="DefaultPlaceholder_-1854013440"/>
-          </w:placeholder>
-          <w15:appearance w15:val="hidden"/>
-        </w:sdtPr>
-        <w:sdtContent>
-          <w:r>
-            <w:rPr>
-              <w:rFonts w:ascii="Amasis MT Pro" w:hAnsi="Amasis MT Pro"/>
-              <w:sz w:val="26"/>
-              <w:szCs w:val="26"/>
-              <w:highlight w:val="cyan"/>
-              <w:lang w:val="en-US"/>
-            </w:rPr>
-            <w:t>sixteen</w:t>
-          </w:r>
-          <w:r>
-            <w:rPr>
-              <w:rFonts w:ascii="Amasis MT Pro" w:hAnsi="Amasis MT Pro"/>
-              <w:sz w:val="26"/>
-              <w:szCs w:val="26"/>
-              <w:highlight w:val="cyan"/>
-              <w:lang w:val="en-US"/>
-            </w:rPr>
-            <w:t xml:space="preserve"> million passengers</w:t>
-          </w:r>
-        </w:sdtContent>
-      </w:sdt>
+      <w:r>
+        <w:rPr>
+          <w:rFonts w:ascii="Amasis MT Pro" w:hAnsi="Amasis MT Pro"/>
+          <w:sz w:val="26"/>
+          <w:szCs w:val="26"/>
+          <w:highlight w:val="cyan"/>
+          <w:lang w:val="en-US"/>
+        </w:rPr>
+        <w:t>sixteen</w:t>
+      </w:r>
+      <w:r>
+        <w:rPr>
+          <w:rFonts w:ascii="Amasis MT Pro" w:hAnsi="Amasis MT Pro"/>
+          <w:sz w:val="26"/>
+          <w:szCs w:val="26"/>
+          <w:highlight w:val="cyan"/>
+          <w:lang w:val="en-US"/>
+        </w:rPr>
+        <w:t xml:space="preserve"> million passengers</w:t>
+      </w:r>
       <w:r>
         <w:rPr>
           <w:rFonts w:ascii="Amasis MT Pro" w:hAnsi="Amasis MT Pro"/>
@@ -610,65 +515,46 @@
         </w:rPr>
         <w:t xml:space="preserve"> and operates over </w:t>
       </w:r>
-      <w:sdt>
-        <w:sdtPr>
-          <w:rPr>
-            <w:rFonts w:ascii="Amasis MT Pro" w:hAnsi="Amasis MT Pro"/>
-            <w:sz w:val="26"/>
-            <w:szCs w:val="26"/>
-            <w:highlight w:val="cyan"/>
-            <w:lang w:val="en-US"/>
-          </w:rPr>
-          <w:tag w:val="tii-similarity-U1VCTUlUVEVEX1dPUktfb2lkOjE6MzQ0NDMzMjU4Mw=="/>
-          <w:id w:val="243470248"/>
-          <w:placeholder>
-            <w:docPart w:val="DefaultPlaceholder_-1854013440"/>
-          </w:placeholder>
-          <w15:appearance w15:val="hidden"/>
-        </w:sdtPr>
-        <w:sdtContent>
-          <w:r>
-            <w:rPr>
-              <w:rFonts w:ascii="Amasis MT Pro" w:hAnsi="Amasis MT Pro"/>
-              <w:sz w:val="26"/>
-              <w:szCs w:val="26"/>
-              <w:highlight w:val="cyan"/>
-              <w:lang w:val="en-US"/>
-            </w:rPr>
-            <w:t>four hundred</w:t>
-          </w:r>
-          <w:r>
-            <w:rPr>
-              <w:rFonts w:ascii="Amasis MT Pro" w:hAnsi="Amasis MT Pro"/>
-              <w:sz w:val="26"/>
-              <w:szCs w:val="26"/>
-              <w:highlight w:val="cyan"/>
-              <w:lang w:val="en-US"/>
-            </w:rPr>
-            <w:t xml:space="preserve"> flights daily to </w:t>
-          </w:r>
-          <w:r>
-            <w:rPr>
-              <w:rFonts w:ascii="Amasis MT Pro" w:hAnsi="Amasis MT Pro"/>
-              <w:sz w:val="26"/>
-              <w:szCs w:val="26"/>
-              <w:highlight w:val="cyan"/>
-              <w:lang w:val="en-US"/>
-            </w:rPr>
-            <w:t>forty-nine</w:t>
-          </w:r>
-          <w:r>
-            <w:rPr>
-              <w:rFonts w:ascii="Amasis MT Pro" w:hAnsi="Amasis MT Pro"/>
-              <w:sz w:val="26"/>
-              <w:szCs w:val="26"/>
-              <w:highlight w:val="cyan"/>
-              <w:lang w:val="en-US"/>
-            </w:rPr>
-            <w:t xml:space="preserve"> destinations</w:t>
-          </w:r>
-        </w:sdtContent>
-      </w:sdt>
+      <w:r>
+        <w:rPr>
+          <w:rFonts w:ascii="Amasis MT Pro" w:hAnsi="Amasis MT Pro"/>
+          <w:sz w:val="26"/>
+          <w:szCs w:val="26"/>
+          <w:highlight w:val="cyan"/>
+          <w:lang w:val="en-US"/>
+        </w:rPr>
+        <w:t>four hundred</w:t>
+      </w:r>
+      <w:r>
+        <w:rPr>
+          <w:rFonts w:ascii="Amasis MT Pro" w:hAnsi="Amasis MT Pro"/>
+          <w:sz w:val="26"/>
+          <w:szCs w:val="26"/>
+          <w:highlight w:val="cyan"/>
+          <w:lang w:val="en-US"/>
+        </w:rPr>
+        <w:t xml:space="preserve"> flights daily to </w:t>
+      </w:r>
+      <w:r>
+        <w:rPr>
+          <w:rFonts w:ascii="Amasis MT Pro" w:hAnsi="Amasis MT Pro"/>
+          <w:sz w:val="26"/>
+          <w:szCs w:val="26"/>
+          <w:highlight w:val="cyan"/>
+          <w:lang w:val="en-US"/>
+        </w:rPr>
+        <w:t>forty-nine</w:t>
+      </w:r>
+      <w:r>
+        <w:rPr>
+          <w:rFonts w:ascii="Amasis MT Pro" w:hAnsi="Amasis MT Pro"/>
+          <w:sz w:val="26"/>
+          <w:szCs w:val="26"/>
+          <w:highlight w:val="cyan"/>
+          <w:lang w:val="en-US"/>
+        </w:rPr>
+        <w:t xml:space="preserve"> destinations</w:t>
+      </w:r>
       <w:r>
         <w:rPr>
           <w:rFonts w:ascii="Amasis MT Pro" w:hAnsi="Amasis MT Pro"/>
@@ -720,35 +606,16 @@
         </w:rPr>
         <w:t xml:space="preserve">According to the airline’s 2025 annual </w:t>
       </w:r>
-      <w:sdt>
-        <w:sdtPr>
-          <w:rPr>
-            <w:rFonts w:ascii="Amasis MT Pro" w:hAnsi="Amasis MT Pro"/>
-            <w:sz w:val="26"/>
-            <w:szCs w:val="26"/>
-            <w:highlight w:val="cyan"/>
-            <w:lang w:val="en-US"/>
-          </w:rPr>
-          <w:tag w:val="tii-similarity-U1VCTUlUVEVEX1dPUktfb2lkOjE6NTE1MDcyMDEw"/>
-          <w:id w:val="-169805001"/>
-          <w:placeholder>
-            <w:docPart w:val="DefaultPlaceholder_-1854013440"/>
-          </w:placeholder>
-          <w15:appearance w15:val="hidden"/>
-        </w:sdtPr>
-        <w:sdtContent>
-          <w:r>
-            <w:rPr>
-              <w:rFonts w:ascii="Amasis MT Pro" w:hAnsi="Amasis MT Pro"/>
-              <w:sz w:val="26"/>
-              <w:szCs w:val="26"/>
-              <w:highlight w:val="cyan"/>
-              <w:lang w:val="en-US"/>
-            </w:rPr>
-            <w:t>report, Air New Zealand</w:t>
-          </w:r>
-        </w:sdtContent>
-      </w:sdt>
+      <w:r>
+        <w:rPr>
+          <w:rFonts w:ascii="Amasis MT Pro" w:hAnsi="Amasis MT Pro"/>
+          <w:sz w:val="26"/>
+          <w:szCs w:val="26"/>
+          <w:highlight w:val="cyan"/>
+          <w:lang w:val="en-US"/>
+        </w:rPr>
+        <w:t>report, Air New Zealand</w:t>
+      </w:r>
       <w:r>
         <w:rPr>
           <w:rFonts w:ascii="Amasis MT Pro" w:hAnsi="Amasis MT Pro"/>
@@ -758,35 +625,16 @@
         </w:rPr>
         <w:t xml:space="preserve"> operates a </w:t>
       </w:r>
-      <w:sdt>
-        <w:sdtPr>
-          <w:rPr>
-            <w:rFonts w:ascii="Amasis MT Pro" w:hAnsi="Amasis MT Pro"/>
-            <w:sz w:val="26"/>
-            <w:szCs w:val="26"/>
-            <w:highlight w:val="blue"/>
-            <w:lang w:val="en-US"/>
-          </w:rPr>
-          <w:tag w:val="tii-similarity-SU5URVJORVRfYW5ub3VuY2VtZW50cy5hc3guY29tLmF1"/>
-          <w:id w:val="-57869108"/>
-          <w:placeholder>
-            <w:docPart w:val="DefaultPlaceholder_-1854013440"/>
-          </w:placeholder>
-          <w15:appearance w15:val="hidden"/>
-        </w:sdtPr>
-        <w:sdtContent>
-          <w:r>
-            <w:rPr>
-              <w:rFonts w:ascii="Amasis MT Pro" w:hAnsi="Amasis MT Pro"/>
-              <w:sz w:val="26"/>
-              <w:szCs w:val="26"/>
-              <w:highlight w:val="blue"/>
-              <w:lang w:val="en-US"/>
-            </w:rPr>
-            <w:t>fleet of 113 aircraft and</w:t>
-          </w:r>
-        </w:sdtContent>
-      </w:sdt>
+      <w:r>
+        <w:rPr>
+          <w:rFonts w:ascii="Amasis MT Pro" w:hAnsi="Amasis MT Pro"/>
+          <w:sz w:val="26"/>
+          <w:szCs w:val="26"/>
+          <w:highlight w:val="blue"/>
+          <w:lang w:val="en-US"/>
+        </w:rPr>
+        <w:t>fleet of 113 aircraft and</w:t>
+      </w:r>
       <w:r>
         <w:rPr>
           <w:rFonts w:ascii="Amasis MT Pro" w:hAnsi="Amasis MT Pro"/>
@@ -796,35 +644,16 @@
         </w:rPr>
         <w:t xml:space="preserve"> employs approximately </w:t>
       </w:r>
-      <w:sdt>
-        <w:sdtPr>
-          <w:rPr>
-            <w:rFonts w:ascii="Amasis MT Pro" w:hAnsi="Amasis MT Pro"/>
-            <w:sz w:val="26"/>
-            <w:szCs w:val="26"/>
-            <w:highlight w:val="blue"/>
-            <w:lang w:val="en-US"/>
-          </w:rPr>
-          <w:tag w:val="tii-similarity-SU5URVJORVRfYW5ub3VuY2VtZW50cy5hc3guY29tLmF1"/>
-          <w:id w:val="-1857961939"/>
-          <w:placeholder>
-            <w:docPart w:val="DefaultPlaceholder_-1854013440"/>
-          </w:placeholder>
-          <w15:appearance w15:val="hidden"/>
-        </w:sdtPr>
-        <w:sdtContent>
-          <w:r>
-            <w:rPr>
-              <w:rFonts w:ascii="Amasis MT Pro" w:hAnsi="Amasis MT Pro"/>
-              <w:sz w:val="26"/>
-              <w:szCs w:val="26"/>
-              <w:highlight w:val="blue"/>
-              <w:lang w:val="en-US"/>
-            </w:rPr>
-            <w:t>11,700</w:t>
-          </w:r>
-        </w:sdtContent>
-      </w:sdt>
+      <w:r>
+        <w:rPr>
+          <w:rFonts w:ascii="Amasis MT Pro" w:hAnsi="Amasis MT Pro"/>
+          <w:sz w:val="26"/>
+          <w:szCs w:val="26"/>
+          <w:highlight w:val="blue"/>
+          <w:lang w:val="en-US"/>
+        </w:rPr>
+        <w:t>11,700</w:t>
+      </w:r>
       <w:r>
         <w:rPr>
           <w:rFonts w:ascii="Amasis MT Pro" w:hAnsi="Amasis MT Pro"/>
@@ -834,35 +663,16 @@
         </w:rPr>
         <w:t xml:space="preserve"> staff </w:t>
       </w:r>
-      <w:sdt>
-        <w:sdtPr>
-          <w:rPr>
-            <w:rFonts w:ascii="Amasis MT Pro" w:hAnsi="Amasis MT Pro"/>
-            <w:sz w:val="26"/>
-            <w:szCs w:val="26"/>
-            <w:highlight w:val="blue"/>
-            <w:lang w:val="en-US"/>
-          </w:rPr>
-          <w:tag w:val="tii-similarity-SU5URVJORVRfYW5ub3VuY2VtZW50cy5hc3guY29tLmF1"/>
-          <w:id w:val="-380642387"/>
-          <w:placeholder>
-            <w:docPart w:val="DefaultPlaceholder_-1854013440"/>
-          </w:placeholder>
-          <w15:appearance w15:val="hidden"/>
-        </w:sdtPr>
-        <w:sdtContent>
-          <w:r>
-            <w:rPr>
-              <w:rFonts w:ascii="Amasis MT Pro" w:hAnsi="Amasis MT Pro"/>
-              <w:sz w:val="26"/>
-              <w:szCs w:val="26"/>
-              <w:highlight w:val="blue"/>
-              <w:lang w:val="en-US"/>
-            </w:rPr>
-            <w:t>globally</w:t>
-          </w:r>
-        </w:sdtContent>
-      </w:sdt>
+      <w:r>
+        <w:rPr>
+          <w:rFonts w:ascii="Amasis MT Pro" w:hAnsi="Amasis MT Pro"/>
+          <w:sz w:val="26"/>
+          <w:szCs w:val="26"/>
+          <w:highlight w:val="blue"/>
+          <w:lang w:val="en-US"/>
+        </w:rPr>
+        <w:t>globally</w:t>
+      </w:r>
       <w:r>
         <w:rPr>
           <w:rFonts w:ascii="Amasis MT Pro" w:hAnsi="Amasis MT Pro"/>
@@ -872,57 +682,38 @@
         </w:rPr>
         <w:t xml:space="preserve">. The scale of its operations underscores the importance of robust, reliable, and secure digital systems </w:t>
       </w:r>
-      <w:sdt>
-        <w:sdtPr>
-          <w:rPr>
-            <w:rFonts w:ascii="Amasis MT Pro" w:hAnsi="Amasis MT Pro"/>
-            <w:sz w:val="26"/>
-            <w:szCs w:val="26"/>
-            <w:highlight w:val="cyan"/>
-            <w:lang w:val="en-US"/>
-          </w:rPr>
-          <w:tag w:val="tii-similarity-SU5URVJORVRfd3d3LmJhcmNsYXlzY29ycG9yYXRlLmNvbQ=="/>
-          <w:id w:val="-1733612566"/>
-          <w:placeholder>
-            <w:docPart w:val="DefaultPlaceholder_-1854013440"/>
-          </w:placeholder>
-          <w15:appearance w15:val="hidden"/>
-        </w:sdtPr>
-        <w:sdtContent>
-          <w:r>
-            <w:rPr>
-              <w:rFonts w:ascii="Amasis MT Pro" w:hAnsi="Amasis MT Pro"/>
-              <w:sz w:val="26"/>
-              <w:szCs w:val="26"/>
-              <w:highlight w:val="cyan"/>
-              <w:lang w:val="en-US"/>
-            </w:rPr>
-            <w:t>to support day</w:t>
-          </w:r>
-          <w:r>
-            <w:rPr>
-              <w:rFonts w:ascii="Amasis MT Pro" w:hAnsi="Amasis MT Pro"/>
-              <w:sz w:val="26"/>
-              <w:szCs w:val="26"/>
-              <w:highlight w:val="cyan"/>
-              <w:lang w:val="en-US"/>
-            </w:rPr>
-            <w:noBreakHyphen/>
-            <w:t>to</w:t>
-          </w:r>
-          <w:r>
-            <w:rPr>
-              <w:rFonts w:ascii="Amasis MT Pro" w:hAnsi="Amasis MT Pro"/>
-              <w:sz w:val="26"/>
-              <w:szCs w:val="26"/>
-              <w:highlight w:val="cyan"/>
-              <w:lang w:val="en-US"/>
-            </w:rPr>
-            <w:noBreakHyphen/>
-            <w:t>day activities and</w:t>
-          </w:r>
-        </w:sdtContent>
-      </w:sdt>
+      <w:r>
+        <w:rPr>
+          <w:rFonts w:ascii="Amasis MT Pro" w:hAnsi="Amasis MT Pro"/>
+          <w:sz w:val="26"/>
+          <w:szCs w:val="26"/>
+          <w:highlight w:val="cyan"/>
+          <w:lang w:val="en-US"/>
+        </w:rPr>
+        <w:t>to support day</w:t>
+      </w:r>
+      <w:r>
+        <w:rPr>
+          <w:rFonts w:ascii="Amasis MT Pro" w:hAnsi="Amasis MT Pro"/>
+          <w:sz w:val="26"/>
+          <w:szCs w:val="26"/>
+          <w:highlight w:val="cyan"/>
+          <w:lang w:val="en-US"/>
+        </w:rPr>
+        <w:noBreakHyphen/>
+        <w:t>to</w:t>
+      </w:r>
+      <w:r>
+        <w:rPr>
+          <w:rFonts w:ascii="Amasis MT Pro" w:hAnsi="Amasis MT Pro"/>
+          <w:sz w:val="26"/>
+          <w:szCs w:val="26"/>
+          <w:highlight w:val="cyan"/>
+          <w:lang w:val="en-US"/>
+        </w:rPr>
+        <w:noBreakHyphen/>
+        <w:t>day activities and</w:t>
+      </w:r>
       <w:r>
         <w:rPr>
           <w:rFonts w:ascii="Amasis MT Pro" w:hAnsi="Amasis MT Pro"/>
@@ -932,46 +723,27 @@
         </w:rPr>
         <w:t xml:space="preserve"> </w:t>
       </w:r>
-      <w:sdt>
-        <w:sdtPr>
-          <w:rPr>
-            <w:rFonts w:ascii="Amasis MT Pro" w:hAnsi="Amasis MT Pro"/>
-            <w:sz w:val="26"/>
-            <w:szCs w:val="26"/>
-            <w:highlight w:val="cyan"/>
-            <w:lang w:val="en-US"/>
-          </w:rPr>
-          <w:tag w:val="tii-similarity-SU5URVJORVRfd3d3LmJhcmNsYXlzY29ycG9yYXRlLmNvbQ=="/>
-          <w:id w:val="-73209897"/>
-          <w:placeholder>
-            <w:docPart w:val="DefaultPlaceholder_-1854013440"/>
-          </w:placeholder>
-          <w15:appearance w15:val="hidden"/>
-        </w:sdtPr>
-        <w:sdtContent>
-          <w:r>
-            <w:rPr>
-              <w:rFonts w:ascii="Amasis MT Pro" w:hAnsi="Amasis MT Pro"/>
-              <w:sz w:val="26"/>
-              <w:szCs w:val="26"/>
-              <w:highlight w:val="cyan"/>
-              <w:lang w:val="en-US"/>
-            </w:rPr>
-            <w:t>long</w:t>
-          </w:r>
-          <w:r>
-            <w:rPr>
-              <w:rFonts w:ascii="Amasis MT Pro" w:hAnsi="Amasis MT Pro"/>
-              <w:sz w:val="26"/>
-              <w:szCs w:val="26"/>
-              <w:highlight w:val="cyan"/>
-              <w:lang w:val="en-US"/>
-            </w:rPr>
-            <w:noBreakHyphen/>
-            <w:t>term strategic goals</w:t>
-          </w:r>
-        </w:sdtContent>
-      </w:sdt>
+      <w:r>
+        <w:rPr>
+          <w:rFonts w:ascii="Amasis MT Pro" w:hAnsi="Amasis MT Pro"/>
+          <w:sz w:val="26"/>
+          <w:szCs w:val="26"/>
+          <w:highlight w:val="cyan"/>
+          <w:lang w:val="en-US"/>
+        </w:rPr>
+        <w:t>long</w:t>
+      </w:r>
+      <w:r>
+        <w:rPr>
+          <w:rFonts w:ascii="Amasis MT Pro" w:hAnsi="Amasis MT Pro"/>
+          <w:sz w:val="26"/>
+          <w:szCs w:val="26"/>
+          <w:highlight w:val="cyan"/>
+          <w:lang w:val="en-US"/>
+        </w:rPr>
+        <w:noBreakHyphen/>
+        <w:t>term strategic goals</w:t>
+      </w:r>
       <w:r>
         <w:rPr>
           <w:rFonts w:ascii="Amasis MT Pro" w:hAnsi="Amasis MT Pro"/>
@@ -1485,17 +1257,15 @@
         </w:rPr>
         <w:t xml:space="preserve">In this system, there are 6 stakeholders that will be directly and indirectly </w:t>
       </w:r>
-      <w:proofErr w:type="gramStart"/>
-      <w:r>
-        <w:rPr>
-          <w:rFonts w:ascii="Amasis MT Pro" w:hAnsi="Amasis MT Pro"/>
-          <w:sz w:val="26"/>
-          <w:szCs w:val="26"/>
-          <w:lang w:val="en-US"/>
-        </w:rPr>
-        <w:t>involved</w:t>
-      </w:r>
-      <w:proofErr w:type="gramEnd"/>
+      <w:r>
+        <w:rPr>
+          <w:rFonts w:ascii="Amasis MT Pro" w:hAnsi="Amasis MT Pro"/>
+          <w:sz w:val="26"/>
+          <w:szCs w:val="26"/>
+          <w:lang w:val="en-US"/>
+        </w:rPr>
+        <w:t>involved,</w:t>
+      </w:r>
       <w:r>
         <w:rPr>
           <w:rFonts w:ascii="Amasis MT Pro" w:hAnsi="Amasis MT Pro"/>
@@ -2214,17 +1984,15 @@
         </w:rPr>
         <w:t xml:space="preserve">The Flight Booking System </w:t>
       </w:r>
-      <w:proofErr w:type="gramStart"/>
-      <w:r>
-        <w:rPr>
-          <w:rFonts w:ascii="Amasis MT Pro" w:hAnsi="Amasis MT Pro"/>
-          <w:sz w:val="26"/>
-          <w:szCs w:val="26"/>
-          <w:lang w:val="en-US"/>
-        </w:rPr>
-        <w:t>are</w:t>
-      </w:r>
-      <w:proofErr w:type="gramEnd"/>
+      <w:r>
+        <w:rPr>
+          <w:rFonts w:ascii="Amasis MT Pro" w:hAnsi="Amasis MT Pro"/>
+          <w:sz w:val="26"/>
+          <w:szCs w:val="26"/>
+          <w:lang w:val="en-US"/>
+        </w:rPr>
+        <w:t>is</w:t>
+      </w:r>
       <w:r>
         <w:rPr>
           <w:rFonts w:ascii="Amasis MT Pro" w:hAnsi="Amasis MT Pro"/>
@@ -2848,144 +2616,6 @@
         <w:t>)</w:t>
       </w:r>
     </w:p>
-    <w:sdt>
-      <w:sdtPr>
-        <w:rPr>
-          <w:rFonts w:ascii="Amasis MT Pro" w:hAnsi="Amasis MT Pro"/>
-          <w:sz w:val="26"/>
-          <w:szCs w:val="26"/>
-          <w:highlight w:val="blue"/>
-          <w:lang w:val="en-US"/>
-        </w:rPr>
-        <w:tag w:val="tii-similarity-SU5URVJORVRfd3d3LmRmd2FpcnBvcnQuY29t"/>
-        <w:id w:val="-903215840"/>
-        <w:placeholder>
-          <w:docPart w:val="DefaultPlaceholder_-1854013440"/>
-        </w:placeholder>
-        <w15:appearance w15:val="hidden"/>
-      </w:sdtPr>
-      <w:sdtContent>
-        <w:p>
-          <w:pPr>
-            <w:pStyle w:val="ListParagraph"/>
-            <w:numPr>
-              <w:ilvl w:val="0"/>
-              <w:numId w:val="10"/>
-            </w:numPr>
-            <w:rPr>
-              <w:rFonts w:ascii="Amasis MT Pro" w:hAnsi="Amasis MT Pro"/>
-              <w:sz w:val="26"/>
-              <w:szCs w:val="26"/>
-              <w:lang w:val="en-US"/>
-            </w:rPr>
-          </w:pPr>
-          <w:r>
-            <w:rPr>
-              <w:rFonts w:ascii="Amasis MT Pro" w:hAnsi="Amasis MT Pro"/>
-              <w:sz w:val="26"/>
-              <w:szCs w:val="26"/>
-              <w:highlight w:val="blue"/>
-              <w:lang w:val="en-US"/>
-            </w:rPr>
-            <w:t>Ad</w:t>
-          </w:r>
-          <w:r>
-            <w:rPr>
-              <w:rFonts w:ascii="Amasis MT Pro" w:hAnsi="Amasis MT Pro"/>
-              <w:sz w:val="26"/>
-              <w:szCs w:val="26"/>
-              <w:highlight w:val="blue"/>
-              <w:lang w:val="en-US"/>
-            </w:rPr>
-            <w:t xml:space="preserve">d </w:t>
-          </w:r>
-          <w:r>
-            <w:rPr>
-              <w:rFonts w:ascii="Amasis MT Pro" w:hAnsi="Amasis MT Pro"/>
-              <w:sz w:val="26"/>
-              <w:szCs w:val="26"/>
-              <w:highlight w:val="blue"/>
-              <w:lang w:val="en-US"/>
-            </w:rPr>
-            <w:t>n</w:t>
-          </w:r>
-          <w:r>
-            <w:rPr>
-              <w:rFonts w:ascii="Amasis MT Pro" w:hAnsi="Amasis MT Pro"/>
-              <w:sz w:val="26"/>
-              <w:szCs w:val="26"/>
-              <w:highlight w:val="blue"/>
-              <w:lang w:val="en-US"/>
-            </w:rPr>
-            <w:t xml:space="preserve">ew </w:t>
-          </w:r>
-          <w:r>
-            <w:rPr>
-              <w:rFonts w:ascii="Amasis MT Pro" w:hAnsi="Amasis MT Pro"/>
-              <w:sz w:val="26"/>
-              <w:szCs w:val="26"/>
-              <w:highlight w:val="blue"/>
-              <w:lang w:val="en-US"/>
-            </w:rPr>
-            <w:t>f</w:t>
-          </w:r>
-          <w:r>
-            <w:rPr>
-              <w:rFonts w:ascii="Amasis MT Pro" w:hAnsi="Amasis MT Pro"/>
-              <w:sz w:val="26"/>
-              <w:szCs w:val="26"/>
-              <w:highlight w:val="blue"/>
-              <w:lang w:val="en-US"/>
-            </w:rPr>
-            <w:t>lights</w:t>
-          </w:r>
-        </w:p>
-      </w:sdtContent>
-    </w:sdt>
-    <w:sdt>
-      <w:sdtPr>
-        <w:rPr>
-          <w:rFonts w:ascii="Amasis MT Pro" w:hAnsi="Amasis MT Pro"/>
-          <w:sz w:val="26"/>
-          <w:szCs w:val="26"/>
-          <w:highlight w:val="blue"/>
-          <w:lang w:val="en-US"/>
-        </w:rPr>
-        <w:tag w:val="tii-similarity-SU5URVJORVRfd3d3LmRmd2FpcnBvcnQuY29t"/>
-        <w:id w:val="1056442621"/>
-        <w:placeholder>
-          <w:docPart w:val="DefaultPlaceholder_-1854013440"/>
-        </w:placeholder>
-        <w15:appearance w15:val="hidden"/>
-      </w:sdtPr>
-      <w:sdtContent>
-        <w:p>
-          <w:pPr>
-            <w:pStyle w:val="ListParagraph"/>
-            <w:numPr>
-              <w:ilvl w:val="0"/>
-              <w:numId w:val="10"/>
-            </w:numPr>
-            <w:rPr>
-              <w:rFonts w:ascii="Amasis MT Pro" w:hAnsi="Amasis MT Pro"/>
-              <w:sz w:val="26"/>
-              <w:szCs w:val="26"/>
-              <w:lang w:val="en-US"/>
-            </w:rPr>
-          </w:pPr>
-          <w:r>
-            <w:rPr>
-              <w:rFonts w:ascii="Amasis MT Pro" w:hAnsi="Amasis MT Pro"/>
-              <w:sz w:val="26"/>
-              <w:szCs w:val="26"/>
-              <w:highlight w:val="blue"/>
-              <w:lang w:val="en-US"/>
-            </w:rPr>
-            <w:t>Update existing flights</w:t>
-          </w:r>
-        </w:p>
-      </w:sdtContent>
-    </w:sdt>
     <w:p>
       <w:pPr>
         <w:pStyle w:val="ListParagraph"/>
@@ -3005,9 +2635,60 @@
           <w:rFonts w:ascii="Amasis MT Pro" w:hAnsi="Amasis MT Pro"/>
           <w:sz w:val="26"/>
           <w:szCs w:val="26"/>
-          <w:lang w:val="en-US"/>
-        </w:rPr>
-        <w:t>Remove flights</w:t>
+          <w:highlight w:val="blue"/>
+          <w:lang w:val="en-US"/>
+        </w:rPr>
+        <w:t>Ad</w:t>
+      </w:r>
+      <w:r>
+        <w:rPr>
+          <w:rFonts w:ascii="Amasis MT Pro" w:hAnsi="Amasis MT Pro"/>
+          <w:sz w:val="26"/>
+          <w:szCs w:val="26"/>
+          <w:highlight w:val="blue"/>
+          <w:lang w:val="en-US"/>
+        </w:rPr>
+        <w:t xml:space="preserve">d </w:t>
+      </w:r>
+      <w:r>
+        <w:rPr>
+          <w:rFonts w:ascii="Amasis MT Pro" w:hAnsi="Amasis MT Pro"/>
+          <w:sz w:val="26"/>
+          <w:szCs w:val="26"/>
+          <w:highlight w:val="blue"/>
+          <w:lang w:val="en-US"/>
+        </w:rPr>
+        <w:t>n</w:t>
+      </w:r>
+      <w:r>
+        <w:rPr>
+          <w:rFonts w:ascii="Amasis MT Pro" w:hAnsi="Amasis MT Pro"/>
+          <w:sz w:val="26"/>
+          <w:szCs w:val="26"/>
+          <w:highlight w:val="blue"/>
+          <w:lang w:val="en-US"/>
+        </w:rPr>
+        <w:t xml:space="preserve">ew </w:t>
+      </w:r>
+      <w:r>
+        <w:rPr>
+          <w:rFonts w:ascii="Amasis MT Pro" w:hAnsi="Amasis MT Pro"/>
+          <w:sz w:val="26"/>
+          <w:szCs w:val="26"/>
+          <w:highlight w:val="blue"/>
+          <w:lang w:val="en-US"/>
+        </w:rPr>
+        <w:t>f</w:t>
+      </w:r>
+      <w:r>
+        <w:rPr>
+          <w:rFonts w:ascii="Amasis MT Pro" w:hAnsi="Amasis MT Pro"/>
+          <w:sz w:val="26"/>
+          <w:szCs w:val="26"/>
+          <w:highlight w:val="blue"/>
+          <w:lang w:val="en-US"/>
+        </w:rPr>
+        <w:t>lights</w:t>
       </w:r>
     </w:p>
     <w:p>
@@ -3029,9 +2710,10 @@
           <w:rFonts w:ascii="Amasis MT Pro" w:hAnsi="Amasis MT Pro"/>
           <w:sz w:val="26"/>
           <w:szCs w:val="26"/>
-          <w:lang w:val="en-US"/>
-        </w:rPr>
-        <w:t>View all flights</w:t>
+          <w:highlight w:val="blue"/>
+          <w:lang w:val="en-US"/>
+        </w:rPr>
+        <w:t>Update existing flights</w:t>
       </w:r>
     </w:p>
     <w:p>
@@ -3055,6 +2737,54 @@
           <w:szCs w:val="26"/>
           <w:lang w:val="en-US"/>
         </w:rPr>
+        <w:t>Remove flights</w:t>
+      </w:r>
+    </w:p>
+    <w:p>
+      <w:pPr>
+        <w:pStyle w:val="ListParagraph"/>
+        <w:numPr>
+          <w:ilvl w:val="0"/>
+          <w:numId w:val="10"/>
+        </w:numPr>
+        <w:rPr>
+          <w:rFonts w:ascii="Amasis MT Pro" w:hAnsi="Amasis MT Pro"/>
+          <w:sz w:val="26"/>
+          <w:szCs w:val="26"/>
+          <w:lang w:val="en-US"/>
+        </w:rPr>
+      </w:pPr>
+      <w:r>
+        <w:rPr>
+          <w:rFonts w:ascii="Amasis MT Pro" w:hAnsi="Amasis MT Pro"/>
+          <w:sz w:val="26"/>
+          <w:szCs w:val="26"/>
+          <w:lang w:val="en-US"/>
+        </w:rPr>
+        <w:t>View all flights</w:t>
+      </w:r>
+    </w:p>
+    <w:p>
+      <w:pPr>
+        <w:pStyle w:val="ListParagraph"/>
+        <w:numPr>
+          <w:ilvl w:val="0"/>
+          <w:numId w:val="10"/>
+        </w:numPr>
+        <w:rPr>
+          <w:rFonts w:ascii="Amasis MT Pro" w:hAnsi="Amasis MT Pro"/>
+          <w:sz w:val="26"/>
+          <w:szCs w:val="26"/>
+          <w:lang w:val="en-US"/>
+        </w:rPr>
+      </w:pPr>
+      <w:r>
+        <w:rPr>
+          <w:rFonts w:ascii="Amasis MT Pro" w:hAnsi="Amasis MT Pro"/>
+          <w:sz w:val="26"/>
+          <w:szCs w:val="26"/>
+          <w:lang w:val="en-US"/>
+        </w:rPr>
         <w:t>View flight occupancy</w:t>
       </w:r>
     </w:p>
@@ -3241,7 +2971,7 @@
           <w:szCs w:val="26"/>
           <w:lang w:val="en-US"/>
         </w:rPr>
-        <w:t>View personal bookings</w:t>
+        <w:t>View bookings</w:t>
       </w:r>
     </w:p>
     <w:p>
@@ -3433,7 +3163,25 @@
           <w:szCs w:val="26"/>
           <w:lang w:val="en-US"/>
         </w:rPr>
-        <w:t>Validate dates, seat availability, and user inputs</w:t>
+        <w:t xml:space="preserve">Validate </w:t>
+      </w:r>
+      <w:r>
+        <w:rPr>
+          <w:rFonts w:ascii="Amasis MT Pro" w:hAnsi="Amasis MT Pro"/>
+          <w:sz w:val="26"/>
+          <w:szCs w:val="26"/>
+          <w:lang w:val="en-US"/>
+        </w:rPr>
+        <w:t>flight details</w:t>
+      </w:r>
+      <w:r>
+        <w:rPr>
+          <w:rFonts w:ascii="Amasis MT Pro" w:hAnsi="Amasis MT Pro"/>
+          <w:sz w:val="26"/>
+          <w:szCs w:val="26"/>
+          <w:lang w:val="en-US"/>
+        </w:rPr>
+        <w:t>, seat availability, and user inputs</w:t>
       </w:r>
     </w:p>
     <w:p>
@@ -3461,42 +3209,6 @@
           <w:lang w:val="en-US"/>
         </w:rPr>
       </w:pPr>
-    </w:p>
-    <w:p>
-      <w:pPr>
-        <w:rPr>
-          <w:rFonts w:ascii="Amasis MT Pro" w:hAnsi="Amasis MT Pro"/>
-          <w:b/>
-          <w:bCs/>
-          <w:sz w:val="26"/>
-          <w:szCs w:val="26"/>
-          <w:lang w:val="en-US"/>
-        </w:rPr>
-      </w:pPr>
-    </w:p>
-    <w:p>
-      <w:pPr>
-        <w:rPr>
-          <w:rFonts w:ascii="Amasis MT Pro" w:hAnsi="Amasis MT Pro"/>
-          <w:b/>
-          <w:bCs/>
-          <w:sz w:val="26"/>
-          <w:szCs w:val="26"/>
-          <w:lang w:val="en-US"/>
-        </w:rPr>
-      </w:pPr>
-    </w:p>
-    <w:p>
-      <w:pPr>
-        <w:rPr>
-          <w:rFonts w:ascii="Amasis MT Pro" w:hAnsi="Amasis MT Pro"/>
-          <w:b/>
-          <w:bCs/>
-          <w:sz w:val="26"/>
-          <w:szCs w:val="26"/>
-          <w:lang w:val="en-US"/>
-        </w:rPr>
-      </w:pPr>
       <w:r>
         <w:rPr>
           <w:rFonts w:ascii="Amasis MT Pro" w:hAnsi="Amasis MT Pro"/>
@@ -3536,6 +3248,16 @@
         </w:rPr>
         <w:t>defines what the system will not do:</w:t>
       </w:r>
+    </w:p>
+    <w:p>
+      <w:pPr>
+        <w:rPr>
+          <w:rFonts w:ascii="Amasis MT Pro" w:hAnsi="Amasis MT Pro"/>
+          <w:sz w:val="2"/>
+          <w:szCs w:val="2"/>
+          <w:lang w:val="en-US"/>
+        </w:rPr>
+      </w:pPr>
     </w:p>
     <w:p>
       <w:pPr>
@@ -3560,7 +3282,7 @@
           <w:szCs w:val="26"/>
           <w:lang w:val="en-US"/>
         </w:rPr>
-        <w:t>Real-time airline integration</w:t>
+        <w:t>Online Payment Processing</w:t>
       </w:r>
     </w:p>
     <w:p>
@@ -3584,7 +3306,31 @@
           <w:szCs w:val="26"/>
           <w:lang w:val="en-US"/>
         </w:rPr>
-        <w:t>No connection to actual airline APIs or databases</w:t>
+        <w:t>No credit card, PayPal, or banking integration</w:t>
+      </w:r>
+    </w:p>
+    <w:p>
+      <w:pPr>
+        <w:pStyle w:val="ListParagraph"/>
+        <w:numPr>
+          <w:ilvl w:val="0"/>
+          <w:numId w:val="10"/>
+        </w:numPr>
+        <w:rPr>
+          <w:rFonts w:ascii="Amasis MT Pro" w:hAnsi="Amasis MT Pro"/>
+          <w:sz w:val="26"/>
+          <w:szCs w:val="26"/>
+          <w:lang w:val="en-US"/>
+        </w:rPr>
+      </w:pPr>
+      <w:r>
+        <w:rPr>
+          <w:rFonts w:ascii="Amasis MT Pro" w:hAnsi="Amasis MT Pro"/>
+          <w:sz w:val="26"/>
+          <w:szCs w:val="26"/>
+          <w:lang w:val="en-US"/>
+        </w:rPr>
+        <w:t>Only simulated booking confirmation</w:t>
       </w:r>
     </w:p>
     <w:p>
@@ -3606,21 +3352,23 @@
         </w:numPr>
         <w:rPr>
           <w:rFonts w:ascii="Amasis MT Pro" w:hAnsi="Amasis MT Pro"/>
-          <w:sz w:val="26"/>
-          <w:szCs w:val="26"/>
-          <w:lang w:val="en-US"/>
-        </w:rPr>
-      </w:pPr>
-      <w:r>
-        <w:rPr>
-          <w:rFonts w:ascii="Amasis MT Pro" w:hAnsi="Amasis MT Pro"/>
-          <w:b/>
-          <w:bCs/>
-          <w:sz w:val="26"/>
-          <w:szCs w:val="26"/>
-          <w:lang w:val="en-US"/>
-        </w:rPr>
-        <w:t>Online Payment Processing</w:t>
+          <w:b/>
+          <w:bCs/>
+          <w:sz w:val="26"/>
+          <w:szCs w:val="26"/>
+          <w:lang w:val="en-US"/>
+        </w:rPr>
+      </w:pPr>
+      <w:r>
+        <w:rPr>
+          <w:rFonts w:ascii="Amasis MT Pro" w:hAnsi="Amasis MT Pro"/>
+          <w:b/>
+          <w:bCs/>
+          <w:sz w:val="26"/>
+          <w:szCs w:val="26"/>
+          <w:lang w:val="en-US"/>
+        </w:rPr>
+        <w:t>Graphical User Interface</w:t>
       </w:r>
     </w:p>
     <w:p>
@@ -3644,7 +3392,45 @@
           <w:szCs w:val="26"/>
           <w:lang w:val="en-US"/>
         </w:rPr>
-        <w:t>No credit card, PayPal, or banking integration</w:t>
+        <w:t>Console Interface Only</w:t>
+      </w:r>
+    </w:p>
+    <w:p>
+      <w:pPr>
+        <w:rPr>
+          <w:rFonts w:ascii="Amasis MT Pro" w:hAnsi="Amasis MT Pro"/>
+          <w:sz w:val="2"/>
+          <w:szCs w:val="2"/>
+          <w:lang w:val="en-US"/>
+        </w:rPr>
+      </w:pPr>
+    </w:p>
+    <w:p>
+      <w:pPr>
+        <w:pStyle w:val="ListParagraph"/>
+        <w:numPr>
+          <w:ilvl w:val="0"/>
+          <w:numId w:val="12"/>
+        </w:numPr>
+        <w:rPr>
+          <w:rFonts w:ascii="Amasis MT Pro" w:hAnsi="Amasis MT Pro"/>
+          <w:b/>
+          <w:bCs/>
+          <w:sz w:val="26"/>
+          <w:szCs w:val="26"/>
+          <w:lang w:val="en-US"/>
+        </w:rPr>
+      </w:pPr>
+      <w:r>
+        <w:rPr>
+          <w:rFonts w:ascii="Amasis MT Pro" w:hAnsi="Amasis MT Pro"/>
+          <w:b/>
+          <w:bCs/>
+          <w:sz w:val="26"/>
+          <w:szCs w:val="26"/>
+          <w:lang w:val="en-US"/>
+        </w:rPr>
+        <w:t>Seat Map Visualization</w:t>
       </w:r>
     </w:p>
     <w:p>
@@ -3656,25 +3442,29 @@
         </w:numPr>
         <w:rPr>
           <w:rFonts w:ascii="Amasis MT Pro" w:hAnsi="Amasis MT Pro"/>
-          <w:sz w:val="26"/>
-          <w:szCs w:val="26"/>
-          <w:lang w:val="en-US"/>
-        </w:rPr>
-      </w:pPr>
-      <w:r>
-        <w:rPr>
-          <w:rFonts w:ascii="Amasis MT Pro" w:hAnsi="Amasis MT Pro"/>
-          <w:sz w:val="26"/>
-          <w:szCs w:val="26"/>
-          <w:lang w:val="en-US"/>
-        </w:rPr>
-        <w:t>Only simulated booking confirmation</w:t>
-      </w:r>
-    </w:p>
-    <w:p>
-      <w:pPr>
-        <w:rPr>
-          <w:rFonts w:ascii="Amasis MT Pro" w:hAnsi="Amasis MT Pro"/>
+          <w:b/>
+          <w:bCs/>
+          <w:sz w:val="26"/>
+          <w:szCs w:val="26"/>
+          <w:lang w:val="en-US"/>
+        </w:rPr>
+      </w:pPr>
+      <w:r>
+        <w:rPr>
+          <w:rFonts w:ascii="Amasis MT Pro" w:hAnsi="Amasis MT Pro"/>
+          <w:sz w:val="26"/>
+          <w:szCs w:val="26"/>
+          <w:lang w:val="en-US"/>
+        </w:rPr>
+        <w:t>No graphical seat selection</w:t>
+      </w:r>
+    </w:p>
+    <w:p>
+      <w:pPr>
+        <w:rPr>
+          <w:rFonts w:ascii="Amasis MT Pro" w:hAnsi="Amasis MT Pro"/>
+          <w:b/>
+          <w:bCs/>
           <w:sz w:val="2"/>
           <w:szCs w:val="2"/>
           <w:lang w:val="en-US"/>
@@ -3706,7 +3496,7 @@
           <w:szCs w:val="26"/>
           <w:lang w:val="en-US"/>
         </w:rPr>
-        <w:t>Graphical User Interface</w:t>
+        <w:t>Round Trip Bookings</w:t>
       </w:r>
     </w:p>
     <w:p>
@@ -3718,25 +3508,29 @@
         </w:numPr>
         <w:rPr>
           <w:rFonts w:ascii="Amasis MT Pro" w:hAnsi="Amasis MT Pro"/>
-          <w:sz w:val="26"/>
-          <w:szCs w:val="26"/>
-          <w:lang w:val="en-US"/>
-        </w:rPr>
-      </w:pPr>
-      <w:r>
-        <w:rPr>
-          <w:rFonts w:ascii="Amasis MT Pro" w:hAnsi="Amasis MT Pro"/>
-          <w:sz w:val="26"/>
-          <w:szCs w:val="26"/>
-          <w:lang w:val="en-US"/>
-        </w:rPr>
-        <w:t>Console Interface Only</w:t>
-      </w:r>
-    </w:p>
-    <w:p>
-      <w:pPr>
-        <w:rPr>
-          <w:rFonts w:ascii="Amasis MT Pro" w:hAnsi="Amasis MT Pro"/>
+          <w:b/>
+          <w:bCs/>
+          <w:sz w:val="26"/>
+          <w:szCs w:val="26"/>
+          <w:lang w:val="en-US"/>
+        </w:rPr>
+      </w:pPr>
+      <w:r>
+        <w:rPr>
+          <w:rFonts w:ascii="Amasis MT Pro" w:hAnsi="Amasis MT Pro"/>
+          <w:sz w:val="26"/>
+          <w:szCs w:val="26"/>
+          <w:lang w:val="en-US"/>
+        </w:rPr>
+        <w:t>Only single-flight, one-way bookings</w:t>
+      </w:r>
+    </w:p>
+    <w:p>
+      <w:pPr>
+        <w:rPr>
+          <w:rFonts w:ascii="Amasis MT Pro" w:hAnsi="Amasis MT Pro"/>
+          <w:b/>
+          <w:bCs/>
           <w:sz w:val="2"/>
           <w:szCs w:val="2"/>
           <w:lang w:val="en-US"/>
@@ -3768,7 +3562,7 @@
           <w:szCs w:val="26"/>
           <w:lang w:val="en-US"/>
         </w:rPr>
-        <w:t>Seat Map Visualization</w:t>
+        <w:t>Automatic pricing algorithms</w:t>
       </w:r>
     </w:p>
     <w:p>
@@ -3794,7 +3588,7 @@
           <w:szCs w:val="26"/>
           <w:lang w:val="en-US"/>
         </w:rPr>
-        <w:t>No graphical seat selection</w:t>
+        <w:t>No dynamic pricing or revenue management</w:t>
       </w:r>
     </w:p>
     <w:p>
@@ -3834,7 +3628,7 @@
           <w:szCs w:val="26"/>
           <w:lang w:val="en-US"/>
         </w:rPr>
-        <w:t>Round Trip Bookings</w:t>
+        <w:t>Email or SMS notifications</w:t>
       </w:r>
     </w:p>
     <w:p>
@@ -3860,7 +3654,16 @@
           <w:szCs w:val="26"/>
           <w:lang w:val="en-US"/>
         </w:rPr>
-        <w:t>Only single-flight, one-way bookings</w:t>
+        <w:t>No external communication service</w:t>
+      </w:r>
+      <w:r>
+        <w:rPr>
+          <w:rFonts w:ascii="Amasis MT Pro" w:hAnsi="Amasis MT Pro"/>
+          <w:sz w:val="26"/>
+          <w:szCs w:val="26"/>
+          <w:lang w:val="en-US"/>
+        </w:rPr>
+        <w:t>s</w:t>
       </w:r>
     </w:p>
     <w:p>
@@ -3900,7 +3703,7 @@
           <w:szCs w:val="26"/>
           <w:lang w:val="en-US"/>
         </w:rPr>
-        <w:t>Automatic pricing algorithms</w:t>
+        <w:t>Real-world security protocols</w:t>
       </w:r>
     </w:p>
     <w:p>
@@ -3926,7 +3729,79 @@
           <w:szCs w:val="26"/>
           <w:lang w:val="en-US"/>
         </w:rPr>
-        <w:t>No dynamic pricing or revenue management</w:t>
+        <w:t>No encryption, hashing, or enterprise-level security</w:t>
+      </w:r>
+    </w:p>
+    <w:p>
+      <w:pPr>
+        <w:rPr>
+          <w:rFonts w:ascii="Amasis MT Pro" w:hAnsi="Amasis MT Pro"/>
+          <w:b/>
+          <w:bCs/>
+          <w:sz w:val="26"/>
+          <w:szCs w:val="26"/>
+          <w:lang w:val="en-US"/>
+        </w:rPr>
+      </w:pPr>
+    </w:p>
+    <w:p>
+      <w:pPr>
+        <w:rPr>
+          <w:rFonts w:ascii="Amasis MT Pro" w:hAnsi="Amasis MT Pro"/>
+          <w:b/>
+          <w:bCs/>
+          <w:sz w:val="26"/>
+          <w:szCs w:val="26"/>
+          <w:lang w:val="en-US"/>
+        </w:rPr>
+      </w:pPr>
+    </w:p>
+    <w:p>
+      <w:pPr>
+        <w:rPr>
+          <w:rFonts w:ascii="Amasis MT Pro" w:hAnsi="Amasis MT Pro"/>
+          <w:b/>
+          <w:bCs/>
+          <w:sz w:val="26"/>
+          <w:szCs w:val="26"/>
+          <w:lang w:val="en-US"/>
+        </w:rPr>
+      </w:pPr>
+    </w:p>
+    <w:p>
+      <w:pPr>
+        <w:rPr>
+          <w:rFonts w:ascii="Amasis MT Pro" w:hAnsi="Amasis MT Pro"/>
+          <w:b/>
+          <w:bCs/>
+          <w:sz w:val="26"/>
+          <w:szCs w:val="26"/>
+          <w:lang w:val="en-US"/>
+        </w:rPr>
+      </w:pPr>
+    </w:p>
+    <w:p>
+      <w:pPr>
+        <w:rPr>
+          <w:rFonts w:ascii="Amasis MT Pro" w:hAnsi="Amasis MT Pro"/>
+          <w:b/>
+          <w:bCs/>
+          <w:sz w:val="26"/>
+          <w:szCs w:val="26"/>
+          <w:lang w:val="en-US"/>
+        </w:rPr>
+      </w:pPr>
+      <w:r>
+        <w:rPr>
+          <w:rFonts w:ascii="Amasis MT Pro" w:hAnsi="Amasis MT Pro"/>
+          <w:b/>
+          <w:bCs/>
+          <w:sz w:val="26"/>
+          <w:szCs w:val="26"/>
+          <w:lang w:val="en-US"/>
+        </w:rPr>
+        <w:lastRenderedPageBreak/>
+        <w:t>System Assumptions</w:t>
       </w:r>
     </w:p>
     <w:p>
@@ -3943,30 +3818,47 @@
     </w:p>
     <w:p>
       <w:pPr>
-        <w:pStyle w:val="ListParagraph"/>
-        <w:numPr>
-          <w:ilvl w:val="0"/>
-          <w:numId w:val="12"/>
-        </w:numPr>
-        <w:rPr>
-          <w:rFonts w:ascii="Amasis MT Pro" w:hAnsi="Amasis MT Pro"/>
-          <w:b/>
-          <w:bCs/>
-          <w:sz w:val="26"/>
-          <w:szCs w:val="26"/>
-          <w:lang w:val="en-US"/>
-        </w:rPr>
-      </w:pPr>
-      <w:r>
-        <w:rPr>
-          <w:rFonts w:ascii="Amasis MT Pro" w:hAnsi="Amasis MT Pro"/>
-          <w:b/>
-          <w:bCs/>
-          <w:sz w:val="26"/>
-          <w:szCs w:val="26"/>
-          <w:lang w:val="en-US"/>
-        </w:rPr>
-        <w:t>Email or SMS notifications</w:t>
+        <w:rPr>
+          <w:rFonts w:ascii="Amasis MT Pro" w:hAnsi="Amasis MT Pro"/>
+          <w:b/>
+          <w:bCs/>
+          <w:sz w:val="26"/>
+          <w:szCs w:val="26"/>
+          <w:lang w:val="en-US"/>
+        </w:rPr>
+      </w:pPr>
+      <w:r>
+        <w:rPr>
+          <w:rFonts w:ascii="Amasis MT Pro" w:hAnsi="Amasis MT Pro"/>
+          <w:b/>
+          <w:bCs/>
+          <w:sz w:val="26"/>
+          <w:szCs w:val="26"/>
+          <w:lang w:val="en-US"/>
+        </w:rPr>
+        <w:t xml:space="preserve">User &amp; </w:t>
+      </w:r>
+      <w:r>
+        <w:rPr>
+          <w:rFonts w:ascii="Amasis MT Pro" w:hAnsi="Amasis MT Pro"/>
+          <w:b/>
+          <w:bCs/>
+          <w:sz w:val="26"/>
+          <w:szCs w:val="26"/>
+          <w:lang w:val="en-US"/>
+        </w:rPr>
+        <w:t>Data</w:t>
+      </w:r>
+      <w:r>
+        <w:rPr>
+          <w:rFonts w:ascii="Amasis MT Pro" w:hAnsi="Amasis MT Pro"/>
+          <w:b/>
+          <w:bCs/>
+          <w:sz w:val="26"/>
+          <w:szCs w:val="26"/>
+          <w:lang w:val="en-US"/>
+        </w:rPr>
+        <w:t xml:space="preserve"> Assumptions</w:t>
       </w:r>
     </w:p>
     <w:p>
@@ -3992,56 +3884,34 @@
           <w:szCs w:val="26"/>
           <w:lang w:val="en-US"/>
         </w:rPr>
-        <w:t>No external communication service</w:t>
-      </w:r>
-      <w:r>
-        <w:rPr>
-          <w:rFonts w:ascii="Amasis MT Pro" w:hAnsi="Amasis MT Pro"/>
-          <w:sz w:val="26"/>
-          <w:szCs w:val="26"/>
-          <w:lang w:val="en-US"/>
-        </w:rPr>
-        <w:t>s</w:t>
-      </w:r>
-    </w:p>
-    <w:p>
-      <w:pPr>
-        <w:rPr>
-          <w:rFonts w:ascii="Amasis MT Pro" w:hAnsi="Amasis MT Pro"/>
-          <w:b/>
-          <w:bCs/>
-          <w:sz w:val="2"/>
-          <w:szCs w:val="2"/>
-          <w:lang w:val="en-US"/>
-        </w:rPr>
-      </w:pPr>
-    </w:p>
-    <w:p>
-      <w:pPr>
-        <w:pStyle w:val="ListParagraph"/>
-        <w:numPr>
-          <w:ilvl w:val="0"/>
-          <w:numId w:val="12"/>
-        </w:numPr>
-        <w:rPr>
-          <w:rFonts w:ascii="Amasis MT Pro" w:hAnsi="Amasis MT Pro"/>
-          <w:b/>
-          <w:bCs/>
-          <w:sz w:val="26"/>
-          <w:szCs w:val="26"/>
-          <w:lang w:val="en-US"/>
-        </w:rPr>
-      </w:pPr>
-      <w:r>
-        <w:rPr>
-          <w:rFonts w:ascii="Amasis MT Pro" w:hAnsi="Amasis MT Pro"/>
-          <w:b/>
-          <w:bCs/>
-          <w:sz w:val="26"/>
-          <w:szCs w:val="26"/>
-          <w:lang w:val="en-US"/>
-        </w:rPr>
-        <w:t>Real-world security protocols</w:t>
+        <w:t>User provides valid and truthful information</w:t>
+      </w:r>
+      <w:r>
+        <w:rPr>
+          <w:rFonts w:ascii="Amasis MT Pro" w:hAnsi="Amasis MT Pro"/>
+          <w:sz w:val="26"/>
+          <w:szCs w:val="26"/>
+          <w:lang w:val="en-US"/>
+        </w:rPr>
+        <w:t xml:space="preserve"> (name, date of birth, address, phone</w:t>
+      </w:r>
+      <w:r>
+        <w:rPr>
+          <w:rFonts w:ascii="Amasis MT Pro" w:hAnsi="Amasis MT Pro"/>
+          <w:sz w:val="26"/>
+          <w:szCs w:val="26"/>
+          <w:lang w:val="en-US"/>
+        </w:rPr>
+        <w:t xml:space="preserve"> n</w:t>
+      </w:r>
+      <w:r>
+        <w:rPr>
+          <w:rFonts w:ascii="Amasis MT Pro" w:hAnsi="Amasis MT Pro"/>
+          <w:sz w:val="26"/>
+          <w:szCs w:val="26"/>
+          <w:lang w:val="en-US"/>
+        </w:rPr>
+        <w:t>umber).</w:t>
       </w:r>
     </w:p>
     <w:p>
@@ -4067,100 +3937,25 @@
           <w:szCs w:val="26"/>
           <w:lang w:val="en-US"/>
         </w:rPr>
-        <w:lastRenderedPageBreak/>
-        <w:t>No encryption, hashing, or enterprise-level security</w:t>
-      </w:r>
-    </w:p>
-    <w:p>
-      <w:pPr>
-        <w:rPr>
-          <w:rFonts w:ascii="Amasis MT Pro" w:hAnsi="Amasis MT Pro"/>
-          <w:b/>
-          <w:bCs/>
-          <w:sz w:val="26"/>
-          <w:szCs w:val="26"/>
-          <w:lang w:val="en-US"/>
-        </w:rPr>
-      </w:pPr>
-    </w:p>
-    <w:p>
-      <w:pPr>
-        <w:rPr>
-          <w:rFonts w:ascii="Amasis MT Pro" w:hAnsi="Amasis MT Pro"/>
-          <w:b/>
-          <w:bCs/>
-          <w:sz w:val="26"/>
-          <w:szCs w:val="26"/>
-          <w:lang w:val="en-US"/>
-        </w:rPr>
-      </w:pPr>
-      <w:r>
-        <w:rPr>
-          <w:rFonts w:ascii="Amasis MT Pro" w:hAnsi="Amasis MT Pro"/>
-          <w:b/>
-          <w:bCs/>
-          <w:sz w:val="26"/>
-          <w:szCs w:val="26"/>
-          <w:lang w:val="en-US"/>
-        </w:rPr>
-        <w:t>System Assumptions</w:t>
-      </w:r>
-    </w:p>
-    <w:p>
-      <w:pPr>
-        <w:rPr>
-          <w:rFonts w:ascii="Amasis MT Pro" w:hAnsi="Amasis MT Pro"/>
-          <w:b/>
-          <w:bCs/>
-          <w:sz w:val="26"/>
-          <w:szCs w:val="26"/>
-          <w:lang w:val="en-US"/>
-        </w:rPr>
-      </w:pPr>
-    </w:p>
-    <w:p>
-      <w:pPr>
-        <w:rPr>
-          <w:rFonts w:ascii="Amasis MT Pro" w:hAnsi="Amasis MT Pro"/>
-          <w:b/>
-          <w:bCs/>
-          <w:sz w:val="26"/>
-          <w:szCs w:val="26"/>
-          <w:lang w:val="en-US"/>
-        </w:rPr>
-      </w:pPr>
-      <w:r>
-        <w:rPr>
-          <w:rFonts w:ascii="Amasis MT Pro" w:hAnsi="Amasis MT Pro"/>
-          <w:b/>
-          <w:bCs/>
-          <w:sz w:val="26"/>
-          <w:szCs w:val="26"/>
-          <w:lang w:val="en-US"/>
-        </w:rPr>
-        <w:t xml:space="preserve">User &amp; </w:t>
-      </w:r>
-      <w:r>
-        <w:rPr>
-          <w:rFonts w:ascii="Amasis MT Pro" w:hAnsi="Amasis MT Pro"/>
-          <w:b/>
-          <w:bCs/>
-          <w:sz w:val="26"/>
-          <w:szCs w:val="26"/>
-          <w:lang w:val="en-US"/>
-        </w:rPr>
-        <w:t>Data</w:t>
-      </w:r>
-      <w:r>
-        <w:rPr>
-          <w:rFonts w:ascii="Amasis MT Pro" w:hAnsi="Amasis MT Pro"/>
-          <w:b/>
-          <w:bCs/>
-          <w:sz w:val="26"/>
-          <w:szCs w:val="26"/>
-          <w:lang w:val="en-US"/>
-        </w:rPr>
-        <w:t xml:space="preserve"> Assumptions</w:t>
+        <w:t xml:space="preserve">Admins are </w:t>
+      </w:r>
+      <w:r>
+        <w:rPr>
+          <w:rFonts w:ascii="Amasis MT Pro" w:hAnsi="Amasis MT Pro"/>
+          <w:sz w:val="26"/>
+          <w:szCs w:val="26"/>
+          <w:lang w:val="en-US"/>
+        </w:rPr>
+        <w:t xml:space="preserve">trusted and will not misuse their </w:t>
+      </w:r>
+      <w:r>
+        <w:rPr>
+          <w:rFonts w:ascii="Amasis MT Pro" w:hAnsi="Amasis MT Pro"/>
+          <w:sz w:val="26"/>
+          <w:szCs w:val="26"/>
+          <w:lang w:val="en-US"/>
+        </w:rPr>
+        <w:t>privileges.</w:t>
       </w:r>
     </w:p>
     <w:p>
@@ -4186,7 +3981,51 @@
           <w:szCs w:val="26"/>
           <w:lang w:val="en-US"/>
         </w:rPr>
-        <w:t>User provides valid and truthful information (name, age, passport number, etc.)</w:t>
+        <w:t xml:space="preserve">All users have basic knowledge of console </w:t>
+      </w:r>
+      <w:r>
+        <w:rPr>
+          <w:rFonts w:ascii="Amasis MT Pro" w:hAnsi="Amasis MT Pro"/>
+          <w:sz w:val="26"/>
+          <w:szCs w:val="26"/>
+          <w:lang w:val="en-US"/>
+        </w:rPr>
+        <w:t>navigation.</w:t>
+      </w:r>
+    </w:p>
+    <w:p>
+      <w:pPr>
+        <w:rPr>
+          <w:rFonts w:ascii="Amasis MT Pro" w:hAnsi="Amasis MT Pro"/>
+          <w:b/>
+          <w:bCs/>
+          <w:sz w:val="26"/>
+          <w:szCs w:val="26"/>
+          <w:lang w:val="en-US"/>
+        </w:rPr>
+      </w:pPr>
+    </w:p>
+    <w:p>
+      <w:pPr>
+        <w:rPr>
+          <w:rFonts w:ascii="Amasis MT Pro" w:hAnsi="Amasis MT Pro"/>
+          <w:b/>
+          <w:bCs/>
+          <w:sz w:val="26"/>
+          <w:szCs w:val="26"/>
+          <w:lang w:val="en-US"/>
+        </w:rPr>
+      </w:pPr>
+      <w:r>
+        <w:rPr>
+          <w:rFonts w:ascii="Amasis MT Pro" w:hAnsi="Amasis MT Pro"/>
+          <w:b/>
+          <w:bCs/>
+          <w:sz w:val="26"/>
+          <w:szCs w:val="26"/>
+          <w:lang w:val="en-US"/>
+        </w:rPr>
+        <w:t>Technical Assumptions</w:t>
       </w:r>
     </w:p>
     <w:p>
@@ -4212,25 +4051,7 @@
           <w:szCs w:val="26"/>
           <w:lang w:val="en-US"/>
         </w:rPr>
-        <w:t xml:space="preserve">Admins are </w:t>
-      </w:r>
-      <w:r>
-        <w:rPr>
-          <w:rFonts w:ascii="Amasis MT Pro" w:hAnsi="Amasis MT Pro"/>
-          <w:sz w:val="26"/>
-          <w:szCs w:val="26"/>
-          <w:lang w:val="en-US"/>
-        </w:rPr>
-        <w:t xml:space="preserve">trusted and will not misuse their </w:t>
-      </w:r>
-      <w:r>
-        <w:rPr>
-          <w:rFonts w:ascii="Amasis MT Pro" w:hAnsi="Amasis MT Pro"/>
-          <w:sz w:val="26"/>
-          <w:szCs w:val="26"/>
-          <w:lang w:val="en-US"/>
-        </w:rPr>
-        <w:t>privileges.</w:t>
+        <w:t>The console runs smoothly without any bugs.</w:t>
       </w:r>
     </w:p>
     <w:p>
@@ -4256,51 +4077,7 @@
           <w:szCs w:val="26"/>
           <w:lang w:val="en-US"/>
         </w:rPr>
-        <w:t xml:space="preserve">All users have basic knowledge of console </w:t>
-      </w:r>
-      <w:r>
-        <w:rPr>
-          <w:rFonts w:ascii="Amasis MT Pro" w:hAnsi="Amasis MT Pro"/>
-          <w:sz w:val="26"/>
-          <w:szCs w:val="26"/>
-          <w:lang w:val="en-US"/>
-        </w:rPr>
-        <w:t>navigation.</w:t>
-      </w:r>
-    </w:p>
-    <w:p>
-      <w:pPr>
-        <w:rPr>
-          <w:rFonts w:ascii="Amasis MT Pro" w:hAnsi="Amasis MT Pro"/>
-          <w:b/>
-          <w:bCs/>
-          <w:sz w:val="26"/>
-          <w:szCs w:val="26"/>
-          <w:lang w:val="en-US"/>
-        </w:rPr>
-      </w:pPr>
-    </w:p>
-    <w:p>
-      <w:pPr>
-        <w:rPr>
-          <w:rFonts w:ascii="Amasis MT Pro" w:hAnsi="Amasis MT Pro"/>
-          <w:b/>
-          <w:bCs/>
-          <w:sz w:val="26"/>
-          <w:szCs w:val="26"/>
-          <w:lang w:val="en-US"/>
-        </w:rPr>
-      </w:pPr>
-      <w:r>
-        <w:rPr>
-          <w:rFonts w:ascii="Amasis MT Pro" w:hAnsi="Amasis MT Pro"/>
-          <w:b/>
-          <w:bCs/>
-          <w:sz w:val="26"/>
-          <w:szCs w:val="26"/>
-          <w:lang w:val="en-US"/>
-        </w:rPr>
-        <w:t>Technical Assumptions</w:t>
+        <w:t>If used, data files must not be corrupted or altered.</w:t>
       </w:r>
     </w:p>
     <w:p>
@@ -4326,7 +4103,51 @@
           <w:szCs w:val="26"/>
           <w:lang w:val="en-US"/>
         </w:rPr>
-        <w:t>The console runs smoothly without any bugs.</w:t>
+        <w:t>No multiple users can have access to the system</w:t>
+      </w:r>
+      <w:r>
+        <w:rPr>
+          <w:rFonts w:ascii="Amasis MT Pro" w:hAnsi="Amasis MT Pro"/>
+          <w:sz w:val="26"/>
+          <w:szCs w:val="26"/>
+          <w:lang w:val="en-US"/>
+        </w:rPr>
+        <w:t>.</w:t>
+      </w:r>
+    </w:p>
+    <w:p>
+      <w:pPr>
+        <w:rPr>
+          <w:rFonts w:ascii="Amasis MT Pro" w:hAnsi="Amasis MT Pro"/>
+          <w:b/>
+          <w:bCs/>
+          <w:sz w:val="26"/>
+          <w:szCs w:val="26"/>
+          <w:lang w:val="en-US"/>
+        </w:rPr>
+      </w:pPr>
+    </w:p>
+    <w:p>
+      <w:pPr>
+        <w:rPr>
+          <w:rFonts w:ascii="Amasis MT Pro" w:hAnsi="Amasis MT Pro"/>
+          <w:b/>
+          <w:bCs/>
+          <w:sz w:val="26"/>
+          <w:szCs w:val="26"/>
+          <w:lang w:val="en-US"/>
+        </w:rPr>
+      </w:pPr>
+      <w:r>
+        <w:rPr>
+          <w:rFonts w:ascii="Amasis MT Pro" w:hAnsi="Amasis MT Pro"/>
+          <w:b/>
+          <w:bCs/>
+          <w:sz w:val="26"/>
+          <w:szCs w:val="26"/>
+          <w:lang w:val="en-US"/>
+        </w:rPr>
+        <w:t>Operational Assumptions</w:t>
       </w:r>
     </w:p>
     <w:p>
@@ -4352,7 +4173,34 @@
           <w:szCs w:val="26"/>
           <w:lang w:val="en-US"/>
         </w:rPr>
-        <w:t>If used, data files must not be corrupted or altered.</w:t>
+        <w:t>No real-time updates are required (</w:t>
+      </w:r>
+      <w:r>
+        <w:rPr>
+          <w:rFonts w:ascii="Amasis MT Pro" w:hAnsi="Amasis MT Pro"/>
+          <w:sz w:val="26"/>
+          <w:szCs w:val="26"/>
+          <w:lang w:val="en-US"/>
+        </w:rPr>
+        <w:t>e.g.,</w:t>
+      </w:r>
+      <w:r>
+        <w:rPr>
+          <w:rFonts w:ascii="Amasis MT Pro" w:hAnsi="Amasis MT Pro"/>
+          <w:sz w:val="26"/>
+          <w:szCs w:val="26"/>
+          <w:lang w:val="en-US"/>
+        </w:rPr>
+        <w:t xml:space="preserve"> Fl</w:t>
+      </w:r>
+      <w:r>
+        <w:rPr>
+          <w:rFonts w:ascii="Amasis MT Pro" w:hAnsi="Amasis MT Pro"/>
+          <w:sz w:val="26"/>
+          <w:szCs w:val="26"/>
+          <w:lang w:val="en-US"/>
+        </w:rPr>
+        <w:t>ight delays, cancellations)</w:t>
       </w:r>
     </w:p>
     <w:p>
@@ -4378,51 +4226,16 @@
           <w:szCs w:val="26"/>
           <w:lang w:val="en-US"/>
         </w:rPr>
-        <w:t>No multiple users can have access to the system</w:t>
-      </w:r>
-      <w:r>
-        <w:rPr>
-          <w:rFonts w:ascii="Amasis MT Pro" w:hAnsi="Amasis MT Pro"/>
-          <w:sz w:val="26"/>
-          <w:szCs w:val="26"/>
-          <w:lang w:val="en-US"/>
-        </w:rPr>
-        <w:t>.</w:t>
-      </w:r>
-    </w:p>
-    <w:p>
-      <w:pPr>
-        <w:rPr>
-          <w:rFonts w:ascii="Amasis MT Pro" w:hAnsi="Amasis MT Pro"/>
-          <w:b/>
-          <w:bCs/>
-          <w:sz w:val="26"/>
-          <w:szCs w:val="26"/>
-          <w:lang w:val="en-US"/>
-        </w:rPr>
-      </w:pPr>
-    </w:p>
-    <w:p>
-      <w:pPr>
-        <w:rPr>
-          <w:rFonts w:ascii="Amasis MT Pro" w:hAnsi="Amasis MT Pro"/>
-          <w:b/>
-          <w:bCs/>
-          <w:sz w:val="26"/>
-          <w:szCs w:val="26"/>
-          <w:lang w:val="en-US"/>
-        </w:rPr>
-      </w:pPr>
-      <w:r>
-        <w:rPr>
-          <w:rFonts w:ascii="Amasis MT Pro" w:hAnsi="Amasis MT Pro"/>
-          <w:b/>
-          <w:bCs/>
-          <w:sz w:val="26"/>
-          <w:szCs w:val="26"/>
-          <w:lang w:val="en-US"/>
-        </w:rPr>
-        <w:t>Operational Assumptions</w:t>
+        <w:t xml:space="preserve">The number of flights and bookings </w:t>
+      </w:r>
+      <w:r>
+        <w:rPr>
+          <w:rFonts w:ascii="Amasis MT Pro" w:hAnsi="Amasis MT Pro"/>
+          <w:sz w:val="26"/>
+          <w:szCs w:val="26"/>
+          <w:lang w:val="en-US"/>
+        </w:rPr>
+        <w:t>is manageable within console limitations.</w:t>
       </w:r>
     </w:p>
     <w:p>
@@ -4448,34 +4261,55 @@
           <w:szCs w:val="26"/>
           <w:lang w:val="en-US"/>
         </w:rPr>
-        <w:t>No real-time updates are required (</w:t>
-      </w:r>
-      <w:r>
-        <w:rPr>
-          <w:rFonts w:ascii="Amasis MT Pro" w:hAnsi="Amasis MT Pro"/>
-          <w:sz w:val="26"/>
-          <w:szCs w:val="26"/>
-          <w:lang w:val="en-US"/>
-        </w:rPr>
-        <w:t>e.g.,</w:t>
-      </w:r>
-      <w:r>
-        <w:rPr>
-          <w:rFonts w:ascii="Amasis MT Pro" w:hAnsi="Amasis MT Pro"/>
-          <w:sz w:val="26"/>
-          <w:szCs w:val="26"/>
-          <w:lang w:val="en-US"/>
-        </w:rPr>
-        <w:t xml:space="preserve"> Fl</w:t>
-      </w:r>
-      <w:r>
-        <w:rPr>
-          <w:rFonts w:ascii="Amasis MT Pro" w:hAnsi="Amasis MT Pro"/>
-          <w:sz w:val="26"/>
-          <w:szCs w:val="26"/>
-          <w:lang w:val="en-US"/>
-        </w:rPr>
-        <w:t>ight delays, cancellations)</w:t>
+        <w:t>Flight data is manually maintained by Admin.</w:t>
+      </w:r>
+    </w:p>
+    <w:p>
+      <w:pPr>
+        <w:rPr>
+          <w:rFonts w:ascii="Amasis MT Pro" w:hAnsi="Amasis MT Pro"/>
+          <w:b/>
+          <w:bCs/>
+          <w:sz w:val="26"/>
+          <w:szCs w:val="26"/>
+          <w:lang w:val="en-US"/>
+        </w:rPr>
+      </w:pPr>
+    </w:p>
+    <w:p>
+      <w:pPr>
+        <w:rPr>
+          <w:rFonts w:ascii="Amasis MT Pro" w:hAnsi="Amasis MT Pro"/>
+          <w:b/>
+          <w:bCs/>
+          <w:sz w:val="26"/>
+          <w:szCs w:val="26"/>
+          <w:lang w:val="en-US"/>
+        </w:rPr>
+      </w:pPr>
+      <w:proofErr w:type="gramStart"/>
+      <w:r>
+        <w:rPr>
+          <w:rFonts w:ascii="Amasis MT Pro" w:hAnsi="Amasis MT Pro"/>
+          <w:b/>
+          <w:bCs/>
+          <w:sz w:val="26"/>
+          <w:szCs w:val="26"/>
+          <w:lang w:val="en-US"/>
+        </w:rPr>
+        <w:t>Environment</w:t>
+      </w:r>
+      <w:proofErr w:type="gramEnd"/>
+      <w:r>
+        <w:rPr>
+          <w:rFonts w:ascii="Amasis MT Pro" w:hAnsi="Amasis MT Pro"/>
+          <w:b/>
+          <w:bCs/>
+          <w:sz w:val="26"/>
+          <w:szCs w:val="26"/>
+          <w:lang w:val="en-US"/>
+        </w:rPr>
+        <w:t xml:space="preserve"> Assumptions</w:t>
       </w:r>
     </w:p>
     <w:p>
@@ -4487,30 +4321,28 @@
         </w:numPr>
         <w:rPr>
           <w:rFonts w:ascii="Amasis MT Pro" w:hAnsi="Amasis MT Pro"/>
-          <w:b/>
-          <w:bCs/>
-          <w:sz w:val="26"/>
-          <w:szCs w:val="26"/>
-          <w:lang w:val="en-US"/>
-        </w:rPr>
-      </w:pPr>
-      <w:r>
-        <w:rPr>
-          <w:rFonts w:ascii="Amasis MT Pro" w:hAnsi="Amasis MT Pro"/>
-          <w:sz w:val="26"/>
-          <w:szCs w:val="26"/>
-          <w:lang w:val="en-US"/>
-        </w:rPr>
-        <w:t xml:space="preserve">The number of flights and bookings </w:t>
-      </w:r>
-      <w:r>
-        <w:rPr>
-          <w:rFonts w:ascii="Amasis MT Pro" w:hAnsi="Amasis MT Pro"/>
-          <w:sz w:val="26"/>
-          <w:szCs w:val="26"/>
-          <w:lang w:val="en-US"/>
-        </w:rPr>
-        <w:t>is manageable within console limitations.</w:t>
+          <w:sz w:val="26"/>
+          <w:szCs w:val="26"/>
+          <w:lang w:val="en-US"/>
+        </w:rPr>
+      </w:pPr>
+      <w:r>
+        <w:rPr>
+          <w:rFonts w:ascii="Amasis MT Pro" w:hAnsi="Amasis MT Pro"/>
+          <w:sz w:val="26"/>
+          <w:szCs w:val="26"/>
+          <w:lang w:val="en-US"/>
+        </w:rPr>
+        <w:t xml:space="preserve">The system will run in a stable environment without unexpected </w:t>
+      </w:r>
+      <w:r>
+        <w:rPr>
+          <w:rFonts w:ascii="Amasis MT Pro" w:hAnsi="Amasis MT Pro"/>
+          <w:sz w:val="26"/>
+          <w:szCs w:val="26"/>
+          <w:lang w:val="en-US"/>
+        </w:rPr>
+        <w:t>shutdowns.</w:t>
       </w:r>
     </w:p>
     <w:p>
@@ -4536,122 +4368,18 @@
           <w:szCs w:val="26"/>
           <w:lang w:val="en-US"/>
         </w:rPr>
-        <w:t>Flight data is manually maintained by Admin.</w:t>
-      </w:r>
-    </w:p>
-    <w:p>
-      <w:pPr>
-        <w:rPr>
-          <w:rFonts w:ascii="Amasis MT Pro" w:hAnsi="Amasis MT Pro"/>
-          <w:b/>
-          <w:bCs/>
-          <w:sz w:val="26"/>
-          <w:szCs w:val="26"/>
-          <w:lang w:val="en-US"/>
-        </w:rPr>
-      </w:pPr>
-    </w:p>
-    <w:p>
-      <w:pPr>
-        <w:rPr>
-          <w:rFonts w:ascii="Amasis MT Pro" w:hAnsi="Amasis MT Pro"/>
-          <w:b/>
-          <w:bCs/>
-          <w:sz w:val="26"/>
-          <w:szCs w:val="26"/>
-          <w:lang w:val="en-US"/>
-        </w:rPr>
-      </w:pPr>
-      <w:proofErr w:type="gramStart"/>
-      <w:r>
-        <w:rPr>
-          <w:rFonts w:ascii="Amasis MT Pro" w:hAnsi="Amasis MT Pro"/>
-          <w:b/>
-          <w:bCs/>
-          <w:sz w:val="26"/>
-          <w:szCs w:val="26"/>
-          <w:lang w:val="en-US"/>
-        </w:rPr>
-        <w:t>Environment</w:t>
-      </w:r>
-      <w:proofErr w:type="gramEnd"/>
-      <w:r>
-        <w:rPr>
-          <w:rFonts w:ascii="Amasis MT Pro" w:hAnsi="Amasis MT Pro"/>
-          <w:b/>
-          <w:bCs/>
-          <w:sz w:val="26"/>
-          <w:szCs w:val="26"/>
-          <w:lang w:val="en-US"/>
-        </w:rPr>
-        <w:t xml:space="preserve"> Assumptions</w:t>
-      </w:r>
-    </w:p>
-    <w:p>
-      <w:pPr>
-        <w:pStyle w:val="ListParagraph"/>
-        <w:numPr>
-          <w:ilvl w:val="0"/>
-          <w:numId w:val="10"/>
-        </w:numPr>
-        <w:rPr>
-          <w:rFonts w:ascii="Amasis MT Pro" w:hAnsi="Amasis MT Pro"/>
-          <w:b/>
-          <w:bCs/>
-          <w:sz w:val="26"/>
-          <w:szCs w:val="26"/>
-          <w:lang w:val="en-US"/>
-        </w:rPr>
-      </w:pPr>
-      <w:r>
-        <w:rPr>
-          <w:rFonts w:ascii="Amasis MT Pro" w:hAnsi="Amasis MT Pro"/>
-          <w:b/>
-          <w:bCs/>
-          <w:sz w:val="26"/>
-          <w:szCs w:val="26"/>
-          <w:lang w:val="en-US"/>
-        </w:rPr>
-        <w:t xml:space="preserve">The system will run in a stable environment without unexpected </w:t>
-      </w:r>
-      <w:r>
-        <w:rPr>
-          <w:rFonts w:ascii="Amasis MT Pro" w:hAnsi="Amasis MT Pro"/>
-          <w:b/>
-          <w:bCs/>
-          <w:sz w:val="26"/>
-          <w:szCs w:val="26"/>
-          <w:lang w:val="en-US"/>
-        </w:rPr>
-        <w:t>shutdowns.</w:t>
-      </w:r>
-    </w:p>
-    <w:p>
-      <w:pPr>
-        <w:pStyle w:val="ListParagraph"/>
-        <w:numPr>
-          <w:ilvl w:val="0"/>
-          <w:numId w:val="10"/>
-        </w:numPr>
-        <w:rPr>
-          <w:rFonts w:ascii="Amasis MT Pro" w:hAnsi="Amasis MT Pro"/>
-          <w:b/>
-          <w:bCs/>
-          <w:sz w:val="26"/>
-          <w:szCs w:val="26"/>
-          <w:lang w:val="en-US"/>
-        </w:rPr>
-      </w:pPr>
-      <w:r>
-        <w:rPr>
-          <w:rFonts w:ascii="Amasis MT Pro" w:hAnsi="Amasis MT Pro"/>
-          <w:b/>
-          <w:bCs/>
-          <w:sz w:val="26"/>
-          <w:szCs w:val="26"/>
-          <w:lang w:val="en-US"/>
-        </w:rPr>
-        <w:t>System Administrators will handle:</w:t>
+        <w:t>System Administrators will handle</w:t>
+      </w:r>
+      <w:r>
+        <w:rPr>
+          <w:rFonts w:ascii="Amasis MT Pro" w:hAnsi="Amasis MT Pro"/>
+          <w:b/>
+          <w:bCs/>
+          <w:sz w:val="26"/>
+          <w:szCs w:val="26"/>
+          <w:lang w:val="en-US"/>
+        </w:rPr>
+        <w:t>:</w:t>
       </w:r>
     </w:p>
     <w:p>
@@ -4663,18 +4391,14 @@
         </w:numPr>
         <w:rPr>
           <w:rFonts w:ascii="Amasis MT Pro" w:hAnsi="Amasis MT Pro"/>
-          <w:b/>
-          <w:bCs/>
-          <w:sz w:val="26"/>
-          <w:szCs w:val="26"/>
-          <w:lang w:val="en-US"/>
-        </w:rPr>
-      </w:pPr>
-      <w:r>
-        <w:rPr>
-          <w:rFonts w:ascii="Amasis MT Pro" w:hAnsi="Amasis MT Pro"/>
-          <w:b/>
-          <w:bCs/>
+          <w:sz w:val="26"/>
+          <w:szCs w:val="26"/>
+          <w:lang w:val="en-US"/>
+        </w:rPr>
+      </w:pPr>
+      <w:r>
+        <w:rPr>
+          <w:rFonts w:ascii="Amasis MT Pro" w:hAnsi="Amasis MT Pro"/>
           <w:sz w:val="26"/>
           <w:szCs w:val="26"/>
           <w:lang w:val="en-US"/>
@@ -4691,18 +4415,14 @@
         </w:numPr>
         <w:rPr>
           <w:rFonts w:ascii="Amasis MT Pro" w:hAnsi="Amasis MT Pro"/>
-          <w:b/>
-          <w:bCs/>
-          <w:sz w:val="26"/>
-          <w:szCs w:val="26"/>
-          <w:lang w:val="en-US"/>
-        </w:rPr>
-      </w:pPr>
-      <w:r>
-        <w:rPr>
-          <w:rFonts w:ascii="Amasis MT Pro" w:hAnsi="Amasis MT Pro"/>
-          <w:b/>
-          <w:bCs/>
+          <w:sz w:val="26"/>
+          <w:szCs w:val="26"/>
+          <w:lang w:val="en-US"/>
+        </w:rPr>
+      </w:pPr>
+      <w:r>
+        <w:rPr>
+          <w:rFonts w:ascii="Amasis MT Pro" w:hAnsi="Amasis MT Pro"/>
           <w:sz w:val="26"/>
           <w:szCs w:val="26"/>
           <w:lang w:val="en-US"/>
@@ -4719,18 +4439,14 @@
         </w:numPr>
         <w:rPr>
           <w:rFonts w:ascii="Amasis MT Pro" w:hAnsi="Amasis MT Pro"/>
-          <w:b/>
-          <w:bCs/>
-          <w:sz w:val="26"/>
-          <w:szCs w:val="26"/>
-          <w:lang w:val="en-US"/>
-        </w:rPr>
-      </w:pPr>
-      <w:r>
-        <w:rPr>
-          <w:rFonts w:ascii="Amasis MT Pro" w:hAnsi="Amasis MT Pro"/>
-          <w:b/>
-          <w:bCs/>
+          <w:sz w:val="26"/>
+          <w:szCs w:val="26"/>
+          <w:lang w:val="en-US"/>
+        </w:rPr>
+      </w:pPr>
+      <w:r>
+        <w:rPr>
+          <w:rFonts w:ascii="Amasis MT Pro" w:hAnsi="Amasis MT Pro"/>
           <w:sz w:val="26"/>
           <w:szCs w:val="26"/>
           <w:lang w:val="en-US"/>
@@ -4747,24 +4463,60 @@
         </w:numPr>
         <w:rPr>
           <w:rFonts w:ascii="Amasis MT Pro" w:hAnsi="Amasis MT Pro"/>
-          <w:b/>
-          <w:bCs/>
-          <w:sz w:val="26"/>
-          <w:szCs w:val="26"/>
-          <w:lang w:val="en-US"/>
-        </w:rPr>
-      </w:pPr>
-      <w:r>
-        <w:rPr>
-          <w:rFonts w:ascii="Amasis MT Pro" w:hAnsi="Amasis MT Pro"/>
-          <w:b/>
-          <w:bCs/>
+          <w:sz w:val="26"/>
+          <w:szCs w:val="26"/>
+          <w:lang w:val="en-US"/>
+        </w:rPr>
+      </w:pPr>
+      <w:r>
+        <w:rPr>
+          <w:rFonts w:ascii="Amasis MT Pro" w:hAnsi="Amasis MT Pro"/>
           <w:sz w:val="26"/>
           <w:szCs w:val="26"/>
           <w:lang w:val="en-US"/>
         </w:rPr>
         <w:t>Security Policies</w:t>
       </w:r>
+    </w:p>
+    <w:p>
+      <w:pPr>
+        <w:rPr>
+          <w:rFonts w:ascii="Amasis MT Pro" w:hAnsi="Amasis MT Pro"/>
+          <w:sz w:val="26"/>
+          <w:szCs w:val="26"/>
+          <w:lang w:val="en-US"/>
+        </w:rPr>
+      </w:pPr>
+    </w:p>
+    <w:p>
+      <w:pPr>
+        <w:rPr>
+          <w:rFonts w:ascii="Amasis MT Pro" w:hAnsi="Amasis MT Pro"/>
+          <w:sz w:val="26"/>
+          <w:szCs w:val="26"/>
+          <w:lang w:val="en-US"/>
+        </w:rPr>
+      </w:pPr>
+    </w:p>
+    <w:p>
+      <w:pPr>
+        <w:rPr>
+          <w:rFonts w:ascii="Amasis MT Pro" w:hAnsi="Amasis MT Pro"/>
+          <w:sz w:val="26"/>
+          <w:szCs w:val="26"/>
+          <w:lang w:val="en-US"/>
+        </w:rPr>
+      </w:pPr>
+    </w:p>
+    <w:p>
+      <w:pPr>
+        <w:rPr>
+          <w:rFonts w:ascii="Amasis MT Pro" w:hAnsi="Amasis MT Pro"/>
+          <w:sz w:val="26"/>
+          <w:szCs w:val="26"/>
+          <w:lang w:val="en-US"/>
+        </w:rPr>
+      </w:pPr>
     </w:p>
     <w:p>
       <w:pPr>
@@ -4788,6 +4540,7 @@
           <w:szCs w:val="32"/>
           <w:lang w:val="en-US"/>
         </w:rPr>
+        <w:lastRenderedPageBreak/>
         <w:t>Task 2: Requirements Engineering</w:t>
       </w:r>
     </w:p>
@@ -4807,7 +4560,6 @@
           <w:szCs w:val="26"/>
           <w:lang w:val="en-US"/>
         </w:rPr>
-        <w:lastRenderedPageBreak/>
         <w:tab/>
       </w:r>
       <w:r>
@@ -4924,6 +4676,7 @@
           <w:bCs/>
           <w:sz w:val="26"/>
           <w:szCs w:val="26"/>
+          <w:highlight w:val="magenta"/>
           <w:lang w:val="en-US"/>
         </w:rPr>
         <w:t>FR1</w:t>
@@ -4935,6 +4688,7 @@
           <w:bCs/>
           <w:sz w:val="26"/>
           <w:szCs w:val="26"/>
+          <w:highlight w:val="magenta"/>
           <w:lang w:val="en-US"/>
         </w:rPr>
         <w:t xml:space="preserve">: </w:t>
@@ -4944,9 +4698,48 @@
           <w:rFonts w:ascii="Amasis MT Pro" w:hAnsi="Amasis MT Pro"/>
           <w:sz w:val="26"/>
           <w:szCs w:val="26"/>
-          <w:lang w:val="en-US"/>
-        </w:rPr>
-        <w:t>The system shall allow users to login using valid username and password.</w:t>
+          <w:highlight w:val="magenta"/>
+          <w:lang w:val="en-US"/>
+        </w:rPr>
+        <w:t>The system shall allow</w:t>
+      </w:r>
+      <w:r>
+        <w:rPr>
+          <w:rFonts w:ascii="Amasis MT Pro" w:hAnsi="Amasis MT Pro"/>
+          <w:sz w:val="26"/>
+          <w:szCs w:val="26"/>
+          <w:lang w:val="en-US"/>
+        </w:rPr>
+        <w:t xml:space="preserve"> users to login </w:t>
+      </w:r>
+      <w:r>
+        <w:rPr>
+          <w:rFonts w:ascii="Amasis MT Pro" w:hAnsi="Amasis MT Pro"/>
+          <w:sz w:val="26"/>
+          <w:szCs w:val="26"/>
+          <w:highlight w:val="magenta"/>
+          <w:lang w:val="en-US"/>
+        </w:rPr>
+        <w:t>using</w:t>
+      </w:r>
+      <w:r>
+        <w:rPr>
+          <w:rFonts w:ascii="Amasis MT Pro" w:hAnsi="Amasis MT Pro"/>
+          <w:sz w:val="26"/>
+          <w:szCs w:val="26"/>
+          <w:lang w:val="en-US"/>
+        </w:rPr>
+        <w:t xml:space="preserve"> valid username and </w:t>
+      </w:r>
+      <w:r>
+        <w:rPr>
+          <w:rFonts w:ascii="Amasis MT Pro" w:hAnsi="Amasis MT Pro"/>
+          <w:sz w:val="26"/>
+          <w:szCs w:val="26"/>
+          <w:highlight w:val="magenta"/>
+          <w:lang w:val="en-US"/>
+        </w:rPr>
+        <w:t>password.</w:t>
       </w:r>
     </w:p>
     <w:p>
@@ -5034,6 +4827,7 @@
           <w:bCs/>
           <w:sz w:val="26"/>
           <w:szCs w:val="26"/>
+          <w:highlight w:val="magenta"/>
           <w:lang w:val="en-US"/>
         </w:rPr>
         <w:t xml:space="preserve">FR4: </w:t>
@@ -5043,9 +4837,19 @@
           <w:rFonts w:ascii="Amasis MT Pro" w:hAnsi="Amasis MT Pro"/>
           <w:sz w:val="26"/>
           <w:szCs w:val="26"/>
-          <w:lang w:val="en-US"/>
-        </w:rPr>
-        <w:t>The system shall allow new users to create an account by</w:t>
+          <w:highlight w:val="magenta"/>
+          <w:lang w:val="en-US"/>
+        </w:rPr>
+        <w:t>The system shall allow</w:t>
+      </w:r>
+      <w:r>
+        <w:rPr>
+          <w:rFonts w:ascii="Amasis MT Pro" w:hAnsi="Amasis MT Pro"/>
+          <w:sz w:val="26"/>
+          <w:szCs w:val="26"/>
+          <w:lang w:val="en-US"/>
+        </w:rPr>
+        <w:t xml:space="preserve"> new users to create an account by</w:t>
       </w:r>
       <w:r>
         <w:rPr>
@@ -5411,7 +5215,25 @@
           <w:szCs w:val="26"/>
           <w:lang w:val="en-US"/>
         </w:rPr>
-        <w:t>The system shall allow admins to add new flights by entering flight details (flight number, origin, destination, date, time, seat capacity, price).</w:t>
+        <w:t xml:space="preserve">The system shall allow admins to add new flights by entering flight details (flight </w:t>
+      </w:r>
+      <w:r>
+        <w:rPr>
+          <w:rFonts w:ascii="Amasis MT Pro" w:hAnsi="Amasis MT Pro"/>
+          <w:sz w:val="26"/>
+          <w:szCs w:val="26"/>
+          <w:lang w:val="en-US"/>
+        </w:rPr>
+        <w:t>number</w:t>
+      </w:r>
+      <w:r>
+        <w:rPr>
+          <w:rFonts w:ascii="Amasis MT Pro" w:hAnsi="Amasis MT Pro"/>
+          <w:sz w:val="26"/>
+          <w:szCs w:val="26"/>
+          <w:lang w:val="en-US"/>
+        </w:rPr>
+        <w:t>, origin, destination, date, time, seat capacity, price).</w:t>
       </w:r>
     </w:p>
     <w:p>
@@ -5567,6 +5389,7 @@
           <w:szCs w:val="26"/>
           <w:lang w:val="en-US"/>
         </w:rPr>
+        <w:lastRenderedPageBreak/>
         <w:t xml:space="preserve">FR15: </w:t>
       </w:r>
       <w:r>
@@ -5837,7 +5660,26 @@
           <w:szCs w:val="26"/>
           <w:lang w:val="en-US"/>
         </w:rPr>
-        <w:t>The system shall generate a booking record and confirmation code after a successful booking.</w:t>
+        <w:t xml:space="preserve">The system shall </w:t>
+      </w:r>
+      <w:r>
+        <w:rPr>
+          <w:rFonts w:ascii="Amasis MT Pro" w:hAnsi="Amasis MT Pro"/>
+          <w:sz w:val="26"/>
+          <w:szCs w:val="26"/>
+          <w:highlight w:val="blue"/>
+          <w:lang w:val="en-US"/>
+        </w:rPr>
+        <w:t>generate a</w:t>
+      </w:r>
+      <w:r>
+        <w:rPr>
+          <w:rFonts w:ascii="Amasis MT Pro" w:hAnsi="Amasis MT Pro"/>
+          <w:sz w:val="26"/>
+          <w:szCs w:val="26"/>
+          <w:lang w:val="en-US"/>
+        </w:rPr>
+        <w:t xml:space="preserve"> booking record and confirmation code after a successful booking.</w:t>
       </w:r>
     </w:p>
     <w:p>
@@ -6246,51 +6088,16 @@
           <w:lang w:val="en-US"/>
         </w:rPr>
       </w:pPr>
-    </w:p>
-    <w:p>
-      <w:pPr>
-        <w:rPr>
-          <w:rFonts w:ascii="Amasis MT Pro" w:hAnsi="Amasis MT Pro"/>
-          <w:b/>
-          <w:bCs/>
-          <w:sz w:val="26"/>
-          <w:szCs w:val="26"/>
-          <w:lang w:val="en-US"/>
-        </w:rPr>
-      </w:pPr>
-    </w:p>
-    <w:p>
-      <w:pPr>
-        <w:rPr>
-          <w:rFonts w:ascii="Amasis MT Pro" w:hAnsi="Amasis MT Pro"/>
-          <w:b/>
-          <w:bCs/>
-          <w:sz w:val="26"/>
-          <w:szCs w:val="26"/>
-          <w:lang w:val="en-US"/>
-        </w:rPr>
-      </w:pPr>
-    </w:p>
-    <w:p>
-      <w:pPr>
-        <w:rPr>
-          <w:rFonts w:ascii="Amasis MT Pro" w:hAnsi="Amasis MT Pro"/>
-          <w:b/>
-          <w:bCs/>
-          <w:sz w:val="26"/>
-          <w:szCs w:val="26"/>
-          <w:lang w:val="en-US"/>
-        </w:rPr>
-      </w:pPr>
-      <w:r>
-        <w:rPr>
-          <w:rFonts w:ascii="Amasis MT Pro" w:hAnsi="Amasis MT Pro"/>
-          <w:b/>
-          <w:bCs/>
-          <w:sz w:val="26"/>
-          <w:szCs w:val="26"/>
-          <w:lang w:val="en-US"/>
-        </w:rPr>
+      <w:r>
+        <w:rPr>
+          <w:rFonts w:ascii="Amasis MT Pro" w:hAnsi="Amasis MT Pro"/>
+          <w:b/>
+          <w:bCs/>
+          <w:sz w:val="26"/>
+          <w:szCs w:val="26"/>
+          <w:lang w:val="en-US"/>
+        </w:rPr>
+        <w:lastRenderedPageBreak/>
         <w:t>Input V</w:t>
       </w:r>
       <w:r>
@@ -6332,7 +6139,45 @@
           <w:szCs w:val="26"/>
           <w:lang w:val="en-US"/>
         </w:rPr>
-        <w:t>The system shall validate all user inputs to ensure they are in the correct format.</w:t>
+        <w:t xml:space="preserve">The system </w:t>
+      </w:r>
+      <w:r>
+        <w:rPr>
+          <w:rFonts w:ascii="Amasis MT Pro" w:hAnsi="Amasis MT Pro"/>
+          <w:sz w:val="26"/>
+          <w:szCs w:val="26"/>
+          <w:highlight w:val="cyan"/>
+          <w:lang w:val="en-US"/>
+        </w:rPr>
+        <w:t>shall validate all</w:t>
+      </w:r>
+      <w:r>
+        <w:rPr>
+          <w:rFonts w:ascii="Amasis MT Pro" w:hAnsi="Amasis MT Pro"/>
+          <w:sz w:val="26"/>
+          <w:szCs w:val="26"/>
+          <w:lang w:val="en-US"/>
+        </w:rPr>
+        <w:t xml:space="preserve"> user </w:t>
+      </w:r>
+      <w:r>
+        <w:rPr>
+          <w:rFonts w:ascii="Amasis MT Pro" w:hAnsi="Amasis MT Pro"/>
+          <w:sz w:val="26"/>
+          <w:szCs w:val="26"/>
+          <w:highlight w:val="cyan"/>
+          <w:lang w:val="en-US"/>
+        </w:rPr>
+        <w:t>inputs to ensure they are</w:t>
+      </w:r>
+      <w:r>
+        <w:rPr>
+          <w:rFonts w:ascii="Amasis MT Pro" w:hAnsi="Amasis MT Pro"/>
+          <w:sz w:val="26"/>
+          <w:szCs w:val="26"/>
+          <w:lang w:val="en-US"/>
+        </w:rPr>
+        <w:t xml:space="preserve"> in the correct format.</w:t>
       </w:r>
     </w:p>
     <w:p>
@@ -6373,13 +6218,24 @@
           <w:szCs w:val="26"/>
           <w:lang w:val="en-US"/>
         </w:rPr>
-        <w:t xml:space="preserve"> The system shall</w:t>
-      </w:r>
-      <w:r>
-        <w:rPr>
-          <w:rFonts w:ascii="Amasis MT Pro" w:hAnsi="Amasis MT Pro"/>
-          <w:sz w:val="26"/>
-          <w:szCs w:val="26"/>
+        <w:t xml:space="preserve"> </w:t>
+      </w:r>
+      <w:r>
+        <w:rPr>
+          <w:rFonts w:ascii="Amasis MT Pro" w:hAnsi="Amasis MT Pro"/>
+          <w:sz w:val="26"/>
+          <w:szCs w:val="26"/>
+          <w:highlight w:val="cyan"/>
+          <w:lang w:val="en-US"/>
+        </w:rPr>
+        <w:t>The system shall</w:t>
+      </w:r>
+      <w:r>
+        <w:rPr>
+          <w:rFonts w:ascii="Amasis MT Pro" w:hAnsi="Amasis MT Pro"/>
+          <w:sz w:val="26"/>
+          <w:szCs w:val="26"/>
+          <w:highlight w:val="cyan"/>
           <w:lang w:val="en-US"/>
         </w:rPr>
         <w:t xml:space="preserve"> validate</w:t>
@@ -6389,6 +6245,7 @@
           <w:rFonts w:ascii="Amasis MT Pro" w:hAnsi="Amasis MT Pro"/>
           <w:sz w:val="26"/>
           <w:szCs w:val="26"/>
+          <w:highlight w:val="cyan"/>
           <w:lang w:val="en-US"/>
         </w:rPr>
         <w:t xml:space="preserve"> </w:t>
@@ -6398,9 +6255,19 @@
           <w:rFonts w:ascii="Amasis MT Pro" w:hAnsi="Amasis MT Pro"/>
           <w:sz w:val="26"/>
           <w:szCs w:val="26"/>
-          <w:lang w:val="en-US"/>
-        </w:rPr>
-        <w:t>that a selected flight exists before processing a booking or update.</w:t>
+          <w:highlight w:val="cyan"/>
+          <w:lang w:val="en-US"/>
+        </w:rPr>
+        <w:t>that a</w:t>
+      </w:r>
+      <w:r>
+        <w:rPr>
+          <w:rFonts w:ascii="Amasis MT Pro" w:hAnsi="Amasis MT Pro"/>
+          <w:sz w:val="26"/>
+          <w:szCs w:val="26"/>
+          <w:lang w:val="en-US"/>
+        </w:rPr>
+        <w:t xml:space="preserve"> selected flight exists before processing a booking or update.</w:t>
       </w:r>
     </w:p>
     <w:p>
@@ -6528,7 +6395,26 @@
           <w:szCs w:val="26"/>
           <w:lang w:val="en-US"/>
         </w:rPr>
-        <w:t xml:space="preserve"> The system shall display clear </w:t>
+        <w:t xml:space="preserve"> </w:t>
+      </w:r>
+      <w:r>
+        <w:rPr>
+          <w:rFonts w:ascii="Amasis MT Pro" w:hAnsi="Amasis MT Pro"/>
+          <w:sz w:val="26"/>
+          <w:szCs w:val="26"/>
+          <w:highlight w:val="blue"/>
+          <w:lang w:val="en-US"/>
+        </w:rPr>
+        <w:t>The system shall display clear</w:t>
+      </w:r>
+      <w:r>
+        <w:rPr>
+          <w:rFonts w:ascii="Amasis MT Pro" w:hAnsi="Amasis MT Pro"/>
+          <w:sz w:val="26"/>
+          <w:szCs w:val="26"/>
+          <w:lang w:val="en-US"/>
+        </w:rPr>
+        <w:t xml:space="preserve"> </w:t>
       </w:r>
       <w:r>
         <w:rPr>
@@ -6762,6 +6648,7 @@
           <w:szCs w:val="30"/>
           <w:lang w:val="en-US"/>
         </w:rPr>
+        <w:lastRenderedPageBreak/>
         <w:t>Non-Functional Requirements</w:t>
       </w:r>
     </w:p>
@@ -6890,30 +6777,52 @@
       <w:r>
         <w:rPr>
           <w:rFonts w:ascii="Amasis MT Pro" w:hAnsi="Amasis MT Pro"/>
-          <w:sz w:val="26"/>
-          <w:szCs w:val="26"/>
-          <w:lang w:val="en-US"/>
-        </w:rPr>
-        <w:t>NFR3: The system shall process booking operations within 2 seconds.</w:t>
-      </w:r>
-    </w:p>
-    <w:p>
-      <w:pPr>
-        <w:rPr>
-          <w:rFonts w:ascii="Amasis MT Pro" w:hAnsi="Amasis MT Pro"/>
-          <w:sz w:val="26"/>
-          <w:szCs w:val="26"/>
-          <w:lang w:val="en-US"/>
-        </w:rPr>
-      </w:pPr>
-      <w:r>
-        <w:rPr>
-          <w:rFonts w:ascii="Amasis MT Pro" w:hAnsi="Amasis MT Pro"/>
-          <w:sz w:val="26"/>
-          <w:szCs w:val="26"/>
-          <w:lang w:val="en-US"/>
-        </w:rPr>
-        <w:t>NFR4: The system shall support up to</w:t>
+          <w:b/>
+          <w:bCs/>
+          <w:sz w:val="26"/>
+          <w:szCs w:val="26"/>
+          <w:lang w:val="en-US"/>
+        </w:rPr>
+        <w:t>NFR3</w:t>
+      </w:r>
+      <w:r>
+        <w:rPr>
+          <w:rFonts w:ascii="Amasis MT Pro" w:hAnsi="Amasis MT Pro"/>
+          <w:sz w:val="26"/>
+          <w:szCs w:val="26"/>
+          <w:lang w:val="en-US"/>
+        </w:rPr>
+        <w:t>: The system shall process booking operations within 2 seconds.</w:t>
+      </w:r>
+    </w:p>
+    <w:p>
+      <w:pPr>
+        <w:rPr>
+          <w:rFonts w:ascii="Amasis MT Pro" w:hAnsi="Amasis MT Pro"/>
+          <w:sz w:val="26"/>
+          <w:szCs w:val="26"/>
+          <w:lang w:val="en-US"/>
+        </w:rPr>
+      </w:pPr>
+      <w:r>
+        <w:rPr>
+          <w:rFonts w:ascii="Amasis MT Pro" w:hAnsi="Amasis MT Pro"/>
+          <w:b/>
+          <w:bCs/>
+          <w:sz w:val="26"/>
+          <w:szCs w:val="26"/>
+          <w:lang w:val="en-US"/>
+        </w:rPr>
+        <w:t>NFR4</w:t>
+      </w:r>
+      <w:r>
+        <w:rPr>
+          <w:rFonts w:ascii="Amasis MT Pro" w:hAnsi="Amasis MT Pro"/>
+          <w:sz w:val="26"/>
+          <w:szCs w:val="26"/>
+          <w:lang w:val="en-US"/>
+        </w:rPr>
+        <w:t>: The system shall support up to</w:t>
       </w:r>
       <w:r>
         <w:rPr>
@@ -6970,11 +6879,41 @@
       <w:r>
         <w:rPr>
           <w:rFonts w:ascii="Amasis MT Pro" w:hAnsi="Amasis MT Pro"/>
-          <w:sz w:val="26"/>
-          <w:szCs w:val="26"/>
-          <w:lang w:val="en-US"/>
-        </w:rPr>
-        <w:t>NFR5: The system shall maintain data integrity during all read/write operations.</w:t>
+          <w:b/>
+          <w:bCs/>
+          <w:sz w:val="26"/>
+          <w:szCs w:val="26"/>
+          <w:lang w:val="en-US"/>
+        </w:rPr>
+        <w:t>NFR5</w:t>
+      </w:r>
+      <w:r>
+        <w:rPr>
+          <w:rFonts w:ascii="Amasis MT Pro" w:hAnsi="Amasis MT Pro"/>
+          <w:sz w:val="26"/>
+          <w:szCs w:val="26"/>
+          <w:lang w:val="en-US"/>
+        </w:rPr>
+        <w:t xml:space="preserve">: The system shall </w:t>
+      </w:r>
+      <w:r>
+        <w:rPr>
+          <w:rFonts w:ascii="Amasis MT Pro" w:hAnsi="Amasis MT Pro"/>
+          <w:sz w:val="26"/>
+          <w:szCs w:val="26"/>
+          <w:highlight w:val="blue"/>
+          <w:lang w:val="en-US"/>
+        </w:rPr>
+        <w:t>maintain data integrity during all</w:t>
+      </w:r>
+      <w:r>
+        <w:rPr>
+          <w:rFonts w:ascii="Amasis MT Pro" w:hAnsi="Amasis MT Pro"/>
+          <w:sz w:val="26"/>
+          <w:szCs w:val="26"/>
+          <w:lang w:val="en-US"/>
+        </w:rPr>
+        <w:t xml:space="preserve"> read/write operations.</w:t>
       </w:r>
     </w:p>
     <w:p>
@@ -7347,7 +7286,24 @@
           <w:sz w:val="26"/>
           <w:szCs w:val="26"/>
         </w:rPr>
-        <w:t>display meaningful error messages for invalid inputs.</w:t>
+        <w:t xml:space="preserve">display meaningful </w:t>
+      </w:r>
+      <w:r>
+        <w:rPr>
+          <w:rFonts w:ascii="Amasis MT Pro" w:hAnsi="Amasis MT Pro"/>
+          <w:sz w:val="26"/>
+          <w:szCs w:val="26"/>
+          <w:highlight w:val="blue"/>
+        </w:rPr>
+        <w:t>error messages for invalid inputs</w:t>
+      </w:r>
+      <w:r>
+        <w:rPr>
+          <w:rFonts w:ascii="Amasis MT Pro" w:hAnsi="Amasis MT Pro"/>
+          <w:sz w:val="26"/>
+          <w:szCs w:val="26"/>
+        </w:rPr>
+        <w:t>.</w:t>
       </w:r>
     </w:p>
     <w:p>
@@ -7577,6 +7533,7 @@
           <w:bCs/>
           <w:sz w:val="26"/>
           <w:szCs w:val="26"/>
+          <w:highlight w:val="magenta"/>
         </w:rPr>
         <w:t>Maintainability Requirements</w:t>
       </w:r>
@@ -7605,7 +7562,24 @@
           <w:sz w:val="26"/>
           <w:szCs w:val="26"/>
         </w:rPr>
-        <w:t xml:space="preserve"> The system shall be modular, separating logic into components</w:t>
+        <w:t xml:space="preserve"> </w:t>
+      </w:r>
+      <w:r>
+        <w:rPr>
+          <w:rFonts w:ascii="Amasis MT Pro" w:hAnsi="Amasis MT Pro"/>
+          <w:sz w:val="26"/>
+          <w:szCs w:val="26"/>
+          <w:highlight w:val="magenta"/>
+        </w:rPr>
+        <w:t>The system shall be modular</w:t>
+      </w:r>
+      <w:r>
+        <w:rPr>
+          <w:rFonts w:ascii="Amasis MT Pro" w:hAnsi="Amasis MT Pro"/>
+          <w:sz w:val="26"/>
+          <w:szCs w:val="26"/>
+        </w:rPr>
+        <w:t>, separating logic into components</w:t>
       </w:r>
     </w:p>
     <w:p>
@@ -7632,7 +7606,24 @@
           <w:sz w:val="26"/>
           <w:szCs w:val="26"/>
         </w:rPr>
-        <w:t xml:space="preserve"> The system shall allow new features to be added without major restructuring.</w:t>
+        <w:t xml:space="preserve"> The system shall allow new features </w:t>
+      </w:r>
+      <w:r>
+        <w:rPr>
+          <w:rFonts w:ascii="Amasis MT Pro" w:hAnsi="Amasis MT Pro"/>
+          <w:sz w:val="26"/>
+          <w:szCs w:val="26"/>
+          <w:highlight w:val="blue"/>
+        </w:rPr>
+        <w:t>to be added</w:t>
+      </w:r>
+      <w:r>
+        <w:rPr>
+          <w:rFonts w:ascii="Amasis MT Pro" w:hAnsi="Amasis MT Pro"/>
+          <w:sz w:val="26"/>
+          <w:szCs w:val="26"/>
+        </w:rPr>
+        <w:t xml:space="preserve"> without major restructuring.</w:t>
       </w:r>
     </w:p>
     <w:p>
@@ -7659,7 +7650,24 @@
           <w:sz w:val="26"/>
           <w:szCs w:val="26"/>
         </w:rPr>
-        <w:t xml:space="preserve"> The system shall use clear and consistent naming conventions in code.</w:t>
+        <w:t xml:space="preserve"> </w:t>
+      </w:r>
+      <w:r>
+        <w:rPr>
+          <w:rFonts w:ascii="Amasis MT Pro" w:hAnsi="Amasis MT Pro"/>
+          <w:sz w:val="26"/>
+          <w:szCs w:val="26"/>
+          <w:highlight w:val="magenta"/>
+        </w:rPr>
+        <w:t>The system shall use clear and</w:t>
+      </w:r>
+      <w:r>
+        <w:rPr>
+          <w:rFonts w:ascii="Amasis MT Pro" w:hAnsi="Amasis MT Pro"/>
+          <w:sz w:val="26"/>
+          <w:szCs w:val="26"/>
+        </w:rPr>
+        <w:t xml:space="preserve"> consistent naming conventions in code.</w:t>
       </w:r>
     </w:p>
     <w:p>
@@ -8167,69 +8175,15 @@
     </w:p>
     <w:p>
       <w:pPr>
-        <w:rPr>
-          <w:rFonts w:ascii="Amasis MT Pro" w:hAnsi="Amasis MT Pro"/>
-        </w:rPr>
-      </w:pPr>
-    </w:p>
-    <w:p>
-      <w:pPr>
-        <w:rPr>
-          <w:rFonts w:ascii="Amasis MT Pro" w:hAnsi="Amasis MT Pro"/>
-        </w:rPr>
-      </w:pPr>
-    </w:p>
-    <w:p>
-      <w:pPr>
-        <w:rPr>
-          <w:rFonts w:ascii="Amasis MT Pro" w:hAnsi="Amasis MT Pro"/>
-        </w:rPr>
-      </w:pPr>
-    </w:p>
-    <w:p>
-      <w:pPr>
-        <w:rPr>
-          <w:rFonts w:ascii="Amasis MT Pro" w:hAnsi="Amasis MT Pro"/>
-        </w:rPr>
-      </w:pPr>
-    </w:p>
-    <w:p>
-      <w:pPr>
-        <w:rPr>
-          <w:rFonts w:ascii="Amasis MT Pro" w:hAnsi="Amasis MT Pro"/>
-        </w:rPr>
-      </w:pPr>
-    </w:p>
-    <w:p>
-      <w:pPr>
-        <w:rPr>
-          <w:rFonts w:ascii="Amasis MT Pro" w:hAnsi="Amasis MT Pro"/>
-        </w:rPr>
-      </w:pPr>
-    </w:p>
-    <w:p>
-      <w:pPr>
-        <w:rPr>
-          <w:rFonts w:ascii="Amasis MT Pro" w:hAnsi="Amasis MT Pro"/>
-        </w:rPr>
-      </w:pPr>
-    </w:p>
-    <w:p>
-      <w:pPr>
-        <w:rPr>
-          <w:rFonts w:ascii="Amasis MT Pro" w:hAnsi="Amasis MT Pro"/>
-        </w:rPr>
-      </w:pPr>
-    </w:p>
-    <w:p>
-      <w:pPr>
-        <w:rPr>
-          <w:rFonts w:ascii="Amasis MT Pro" w:hAnsi="Amasis MT Pro"/>
-        </w:rPr>
-      </w:pPr>
-    </w:p>
-    <w:p>
-      <w:pPr>
+        <w:ind w:firstLine="720"/>
+        <w:rPr>
+          <w:rFonts w:ascii="Amasis MT Pro" w:hAnsi="Amasis MT Pro"/>
+        </w:rPr>
+      </w:pPr>
+    </w:p>
+    <w:p>
+      <w:pPr>
+        <w:ind w:firstLine="720"/>
         <w:rPr>
           <w:rFonts w:ascii="Amasis MT Pro" w:hAnsi="Amasis MT Pro"/>
         </w:rPr>
@@ -8255,6 +8209,7 @@
           <w:szCs w:val="30"/>
           <w:lang w:val="en-US"/>
         </w:rPr>
+        <w:lastRenderedPageBreak/>
         <w:t xml:space="preserve">Traceability </w:t>
       </w:r>
       <w:r>
@@ -8382,6 +8337,7 @@
                 <w:rFonts w:ascii="Amasis MT Pro" w:hAnsi="Amasis MT Pro"/>
                 <w:sz w:val="26"/>
                 <w:szCs w:val="26"/>
+                <w:highlight w:val="blue"/>
                 <w:lang w:val="en-US"/>
               </w:rPr>
               <w:t>FR1, FR2, FR3, FR4, FR5, FR6</w:t>
@@ -8391,24 +8347,66 @@
                 <w:rFonts w:ascii="Amasis MT Pro" w:hAnsi="Amasis MT Pro"/>
                 <w:sz w:val="26"/>
                 <w:szCs w:val="26"/>
-                <w:lang w:val="en-US"/>
-              </w:rPr>
-              <w:t xml:space="preserve">, FR8, FR10, FR16, FR17, </w:t>
-            </w:r>
-            <w:r>
-              <w:rPr>
-                <w:rFonts w:ascii="Amasis MT Pro" w:hAnsi="Amasis MT Pro"/>
-                <w:sz w:val="26"/>
-                <w:szCs w:val="26"/>
-                <w:lang w:val="en-US"/>
-              </w:rPr>
-              <w:t>FR18, FR19, FR20, FR21, FR22, FR23,</w:t>
-            </w:r>
-            <w:r>
-              <w:rPr>
-                <w:rFonts w:ascii="Amasis MT Pro" w:hAnsi="Amasis MT Pro"/>
-                <w:sz w:val="26"/>
-                <w:szCs w:val="26"/>
+                <w:highlight w:val="blue"/>
+                <w:lang w:val="en-US"/>
+              </w:rPr>
+              <w:t>, FR8, FR10</w:t>
+            </w:r>
+            <w:r>
+              <w:rPr>
+                <w:rFonts w:ascii="Amasis MT Pro" w:hAnsi="Amasis MT Pro"/>
+                <w:sz w:val="26"/>
+                <w:szCs w:val="26"/>
+                <w:lang w:val="en-US"/>
+              </w:rPr>
+              <w:t xml:space="preserve">, </w:t>
+            </w:r>
+            <w:r>
+              <w:rPr>
+                <w:rFonts w:ascii="Amasis MT Pro" w:hAnsi="Amasis MT Pro"/>
+                <w:sz w:val="26"/>
+                <w:szCs w:val="26"/>
+                <w:highlight w:val="cyan"/>
+                <w:lang w:val="en-US"/>
+              </w:rPr>
+              <w:t xml:space="preserve">FR16, FR17, </w:t>
+            </w:r>
+            <w:r>
+              <w:rPr>
+                <w:rFonts w:ascii="Amasis MT Pro" w:hAnsi="Amasis MT Pro"/>
+                <w:sz w:val="26"/>
+                <w:szCs w:val="26"/>
+                <w:highlight w:val="cyan"/>
+                <w:lang w:val="en-US"/>
+              </w:rPr>
+              <w:t>FR18,</w:t>
+            </w:r>
+            <w:r>
+              <w:rPr>
+                <w:rFonts w:ascii="Amasis MT Pro" w:hAnsi="Amasis MT Pro"/>
+                <w:sz w:val="26"/>
+                <w:szCs w:val="26"/>
+                <w:highlight w:val="blue"/>
+                <w:lang w:val="en-US"/>
+              </w:rPr>
+              <w:t xml:space="preserve"> </w:t>
+            </w:r>
+            <w:r>
+              <w:rPr>
+                <w:rFonts w:ascii="Amasis MT Pro" w:hAnsi="Amasis MT Pro"/>
+                <w:sz w:val="26"/>
+                <w:szCs w:val="26"/>
+                <w:highlight w:val="cyan"/>
+                <w:lang w:val="en-US"/>
+              </w:rPr>
+              <w:t>FR19, FR20, FR21, FR22, FR23,</w:t>
+            </w:r>
+            <w:r>
+              <w:rPr>
+                <w:rFonts w:ascii="Amasis MT Pro" w:hAnsi="Amasis MT Pro"/>
+                <w:sz w:val="26"/>
+                <w:szCs w:val="26"/>
+                <w:highlight w:val="cyan"/>
                 <w:lang w:val="en-US"/>
               </w:rPr>
               <w:t xml:space="preserve"> FR24,</w:t>
@@ -8418,6 +8416,7 @@
                 <w:rFonts w:ascii="Amasis MT Pro" w:hAnsi="Amasis MT Pro"/>
                 <w:sz w:val="26"/>
                 <w:szCs w:val="26"/>
+                <w:highlight w:val="cyan"/>
                 <w:lang w:val="en-US"/>
               </w:rPr>
               <w:t xml:space="preserve"> </w:t>
@@ -8427,6 +8426,7 @@
                 <w:rFonts w:ascii="Amasis MT Pro" w:hAnsi="Amasis MT Pro"/>
                 <w:sz w:val="26"/>
                 <w:szCs w:val="26"/>
+                <w:highlight w:val="cyan"/>
                 <w:lang w:val="en-US"/>
               </w:rPr>
               <w:t>FR25, FR27,</w:t>
@@ -8436,9 +8436,39 @@
                 <w:rFonts w:ascii="Amasis MT Pro" w:hAnsi="Amasis MT Pro"/>
                 <w:sz w:val="26"/>
                 <w:szCs w:val="26"/>
-                <w:lang w:val="en-US"/>
-              </w:rPr>
-              <w:t xml:space="preserve"> FR28, FR29, FR30, FR31, FR32, FR33, FR34, FR35,</w:t>
+                <w:highlight w:val="cyan"/>
+                <w:lang w:val="en-US"/>
+              </w:rPr>
+              <w:t xml:space="preserve"> FR28, FR29, FR30, FR31,</w:t>
+            </w:r>
+            <w:r>
+              <w:rPr>
+                <w:rFonts w:ascii="Amasis MT Pro" w:hAnsi="Amasis MT Pro"/>
+                <w:sz w:val="26"/>
+                <w:szCs w:val="26"/>
+                <w:highlight w:val="blue"/>
+                <w:lang w:val="en-US"/>
+              </w:rPr>
+              <w:t xml:space="preserve"> </w:t>
+            </w:r>
+            <w:r>
+              <w:rPr>
+                <w:rFonts w:ascii="Amasis MT Pro" w:hAnsi="Amasis MT Pro"/>
+                <w:sz w:val="26"/>
+                <w:szCs w:val="26"/>
+                <w:highlight w:val="cyan"/>
+                <w:lang w:val="en-US"/>
+              </w:rPr>
+              <w:t>FR32, FR33, FR34</w:t>
+            </w:r>
+            <w:r>
+              <w:rPr>
+                <w:rFonts w:ascii="Amasis MT Pro" w:hAnsi="Amasis MT Pro"/>
+                <w:sz w:val="26"/>
+                <w:szCs w:val="26"/>
+                <w:lang w:val="en-US"/>
+              </w:rPr>
+              <w:t>, FR35,</w:t>
             </w:r>
           </w:p>
         </w:tc>
@@ -8486,6 +8516,7 @@
                 <w:rFonts w:ascii="Amasis MT Pro" w:hAnsi="Amasis MT Pro"/>
                 <w:sz w:val="26"/>
                 <w:szCs w:val="26"/>
+                <w:highlight w:val="cyan"/>
                 <w:lang w:val="en-US"/>
               </w:rPr>
               <w:t>FR1,</w:t>
@@ -8495,6 +8526,7 @@
                 <w:rFonts w:ascii="Amasis MT Pro" w:hAnsi="Amasis MT Pro"/>
                 <w:sz w:val="26"/>
                 <w:szCs w:val="26"/>
+                <w:highlight w:val="cyan"/>
                 <w:lang w:val="en-US"/>
               </w:rPr>
               <w:t xml:space="preserve"> FR2, FR3, FR6</w:t>
@@ -8504,6 +8536,7 @@
                 <w:rFonts w:ascii="Amasis MT Pro" w:hAnsi="Amasis MT Pro"/>
                 <w:sz w:val="26"/>
                 <w:szCs w:val="26"/>
+                <w:highlight w:val="cyan"/>
                 <w:lang w:val="en-US"/>
               </w:rPr>
               <w:t>, F</w:t>
@@ -8513,6 +8546,7 @@
                 <w:rFonts w:ascii="Amasis MT Pro" w:hAnsi="Amasis MT Pro"/>
                 <w:sz w:val="26"/>
                 <w:szCs w:val="26"/>
+                <w:highlight w:val="cyan"/>
                 <w:lang w:val="en-US"/>
               </w:rPr>
               <w:t>R7, FR10, FR11, FR12, FR13, FR14, FR15,</w:t>
@@ -8522,24 +8556,46 @@
                 <w:rFonts w:ascii="Amasis MT Pro" w:hAnsi="Amasis MT Pro"/>
                 <w:sz w:val="26"/>
                 <w:szCs w:val="26"/>
-                <w:lang w:val="en-US"/>
-              </w:rPr>
-              <w:t xml:space="preserve"> FR16, FR17</w:t>
-            </w:r>
-            <w:r>
-              <w:rPr>
-                <w:rFonts w:ascii="Amasis MT Pro" w:hAnsi="Amasis MT Pro"/>
-                <w:sz w:val="26"/>
-                <w:szCs w:val="26"/>
-                <w:lang w:val="en-US"/>
-              </w:rPr>
-              <w:t>, FR25, FR26, FR28, FR29</w:t>
-            </w:r>
-            <w:r>
-              <w:rPr>
-                <w:rFonts w:ascii="Amasis MT Pro" w:hAnsi="Amasis MT Pro"/>
-                <w:sz w:val="26"/>
-                <w:szCs w:val="26"/>
+                <w:highlight w:val="cyan"/>
+                <w:lang w:val="en-US"/>
+              </w:rPr>
+              <w:t xml:space="preserve"> FR16,</w:t>
+            </w:r>
+            <w:r>
+              <w:rPr>
+                <w:rFonts w:ascii="Amasis MT Pro" w:hAnsi="Amasis MT Pro"/>
+                <w:sz w:val="26"/>
+                <w:szCs w:val="26"/>
+                <w:highlight w:val="blue"/>
+                <w:lang w:val="en-US"/>
+              </w:rPr>
+              <w:t xml:space="preserve"> FR17</w:t>
+            </w:r>
+            <w:r>
+              <w:rPr>
+                <w:rFonts w:ascii="Amasis MT Pro" w:hAnsi="Amasis MT Pro"/>
+                <w:sz w:val="26"/>
+                <w:szCs w:val="26"/>
+                <w:lang w:val="en-US"/>
+              </w:rPr>
+              <w:t xml:space="preserve">, </w:t>
+            </w:r>
+            <w:r>
+              <w:rPr>
+                <w:rFonts w:ascii="Amasis MT Pro" w:hAnsi="Amasis MT Pro"/>
+                <w:sz w:val="26"/>
+                <w:szCs w:val="26"/>
+                <w:highlight w:val="magenta"/>
+                <w:lang w:val="en-US"/>
+              </w:rPr>
+              <w:t>FR25, FR26, FR28, FR29</w:t>
+            </w:r>
+            <w:r>
+              <w:rPr>
+                <w:rFonts w:ascii="Amasis MT Pro" w:hAnsi="Amasis MT Pro"/>
+                <w:sz w:val="26"/>
+                <w:szCs w:val="26"/>
+                <w:highlight w:val="magenta"/>
                 <w:lang w:val="en-US"/>
               </w:rPr>
               <w:t>, FR30, FR31, FR33, FR34, FR35</w:t>
@@ -8658,6 +8714,7 @@
                 <w:rFonts w:ascii="Amasis MT Pro" w:hAnsi="Amasis MT Pro"/>
                 <w:sz w:val="26"/>
                 <w:szCs w:val="26"/>
+                <w:highlight w:val="magenta"/>
                 <w:lang w:val="en-US"/>
               </w:rPr>
               <w:t>FR7, FR8, FR9, FR10,</w:t>
@@ -8667,6 +8724,7 @@
                 <w:rFonts w:ascii="Amasis MT Pro" w:hAnsi="Amasis MT Pro"/>
                 <w:sz w:val="26"/>
                 <w:szCs w:val="26"/>
+                <w:highlight w:val="magenta"/>
                 <w:lang w:val="en-US"/>
               </w:rPr>
               <w:t xml:space="preserve"> FR11, FR12, FR13, FR14, FR15</w:t>
@@ -8676,6 +8734,7 @@
                 <w:rFonts w:ascii="Amasis MT Pro" w:hAnsi="Amasis MT Pro"/>
                 <w:sz w:val="26"/>
                 <w:szCs w:val="26"/>
+                <w:highlight w:val="magenta"/>
                 <w:lang w:val="en-US"/>
               </w:rPr>
               <w:t>, FR</w:t>
@@ -8685,15 +8744,37 @@
                 <w:rFonts w:ascii="Amasis MT Pro" w:hAnsi="Amasis MT Pro"/>
                 <w:sz w:val="26"/>
                 <w:szCs w:val="26"/>
-                <w:lang w:val="en-US"/>
-              </w:rPr>
-              <w:t>19, FR23, FR25, FR26, FR27, FR28, FR29</w:t>
-            </w:r>
-            <w:r>
-              <w:rPr>
-                <w:rFonts w:ascii="Amasis MT Pro" w:hAnsi="Amasis MT Pro"/>
-                <w:sz w:val="26"/>
-                <w:szCs w:val="26"/>
+                <w:highlight w:val="magenta"/>
+                <w:lang w:val="en-US"/>
+              </w:rPr>
+              <w:t>19,</w:t>
+            </w:r>
+            <w:r>
+              <w:rPr>
+                <w:rFonts w:ascii="Amasis MT Pro" w:hAnsi="Amasis MT Pro"/>
+                <w:sz w:val="26"/>
+                <w:szCs w:val="26"/>
+                <w:highlight w:val="cyan"/>
+                <w:lang w:val="en-US"/>
+              </w:rPr>
+              <w:t xml:space="preserve"> </w:t>
+            </w:r>
+            <w:r>
+              <w:rPr>
+                <w:rFonts w:ascii="Amasis MT Pro" w:hAnsi="Amasis MT Pro"/>
+                <w:sz w:val="26"/>
+                <w:szCs w:val="26"/>
+                <w:highlight w:val="magenta"/>
+                <w:lang w:val="en-US"/>
+              </w:rPr>
+              <w:t>FR23, FR25, FR26, FR27, FR28, FR29</w:t>
+            </w:r>
+            <w:r>
+              <w:rPr>
+                <w:rFonts w:ascii="Amasis MT Pro" w:hAnsi="Amasis MT Pro"/>
+                <w:sz w:val="26"/>
+                <w:szCs w:val="26"/>
+                <w:highlight w:val="magenta"/>
                 <w:lang w:val="en-US"/>
               </w:rPr>
               <w:t>, FR30, FR31, FR32</w:t>
@@ -8991,7 +9072,6 @@
                 <w:szCs w:val="26"/>
                 <w:lang w:val="en-US"/>
               </w:rPr>
-              <w:lastRenderedPageBreak/>
               <w:t>Admin</w:t>
             </w:r>
           </w:p>
@@ -9014,9 +9094,38 @@
                 <w:rFonts w:ascii="Amasis MT Pro" w:hAnsi="Amasis MT Pro"/>
                 <w:sz w:val="26"/>
                 <w:szCs w:val="26"/>
-                <w:lang w:val="en-US"/>
-              </w:rPr>
-              <w:t>NFR1, NFR2, NFR4, NFR5, NFR6, NFR7, NFR8, NFR9, NFR10, NFR11, NFR12, NFR13, NFR14, NFR15, NFR16, NFR17, NFR18, NFR23, NFR24, NFR25, NFR26, NFR29, NFR30, NFR31</w:t>
+                <w:highlight w:val="magenta"/>
+                <w:lang w:val="en-US"/>
+              </w:rPr>
+              <w:t>NFR1, NFR2, NFR4, NFR5, NFR6, NFR7, NFR8, NFR9</w:t>
+            </w:r>
+            <w:r>
+              <w:rPr>
+                <w:rFonts w:ascii="Amasis MT Pro" w:hAnsi="Amasis MT Pro"/>
+                <w:sz w:val="26"/>
+                <w:szCs w:val="26"/>
+                <w:lang w:val="en-US"/>
+              </w:rPr>
+              <w:t xml:space="preserve">, NFR10, NFR11, NFR12, NFR13, NFR14, NFR15, NFR16, NFR17, </w:t>
+            </w:r>
+            <w:r>
+              <w:rPr>
+                <w:rFonts w:ascii="Amasis MT Pro" w:hAnsi="Amasis MT Pro"/>
+                <w:sz w:val="26"/>
+                <w:szCs w:val="26"/>
+                <w:highlight w:val="magenta"/>
+                <w:lang w:val="en-US"/>
+              </w:rPr>
+              <w:t>NFR18, NFR23, NFR24</w:t>
+            </w:r>
+            <w:r>
+              <w:rPr>
+                <w:rFonts w:ascii="Amasis MT Pro" w:hAnsi="Amasis MT Pro"/>
+                <w:sz w:val="26"/>
+                <w:szCs w:val="26"/>
+                <w:lang w:val="en-US"/>
+              </w:rPr>
+              <w:t>, NFR25, NFR26, NFR29, NFR30, NFR31</w:t>
             </w:r>
           </w:p>
         </w:tc>
@@ -9125,7 +9234,27 @@
                 <w:szCs w:val="26"/>
                 <w:lang w:val="en-US"/>
               </w:rPr>
-              <w:t>NFR1, NFR2, NFR3, NFR4, NFR5, NFR6, NFR7, NFR8, NFR16, NFR17, NFR18, NFR19, NFR20, NFR21, NFR22, NFR23, NFR24, NFR25, NFR26, NFR27, NFR28, NFR29, NFR30, NFR31</w:t>
+              <w:t xml:space="preserve">NFR1, NFR2, NFR3, NFR4, NFR5, NFR6, NFR7, NFR8, NFR16, NFR17, </w:t>
+            </w:r>
+            <w:r>
+              <w:rPr>
+                <w:rFonts w:ascii="Amasis MT Pro" w:hAnsi="Amasis MT Pro"/>
+                <w:sz w:val="26"/>
+                <w:szCs w:val="26"/>
+                <w:highlight w:val="cyan"/>
+                <w:lang w:val="en-US"/>
+              </w:rPr>
+              <w:lastRenderedPageBreak/>
+              <w:t>NFR18, NFR19, NFR20, NFR21, NFR22, NFR23, NFR24, NFR25, NFR26, NFR27,</w:t>
+            </w:r>
+            <w:r>
+              <w:rPr>
+                <w:rFonts w:ascii="Amasis MT Pro" w:hAnsi="Amasis MT Pro"/>
+                <w:sz w:val="26"/>
+                <w:szCs w:val="26"/>
+                <w:lang w:val="en-US"/>
+              </w:rPr>
+              <w:t xml:space="preserve"> NFR28, NFR29, NFR30, NFR31</w:t>
             </w:r>
           </w:p>
         </w:tc>
@@ -9151,6 +9280,7 @@
                 <w:szCs w:val="26"/>
                 <w:lang w:val="en-US"/>
               </w:rPr>
+              <w:lastRenderedPageBreak/>
               <w:t>Airline Management</w:t>
             </w:r>
           </w:p>
@@ -9225,7 +9355,37 @@
                 <w:szCs w:val="26"/>
                 <w:lang w:val="en-US"/>
               </w:rPr>
-              <w:t>NFR1, NFR2, NFR3, NFR4, NFR5, NFR6, NFR7, NFR8, NFR9, NFR10, NFR11, NFR16, NFR17, NFR18, NFR19, NFR20, NFR21, NFR23, NFR24, NFR25, NFR26, NFR29, NFR30, NFR31, NFR32</w:t>
+              <w:t xml:space="preserve">NFR1, NFR2, NFR3, NFR4, NFR5, NFR6, NFR7, NFR8, NFR9, NFR10, NFR11, </w:t>
+            </w:r>
+            <w:r>
+              <w:rPr>
+                <w:rFonts w:ascii="Amasis MT Pro" w:hAnsi="Amasis MT Pro"/>
+                <w:sz w:val="26"/>
+                <w:szCs w:val="26"/>
+                <w:highlight w:val="cyan"/>
+                <w:lang w:val="en-US"/>
+              </w:rPr>
+              <w:t>NFR16, NFR17, NFR18, NFR19, NFR20, NFR21, NFR23, NFR24, NFR25,</w:t>
+            </w:r>
+            <w:r>
+              <w:rPr>
+                <w:rFonts w:ascii="Amasis MT Pro" w:hAnsi="Amasis MT Pro"/>
+                <w:sz w:val="26"/>
+                <w:szCs w:val="26"/>
+                <w:highlight w:val="cyan"/>
+                <w:lang w:val="en-US"/>
+              </w:rPr>
+              <w:t xml:space="preserve"> </w:t>
+            </w:r>
+            <w:r>
+              <w:rPr>
+                <w:rFonts w:ascii="Amasis MT Pro" w:hAnsi="Amasis MT Pro"/>
+                <w:sz w:val="26"/>
+                <w:szCs w:val="26"/>
+                <w:highlight w:val="cyan"/>
+                <w:lang w:val="en-US"/>
+              </w:rPr>
+              <w:t>NFR26, NFR29, NFR30, NFR31, NFR32</w:t>
             </w:r>
           </w:p>
         </w:tc>
@@ -9340,7 +9500,10 @@
           <w:lang w:val="en-US"/>
         </w:rPr>
       </w:pPr>
-      <w:r>
+    </w:p>
+    <w:p>
+      <w:pPr>
+        <w:jc w:val="center"/>
         <w:rPr>
           <w:rFonts w:ascii="Amasis MT Pro" w:hAnsi="Amasis MT Pro"/>
           <w:b/>
@@ -9349,6 +9512,134 @@
           <w:szCs w:val="30"/>
           <w:lang w:val="en-US"/>
         </w:rPr>
+      </w:pPr>
+    </w:p>
+    <w:p>
+      <w:pPr>
+        <w:jc w:val="center"/>
+        <w:rPr>
+          <w:rFonts w:ascii="Amasis MT Pro" w:hAnsi="Amasis MT Pro"/>
+          <w:b/>
+          <w:bCs/>
+          <w:sz w:val="30"/>
+          <w:szCs w:val="30"/>
+          <w:lang w:val="en-US"/>
+        </w:rPr>
+      </w:pPr>
+    </w:p>
+    <w:p>
+      <w:pPr>
+        <w:jc w:val="center"/>
+        <w:rPr>
+          <w:rFonts w:ascii="Amasis MT Pro" w:hAnsi="Amasis MT Pro"/>
+          <w:b/>
+          <w:bCs/>
+          <w:sz w:val="30"/>
+          <w:szCs w:val="30"/>
+          <w:lang w:val="en-US"/>
+        </w:rPr>
+      </w:pPr>
+    </w:p>
+    <w:p>
+      <w:pPr>
+        <w:jc w:val="center"/>
+        <w:rPr>
+          <w:rFonts w:ascii="Amasis MT Pro" w:hAnsi="Amasis MT Pro"/>
+          <w:b/>
+          <w:bCs/>
+          <w:sz w:val="30"/>
+          <w:szCs w:val="30"/>
+          <w:lang w:val="en-US"/>
+        </w:rPr>
+      </w:pPr>
+    </w:p>
+    <w:p>
+      <w:pPr>
+        <w:jc w:val="center"/>
+        <w:rPr>
+          <w:rFonts w:ascii="Amasis MT Pro" w:hAnsi="Amasis MT Pro"/>
+          <w:b/>
+          <w:bCs/>
+          <w:sz w:val="30"/>
+          <w:szCs w:val="30"/>
+          <w:lang w:val="en-US"/>
+        </w:rPr>
+      </w:pPr>
+    </w:p>
+    <w:p>
+      <w:pPr>
+        <w:jc w:val="center"/>
+        <w:rPr>
+          <w:rFonts w:ascii="Amasis MT Pro" w:hAnsi="Amasis MT Pro"/>
+          <w:b/>
+          <w:bCs/>
+          <w:sz w:val="30"/>
+          <w:szCs w:val="30"/>
+          <w:lang w:val="en-US"/>
+        </w:rPr>
+      </w:pPr>
+    </w:p>
+    <w:p>
+      <w:pPr>
+        <w:jc w:val="center"/>
+        <w:rPr>
+          <w:rFonts w:ascii="Amasis MT Pro" w:hAnsi="Amasis MT Pro"/>
+          <w:b/>
+          <w:bCs/>
+          <w:sz w:val="30"/>
+          <w:szCs w:val="30"/>
+          <w:lang w:val="en-US"/>
+        </w:rPr>
+      </w:pPr>
+    </w:p>
+    <w:p>
+      <w:pPr>
+        <w:jc w:val="center"/>
+        <w:rPr>
+          <w:rFonts w:ascii="Amasis MT Pro" w:hAnsi="Amasis MT Pro"/>
+          <w:b/>
+          <w:bCs/>
+          <w:sz w:val="30"/>
+          <w:szCs w:val="30"/>
+          <w:lang w:val="en-US"/>
+        </w:rPr>
+      </w:pPr>
+    </w:p>
+    <w:p>
+      <w:pPr>
+        <w:jc w:val="center"/>
+        <w:rPr>
+          <w:rFonts w:ascii="Amasis MT Pro" w:hAnsi="Amasis MT Pro"/>
+          <w:b/>
+          <w:bCs/>
+          <w:sz w:val="30"/>
+          <w:szCs w:val="30"/>
+          <w:lang w:val="en-US"/>
+        </w:rPr>
+      </w:pPr>
+    </w:p>
+    <w:p>
+      <w:pPr>
+        <w:jc w:val="center"/>
+        <w:rPr>
+          <w:rFonts w:ascii="Amasis MT Pro" w:hAnsi="Amasis MT Pro"/>
+          <w:b/>
+          <w:bCs/>
+          <w:sz w:val="30"/>
+          <w:szCs w:val="30"/>
+          <w:lang w:val="en-US"/>
+        </w:rPr>
+      </w:pPr>
+      <w:r>
+        <w:rPr>
+          <w:rFonts w:ascii="Amasis MT Pro" w:hAnsi="Amasis MT Pro"/>
+          <w:b/>
+          <w:bCs/>
+          <w:sz w:val="30"/>
+          <w:szCs w:val="30"/>
+          <w:lang w:val="en-US"/>
+        </w:rPr>
+        <w:lastRenderedPageBreak/>
         <w:t>Task 3: UML Requirements Modelling</w:t>
       </w:r>
     </w:p>
@@ -9397,7 +9688,6 @@
           <w:szCs w:val="26"/>
           <w:lang w:val="en-US"/>
         </w:rPr>
-        <w:lastRenderedPageBreak/>
         <w:drawing>
           <wp:anchor distT="0" distB="0" distL="114300" distR="114300" simplePos="0" relativeHeight="251658240" behindDoc="1" locked="0" layoutInCell="1" allowOverlap="1" wp14:anchorId="2FFFF638" wp14:editId="3118D455">
             <wp:simplePos x="0" y="0"/>
@@ -9677,7 +9967,7 @@
           <w:szCs w:val="26"/>
           <w:lang w:val="en-US"/>
         </w:rPr>
-        <w:t xml:space="preserve"> high access control in the system, they operate flight operations such as adding flights, removing flights, updating flight information they can also view all existing flights and </w:t>
+        <w:t xml:space="preserve"> high access control in the system, they operate flight operations such as adding </w:t>
       </w:r>
       <w:r>
         <w:rPr>
@@ -9686,6 +9976,16 @@
           <w:szCs w:val="26"/>
           <w:lang w:val="en-US"/>
         </w:rPr>
+        <w:lastRenderedPageBreak/>
+        <w:t xml:space="preserve">flights, removing flights, updating flight information they can also view all existing flights and </w:t>
+      </w:r>
+      <w:r>
+        <w:rPr>
+          <w:rFonts w:ascii="Amasis MT Pro" w:hAnsi="Amasis MT Pro" w:cs="Aldhabi"/>
+          <w:sz w:val="26"/>
+          <w:szCs w:val="26"/>
+          <w:lang w:val="en-US"/>
+        </w:rPr>
         <w:t>check flight occupancy.</w:t>
       </w:r>
     </w:p>
@@ -9706,7 +10006,6 @@
           <w:szCs w:val="26"/>
           <w:lang w:val="en-US"/>
         </w:rPr>
-        <w:lastRenderedPageBreak/>
         <w:tab/>
       </w:r>
     </w:p>
@@ -10101,30 +10400,6 @@
           <w:rFonts w:ascii="Amasis MT Pro" w:hAnsi="Amasis MT Pro"/>
           <w:sz w:val="26"/>
           <w:szCs w:val="26"/>
-          <w:lang w:val="en-US"/>
-        </w:rPr>
-      </w:pPr>
-    </w:p>
-    <w:p>
-      <w:pPr>
-        <w:rPr>
-          <w:rFonts w:ascii="Amasis MT Pro" w:hAnsi="Amasis MT Pro"/>
-          <w:b/>
-          <w:bCs/>
-          <w:sz w:val="30"/>
-          <w:szCs w:val="30"/>
-          <w:lang w:val="en-US"/>
-        </w:rPr>
-      </w:pPr>
-    </w:p>
-    <w:p>
-      <w:pPr>
-        <w:rPr>
-          <w:rFonts w:ascii="Amasis MT Pro" w:hAnsi="Amasis MT Pro"/>
-          <w:b/>
-          <w:bCs/>
-          <w:sz w:val="30"/>
-          <w:szCs w:val="30"/>
           <w:lang w:val="en-US"/>
         </w:rPr>
       </w:pPr>
@@ -10703,9 +10978,29 @@
                 <w:rFonts w:ascii="Amasis MT Pro" w:hAnsi="Amasis MT Pro"/>
                 <w:sz w:val="26"/>
                 <w:szCs w:val="26"/>
-                <w:lang w:val="en-US"/>
-              </w:rPr>
-              <w:t>1. Users select “Login” from the main menu</w:t>
+                <w:highlight w:val="cyan"/>
+                <w:lang w:val="en-US"/>
+              </w:rPr>
+              <w:t>1. Users select</w:t>
+            </w:r>
+            <w:r>
+              <w:rPr>
+                <w:rFonts w:ascii="Amasis MT Pro" w:hAnsi="Amasis MT Pro"/>
+                <w:sz w:val="26"/>
+                <w:szCs w:val="26"/>
+                <w:lang w:val="en-US"/>
+              </w:rPr>
+              <w:t xml:space="preserve"> “Login” </w:t>
+            </w:r>
+            <w:r>
+              <w:rPr>
+                <w:rFonts w:ascii="Amasis MT Pro" w:hAnsi="Amasis MT Pro"/>
+                <w:sz w:val="26"/>
+                <w:szCs w:val="26"/>
+                <w:highlight w:val="cyan"/>
+                <w:lang w:val="en-US"/>
+              </w:rPr>
+              <w:t>from the main menu</w:t>
             </w:r>
           </w:p>
           <w:p>
@@ -11966,17 +12261,15 @@
                 <w:lang w:val="en-US"/>
               </w:rPr>
             </w:pPr>
-            <w:proofErr w:type="gramStart"/>
-            <w:r>
-              <w:rPr>
-                <w:rFonts w:ascii="Amasis MT Pro" w:hAnsi="Amasis MT Pro"/>
-                <w:sz w:val="26"/>
-                <w:szCs w:val="26"/>
-                <w:lang w:val="en-US"/>
-              </w:rPr>
-              <w:t>Customer</w:t>
-            </w:r>
-            <w:proofErr w:type="gramEnd"/>
+            <w:r>
+              <w:rPr>
+                <w:rFonts w:ascii="Amasis MT Pro" w:hAnsi="Amasis MT Pro"/>
+                <w:sz w:val="26"/>
+                <w:szCs w:val="26"/>
+                <w:lang w:val="en-US"/>
+              </w:rPr>
+              <w:t>Customers</w:t>
+            </w:r>
             <w:r>
               <w:rPr>
                 <w:rFonts w:ascii="Amasis MT Pro" w:hAnsi="Amasis MT Pro"/>
@@ -13445,6 +13738,7 @@
                 <w:rFonts w:ascii="Amasis MT Pro" w:hAnsi="Amasis MT Pro"/>
                 <w:sz w:val="26"/>
                 <w:szCs w:val="26"/>
+                <w:highlight w:val="blue"/>
                 <w:lang w:val="en-US"/>
               </w:rPr>
               <w:t>1</w:t>
@@ -13454,6 +13748,7 @@
                 <w:rFonts w:ascii="Amasis MT Pro" w:hAnsi="Amasis MT Pro"/>
                 <w:sz w:val="26"/>
                 <w:szCs w:val="26"/>
+                <w:highlight w:val="blue"/>
                 <w:lang w:val="en-US"/>
               </w:rPr>
               <w:t>.</w:t>
@@ -13463,6 +13758,7 @@
                 <w:rFonts w:ascii="Amasis MT Pro" w:hAnsi="Amasis MT Pro"/>
                 <w:sz w:val="26"/>
                 <w:szCs w:val="26"/>
+                <w:highlight w:val="blue"/>
                 <w:lang w:val="en-US"/>
               </w:rPr>
               <w:t xml:space="preserve"> The system displays main menu</w:t>
@@ -14337,6 +14633,7 @@
                 <w:rFonts w:ascii="Amasis MT Pro" w:hAnsi="Amasis MT Pro"/>
                 <w:sz w:val="26"/>
                 <w:szCs w:val="26"/>
+                <w:highlight w:val="cyan"/>
                 <w:lang w:val="en-US"/>
               </w:rPr>
               <w:t>2. System prompts for search criteria</w:t>
@@ -14860,15 +15157,50 @@
     </w:p>
     <w:p>
       <w:pPr>
-        <w:rPr>
-          <w:rFonts w:ascii="Amasis MT Pro" w:hAnsi="Amasis MT Pro"/>
-          <w:b/>
-          <w:bCs/>
-          <w:sz w:val="30"/>
-          <w:szCs w:val="30"/>
-          <w:lang w:val="en-US"/>
-        </w:rPr>
-      </w:pPr>
+        <w:jc w:val="center"/>
+        <w:rPr>
+          <w:rFonts w:ascii="Amasis MT Pro" w:hAnsi="Amasis MT Pro"/>
+          <w:b/>
+          <w:bCs/>
+          <w:sz w:val="2"/>
+          <w:szCs w:val="2"/>
+          <w:lang w:val="en-US"/>
+        </w:rPr>
+      </w:pPr>
+    </w:p>
+    <w:p>
+      <w:pPr>
+        <w:rPr>
+          <w:rFonts w:ascii="Amasis MT Pro" w:hAnsi="Amasis MT Pro"/>
+          <w:b/>
+          <w:bCs/>
+          <w:sz w:val="26"/>
+          <w:szCs w:val="26"/>
+          <w:lang w:val="en-US"/>
+        </w:rPr>
+      </w:pPr>
+      <w:r>
+        <w:rPr>
+          <w:rFonts w:ascii="Amasis MT Pro" w:hAnsi="Amasis MT Pro"/>
+          <w:b/>
+          <w:bCs/>
+          <w:sz w:val="26"/>
+          <w:szCs w:val="26"/>
+          <w:lang w:val="en-US"/>
+        </w:rPr>
+        <w:t>Initial UML Class Diagra</w:t>
+      </w:r>
+      <w:r>
+        <w:rPr>
+          <w:rFonts w:ascii="Amasis MT Pro" w:hAnsi="Amasis MT Pro"/>
+          <w:b/>
+          <w:bCs/>
+          <w:sz w:val="26"/>
+          <w:szCs w:val="26"/>
+          <w:lang w:val="en-US"/>
+        </w:rPr>
+        <w:t>m</w:t>
+      </w:r>
     </w:p>
     <w:p>
       <w:pPr>
@@ -14892,26 +15224,10 @@
           <w:lang w:val="en-US"/>
         </w:rPr>
         <w:drawing>
-          <wp:anchor distT="0" distB="0" distL="114300" distR="114300" simplePos="0" relativeHeight="251659264" behindDoc="1" locked="0" layoutInCell="1" allowOverlap="1" wp14:anchorId="37E6F637" wp14:editId="22CCB7B0">
-            <wp:simplePos x="0" y="0"/>
-            <wp:positionH relativeFrom="margin">
-              <wp:align>right</wp:align>
-            </wp:positionH>
-            <wp:positionV relativeFrom="paragraph">
-              <wp:posOffset>277544</wp:posOffset>
-            </wp:positionV>
-            <wp:extent cx="5731510" cy="6090920"/>
+          <wp:inline distT="0" distB="0" distL="0" distR="0" wp14:anchorId="04F473A4" wp14:editId="06A0D49A">
+            <wp:extent cx="5731510" cy="3862070"/>
             <wp:effectExtent l="0" t="0" r="2540" b="5080"/>
-            <wp:wrapTight wrapText="bothSides">
-              <wp:wrapPolygon edited="0">
-                <wp:start x="0" y="0"/>
-                <wp:lineTo x="0" y="21550"/>
-                <wp:lineTo x="21538" y="21550"/>
-                <wp:lineTo x="21538" y="0"/>
-                <wp:lineTo x="0" y="0"/>
-              </wp:wrapPolygon>
-            </wp:wrapTight>
-            <wp:docPr id="240086445" name="Picture 1"/>
+            <wp:docPr id="55241824" name="Picture 14"/>
             <wp:cNvGraphicFramePr>
               <a:graphicFrameLocks xmlns:a="http://schemas.openxmlformats.org/drawingml/2006/main" noChangeAspect="1"/>
             </wp:cNvGraphicFramePr>
@@ -14919,7 +15235,7 @@
               <a:graphicData uri="http://schemas.openxmlformats.org/drawingml/2006/picture">
                 <pic:pic xmlns:pic="http://schemas.openxmlformats.org/drawingml/2006/picture">
                   <pic:nvPicPr>
-                    <pic:cNvPr id="240086445" name="Picture 240086445"/>
+                    <pic:cNvPr id="55241824" name="Picture 55241824"/>
                     <pic:cNvPicPr/>
                   </pic:nvPicPr>
                   <pic:blipFill>
@@ -14937,7 +15253,220 @@
                   <pic:spPr>
                     <a:xfrm>
                       <a:off x="0" y="0"/>
-                      <a:ext cx="5731510" cy="6090920"/>
+                      <a:ext cx="5731510" cy="3862070"/>
+                    </a:xfrm>
+                    <a:prstGeom prst="rect">
+                      <a:avLst/>
+                    </a:prstGeom>
+                  </pic:spPr>
+                </pic:pic>
+              </a:graphicData>
+            </a:graphic>
+          </wp:inline>
+        </w:drawing>
+      </w:r>
+    </w:p>
+    <w:p>
+      <w:pPr>
+        <w:rPr>
+          <w:rFonts w:ascii="Amasis MT Pro" w:hAnsi="Amasis MT Pro"/>
+          <w:b/>
+          <w:bCs/>
+          <w:sz w:val="26"/>
+          <w:szCs w:val="26"/>
+          <w:lang w:val="en-US"/>
+        </w:rPr>
+      </w:pPr>
+      <w:r>
+        <w:rPr>
+          <w:rFonts w:ascii="Amasis MT Pro" w:hAnsi="Amasis MT Pro"/>
+          <w:b/>
+          <w:bCs/>
+          <w:sz w:val="26"/>
+          <w:szCs w:val="26"/>
+          <w:lang w:val="en-US"/>
+        </w:rPr>
+        <w:t>Model Package</w:t>
+      </w:r>
+    </w:p>
+    <w:p>
+      <w:pPr>
+        <w:rPr>
+          <w:rFonts w:ascii="Amasis MT Pro" w:hAnsi="Amasis MT Pro"/>
+          <w:b/>
+          <w:bCs/>
+          <w:sz w:val="26"/>
+          <w:szCs w:val="26"/>
+          <w:lang w:val="en-US"/>
+        </w:rPr>
+      </w:pPr>
+      <w:r>
+        <w:rPr>
+          <w:rFonts w:ascii="Amasis MT Pro" w:hAnsi="Amasis MT Pro"/>
+          <w:b/>
+          <w:bCs/>
+          <w:noProof/>
+          <w:sz w:val="26"/>
+          <w:szCs w:val="26"/>
+          <w:lang w:val="en-US"/>
+        </w:rPr>
+        <w:drawing>
+          <wp:inline distT="0" distB="0" distL="0" distR="0" wp14:anchorId="05EC4DB6" wp14:editId="27CCEBC3">
+            <wp:extent cx="5731510" cy="3259455"/>
+            <wp:effectExtent l="0" t="0" r="2540" b="0"/>
+            <wp:docPr id="724258293" name="Picture 13"/>
+            <wp:cNvGraphicFramePr>
+              <a:graphicFrameLocks xmlns:a="http://schemas.openxmlformats.org/drawingml/2006/main" noChangeAspect="1"/>
+            </wp:cNvGraphicFramePr>
+            <a:graphic xmlns:a="http://schemas.openxmlformats.org/drawingml/2006/main">
+              <a:graphicData uri="http://schemas.openxmlformats.org/drawingml/2006/picture">
+                <pic:pic xmlns:pic="http://schemas.openxmlformats.org/drawingml/2006/picture">
+                  <pic:nvPicPr>
+                    <pic:cNvPr id="724258293" name="Picture 724258293"/>
+                    <pic:cNvPicPr/>
+                  </pic:nvPicPr>
+                  <pic:blipFill>
+                    <a:blip r:embed="rId8">
+                      <a:extLst>
+                        <a:ext uri="{28A0092B-C50C-407E-A947-70E740481C1C}">
+                          <a14:useLocalDpi xmlns:a14="http://schemas.microsoft.com/office/drawing/2010/main" val="0"/>
+                        </a:ext>
+                      </a:extLst>
+                    </a:blip>
+                    <a:stretch>
+                      <a:fillRect/>
+                    </a:stretch>
+                  </pic:blipFill>
+                  <pic:spPr>
+                    <a:xfrm>
+                      <a:off x="0" y="0"/>
+                      <a:ext cx="5731510" cy="3259455"/>
+                    </a:xfrm>
+                    <a:prstGeom prst="rect">
+                      <a:avLst/>
+                    </a:prstGeom>
+                  </pic:spPr>
+                </pic:pic>
+              </a:graphicData>
+            </a:graphic>
+          </wp:inline>
+        </w:drawing>
+      </w:r>
+    </w:p>
+    <w:p>
+      <w:pPr>
+        <w:rPr>
+          <w:rFonts w:ascii="Amasis MT Pro" w:hAnsi="Amasis MT Pro"/>
+          <w:b/>
+          <w:bCs/>
+          <w:sz w:val="26"/>
+          <w:szCs w:val="26"/>
+          <w:lang w:val="en-US"/>
+        </w:rPr>
+      </w:pPr>
+      <w:r>
+        <w:rPr>
+          <w:rFonts w:ascii="Amasis MT Pro" w:hAnsi="Amasis MT Pro"/>
+          <w:b/>
+          <w:bCs/>
+          <w:sz w:val="26"/>
+          <w:szCs w:val="26"/>
+          <w:lang w:val="en-US"/>
+        </w:rPr>
+        <w:lastRenderedPageBreak/>
+        <w:t>R</w:t>
+      </w:r>
+      <w:r>
+        <w:rPr>
+          <w:rFonts w:ascii="Amasis MT Pro" w:hAnsi="Amasis MT Pro"/>
+          <w:b/>
+          <w:bCs/>
+          <w:sz w:val="26"/>
+          <w:szCs w:val="26"/>
+          <w:lang w:val="en-US"/>
+        </w:rPr>
+        <w:t>epository</w:t>
+      </w:r>
+      <w:r>
+        <w:rPr>
+          <w:rFonts w:ascii="Amasis MT Pro" w:hAnsi="Amasis MT Pro"/>
+          <w:b/>
+          <w:bCs/>
+          <w:sz w:val="26"/>
+          <w:szCs w:val="26"/>
+          <w:lang w:val="en-US"/>
+        </w:rPr>
+        <w:t xml:space="preserve"> Package</w:t>
+      </w:r>
+    </w:p>
+    <w:p>
+      <w:pPr>
+        <w:rPr>
+          <w:rFonts w:ascii="Amasis MT Pro" w:hAnsi="Amasis MT Pro"/>
+          <w:b/>
+          <w:bCs/>
+          <w:sz w:val="26"/>
+          <w:szCs w:val="26"/>
+          <w:lang w:val="en-US"/>
+        </w:rPr>
+      </w:pPr>
+      <w:r>
+        <w:rPr>
+          <w:rFonts w:ascii="Amasis MT Pro" w:hAnsi="Amasis MT Pro"/>
+          <w:b/>
+          <w:bCs/>
+          <w:noProof/>
+          <w:sz w:val="26"/>
+          <w:szCs w:val="26"/>
+          <w:lang w:val="en-US"/>
+        </w:rPr>
+        <w:drawing>
+          <wp:anchor distT="0" distB="0" distL="114300" distR="114300" simplePos="0" relativeHeight="251672576" behindDoc="1" locked="0" layoutInCell="1" allowOverlap="1" wp14:anchorId="34DFFFF0" wp14:editId="721B8346">
+            <wp:simplePos x="0" y="0"/>
+            <wp:positionH relativeFrom="column">
+              <wp:posOffset>0</wp:posOffset>
+            </wp:positionH>
+            <wp:positionV relativeFrom="paragraph">
+              <wp:posOffset>2540</wp:posOffset>
+            </wp:positionV>
+            <wp:extent cx="5731510" cy="3112135"/>
+            <wp:effectExtent l="0" t="0" r="2540" b="0"/>
+            <wp:wrapTight wrapText="bothSides">
+              <wp:wrapPolygon edited="0">
+                <wp:start x="0" y="0"/>
+                <wp:lineTo x="0" y="21419"/>
+                <wp:lineTo x="21538" y="21419"/>
+                <wp:lineTo x="21538" y="0"/>
+                <wp:lineTo x="0" y="0"/>
+              </wp:wrapPolygon>
+            </wp:wrapTight>
+            <wp:docPr id="910826332" name="Picture 10"/>
+            <wp:cNvGraphicFramePr>
+              <a:graphicFrameLocks xmlns:a="http://schemas.openxmlformats.org/drawingml/2006/main" noChangeAspect="1"/>
+            </wp:cNvGraphicFramePr>
+            <a:graphic xmlns:a="http://schemas.openxmlformats.org/drawingml/2006/main">
+              <a:graphicData uri="http://schemas.openxmlformats.org/drawingml/2006/picture">
+                <pic:pic xmlns:pic="http://schemas.openxmlformats.org/drawingml/2006/picture">
+                  <pic:nvPicPr>
+                    <pic:cNvPr id="910826332" name="Picture 910826332"/>
+                    <pic:cNvPicPr/>
+                  </pic:nvPicPr>
+                  <pic:blipFill>
+                    <a:blip r:embed="rId9">
+                      <a:extLst>
+                        <a:ext uri="{28A0092B-C50C-407E-A947-70E740481C1C}">
+                          <a14:useLocalDpi xmlns:a14="http://schemas.microsoft.com/office/drawing/2010/main" val="0"/>
+                        </a:ext>
+                      </a:extLst>
+                    </a:blip>
+                    <a:stretch>
+                      <a:fillRect/>
+                    </a:stretch>
+                  </pic:blipFill>
+                  <pic:spPr>
+                    <a:xfrm>
+                      <a:off x="0" y="0"/>
+                      <a:ext cx="5731510" cy="3112135"/>
                     </a:xfrm>
                     <a:prstGeom prst="rect">
                       <a:avLst/>
@@ -14949,17 +15478,132 @@
           </wp:anchor>
         </w:drawing>
       </w:r>
-      <w:r>
-        <w:rPr>
-          <w:rFonts w:ascii="Amasis MT Pro" w:hAnsi="Amasis MT Pro"/>
-          <w:b/>
-          <w:bCs/>
-          <w:sz w:val="26"/>
-          <w:szCs w:val="26"/>
-          <w:lang w:val="en-US"/>
-        </w:rPr>
-        <w:t>Initial UML Class Diagram</w:t>
-      </w:r>
+    </w:p>
+    <w:p>
+      <w:pPr>
+        <w:rPr>
+          <w:rFonts w:ascii="Amasis MT Pro" w:hAnsi="Amasis MT Pro"/>
+          <w:b/>
+          <w:bCs/>
+          <w:sz w:val="26"/>
+          <w:szCs w:val="26"/>
+          <w:lang w:val="en-US"/>
+        </w:rPr>
+      </w:pPr>
+      <w:r>
+        <w:rPr>
+          <w:rFonts w:ascii="Amasis MT Pro" w:hAnsi="Amasis MT Pro"/>
+          <w:b/>
+          <w:bCs/>
+          <w:noProof/>
+          <w:sz w:val="26"/>
+          <w:szCs w:val="26"/>
+          <w:lang w:val="en-US"/>
+        </w:rPr>
+        <w:drawing>
+          <wp:anchor distT="0" distB="0" distL="114300" distR="114300" simplePos="0" relativeHeight="251673600" behindDoc="1" locked="0" layoutInCell="1" allowOverlap="1" wp14:anchorId="09A846CC" wp14:editId="0BFD51D2">
+            <wp:simplePos x="0" y="0"/>
+            <wp:positionH relativeFrom="margin">
+              <wp:align>right</wp:align>
+            </wp:positionH>
+            <wp:positionV relativeFrom="paragraph">
+              <wp:posOffset>358775</wp:posOffset>
+            </wp:positionV>
+            <wp:extent cx="5731510" cy="2576830"/>
+            <wp:effectExtent l="0" t="0" r="2540" b="0"/>
+            <wp:wrapTight wrapText="bothSides">
+              <wp:wrapPolygon edited="0">
+                <wp:start x="0" y="0"/>
+                <wp:lineTo x="0" y="21398"/>
+                <wp:lineTo x="21538" y="21398"/>
+                <wp:lineTo x="21538" y="0"/>
+                <wp:lineTo x="0" y="0"/>
+              </wp:wrapPolygon>
+            </wp:wrapTight>
+            <wp:docPr id="886960113" name="Picture 11"/>
+            <wp:cNvGraphicFramePr>
+              <a:graphicFrameLocks xmlns:a="http://schemas.openxmlformats.org/drawingml/2006/main" noChangeAspect="1"/>
+            </wp:cNvGraphicFramePr>
+            <a:graphic xmlns:a="http://schemas.openxmlformats.org/drawingml/2006/main">
+              <a:graphicData uri="http://schemas.openxmlformats.org/drawingml/2006/picture">
+                <pic:pic xmlns:pic="http://schemas.openxmlformats.org/drawingml/2006/picture">
+                  <pic:nvPicPr>
+                    <pic:cNvPr id="886960113" name="Picture 886960113"/>
+                    <pic:cNvPicPr/>
+                  </pic:nvPicPr>
+                  <pic:blipFill>
+                    <a:blip r:embed="rId10">
+                      <a:extLst>
+                        <a:ext uri="{28A0092B-C50C-407E-A947-70E740481C1C}">
+                          <a14:useLocalDpi xmlns:a14="http://schemas.microsoft.com/office/drawing/2010/main" val="0"/>
+                        </a:ext>
+                      </a:extLst>
+                    </a:blip>
+                    <a:stretch>
+                      <a:fillRect/>
+                    </a:stretch>
+                  </pic:blipFill>
+                  <pic:spPr>
+                    <a:xfrm>
+                      <a:off x="0" y="0"/>
+                      <a:ext cx="5731510" cy="2576830"/>
+                    </a:xfrm>
+                    <a:prstGeom prst="rect">
+                      <a:avLst/>
+                    </a:prstGeom>
+                  </pic:spPr>
+                </pic:pic>
+              </a:graphicData>
+            </a:graphic>
+          </wp:anchor>
+        </w:drawing>
+      </w:r>
+      <w:r>
+        <w:rPr>
+          <w:rFonts w:ascii="Amasis MT Pro" w:hAnsi="Amasis MT Pro"/>
+          <w:b/>
+          <w:bCs/>
+          <w:sz w:val="26"/>
+          <w:szCs w:val="26"/>
+          <w:lang w:val="en-US"/>
+        </w:rPr>
+        <w:t>Service</w:t>
+      </w:r>
+      <w:r>
+        <w:rPr>
+          <w:rFonts w:ascii="Amasis MT Pro" w:hAnsi="Amasis MT Pro"/>
+          <w:b/>
+          <w:bCs/>
+          <w:sz w:val="26"/>
+          <w:szCs w:val="26"/>
+          <w:lang w:val="en-US"/>
+        </w:rPr>
+        <w:t xml:space="preserve"> Package</w:t>
+      </w:r>
+    </w:p>
+    <w:p>
+      <w:pPr>
+        <w:rPr>
+          <w:rFonts w:ascii="Amasis MT Pro" w:hAnsi="Amasis MT Pro"/>
+          <w:b/>
+          <w:bCs/>
+          <w:sz w:val="26"/>
+          <w:szCs w:val="26"/>
+          <w:lang w:val="en-US"/>
+        </w:rPr>
+      </w:pPr>
+    </w:p>
+    <w:p>
+      <w:pPr>
+        <w:rPr>
+          <w:rFonts w:ascii="Amasis MT Pro" w:hAnsi="Amasis MT Pro"/>
+          <w:b/>
+          <w:bCs/>
+          <w:sz w:val="26"/>
+          <w:szCs w:val="26"/>
+          <w:lang w:val="en-US"/>
+        </w:rPr>
+      </w:pPr>
     </w:p>
     <w:p>
       <w:pPr>
@@ -15030,6 +15674,109 @@
           <w:lang w:val="en-US"/>
         </w:rPr>
         <w:lastRenderedPageBreak/>
+        <w:t>UI Package</w:t>
+      </w:r>
+    </w:p>
+    <w:p>
+      <w:pPr>
+        <w:rPr>
+          <w:rFonts w:ascii="Amasis MT Pro" w:hAnsi="Amasis MT Pro"/>
+          <w:b/>
+          <w:bCs/>
+          <w:sz w:val="26"/>
+          <w:szCs w:val="26"/>
+          <w:lang w:val="en-US"/>
+        </w:rPr>
+      </w:pPr>
+      <w:r>
+        <w:rPr>
+          <w:rFonts w:ascii="Amasis MT Pro" w:hAnsi="Amasis MT Pro"/>
+          <w:b/>
+          <w:bCs/>
+          <w:noProof/>
+          <w:sz w:val="26"/>
+          <w:szCs w:val="26"/>
+          <w:lang w:val="en-US"/>
+        </w:rPr>
+        <w:drawing>
+          <wp:anchor distT="0" distB="0" distL="114300" distR="114300" simplePos="0" relativeHeight="251674624" behindDoc="1" locked="0" layoutInCell="1" allowOverlap="1" wp14:anchorId="2F733A4E" wp14:editId="50F8E8AE">
+            <wp:simplePos x="0" y="0"/>
+            <wp:positionH relativeFrom="column">
+              <wp:posOffset>0</wp:posOffset>
+            </wp:positionH>
+            <wp:positionV relativeFrom="paragraph">
+              <wp:posOffset>2540</wp:posOffset>
+            </wp:positionV>
+            <wp:extent cx="5731510" cy="1963420"/>
+            <wp:effectExtent l="0" t="0" r="2540" b="0"/>
+            <wp:wrapTight wrapText="bothSides">
+              <wp:wrapPolygon edited="0">
+                <wp:start x="0" y="0"/>
+                <wp:lineTo x="0" y="21376"/>
+                <wp:lineTo x="21538" y="21376"/>
+                <wp:lineTo x="21538" y="0"/>
+                <wp:lineTo x="0" y="0"/>
+              </wp:wrapPolygon>
+            </wp:wrapTight>
+            <wp:docPr id="645446426" name="Picture 12"/>
+            <wp:cNvGraphicFramePr>
+              <a:graphicFrameLocks xmlns:a="http://schemas.openxmlformats.org/drawingml/2006/main" noChangeAspect="1"/>
+            </wp:cNvGraphicFramePr>
+            <a:graphic xmlns:a="http://schemas.openxmlformats.org/drawingml/2006/main">
+              <a:graphicData uri="http://schemas.openxmlformats.org/drawingml/2006/picture">
+                <pic:pic xmlns:pic="http://schemas.openxmlformats.org/drawingml/2006/picture">
+                  <pic:nvPicPr>
+                    <pic:cNvPr id="645446426" name="Picture 645446426"/>
+                    <pic:cNvPicPr/>
+                  </pic:nvPicPr>
+                  <pic:blipFill>
+                    <a:blip r:embed="rId11">
+                      <a:extLst>
+                        <a:ext uri="{28A0092B-C50C-407E-A947-70E740481C1C}">
+                          <a14:useLocalDpi xmlns:a14="http://schemas.microsoft.com/office/drawing/2010/main" val="0"/>
+                        </a:ext>
+                      </a:extLst>
+                    </a:blip>
+                    <a:stretch>
+                      <a:fillRect/>
+                    </a:stretch>
+                  </pic:blipFill>
+                  <pic:spPr>
+                    <a:xfrm>
+                      <a:off x="0" y="0"/>
+                      <a:ext cx="5731510" cy="1963420"/>
+                    </a:xfrm>
+                    <a:prstGeom prst="rect">
+                      <a:avLst/>
+                    </a:prstGeom>
+                  </pic:spPr>
+                </pic:pic>
+              </a:graphicData>
+            </a:graphic>
+          </wp:anchor>
+        </w:drawing>
+      </w:r>
+    </w:p>
+    <w:p>
+      <w:pPr>
+        <w:rPr>
+          <w:rFonts w:ascii="Amasis MT Pro" w:hAnsi="Amasis MT Pro"/>
+          <w:b/>
+          <w:bCs/>
+          <w:sz w:val="26"/>
+          <w:szCs w:val="26"/>
+          <w:lang w:val="en-US"/>
+        </w:rPr>
+      </w:pPr>
+      <w:r>
+        <w:rPr>
+          <w:rFonts w:ascii="Amasis MT Pro" w:hAnsi="Amasis MT Pro"/>
+          <w:b/>
+          <w:bCs/>
+          <w:sz w:val="26"/>
+          <w:szCs w:val="26"/>
+          <w:lang w:val="en-US"/>
+        </w:rPr>
         <w:t>Mapping between UML classes and planned C# classes</w:t>
       </w:r>
     </w:p>
@@ -15047,48 +15794,17 @@
           <w:rFonts w:ascii="Amasis MT Pro" w:hAnsi="Amasis MT Pro"/>
           <w:sz w:val="26"/>
           <w:szCs w:val="26"/>
-          <w:lang w:val="en-US"/>
-        </w:rPr>
-        <w:t xml:space="preserve">Each UML classes directly maps to the planned C# implementation by treating each conceptual class a simple POCO. POCO or Plain Old CLR Object is basically a normal C# class with field or properties basically from my UML classes are all POCOs because it only contains fields with optional methods it does not connect to any framework or </w:t>
-      </w:r>
-      <w:r>
-        <w:rPr>
-          <w:rFonts w:ascii="Amasis MT Pro" w:hAnsi="Amasis MT Pro"/>
-          <w:sz w:val="26"/>
-          <w:szCs w:val="26"/>
-          <w:lang w:val="en-US"/>
-        </w:rPr>
-        <w:t xml:space="preserve">implements any required interfaces. User class in the UML class diagram is the foundational C# class that contains </w:t>
-      </w:r>
-      <w:r>
-        <w:rPr>
-          <w:rFonts w:ascii="Amasis MT Pro" w:hAnsi="Amasis MT Pro"/>
-          <w:sz w:val="26"/>
-          <w:szCs w:val="26"/>
-          <w:lang w:val="en-US"/>
-        </w:rPr>
-        <w:t>private fields</w:t>
-      </w:r>
-      <w:r>
-        <w:rPr>
-          <w:rFonts w:ascii="Amasis MT Pro" w:hAnsi="Amasis MT Pro"/>
-          <w:sz w:val="26"/>
-          <w:szCs w:val="26"/>
-          <w:lang w:val="en-US"/>
-        </w:rPr>
-        <w:t xml:space="preserve"> such as </w:t>
+        </w:rPr>
+        <w:t xml:space="preserve">The UML class diagram correspond to C# implementation through four main layers model, repository, service, and UI. In the model layer, the UML classes User, Flight, Booking, together with the enumerations Role and </w:t>
       </w:r>
       <w:proofErr w:type="spellStart"/>
       <w:r>
         <w:rPr>
           <w:rFonts w:ascii="Amasis MT Pro" w:hAnsi="Amasis MT Pro"/>
-          <w:i/>
-          <w:iCs/>
-          <w:sz w:val="26"/>
-          <w:szCs w:val="26"/>
-          <w:lang w:val="en-US"/>
-        </w:rPr>
-        <w:t>userId</w:t>
+          <w:sz w:val="26"/>
+          <w:szCs w:val="26"/>
+        </w:rPr>
+        <w:t>BookingStatus</w:t>
       </w:r>
       <w:proofErr w:type="spellEnd"/>
       <w:r>
@@ -15096,67 +15812,210 @@
           <w:rFonts w:ascii="Amasis MT Pro" w:hAnsi="Amasis MT Pro"/>
           <w:sz w:val="26"/>
           <w:szCs w:val="26"/>
-          <w:lang w:val="en-US"/>
+        </w:rPr>
+        <w:t>,</w:t>
+      </w:r>
+      <w:r>
+        <w:rPr>
+          <w:rFonts w:ascii="Amasis MT Pro" w:hAnsi="Amasis MT Pro"/>
+          <w:sz w:val="26"/>
+          <w:szCs w:val="26"/>
+        </w:rPr>
+        <w:t xml:space="preserve"> become the C# domain classes that represents the main business entities of the flight booking system. These classes hold the system’s essential data and a few closely related </w:t>
+      </w:r>
+      <w:proofErr w:type="spellStart"/>
+      <w:r>
+        <w:rPr>
+          <w:rFonts w:ascii="Amasis MT Pro" w:hAnsi="Amasis MT Pro"/>
+          <w:sz w:val="26"/>
+          <w:szCs w:val="26"/>
+        </w:rPr>
+        <w:t>behaviors</w:t>
+      </w:r>
+      <w:proofErr w:type="spellEnd"/>
+      <w:r>
+        <w:rPr>
+          <w:rFonts w:ascii="Amasis MT Pro" w:hAnsi="Amasis MT Pro"/>
+          <w:sz w:val="26"/>
+          <w:szCs w:val="26"/>
+        </w:rPr>
+        <w:t>, such as profile updates for user, seat-related checks for Flight</w:t>
+      </w:r>
+      <w:r>
+        <w:rPr>
+          <w:rFonts w:ascii="Amasis MT Pro" w:hAnsi="Amasis MT Pro"/>
+          <w:sz w:val="26"/>
+          <w:szCs w:val="26"/>
+        </w:rPr>
+        <w:t xml:space="preserve"> and change status for Booking</w:t>
+      </w:r>
+      <w:r>
+        <w:rPr>
+          <w:rFonts w:ascii="Amasis MT Pro" w:hAnsi="Amasis MT Pro"/>
+          <w:sz w:val="26"/>
+          <w:szCs w:val="26"/>
+        </w:rPr>
+        <w:t xml:space="preserve">. In the repository layer, the UML interfaces </w:t>
+      </w:r>
+      <w:proofErr w:type="spellStart"/>
+      <w:r>
+        <w:rPr>
+          <w:rFonts w:ascii="Amasis MT Pro" w:hAnsi="Amasis MT Pro"/>
+          <w:sz w:val="26"/>
+          <w:szCs w:val="26"/>
+        </w:rPr>
+        <w:t>IUserRepository</w:t>
+      </w:r>
+      <w:proofErr w:type="spellEnd"/>
+      <w:r>
+        <w:rPr>
+          <w:rFonts w:ascii="Amasis MT Pro" w:hAnsi="Amasis MT Pro"/>
+          <w:sz w:val="26"/>
+          <w:szCs w:val="26"/>
         </w:rPr>
         <w:t xml:space="preserve">, </w:t>
       </w:r>
-      <w:r>
-        <w:rPr>
-          <w:rFonts w:ascii="Amasis MT Pro" w:hAnsi="Amasis MT Pro"/>
-          <w:i/>
-          <w:iCs/>
-          <w:sz w:val="26"/>
-          <w:szCs w:val="26"/>
-          <w:lang w:val="en-US"/>
-        </w:rPr>
-        <w:t>email</w:t>
-      </w:r>
-      <w:r>
-        <w:rPr>
-          <w:rFonts w:ascii="Amasis MT Pro" w:hAnsi="Amasis MT Pro"/>
-          <w:sz w:val="26"/>
-          <w:szCs w:val="26"/>
-          <w:lang w:val="en-US"/>
+      <w:proofErr w:type="spellStart"/>
+      <w:r>
+        <w:rPr>
+          <w:rFonts w:ascii="Amasis MT Pro" w:hAnsi="Amasis MT Pro"/>
+          <w:sz w:val="26"/>
+          <w:szCs w:val="26"/>
+        </w:rPr>
+        <w:t>IFlightRepository</w:t>
+      </w:r>
+      <w:proofErr w:type="spellEnd"/>
+      <w:r>
+        <w:rPr>
+          <w:rFonts w:ascii="Amasis MT Pro" w:hAnsi="Amasis MT Pro"/>
+          <w:sz w:val="26"/>
+          <w:szCs w:val="26"/>
+        </w:rPr>
+        <w:t xml:space="preserve">, and </w:t>
+      </w:r>
+      <w:proofErr w:type="spellStart"/>
+      <w:r>
+        <w:rPr>
+          <w:rFonts w:ascii="Amasis MT Pro" w:hAnsi="Amasis MT Pro"/>
+          <w:sz w:val="26"/>
+          <w:szCs w:val="26"/>
+        </w:rPr>
+        <w:t>IBookingRepository</w:t>
+      </w:r>
+      <w:proofErr w:type="spellEnd"/>
+      <w:r>
+        <w:rPr>
+          <w:rFonts w:ascii="Amasis MT Pro" w:hAnsi="Amasis MT Pro"/>
+          <w:sz w:val="26"/>
+          <w:szCs w:val="26"/>
+        </w:rPr>
+        <w:t xml:space="preserve"> corresponds to C# interfaces while the </w:t>
+      </w:r>
+      <w:proofErr w:type="spellStart"/>
+      <w:r>
+        <w:rPr>
+          <w:rFonts w:ascii="Amasis MT Pro" w:hAnsi="Amasis MT Pro"/>
+          <w:sz w:val="26"/>
+          <w:szCs w:val="26"/>
+        </w:rPr>
+        <w:t>UserRepository</w:t>
+      </w:r>
+      <w:proofErr w:type="spellEnd"/>
+      <w:r>
+        <w:rPr>
+          <w:rFonts w:ascii="Amasis MT Pro" w:hAnsi="Amasis MT Pro"/>
+          <w:sz w:val="26"/>
+          <w:szCs w:val="26"/>
         </w:rPr>
         <w:t xml:space="preserve">, </w:t>
       </w:r>
-      <w:r>
-        <w:rPr>
-          <w:rFonts w:ascii="Amasis MT Pro" w:hAnsi="Amasis MT Pro"/>
-          <w:i/>
-          <w:iCs/>
-          <w:sz w:val="26"/>
-          <w:szCs w:val="26"/>
-          <w:lang w:val="en-US"/>
-        </w:rPr>
-        <w:t>password</w:t>
-      </w:r>
-      <w:r>
-        <w:rPr>
-          <w:rFonts w:ascii="Amasis MT Pro" w:hAnsi="Amasis MT Pro"/>
-          <w:sz w:val="26"/>
-          <w:szCs w:val="26"/>
-          <w:lang w:val="en-US"/>
+      <w:proofErr w:type="spellStart"/>
+      <w:r>
+        <w:rPr>
+          <w:rFonts w:ascii="Amasis MT Pro" w:hAnsi="Amasis MT Pro"/>
+          <w:sz w:val="26"/>
+          <w:szCs w:val="26"/>
+        </w:rPr>
+        <w:t>FlightRepository</w:t>
+      </w:r>
+      <w:proofErr w:type="spellEnd"/>
+      <w:r>
+        <w:rPr>
+          <w:rFonts w:ascii="Amasis MT Pro" w:hAnsi="Amasis MT Pro"/>
+          <w:sz w:val="26"/>
+          <w:szCs w:val="26"/>
+        </w:rPr>
+        <w:t xml:space="preserve">, Booking Repository maps to their concrete classes where C# implementations sit in. These classes are responsible for data access and data persistence operations such as finding, saving, updating, loading, and deleting records from the chosen data source. The service layer this is where business logic implementation sits in. Interfaces such as </w:t>
+      </w:r>
+      <w:proofErr w:type="spellStart"/>
+      <w:r>
+        <w:rPr>
+          <w:rFonts w:ascii="Amasis MT Pro" w:hAnsi="Amasis MT Pro"/>
+          <w:sz w:val="26"/>
+          <w:szCs w:val="26"/>
+        </w:rPr>
+        <w:t>IUserService</w:t>
+      </w:r>
+      <w:proofErr w:type="spellEnd"/>
+      <w:r>
+        <w:rPr>
+          <w:rFonts w:ascii="Amasis MT Pro" w:hAnsi="Amasis MT Pro"/>
+          <w:sz w:val="26"/>
+          <w:szCs w:val="26"/>
         </w:rPr>
         <w:t xml:space="preserve">, </w:t>
       </w:r>
-      <w:r>
-        <w:rPr>
-          <w:rFonts w:ascii="Amasis MT Pro" w:hAnsi="Amasis MT Pro"/>
-          <w:i/>
-          <w:iCs/>
-          <w:sz w:val="26"/>
-          <w:szCs w:val="26"/>
-          <w:lang w:val="en-US"/>
-        </w:rPr>
-        <w:t>name</w:t>
-      </w:r>
-      <w:r>
-        <w:rPr>
-          <w:rFonts w:ascii="Amasis MT Pro" w:hAnsi="Amasis MT Pro"/>
-          <w:sz w:val="26"/>
-          <w:szCs w:val="26"/>
-          <w:lang w:val="en-US"/>
+      <w:proofErr w:type="spellStart"/>
+      <w:r>
+        <w:rPr>
+          <w:rFonts w:ascii="Amasis MT Pro" w:hAnsi="Amasis MT Pro"/>
+          <w:sz w:val="26"/>
+          <w:szCs w:val="26"/>
+        </w:rPr>
+        <w:t>IFlightService</w:t>
+      </w:r>
+      <w:proofErr w:type="spellEnd"/>
+      <w:r>
+        <w:rPr>
+          <w:rFonts w:ascii="Amasis MT Pro" w:hAnsi="Amasis MT Pro"/>
+          <w:sz w:val="26"/>
+          <w:szCs w:val="26"/>
+        </w:rPr>
+        <w:t xml:space="preserve">, and </w:t>
+      </w:r>
+      <w:proofErr w:type="spellStart"/>
+      <w:r>
+        <w:rPr>
+          <w:rFonts w:ascii="Amasis MT Pro" w:hAnsi="Amasis MT Pro"/>
+          <w:sz w:val="26"/>
+          <w:szCs w:val="26"/>
+        </w:rPr>
+        <w:t>IBookingService</w:t>
+      </w:r>
+      <w:proofErr w:type="spellEnd"/>
+      <w:r>
+        <w:rPr>
+          <w:rFonts w:ascii="Amasis MT Pro" w:hAnsi="Amasis MT Pro"/>
+          <w:sz w:val="26"/>
+          <w:szCs w:val="26"/>
+        </w:rPr>
+        <w:t xml:space="preserve"> these classes correspond to its C# implementing classes such as </w:t>
+      </w:r>
+      <w:proofErr w:type="spellStart"/>
+      <w:r>
+        <w:rPr>
+          <w:rFonts w:ascii="Amasis MT Pro" w:hAnsi="Amasis MT Pro"/>
+          <w:sz w:val="26"/>
+          <w:szCs w:val="26"/>
+        </w:rPr>
+        <w:t>UserService</w:t>
+      </w:r>
+      <w:proofErr w:type="spellEnd"/>
+      <w:r>
+        <w:rPr>
+          <w:rFonts w:ascii="Amasis MT Pro" w:hAnsi="Amasis MT Pro"/>
+          <w:sz w:val="26"/>
+          <w:szCs w:val="26"/>
         </w:rPr>
         <w:t xml:space="preserve">, </w:t>
       </w:r>
@@ -15164,13 +16023,10 @@
       <w:r>
         <w:rPr>
           <w:rFonts w:ascii="Amasis MT Pro" w:hAnsi="Amasis MT Pro"/>
-          <w:i/>
-          <w:iCs/>
-          <w:sz w:val="26"/>
-          <w:szCs w:val="26"/>
-          <w:lang w:val="en-US"/>
-        </w:rPr>
-        <w:t>dateOfBirth</w:t>
+          <w:sz w:val="26"/>
+          <w:szCs w:val="26"/>
+        </w:rPr>
+        <w:t>FlightService</w:t>
       </w:r>
       <w:proofErr w:type="spellEnd"/>
       <w:r>
@@ -15178,27 +16034,68 @@
           <w:rFonts w:ascii="Amasis MT Pro" w:hAnsi="Amasis MT Pro"/>
           <w:sz w:val="26"/>
           <w:szCs w:val="26"/>
-          <w:lang w:val="en-US"/>
+        </w:rPr>
+        <w:t xml:space="preserve">, and </w:t>
+      </w:r>
+      <w:proofErr w:type="spellStart"/>
+      <w:r>
+        <w:rPr>
+          <w:rFonts w:ascii="Amasis MT Pro" w:hAnsi="Amasis MT Pro"/>
+          <w:sz w:val="26"/>
+          <w:szCs w:val="26"/>
+        </w:rPr>
+        <w:t>BookingService</w:t>
+      </w:r>
+      <w:proofErr w:type="spellEnd"/>
+      <w:r>
+        <w:rPr>
+          <w:rFonts w:ascii="Amasis MT Pro" w:hAnsi="Amasis MT Pro"/>
+          <w:sz w:val="26"/>
+          <w:szCs w:val="26"/>
+        </w:rPr>
+        <w:t xml:space="preserve">. </w:t>
+      </w:r>
+      <w:r>
+        <w:rPr>
+          <w:rFonts w:ascii="Amasis MT Pro" w:hAnsi="Amasis MT Pro"/>
+          <w:sz w:val="26"/>
+          <w:szCs w:val="26"/>
+        </w:rPr>
+        <w:t xml:space="preserve">These classes coordinate workflows such as user login, registration, searching and managing flights, and booking or cancelling reservations by calling appropriate repositories and applying validation and business rules. Lastly the UI layer, the UML classes </w:t>
+      </w:r>
+      <w:proofErr w:type="spellStart"/>
+      <w:r>
+        <w:rPr>
+          <w:rFonts w:ascii="Amasis MT Pro" w:hAnsi="Amasis MT Pro"/>
+          <w:sz w:val="26"/>
+          <w:szCs w:val="26"/>
+        </w:rPr>
+        <w:t>MainMenu</w:t>
+      </w:r>
+      <w:proofErr w:type="spellEnd"/>
+      <w:r>
+        <w:rPr>
+          <w:rFonts w:ascii="Amasis MT Pro" w:hAnsi="Amasis MT Pro"/>
+          <w:sz w:val="26"/>
+          <w:szCs w:val="26"/>
         </w:rPr>
         <w:t xml:space="preserve">, </w:t>
       </w:r>
-      <w:r>
-        <w:rPr>
-          <w:rFonts w:ascii="Amasis MT Pro" w:hAnsi="Amasis MT Pro"/>
-          <w:i/>
-          <w:iCs/>
-          <w:sz w:val="26"/>
-          <w:szCs w:val="26"/>
-          <w:lang w:val="en-US"/>
-        </w:rPr>
-        <w:t>address</w:t>
-      </w:r>
-      <w:r>
-        <w:rPr>
-          <w:rFonts w:ascii="Amasis MT Pro" w:hAnsi="Amasis MT Pro"/>
-          <w:sz w:val="26"/>
-          <w:szCs w:val="26"/>
-          <w:lang w:val="en-US"/>
+      <w:proofErr w:type="spellStart"/>
+      <w:r>
+        <w:rPr>
+          <w:rFonts w:ascii="Amasis MT Pro" w:hAnsi="Amasis MT Pro"/>
+          <w:sz w:val="26"/>
+          <w:szCs w:val="26"/>
+        </w:rPr>
+        <w:t>AdminMenu</w:t>
+      </w:r>
+      <w:proofErr w:type="spellEnd"/>
+      <w:r>
+        <w:rPr>
+          <w:rFonts w:ascii="Amasis MT Pro" w:hAnsi="Amasis MT Pro"/>
+          <w:sz w:val="26"/>
+          <w:szCs w:val="26"/>
         </w:rPr>
         <w:t xml:space="preserve">, </w:t>
       </w:r>
@@ -15206,13 +16103,10 @@
       <w:r>
         <w:rPr>
           <w:rFonts w:ascii="Amasis MT Pro" w:hAnsi="Amasis MT Pro"/>
-          <w:i/>
-          <w:iCs/>
-          <w:sz w:val="26"/>
-          <w:szCs w:val="26"/>
-          <w:lang w:val="en-US"/>
-        </w:rPr>
-        <w:t>phoneNumber</w:t>
+          <w:sz w:val="26"/>
+          <w:szCs w:val="26"/>
+        </w:rPr>
+        <w:t>CustomerMenu</w:t>
       </w:r>
       <w:proofErr w:type="spellEnd"/>
       <w:r>
@@ -15220,1445 +16114,25 @@
           <w:rFonts w:ascii="Amasis MT Pro" w:hAnsi="Amasis MT Pro"/>
           <w:sz w:val="26"/>
           <w:szCs w:val="26"/>
-          <w:lang w:val="en-US"/>
-        </w:rPr>
-        <w:t xml:space="preserve">, and </w:t>
-      </w:r>
-      <w:r>
-        <w:rPr>
-          <w:rFonts w:ascii="Amasis MT Pro" w:hAnsi="Amasis MT Pro"/>
-          <w:i/>
-          <w:iCs/>
-          <w:sz w:val="26"/>
-          <w:szCs w:val="26"/>
-          <w:lang w:val="en-US"/>
-        </w:rPr>
-        <w:t>role</w:t>
-      </w:r>
-      <w:r>
-        <w:rPr>
-          <w:rFonts w:ascii="Amasis MT Pro" w:hAnsi="Amasis MT Pro"/>
-          <w:sz w:val="26"/>
-          <w:szCs w:val="26"/>
-          <w:lang w:val="en-US"/>
-        </w:rPr>
-        <w:t xml:space="preserve">. Operates basic actions such as </w:t>
-      </w:r>
-      <w:proofErr w:type="gramStart"/>
-      <w:r>
-        <w:rPr>
-          <w:rFonts w:ascii="Amasis MT Pro" w:hAnsi="Amasis MT Pro"/>
-          <w:i/>
-          <w:iCs/>
-          <w:sz w:val="26"/>
-          <w:szCs w:val="26"/>
-          <w:lang w:val="en-US"/>
-        </w:rPr>
-        <w:t>login(</w:t>
-      </w:r>
-      <w:proofErr w:type="gramEnd"/>
-      <w:r>
-        <w:rPr>
-          <w:rFonts w:ascii="Amasis MT Pro" w:hAnsi="Amasis MT Pro"/>
-          <w:i/>
-          <w:iCs/>
-          <w:sz w:val="26"/>
-          <w:szCs w:val="26"/>
-          <w:lang w:val="en-US"/>
-        </w:rPr>
-        <w:t>),</w:t>
-      </w:r>
-      <w:r>
-        <w:rPr>
-          <w:rFonts w:ascii="Amasis MT Pro" w:hAnsi="Amasis MT Pro"/>
-          <w:sz w:val="26"/>
-          <w:szCs w:val="26"/>
-          <w:lang w:val="en-US"/>
-        </w:rPr>
-        <w:t xml:space="preserve"> </w:t>
-      </w:r>
-      <w:proofErr w:type="gramStart"/>
-      <w:r>
-        <w:rPr>
-          <w:rFonts w:ascii="Amasis MT Pro" w:hAnsi="Amasis MT Pro"/>
-          <w:i/>
-          <w:iCs/>
-          <w:sz w:val="26"/>
-          <w:szCs w:val="26"/>
-          <w:lang w:val="en-US"/>
-        </w:rPr>
-        <w:t>logout(</w:t>
-      </w:r>
-      <w:proofErr w:type="gramEnd"/>
-      <w:r>
-        <w:rPr>
-          <w:rFonts w:ascii="Amasis MT Pro" w:hAnsi="Amasis MT Pro"/>
-          <w:i/>
-          <w:iCs/>
-          <w:sz w:val="26"/>
-          <w:szCs w:val="26"/>
-          <w:lang w:val="en-US"/>
-        </w:rPr>
-        <w:t>),</w:t>
-      </w:r>
-      <w:r>
-        <w:rPr>
-          <w:rFonts w:ascii="Amasis MT Pro" w:hAnsi="Amasis MT Pro"/>
-          <w:sz w:val="26"/>
-          <w:szCs w:val="26"/>
-          <w:lang w:val="en-US"/>
-        </w:rPr>
-        <w:t xml:space="preserve"> and </w:t>
-      </w:r>
-      <w:proofErr w:type="spellStart"/>
-      <w:proofErr w:type="gramStart"/>
-      <w:r>
-        <w:rPr>
-          <w:rFonts w:ascii="Amasis MT Pro" w:hAnsi="Amasis MT Pro"/>
-          <w:i/>
-          <w:iCs/>
-          <w:sz w:val="26"/>
-          <w:szCs w:val="26"/>
-          <w:lang w:val="en-US"/>
-        </w:rPr>
-        <w:t>validateUser</w:t>
-      </w:r>
-      <w:proofErr w:type="spellEnd"/>
-      <w:r>
-        <w:rPr>
-          <w:rFonts w:ascii="Amasis MT Pro" w:hAnsi="Amasis MT Pro"/>
-          <w:i/>
-          <w:iCs/>
-          <w:sz w:val="26"/>
-          <w:szCs w:val="26"/>
-          <w:lang w:val="en-US"/>
-        </w:rPr>
-        <w:t>(</w:t>
-      </w:r>
-      <w:proofErr w:type="gramEnd"/>
-      <w:r>
-        <w:rPr>
-          <w:rFonts w:ascii="Amasis MT Pro" w:hAnsi="Amasis MT Pro"/>
-          <w:i/>
-          <w:iCs/>
-          <w:sz w:val="26"/>
-          <w:szCs w:val="26"/>
-          <w:lang w:val="en-US"/>
-        </w:rPr>
-        <w:t>)</w:t>
-      </w:r>
-      <w:r>
-        <w:rPr>
-          <w:rFonts w:ascii="Amasis MT Pro" w:hAnsi="Amasis MT Pro"/>
-          <w:sz w:val="26"/>
-          <w:szCs w:val="26"/>
-          <w:lang w:val="en-US"/>
-        </w:rPr>
-        <w:t xml:space="preserve"> that </w:t>
-      </w:r>
-      <w:proofErr w:type="gramStart"/>
-      <w:r>
-        <w:rPr>
-          <w:rFonts w:ascii="Amasis MT Pro" w:hAnsi="Amasis MT Pro"/>
-          <w:sz w:val="26"/>
-          <w:szCs w:val="26"/>
-          <w:lang w:val="en-US"/>
-        </w:rPr>
-        <w:t>is</w:t>
-      </w:r>
-      <w:proofErr w:type="gramEnd"/>
-      <w:r>
-        <w:rPr>
-          <w:rFonts w:ascii="Amasis MT Pro" w:hAnsi="Amasis MT Pro"/>
-          <w:sz w:val="26"/>
-          <w:szCs w:val="26"/>
-          <w:lang w:val="en-US"/>
-        </w:rPr>
-        <w:t xml:space="preserve"> implemented as public methods. Customer, Admin corresponds to each C# classes that inherits from the User class which shows generalization relationship in the UML.</w:t>
-      </w:r>
-      <w:r>
-        <w:rPr>
-          <w:rFonts w:ascii="Amasis MT Pro" w:hAnsi="Amasis MT Pro"/>
-          <w:sz w:val="26"/>
-          <w:szCs w:val="26"/>
-          <w:lang w:val="en-US"/>
-        </w:rPr>
-        <w:t xml:space="preserve"> Customer class corresponds to a C# </w:t>
-      </w:r>
-      <w:r>
-        <w:rPr>
-          <w:rFonts w:ascii="Amasis MT Pro" w:hAnsi="Amasis MT Pro"/>
-          <w:sz w:val="26"/>
-          <w:szCs w:val="26"/>
-          <w:lang w:val="en-US"/>
-        </w:rPr>
-        <w:t xml:space="preserve">class that has a unique attribute which is </w:t>
-      </w:r>
-      <w:proofErr w:type="spellStart"/>
-      <w:r>
-        <w:rPr>
-          <w:rFonts w:ascii="Amasis MT Pro" w:hAnsi="Amasis MT Pro"/>
-          <w:i/>
-          <w:iCs/>
-          <w:sz w:val="26"/>
-          <w:szCs w:val="26"/>
-          <w:lang w:val="en-US"/>
-        </w:rPr>
-        <w:t>airPoints</w:t>
-      </w:r>
-      <w:proofErr w:type="spellEnd"/>
-      <w:r>
-        <w:rPr>
-          <w:rFonts w:ascii="Amasis MT Pro" w:hAnsi="Amasis MT Pro"/>
-          <w:sz w:val="26"/>
-          <w:szCs w:val="26"/>
-          <w:lang w:val="en-US"/>
-        </w:rPr>
-        <w:t xml:space="preserve"> that allows customer to collect points where can be use for flight related products and services that is shared as a private field. </w:t>
-      </w:r>
-      <w:proofErr w:type="gramStart"/>
-      <w:r>
-        <w:rPr>
-          <w:rFonts w:ascii="Amasis MT Pro" w:hAnsi="Amasis MT Pro"/>
-          <w:sz w:val="26"/>
-          <w:szCs w:val="26"/>
-          <w:lang w:val="en-US"/>
-        </w:rPr>
-        <w:t>Customer also operates</w:t>
-      </w:r>
-      <w:proofErr w:type="gramEnd"/>
-      <w:r>
-        <w:rPr>
-          <w:rFonts w:ascii="Amasis MT Pro" w:hAnsi="Amasis MT Pro"/>
-          <w:sz w:val="26"/>
-          <w:szCs w:val="26"/>
-          <w:lang w:val="en-US"/>
-        </w:rPr>
-        <w:t xml:space="preserve"> m</w:t>
-      </w:r>
-      <w:r>
-        <w:rPr>
-          <w:rFonts w:ascii="Amasis MT Pro" w:hAnsi="Amasis MT Pro"/>
-          <w:sz w:val="26"/>
-          <w:szCs w:val="26"/>
-          <w:lang w:val="en-US"/>
-        </w:rPr>
-        <w:t xml:space="preserve">ethods that </w:t>
-      </w:r>
-      <w:r>
-        <w:rPr>
-          <w:rFonts w:ascii="Amasis MT Pro" w:hAnsi="Amasis MT Pro"/>
-          <w:sz w:val="26"/>
-          <w:szCs w:val="26"/>
-          <w:lang w:val="en-US"/>
-        </w:rPr>
-        <w:t>are</w:t>
-      </w:r>
-      <w:r>
-        <w:rPr>
-          <w:rFonts w:ascii="Amasis MT Pro" w:hAnsi="Amasis MT Pro"/>
-          <w:sz w:val="26"/>
-          <w:szCs w:val="26"/>
-          <w:lang w:val="en-US"/>
-        </w:rPr>
-        <w:t xml:space="preserve"> related to booking operations such as </w:t>
-      </w:r>
-      <w:proofErr w:type="spellStart"/>
-      <w:proofErr w:type="gramStart"/>
-      <w:r>
-        <w:rPr>
-          <w:rFonts w:ascii="Amasis MT Pro" w:hAnsi="Amasis MT Pro"/>
-          <w:i/>
-          <w:iCs/>
-          <w:sz w:val="26"/>
-          <w:szCs w:val="26"/>
-          <w:lang w:val="en-US"/>
-        </w:rPr>
-        <w:t>bookFlight</w:t>
-      </w:r>
-      <w:proofErr w:type="spellEnd"/>
-      <w:r>
-        <w:rPr>
-          <w:rFonts w:ascii="Amasis MT Pro" w:hAnsi="Amasis MT Pro"/>
-          <w:i/>
-          <w:iCs/>
-          <w:sz w:val="26"/>
-          <w:szCs w:val="26"/>
-          <w:lang w:val="en-US"/>
-        </w:rPr>
-        <w:t>(</w:t>
-      </w:r>
-      <w:proofErr w:type="gramEnd"/>
-      <w:r>
-        <w:rPr>
-          <w:rFonts w:ascii="Amasis MT Pro" w:hAnsi="Amasis MT Pro"/>
-          <w:i/>
-          <w:iCs/>
-          <w:sz w:val="26"/>
-          <w:szCs w:val="26"/>
-          <w:lang w:val="en-US"/>
-        </w:rPr>
-        <w:t>)</w:t>
-      </w:r>
-      <w:r>
-        <w:rPr>
-          <w:rFonts w:ascii="Amasis MT Pro" w:hAnsi="Amasis MT Pro"/>
-          <w:sz w:val="26"/>
-          <w:szCs w:val="26"/>
-          <w:lang w:val="en-US"/>
-        </w:rPr>
-        <w:t xml:space="preserve">, </w:t>
-      </w:r>
-      <w:proofErr w:type="spellStart"/>
-      <w:proofErr w:type="gramStart"/>
-      <w:r>
-        <w:rPr>
-          <w:rFonts w:ascii="Amasis MT Pro" w:hAnsi="Amasis MT Pro"/>
-          <w:i/>
-          <w:iCs/>
-          <w:sz w:val="26"/>
-          <w:szCs w:val="26"/>
-          <w:u w:val="single"/>
-          <w:lang w:val="en-US"/>
-        </w:rPr>
-        <w:t>cancelBooking</w:t>
-      </w:r>
-      <w:proofErr w:type="spellEnd"/>
-      <w:r>
-        <w:rPr>
-          <w:rFonts w:ascii="Amasis MT Pro" w:hAnsi="Amasis MT Pro"/>
-          <w:i/>
-          <w:iCs/>
-          <w:sz w:val="26"/>
-          <w:szCs w:val="26"/>
-          <w:u w:val="single"/>
-          <w:lang w:val="en-US"/>
-        </w:rPr>
-        <w:t>(</w:t>
-      </w:r>
-      <w:proofErr w:type="gramEnd"/>
-      <w:r>
-        <w:rPr>
-          <w:rFonts w:ascii="Amasis MT Pro" w:hAnsi="Amasis MT Pro"/>
-          <w:i/>
-          <w:iCs/>
-          <w:sz w:val="26"/>
-          <w:szCs w:val="26"/>
-          <w:u w:val="single"/>
-          <w:lang w:val="en-US"/>
-        </w:rPr>
-        <w:t>),</w:t>
-      </w:r>
-      <w:r>
-        <w:rPr>
-          <w:rFonts w:ascii="Amasis MT Pro" w:hAnsi="Amasis MT Pro"/>
-          <w:sz w:val="26"/>
-          <w:szCs w:val="26"/>
-          <w:lang w:val="en-US"/>
-        </w:rPr>
-        <w:t xml:space="preserve"> and </w:t>
-      </w:r>
-      <w:proofErr w:type="spellStart"/>
-      <w:r>
-        <w:rPr>
-          <w:rFonts w:ascii="Amasis MT Pro" w:hAnsi="Amasis MT Pro"/>
-          <w:i/>
-          <w:iCs/>
-          <w:sz w:val="26"/>
-          <w:szCs w:val="26"/>
-          <w:lang w:val="en-US"/>
-        </w:rPr>
-        <w:t>getUserBookings</w:t>
-      </w:r>
-      <w:proofErr w:type="spellEnd"/>
-      <w:r>
-        <w:rPr>
-          <w:rFonts w:ascii="Amasis MT Pro" w:hAnsi="Amasis MT Pro"/>
-          <w:sz w:val="26"/>
-          <w:szCs w:val="26"/>
-          <w:lang w:val="en-US"/>
-        </w:rPr>
-        <w:t xml:space="preserve">, and </w:t>
-      </w:r>
-      <w:proofErr w:type="spellStart"/>
-      <w:r>
-        <w:rPr>
-          <w:rFonts w:ascii="Amasis MT Pro" w:hAnsi="Amasis MT Pro"/>
-          <w:i/>
-          <w:iCs/>
-          <w:sz w:val="26"/>
-          <w:szCs w:val="26"/>
-          <w:lang w:val="en-US"/>
-        </w:rPr>
-        <w:t>getBookingHistory</w:t>
-      </w:r>
-      <w:proofErr w:type="spellEnd"/>
-      <w:r>
-        <w:rPr>
-          <w:rFonts w:ascii="Amasis MT Pro" w:hAnsi="Amasis MT Pro"/>
-          <w:sz w:val="26"/>
-          <w:szCs w:val="26"/>
-          <w:lang w:val="en-US"/>
-        </w:rPr>
-        <w:t>. Admin class corresponds to a C# class</w:t>
-      </w:r>
-      <w:r>
-        <w:rPr>
-          <w:rFonts w:ascii="Amasis MT Pro" w:hAnsi="Amasis MT Pro"/>
-          <w:sz w:val="26"/>
-          <w:szCs w:val="26"/>
-          <w:lang w:val="en-US"/>
-        </w:rPr>
-        <w:t xml:space="preserve"> that contains unique attribute </w:t>
-      </w:r>
-      <w:proofErr w:type="spellStart"/>
-      <w:r>
-        <w:rPr>
-          <w:rFonts w:ascii="Amasis MT Pro" w:hAnsi="Amasis MT Pro"/>
-          <w:i/>
-          <w:iCs/>
-          <w:sz w:val="26"/>
-          <w:szCs w:val="26"/>
-          <w:lang w:val="en-US"/>
-        </w:rPr>
-        <w:t>adminLevel</w:t>
-      </w:r>
-      <w:proofErr w:type="spellEnd"/>
-      <w:r>
-        <w:rPr>
-          <w:rFonts w:ascii="Amasis MT Pro" w:hAnsi="Amasis MT Pro"/>
-          <w:i/>
-          <w:iCs/>
-          <w:sz w:val="26"/>
-          <w:szCs w:val="26"/>
-          <w:lang w:val="en-US"/>
-        </w:rPr>
-        <w:t xml:space="preserve"> </w:t>
-      </w:r>
-      <w:r>
-        <w:rPr>
-          <w:rFonts w:ascii="Amasis MT Pro" w:hAnsi="Amasis MT Pro"/>
-          <w:sz w:val="26"/>
-          <w:szCs w:val="26"/>
-          <w:lang w:val="en-US"/>
-        </w:rPr>
-        <w:t xml:space="preserve">and has </w:t>
-      </w:r>
-      <w:r>
-        <w:rPr>
-          <w:rFonts w:ascii="Amasis MT Pro" w:hAnsi="Amasis MT Pro"/>
-          <w:sz w:val="26"/>
-          <w:szCs w:val="26"/>
-          <w:lang w:val="en-US"/>
-        </w:rPr>
-        <w:t xml:space="preserve">methods that is related to flight management operations such as </w:t>
-      </w:r>
-      <w:proofErr w:type="spellStart"/>
-      <w:proofErr w:type="gramStart"/>
-      <w:r>
-        <w:rPr>
-          <w:rFonts w:ascii="Amasis MT Pro" w:hAnsi="Amasis MT Pro"/>
-          <w:i/>
-          <w:iCs/>
-          <w:sz w:val="26"/>
-          <w:szCs w:val="26"/>
-          <w:lang w:val="en-US"/>
-        </w:rPr>
-        <w:t>addFlight</w:t>
-      </w:r>
-      <w:proofErr w:type="spellEnd"/>
-      <w:r>
-        <w:rPr>
-          <w:rFonts w:ascii="Amasis MT Pro" w:hAnsi="Amasis MT Pro"/>
-          <w:sz w:val="26"/>
-          <w:szCs w:val="26"/>
-          <w:lang w:val="en-US"/>
-        </w:rPr>
-        <w:t>(</w:t>
-      </w:r>
-      <w:proofErr w:type="gramEnd"/>
-      <w:r>
-        <w:rPr>
-          <w:rFonts w:ascii="Amasis MT Pro" w:hAnsi="Amasis MT Pro"/>
-          <w:sz w:val="26"/>
-          <w:szCs w:val="26"/>
-          <w:lang w:val="en-US"/>
-        </w:rPr>
-        <w:t>),</w:t>
-      </w:r>
-      <w:r>
-        <w:rPr>
-          <w:rFonts w:ascii="Amasis MT Pro" w:hAnsi="Amasis MT Pro"/>
-          <w:sz w:val="26"/>
-          <w:szCs w:val="26"/>
-          <w:lang w:val="en-US"/>
-        </w:rPr>
-        <w:t xml:space="preserve"> </w:t>
-      </w:r>
-      <w:proofErr w:type="spellStart"/>
-      <w:proofErr w:type="gramStart"/>
-      <w:r>
-        <w:rPr>
-          <w:rFonts w:ascii="Amasis MT Pro" w:hAnsi="Amasis MT Pro"/>
-          <w:i/>
-          <w:iCs/>
-          <w:sz w:val="26"/>
-          <w:szCs w:val="26"/>
-          <w:lang w:val="en-US"/>
-        </w:rPr>
-        <w:t>removeFlight</w:t>
-      </w:r>
-      <w:proofErr w:type="spellEnd"/>
-      <w:r>
-        <w:rPr>
-          <w:rFonts w:ascii="Amasis MT Pro" w:hAnsi="Amasis MT Pro"/>
-          <w:i/>
-          <w:iCs/>
-          <w:sz w:val="26"/>
-          <w:szCs w:val="26"/>
-          <w:lang w:val="en-US"/>
-        </w:rPr>
-        <w:t>(</w:t>
-      </w:r>
-      <w:proofErr w:type="gramEnd"/>
-      <w:r>
-        <w:rPr>
-          <w:rFonts w:ascii="Amasis MT Pro" w:hAnsi="Amasis MT Pro"/>
-          <w:i/>
-          <w:iCs/>
-          <w:sz w:val="26"/>
-          <w:szCs w:val="26"/>
-          <w:lang w:val="en-US"/>
-        </w:rPr>
-        <w:t>),</w:t>
-      </w:r>
-      <w:r>
-        <w:rPr>
-          <w:rFonts w:ascii="Amasis MT Pro" w:hAnsi="Amasis MT Pro"/>
-          <w:sz w:val="26"/>
-          <w:szCs w:val="26"/>
-          <w:lang w:val="en-US"/>
-        </w:rPr>
-        <w:t xml:space="preserve"> </w:t>
-      </w:r>
-      <w:proofErr w:type="spellStart"/>
-      <w:proofErr w:type="gramStart"/>
-      <w:r>
-        <w:rPr>
-          <w:rFonts w:ascii="Amasis MT Pro" w:hAnsi="Amasis MT Pro"/>
-          <w:i/>
-          <w:iCs/>
-          <w:sz w:val="26"/>
-          <w:szCs w:val="26"/>
-          <w:lang w:val="en-US"/>
-        </w:rPr>
-        <w:t>updateFlight</w:t>
-      </w:r>
-      <w:proofErr w:type="spellEnd"/>
-      <w:r>
-        <w:rPr>
-          <w:rFonts w:ascii="Amasis MT Pro" w:hAnsi="Amasis MT Pro"/>
-          <w:i/>
-          <w:iCs/>
-          <w:sz w:val="26"/>
-          <w:szCs w:val="26"/>
-          <w:lang w:val="en-US"/>
-        </w:rPr>
-        <w:t>(</w:t>
-      </w:r>
-      <w:proofErr w:type="gramEnd"/>
-      <w:r>
-        <w:rPr>
-          <w:rFonts w:ascii="Amasis MT Pro" w:hAnsi="Amasis MT Pro"/>
-          <w:i/>
-          <w:iCs/>
-          <w:sz w:val="26"/>
-          <w:szCs w:val="26"/>
-          <w:lang w:val="en-US"/>
-        </w:rPr>
-        <w:t>),</w:t>
-      </w:r>
-      <w:r>
-        <w:rPr>
-          <w:rFonts w:ascii="Amasis MT Pro" w:hAnsi="Amasis MT Pro"/>
-          <w:sz w:val="26"/>
-          <w:szCs w:val="26"/>
-          <w:lang w:val="en-US"/>
-        </w:rPr>
-        <w:t xml:space="preserve"> </w:t>
-      </w:r>
-      <w:proofErr w:type="spellStart"/>
-      <w:proofErr w:type="gramStart"/>
-      <w:r>
-        <w:rPr>
-          <w:rFonts w:ascii="Amasis MT Pro" w:hAnsi="Amasis MT Pro"/>
-          <w:i/>
-          <w:iCs/>
-          <w:sz w:val="26"/>
-          <w:szCs w:val="26"/>
-          <w:lang w:val="en-US"/>
-        </w:rPr>
-        <w:t>getAllFlights</w:t>
-      </w:r>
-      <w:proofErr w:type="spellEnd"/>
-      <w:r>
-        <w:rPr>
-          <w:rFonts w:ascii="Amasis MT Pro" w:hAnsi="Amasis MT Pro"/>
-          <w:i/>
-          <w:iCs/>
-          <w:sz w:val="26"/>
-          <w:szCs w:val="26"/>
-          <w:lang w:val="en-US"/>
-        </w:rPr>
-        <w:t>(</w:t>
-      </w:r>
-      <w:proofErr w:type="gramEnd"/>
-      <w:r>
-        <w:rPr>
-          <w:rFonts w:ascii="Amasis MT Pro" w:hAnsi="Amasis MT Pro"/>
-          <w:i/>
-          <w:iCs/>
-          <w:sz w:val="26"/>
-          <w:szCs w:val="26"/>
-          <w:lang w:val="en-US"/>
-        </w:rPr>
-        <w:t>),</w:t>
-      </w:r>
-      <w:r>
-        <w:rPr>
-          <w:rFonts w:ascii="Amasis MT Pro" w:hAnsi="Amasis MT Pro"/>
-          <w:sz w:val="26"/>
-          <w:szCs w:val="26"/>
-          <w:lang w:val="en-US"/>
-        </w:rPr>
-        <w:t xml:space="preserve"> </w:t>
-      </w:r>
-      <w:proofErr w:type="spellStart"/>
-      <w:proofErr w:type="gramStart"/>
-      <w:r>
-        <w:rPr>
-          <w:rFonts w:ascii="Amasis MT Pro" w:hAnsi="Amasis MT Pro"/>
-          <w:i/>
-          <w:iCs/>
-          <w:sz w:val="26"/>
-          <w:szCs w:val="26"/>
-          <w:lang w:val="en-US"/>
-        </w:rPr>
-        <w:t>getFlightOccupancy</w:t>
-      </w:r>
-      <w:proofErr w:type="spellEnd"/>
-      <w:r>
-        <w:rPr>
-          <w:rFonts w:ascii="Amasis MT Pro" w:hAnsi="Amasis MT Pro"/>
-          <w:i/>
-          <w:iCs/>
-          <w:sz w:val="26"/>
-          <w:szCs w:val="26"/>
-          <w:lang w:val="en-US"/>
-        </w:rPr>
-        <w:t>(</w:t>
-      </w:r>
-      <w:proofErr w:type="gramEnd"/>
-      <w:r>
-        <w:rPr>
-          <w:rFonts w:ascii="Amasis MT Pro" w:hAnsi="Amasis MT Pro"/>
-          <w:i/>
-          <w:iCs/>
-          <w:sz w:val="26"/>
-          <w:szCs w:val="26"/>
-          <w:lang w:val="en-US"/>
-        </w:rPr>
-        <w:t>).</w:t>
-      </w:r>
-      <w:r>
-        <w:rPr>
-          <w:rFonts w:ascii="Amasis MT Pro" w:hAnsi="Amasis MT Pro"/>
-          <w:sz w:val="26"/>
-          <w:szCs w:val="26"/>
-          <w:lang w:val="en-US"/>
-        </w:rPr>
-        <w:t xml:space="preserve"> </w:t>
-      </w:r>
-      <w:r>
-        <w:rPr>
-          <w:rFonts w:ascii="Amasis MT Pro" w:hAnsi="Amasis MT Pro"/>
-          <w:sz w:val="26"/>
-          <w:szCs w:val="26"/>
-          <w:lang w:val="en-US"/>
-        </w:rPr>
-        <w:t xml:space="preserve">Guest </w:t>
-      </w:r>
-      <w:proofErr w:type="gramStart"/>
-      <w:r>
-        <w:rPr>
-          <w:rFonts w:ascii="Amasis MT Pro" w:hAnsi="Amasis MT Pro"/>
-          <w:sz w:val="26"/>
-          <w:szCs w:val="26"/>
-          <w:lang w:val="en-US"/>
-        </w:rPr>
-        <w:t>class</w:t>
-      </w:r>
-      <w:proofErr w:type="gramEnd"/>
-      <w:r>
-        <w:rPr>
-          <w:rFonts w:ascii="Amasis MT Pro" w:hAnsi="Amasis MT Pro"/>
-          <w:sz w:val="26"/>
-          <w:szCs w:val="26"/>
-          <w:lang w:val="en-US"/>
-        </w:rPr>
-        <w:t xml:space="preserve"> </w:t>
-      </w:r>
-      <w:r>
-        <w:rPr>
-          <w:rFonts w:ascii="Amasis MT Pro" w:hAnsi="Amasis MT Pro"/>
-          <w:sz w:val="26"/>
-          <w:szCs w:val="26"/>
-          <w:lang w:val="en-US"/>
-        </w:rPr>
-        <w:t xml:space="preserve">are treated as a different entity that has only limited access to only </w:t>
-      </w:r>
-      <w:proofErr w:type="gramStart"/>
-      <w:r>
-        <w:rPr>
-          <w:rFonts w:ascii="Amasis MT Pro" w:hAnsi="Amasis MT Pro"/>
-          <w:sz w:val="26"/>
-          <w:szCs w:val="26"/>
-          <w:lang w:val="en-US"/>
-        </w:rPr>
-        <w:t>searching</w:t>
-      </w:r>
-      <w:proofErr w:type="gramEnd"/>
-      <w:r>
-        <w:rPr>
-          <w:rFonts w:ascii="Amasis MT Pro" w:hAnsi="Amasis MT Pro"/>
-          <w:sz w:val="26"/>
-          <w:szCs w:val="26"/>
-          <w:lang w:val="en-US"/>
-        </w:rPr>
-        <w:t xml:space="preserve"> flights, and view flight details which maps from the UML as a dependency towards Flight class</w:t>
-      </w:r>
-      <w:r>
-        <w:rPr>
-          <w:rFonts w:ascii="Amasis MT Pro" w:hAnsi="Amasis MT Pro"/>
-          <w:sz w:val="26"/>
-          <w:szCs w:val="26"/>
-          <w:lang w:val="en-US"/>
-        </w:rPr>
-        <w:t xml:space="preserve">. In UML Guest class corresponds to only one C# methods which is </w:t>
-      </w:r>
-      <w:proofErr w:type="gramStart"/>
-      <w:r>
-        <w:rPr>
-          <w:rFonts w:ascii="Amasis MT Pro" w:hAnsi="Amasis MT Pro"/>
-          <w:i/>
-          <w:iCs/>
-          <w:sz w:val="26"/>
-          <w:szCs w:val="26"/>
-          <w:lang w:val="en-US"/>
-        </w:rPr>
-        <w:t>register(</w:t>
-      </w:r>
-      <w:proofErr w:type="gramEnd"/>
-      <w:r>
-        <w:rPr>
-          <w:rFonts w:ascii="Amasis MT Pro" w:hAnsi="Amasis MT Pro"/>
-          <w:i/>
-          <w:iCs/>
-          <w:sz w:val="26"/>
-          <w:szCs w:val="26"/>
-          <w:lang w:val="en-US"/>
-        </w:rPr>
-        <w:t>).</w:t>
-      </w:r>
-      <w:r>
-        <w:rPr>
-          <w:rFonts w:ascii="Amasis MT Pro" w:hAnsi="Amasis MT Pro"/>
-          <w:sz w:val="26"/>
-          <w:szCs w:val="26"/>
-          <w:lang w:val="en-US"/>
-        </w:rPr>
-        <w:t xml:space="preserve"> The Flight Class maps to C# classes that contains flight attributes that is treated as private fields such as </w:t>
-      </w:r>
-      <w:proofErr w:type="spellStart"/>
-      <w:r>
-        <w:rPr>
-          <w:rFonts w:ascii="Amasis MT Pro" w:hAnsi="Amasis MT Pro"/>
-          <w:i/>
-          <w:iCs/>
-          <w:sz w:val="26"/>
-          <w:szCs w:val="26"/>
-          <w:lang w:val="en-US"/>
-        </w:rPr>
-        <w:t>flightId</w:t>
-      </w:r>
-      <w:proofErr w:type="spellEnd"/>
-      <w:r>
-        <w:rPr>
-          <w:rFonts w:ascii="Amasis MT Pro" w:hAnsi="Amasis MT Pro"/>
-          <w:sz w:val="26"/>
-          <w:szCs w:val="26"/>
-          <w:lang w:val="en-US"/>
-        </w:rPr>
-        <w:t xml:space="preserve">, </w:t>
-      </w:r>
-      <w:r>
-        <w:rPr>
-          <w:rFonts w:ascii="Amasis MT Pro" w:hAnsi="Amasis MT Pro"/>
-          <w:i/>
-          <w:iCs/>
-          <w:sz w:val="26"/>
-          <w:szCs w:val="26"/>
-          <w:lang w:val="en-US"/>
-        </w:rPr>
-        <w:t>origin</w:t>
-      </w:r>
-      <w:r>
-        <w:rPr>
-          <w:rFonts w:ascii="Amasis MT Pro" w:hAnsi="Amasis MT Pro"/>
-          <w:sz w:val="26"/>
-          <w:szCs w:val="26"/>
-          <w:lang w:val="en-US"/>
-        </w:rPr>
-        <w:t xml:space="preserve">, </w:t>
-      </w:r>
-      <w:r>
-        <w:rPr>
-          <w:rFonts w:ascii="Amasis MT Pro" w:hAnsi="Amasis MT Pro"/>
-          <w:i/>
-          <w:iCs/>
-          <w:sz w:val="26"/>
-          <w:szCs w:val="26"/>
-          <w:lang w:val="en-US"/>
-        </w:rPr>
-        <w:t>destination</w:t>
-      </w:r>
-      <w:r>
-        <w:rPr>
-          <w:rFonts w:ascii="Amasis MT Pro" w:hAnsi="Amasis MT Pro"/>
-          <w:sz w:val="26"/>
-          <w:szCs w:val="26"/>
-          <w:lang w:val="en-US"/>
-        </w:rPr>
-        <w:t xml:space="preserve">, </w:t>
-      </w:r>
-      <w:proofErr w:type="spellStart"/>
-      <w:r>
-        <w:rPr>
-          <w:rFonts w:ascii="Amasis MT Pro" w:hAnsi="Amasis MT Pro"/>
-          <w:i/>
-          <w:iCs/>
-          <w:sz w:val="26"/>
-          <w:szCs w:val="26"/>
-          <w:lang w:val="en-US"/>
-        </w:rPr>
-        <w:t>departureDateTime</w:t>
-      </w:r>
-      <w:proofErr w:type="spellEnd"/>
-      <w:r>
-        <w:rPr>
-          <w:rFonts w:ascii="Amasis MT Pro" w:hAnsi="Amasis MT Pro"/>
-          <w:sz w:val="26"/>
-          <w:szCs w:val="26"/>
-          <w:lang w:val="en-US"/>
-        </w:rPr>
-        <w:t xml:space="preserve">, </w:t>
-      </w:r>
-      <w:proofErr w:type="spellStart"/>
-      <w:r>
-        <w:rPr>
-          <w:rFonts w:ascii="Amasis MT Pro" w:hAnsi="Amasis MT Pro"/>
-          <w:i/>
-          <w:iCs/>
-          <w:sz w:val="26"/>
-          <w:szCs w:val="26"/>
-          <w:lang w:val="en-US"/>
-        </w:rPr>
-        <w:t>availableSeats</w:t>
-      </w:r>
-      <w:proofErr w:type="spellEnd"/>
-      <w:r>
-        <w:rPr>
-          <w:rFonts w:ascii="Amasis MT Pro" w:hAnsi="Amasis MT Pro"/>
-          <w:sz w:val="26"/>
-          <w:szCs w:val="26"/>
-          <w:lang w:val="en-US"/>
-        </w:rPr>
-        <w:t xml:space="preserve">, </w:t>
-      </w:r>
-      <w:proofErr w:type="spellStart"/>
-      <w:r>
-        <w:rPr>
-          <w:rFonts w:ascii="Amasis MT Pro" w:hAnsi="Amasis MT Pro"/>
-          <w:i/>
-          <w:iCs/>
-          <w:sz w:val="26"/>
-          <w:szCs w:val="26"/>
-          <w:lang w:val="en-US"/>
-        </w:rPr>
-        <w:t>totalSeats</w:t>
-      </w:r>
-      <w:proofErr w:type="spellEnd"/>
-      <w:r>
-        <w:rPr>
-          <w:rFonts w:ascii="Amasis MT Pro" w:hAnsi="Amasis MT Pro"/>
-          <w:sz w:val="26"/>
-          <w:szCs w:val="26"/>
-          <w:lang w:val="en-US"/>
-        </w:rPr>
-        <w:t xml:space="preserve"> and operations such as </w:t>
-      </w:r>
-      <w:proofErr w:type="spellStart"/>
-      <w:r>
-        <w:rPr>
-          <w:rFonts w:ascii="Amasis MT Pro" w:hAnsi="Amasis MT Pro"/>
-          <w:i/>
-          <w:iCs/>
-          <w:sz w:val="26"/>
-          <w:szCs w:val="26"/>
-          <w:lang w:val="en-US"/>
-        </w:rPr>
-        <w:t>searchFlights</w:t>
-      </w:r>
-      <w:proofErr w:type="spellEnd"/>
-      <w:r>
-        <w:rPr>
-          <w:rFonts w:ascii="Amasis MT Pro" w:hAnsi="Amasis MT Pro"/>
-          <w:i/>
-          <w:iCs/>
-          <w:sz w:val="26"/>
-          <w:szCs w:val="26"/>
-          <w:lang w:val="en-US"/>
-        </w:rPr>
-        <w:t>()</w:t>
-      </w:r>
-      <w:r>
-        <w:rPr>
-          <w:rFonts w:ascii="Amasis MT Pro" w:hAnsi="Amasis MT Pro"/>
-          <w:sz w:val="26"/>
-          <w:szCs w:val="26"/>
-          <w:lang w:val="en-US"/>
-        </w:rPr>
-        <w:t xml:space="preserve">, </w:t>
-      </w:r>
-      <w:proofErr w:type="spellStart"/>
-      <w:r>
-        <w:rPr>
-          <w:rFonts w:ascii="Amasis MT Pro" w:hAnsi="Amasis MT Pro"/>
-          <w:i/>
-          <w:iCs/>
-          <w:sz w:val="26"/>
-          <w:szCs w:val="26"/>
-          <w:lang w:val="en-US"/>
-        </w:rPr>
-        <w:t>getFlightDetails</w:t>
-      </w:r>
-      <w:proofErr w:type="spellEnd"/>
-      <w:r>
-        <w:rPr>
-          <w:rFonts w:ascii="Amasis MT Pro" w:hAnsi="Amasis MT Pro"/>
-          <w:i/>
-          <w:iCs/>
-          <w:sz w:val="26"/>
-          <w:szCs w:val="26"/>
-          <w:lang w:val="en-US"/>
-        </w:rPr>
-        <w:t>()</w:t>
-      </w:r>
-      <w:r>
-        <w:rPr>
-          <w:rFonts w:ascii="Amasis MT Pro" w:hAnsi="Amasis MT Pro"/>
-          <w:sz w:val="26"/>
-          <w:szCs w:val="26"/>
-          <w:lang w:val="en-US"/>
-        </w:rPr>
-        <w:t xml:space="preserve"> that are treated as public operations which shows dependency relationship from Customer and Guest classes this means Customer and Guest can temporarily use methods when they call it. The Booking</w:t>
-      </w:r>
-      <w:r>
-        <w:rPr>
-          <w:rFonts w:ascii="Amasis MT Pro" w:hAnsi="Amasis MT Pro"/>
-          <w:sz w:val="26"/>
-          <w:szCs w:val="26"/>
-          <w:lang w:val="en-US"/>
-        </w:rPr>
-        <w:t xml:space="preserve"> class becomes a C# class holding booking data such as </w:t>
-      </w:r>
-      <w:proofErr w:type="spellStart"/>
-      <w:r>
-        <w:rPr>
-          <w:rFonts w:ascii="Amasis MT Pro" w:hAnsi="Amasis MT Pro"/>
-          <w:i/>
-          <w:iCs/>
-          <w:sz w:val="26"/>
-          <w:szCs w:val="26"/>
-          <w:lang w:val="en-US"/>
-        </w:rPr>
-        <w:t>bookingId</w:t>
-      </w:r>
-      <w:proofErr w:type="spellEnd"/>
-      <w:r>
-        <w:rPr>
-          <w:rFonts w:ascii="Amasis MT Pro" w:hAnsi="Amasis MT Pro"/>
-          <w:sz w:val="26"/>
-          <w:szCs w:val="26"/>
-          <w:lang w:val="en-US"/>
-        </w:rPr>
-        <w:t xml:space="preserve">, </w:t>
-      </w:r>
-      <w:proofErr w:type="spellStart"/>
-      <w:r>
-        <w:rPr>
-          <w:rFonts w:ascii="Amasis MT Pro" w:hAnsi="Amasis MT Pro"/>
-          <w:i/>
-          <w:sz w:val="26"/>
-          <w:szCs w:val="26"/>
-          <w:lang w:val="en-US"/>
-        </w:rPr>
-        <w:t>flightId</w:t>
-      </w:r>
-      <w:proofErr w:type="spellEnd"/>
-      <w:r>
-        <w:rPr>
-          <w:rFonts w:ascii="Amasis MT Pro" w:hAnsi="Amasis MT Pro"/>
-          <w:sz w:val="26"/>
-          <w:szCs w:val="26"/>
-          <w:lang w:val="en-US"/>
-        </w:rPr>
-        <w:t xml:space="preserve">, </w:t>
-      </w:r>
-      <w:proofErr w:type="spellStart"/>
-      <w:r>
-        <w:rPr>
-          <w:rFonts w:ascii="Amasis MT Pro" w:hAnsi="Amasis MT Pro"/>
-          <w:i/>
-          <w:iCs/>
-          <w:sz w:val="26"/>
-          <w:szCs w:val="26"/>
-          <w:lang w:val="en-US"/>
-        </w:rPr>
-        <w:t>bookingDate</w:t>
-      </w:r>
-      <w:proofErr w:type="spellEnd"/>
-      <w:r>
-        <w:rPr>
-          <w:rFonts w:ascii="Amasis MT Pro" w:hAnsi="Amasis MT Pro"/>
-          <w:sz w:val="26"/>
-          <w:szCs w:val="26"/>
-          <w:lang w:val="en-US"/>
-        </w:rPr>
-        <w:t xml:space="preserve">, </w:t>
-      </w:r>
-      <w:r>
-        <w:rPr>
-          <w:rFonts w:ascii="Amasis MT Pro" w:hAnsi="Amasis MT Pro"/>
-          <w:i/>
-          <w:iCs/>
-          <w:sz w:val="26"/>
-          <w:szCs w:val="26"/>
-          <w:lang w:val="en-US"/>
-        </w:rPr>
-        <w:t>status</w:t>
-      </w:r>
-      <w:r>
-        <w:rPr>
-          <w:rFonts w:ascii="Amasis MT Pro" w:hAnsi="Amasis MT Pro"/>
-          <w:sz w:val="26"/>
-          <w:szCs w:val="26"/>
-          <w:lang w:val="en-US"/>
-        </w:rPr>
-        <w:t xml:space="preserve"> </w:t>
-      </w:r>
-      <w:proofErr w:type="gramStart"/>
-      <w:r>
-        <w:rPr>
-          <w:rFonts w:ascii="Amasis MT Pro" w:hAnsi="Amasis MT Pro"/>
-          <w:sz w:val="26"/>
-          <w:szCs w:val="26"/>
-          <w:lang w:val="en-US"/>
-        </w:rPr>
-        <w:t>and also</w:t>
-      </w:r>
-      <w:proofErr w:type="gramEnd"/>
-      <w:r>
-        <w:rPr>
-          <w:rFonts w:ascii="Amasis MT Pro" w:hAnsi="Amasis MT Pro"/>
-          <w:sz w:val="26"/>
-          <w:szCs w:val="26"/>
-          <w:lang w:val="en-US"/>
-        </w:rPr>
-        <w:t xml:space="preserve"> includes a simple validation operation like </w:t>
-      </w:r>
-      <w:proofErr w:type="spellStart"/>
-      <w:proofErr w:type="gramStart"/>
-      <w:r>
-        <w:rPr>
-          <w:rFonts w:ascii="Amasis MT Pro" w:hAnsi="Amasis MT Pro"/>
-          <w:i/>
-          <w:iCs/>
-          <w:sz w:val="26"/>
-          <w:szCs w:val="26"/>
-          <w:lang w:val="en-US"/>
-        </w:rPr>
-        <w:t>updateSeatCount</w:t>
-      </w:r>
-      <w:proofErr w:type="spellEnd"/>
-      <w:r>
-        <w:rPr>
-          <w:rFonts w:ascii="Amasis MT Pro" w:hAnsi="Amasis MT Pro"/>
-          <w:i/>
-          <w:iCs/>
-          <w:sz w:val="26"/>
-          <w:szCs w:val="26"/>
-          <w:lang w:val="en-US"/>
-        </w:rPr>
-        <w:t>(</w:t>
-      </w:r>
-      <w:proofErr w:type="gramEnd"/>
-      <w:r>
-        <w:rPr>
-          <w:rFonts w:ascii="Amasis MT Pro" w:hAnsi="Amasis MT Pro"/>
-          <w:i/>
-          <w:iCs/>
-          <w:sz w:val="26"/>
-          <w:szCs w:val="26"/>
-          <w:lang w:val="en-US"/>
-        </w:rPr>
-        <w:t>)</w:t>
-      </w:r>
-      <w:r>
-        <w:rPr>
-          <w:rFonts w:ascii="Amasis MT Pro" w:hAnsi="Amasis MT Pro"/>
-          <w:sz w:val="26"/>
-          <w:szCs w:val="26"/>
-          <w:lang w:val="en-US"/>
-        </w:rPr>
-        <w:t xml:space="preserve">, and </w:t>
-      </w:r>
-      <w:proofErr w:type="spellStart"/>
-      <w:proofErr w:type="gramStart"/>
-      <w:r>
-        <w:rPr>
-          <w:rFonts w:ascii="Amasis MT Pro" w:hAnsi="Amasis MT Pro"/>
-          <w:i/>
-          <w:iCs/>
-          <w:sz w:val="26"/>
-          <w:szCs w:val="26"/>
-          <w:lang w:val="en-US"/>
-        </w:rPr>
-        <w:t>validateSeatAvailability</w:t>
-      </w:r>
-      <w:proofErr w:type="spellEnd"/>
-      <w:r>
-        <w:rPr>
-          <w:rFonts w:ascii="Amasis MT Pro" w:hAnsi="Amasis MT Pro"/>
-          <w:i/>
-          <w:iCs/>
-          <w:sz w:val="26"/>
-          <w:szCs w:val="26"/>
-          <w:lang w:val="en-US"/>
-        </w:rPr>
-        <w:t>(</w:t>
-      </w:r>
-      <w:proofErr w:type="gramEnd"/>
-      <w:r>
-        <w:rPr>
-          <w:rFonts w:ascii="Amasis MT Pro" w:hAnsi="Amasis MT Pro"/>
-          <w:i/>
-          <w:iCs/>
-          <w:sz w:val="26"/>
-          <w:szCs w:val="26"/>
-          <w:lang w:val="en-US"/>
-        </w:rPr>
-        <w:t>)</w:t>
-      </w:r>
-      <w:r>
-        <w:rPr>
-          <w:rFonts w:ascii="Amasis MT Pro" w:hAnsi="Amasis MT Pro"/>
-          <w:sz w:val="26"/>
-          <w:szCs w:val="26"/>
-          <w:lang w:val="en-US"/>
-        </w:rPr>
-        <w:t xml:space="preserve">. Ticket class also corresponds to C# classes which shows ticket-attributes and treat as a </w:t>
-      </w:r>
-      <w:proofErr w:type="gramStart"/>
-      <w:r>
-        <w:rPr>
-          <w:rFonts w:ascii="Amasis MT Pro" w:hAnsi="Amasis MT Pro"/>
-          <w:sz w:val="26"/>
-          <w:szCs w:val="26"/>
-          <w:lang w:val="en-US"/>
-        </w:rPr>
-        <w:t>private fields</w:t>
-      </w:r>
-      <w:proofErr w:type="gramEnd"/>
-      <w:r>
-        <w:rPr>
-          <w:rFonts w:ascii="Amasis MT Pro" w:hAnsi="Amasis MT Pro"/>
-          <w:sz w:val="26"/>
-          <w:szCs w:val="26"/>
-          <w:lang w:val="en-US"/>
-        </w:rPr>
-        <w:t xml:space="preserve"> such as </w:t>
-      </w:r>
-      <w:proofErr w:type="spellStart"/>
-      <w:r>
-        <w:rPr>
-          <w:rFonts w:ascii="Amasis MT Pro" w:hAnsi="Amasis MT Pro"/>
-          <w:i/>
-          <w:iCs/>
-          <w:sz w:val="26"/>
-          <w:szCs w:val="26"/>
-          <w:lang w:val="en-US"/>
-        </w:rPr>
-        <w:t>ticketId</w:t>
-      </w:r>
-      <w:proofErr w:type="spellEnd"/>
-      <w:r>
-        <w:rPr>
-          <w:rFonts w:ascii="Amasis MT Pro" w:hAnsi="Amasis MT Pro"/>
-          <w:sz w:val="26"/>
-          <w:szCs w:val="26"/>
-          <w:lang w:val="en-US"/>
-        </w:rPr>
-        <w:t xml:space="preserve">, </w:t>
-      </w:r>
-      <w:proofErr w:type="spellStart"/>
-      <w:r>
-        <w:rPr>
-          <w:rFonts w:ascii="Amasis MT Pro" w:hAnsi="Amasis MT Pro"/>
-          <w:i/>
-          <w:iCs/>
-          <w:sz w:val="26"/>
-          <w:szCs w:val="26"/>
-          <w:lang w:val="en-US"/>
-        </w:rPr>
-        <w:t>bookingId</w:t>
-      </w:r>
-      <w:proofErr w:type="spellEnd"/>
-      <w:r>
-        <w:rPr>
-          <w:rFonts w:ascii="Amasis MT Pro" w:hAnsi="Amasis MT Pro"/>
-          <w:sz w:val="26"/>
-          <w:szCs w:val="26"/>
-          <w:lang w:val="en-US"/>
-        </w:rPr>
-        <w:t xml:space="preserve">, </w:t>
-      </w:r>
-      <w:proofErr w:type="spellStart"/>
-      <w:r>
-        <w:rPr>
-          <w:rFonts w:ascii="Amasis MT Pro" w:hAnsi="Amasis MT Pro"/>
-          <w:i/>
-          <w:iCs/>
-          <w:sz w:val="26"/>
-          <w:szCs w:val="26"/>
-          <w:lang w:val="en-US"/>
-        </w:rPr>
-        <w:t>issueDate</w:t>
-      </w:r>
-      <w:proofErr w:type="spellEnd"/>
-      <w:r>
-        <w:rPr>
-          <w:rFonts w:ascii="Amasis MT Pro" w:hAnsi="Amasis MT Pro"/>
-          <w:sz w:val="26"/>
-          <w:szCs w:val="26"/>
-          <w:lang w:val="en-US"/>
-        </w:rPr>
-        <w:t xml:space="preserve">, </w:t>
-      </w:r>
-      <w:proofErr w:type="spellStart"/>
-      <w:r>
-        <w:rPr>
-          <w:rFonts w:ascii="Amasis MT Pro" w:hAnsi="Amasis MT Pro"/>
-          <w:i/>
-          <w:iCs/>
-          <w:sz w:val="26"/>
-          <w:szCs w:val="26"/>
-          <w:lang w:val="en-US"/>
-        </w:rPr>
-        <w:t>seatNumber</w:t>
-      </w:r>
-      <w:proofErr w:type="spellEnd"/>
-      <w:r>
-        <w:rPr>
-          <w:rFonts w:ascii="Amasis MT Pro" w:hAnsi="Amasis MT Pro"/>
-          <w:sz w:val="26"/>
-          <w:szCs w:val="26"/>
-          <w:lang w:val="en-US"/>
-        </w:rPr>
-        <w:t xml:space="preserve">, </w:t>
-      </w:r>
-      <w:proofErr w:type="spellStart"/>
-      <w:r>
-        <w:rPr>
-          <w:rFonts w:ascii="Amasis MT Pro" w:hAnsi="Amasis MT Pro"/>
-          <w:i/>
-          <w:iCs/>
-          <w:sz w:val="26"/>
-          <w:szCs w:val="26"/>
-          <w:lang w:val="en-US"/>
-        </w:rPr>
-        <w:t>referenceCode</w:t>
-      </w:r>
-      <w:proofErr w:type="spellEnd"/>
-      <w:r>
-        <w:rPr>
-          <w:rFonts w:ascii="Amasis MT Pro" w:hAnsi="Amasis MT Pro"/>
-          <w:sz w:val="26"/>
-          <w:szCs w:val="26"/>
-          <w:lang w:val="en-US"/>
-        </w:rPr>
-        <w:t xml:space="preserve"> and implements simple methods such as </w:t>
-      </w:r>
-      <w:proofErr w:type="spellStart"/>
-      <w:proofErr w:type="gramStart"/>
-      <w:r>
-        <w:rPr>
-          <w:rFonts w:ascii="Amasis MT Pro" w:hAnsi="Amasis MT Pro"/>
-          <w:i/>
-          <w:iCs/>
-          <w:sz w:val="26"/>
-          <w:szCs w:val="26"/>
-          <w:lang w:val="en-US"/>
-        </w:rPr>
-        <w:t>generateTicket</w:t>
-      </w:r>
-      <w:proofErr w:type="spellEnd"/>
-      <w:r>
-        <w:rPr>
-          <w:rFonts w:ascii="Amasis MT Pro" w:hAnsi="Amasis MT Pro"/>
-          <w:i/>
-          <w:iCs/>
-          <w:sz w:val="26"/>
-          <w:szCs w:val="26"/>
-          <w:lang w:val="en-US"/>
-        </w:rPr>
-        <w:t>(</w:t>
-      </w:r>
-      <w:proofErr w:type="gramEnd"/>
-      <w:r>
-        <w:rPr>
-          <w:rFonts w:ascii="Amasis MT Pro" w:hAnsi="Amasis MT Pro"/>
-          <w:i/>
-          <w:iCs/>
-          <w:sz w:val="26"/>
-          <w:szCs w:val="26"/>
-          <w:lang w:val="en-US"/>
-        </w:rPr>
-        <w:t>)</w:t>
-      </w:r>
-      <w:r>
-        <w:rPr>
-          <w:rFonts w:ascii="Amasis MT Pro" w:hAnsi="Amasis MT Pro"/>
-          <w:sz w:val="26"/>
-          <w:szCs w:val="26"/>
-          <w:lang w:val="en-US"/>
-        </w:rPr>
-        <w:t xml:space="preserve">, </w:t>
-      </w:r>
-      <w:proofErr w:type="spellStart"/>
-      <w:proofErr w:type="gramStart"/>
-      <w:r>
-        <w:rPr>
-          <w:rFonts w:ascii="Amasis MT Pro" w:hAnsi="Amasis MT Pro"/>
-          <w:i/>
-          <w:iCs/>
-          <w:sz w:val="26"/>
-          <w:szCs w:val="26"/>
-          <w:lang w:val="en-US"/>
-        </w:rPr>
-        <w:t>getTicketDetails</w:t>
-      </w:r>
-      <w:proofErr w:type="spellEnd"/>
-      <w:r>
-        <w:rPr>
-          <w:rFonts w:ascii="Amasis MT Pro" w:hAnsi="Amasis MT Pro"/>
-          <w:i/>
-          <w:iCs/>
-          <w:sz w:val="26"/>
-          <w:szCs w:val="26"/>
-          <w:lang w:val="en-US"/>
-        </w:rPr>
-        <w:t>(</w:t>
-      </w:r>
-      <w:proofErr w:type="gramEnd"/>
-      <w:r>
-        <w:rPr>
-          <w:rFonts w:ascii="Amasis MT Pro" w:hAnsi="Amasis MT Pro"/>
-          <w:i/>
-          <w:iCs/>
-          <w:sz w:val="26"/>
-          <w:szCs w:val="26"/>
-          <w:lang w:val="en-US"/>
-        </w:rPr>
-        <w:t>)</w:t>
-      </w:r>
-      <w:r>
-        <w:rPr>
-          <w:rFonts w:ascii="Amasis MT Pro" w:hAnsi="Amasis MT Pro"/>
-          <w:sz w:val="26"/>
-          <w:szCs w:val="26"/>
-          <w:lang w:val="en-US"/>
-        </w:rPr>
-        <w:t xml:space="preserve">. The ticket class </w:t>
-      </w:r>
-      <w:proofErr w:type="gramStart"/>
-      <w:r>
-        <w:rPr>
-          <w:rFonts w:ascii="Amasis MT Pro" w:hAnsi="Amasis MT Pro"/>
-          <w:sz w:val="26"/>
-          <w:szCs w:val="26"/>
-          <w:lang w:val="en-US"/>
-        </w:rPr>
-        <w:t>are</w:t>
-      </w:r>
-      <w:proofErr w:type="gramEnd"/>
-      <w:r>
-        <w:rPr>
-          <w:rFonts w:ascii="Amasis MT Pro" w:hAnsi="Amasis MT Pro"/>
-          <w:sz w:val="26"/>
-          <w:szCs w:val="26"/>
-          <w:lang w:val="en-US"/>
-        </w:rPr>
-        <w:t xml:space="preserve"> shown in this UML class diagram to have a realistic approach on this system but will be implemented </w:t>
-      </w:r>
-      <w:r>
-        <w:rPr>
-          <w:rFonts w:ascii="Amasis MT Pro" w:hAnsi="Amasis MT Pro"/>
-          <w:sz w:val="26"/>
-          <w:szCs w:val="26"/>
-          <w:lang w:val="en-US"/>
-        </w:rPr>
-        <w:t>later</w:t>
-      </w:r>
-      <w:r>
-        <w:rPr>
-          <w:rFonts w:ascii="Amasis MT Pro" w:hAnsi="Amasis MT Pro"/>
-          <w:sz w:val="26"/>
-          <w:szCs w:val="26"/>
-          <w:lang w:val="en-US"/>
-        </w:rPr>
-        <w:t>.</w:t>
-      </w:r>
-    </w:p>
-    <w:p>
-      <w:pPr>
-        <w:rPr>
-          <w:rFonts w:ascii="Amasis MT Pro" w:hAnsi="Amasis MT Pro"/>
-          <w:sz w:val="26"/>
-          <w:szCs w:val="26"/>
-          <w:lang w:val="en-US"/>
-        </w:rPr>
-      </w:pPr>
-    </w:p>
-    <w:p>
-      <w:pPr>
-        <w:rPr>
-          <w:rFonts w:ascii="Amasis MT Pro" w:hAnsi="Amasis MT Pro"/>
-          <w:sz w:val="26"/>
-          <w:szCs w:val="26"/>
-          <w:lang w:val="en-US"/>
-        </w:rPr>
-      </w:pPr>
+        </w:rPr>
+        <w:t xml:space="preserve"> map to C# console-based menu or presentation classes that handle user interaction, display menu options, collect input, and call the service layer. The UML to C# mapping shows a layered architecture where each UML class has a clear implementation role from model classes which represent entities, repository classes that manages data access, service classes </w:t>
+      </w:r>
+      <w:r>
+        <w:rPr>
+          <w:rFonts w:ascii="Amasis MT Pro" w:hAnsi="Amasis MT Pro"/>
+          <w:sz w:val="26"/>
+          <w:szCs w:val="26"/>
+        </w:rPr>
+        <w:t>handle</w:t>
+      </w:r>
+      <w:r>
+        <w:rPr>
+          <w:rFonts w:ascii="Amasis MT Pro" w:hAnsi="Amasis MT Pro"/>
+          <w:sz w:val="26"/>
+          <w:szCs w:val="26"/>
+        </w:rPr>
+        <w:t xml:space="preserve"> business logic, UI classes manage interaction with the user.</w:t>
+      </w:r>
     </w:p>
     <w:p>
       <w:pPr>
@@ -16701,220 +16175,193 @@
           <w:szCs w:val="26"/>
           <w:lang w:val="en-US"/>
         </w:rPr>
-        <w:t xml:space="preserve">Prior to OOP application, based on the UML class diagram which shows </w:t>
-      </w:r>
-      <w:r>
-        <w:rPr>
-          <w:rFonts w:ascii="Amasis MT Pro" w:hAnsi="Amasis MT Pro"/>
-          <w:sz w:val="26"/>
-          <w:szCs w:val="26"/>
-          <w:lang w:val="en-US"/>
-        </w:rPr>
-        <w:t>weaknesses in design</w:t>
-      </w:r>
-      <w:r>
-        <w:rPr>
-          <w:rFonts w:ascii="Amasis MT Pro" w:hAnsi="Amasis MT Pro"/>
-          <w:sz w:val="26"/>
-          <w:szCs w:val="26"/>
-          <w:lang w:val="en-US"/>
-        </w:rPr>
-        <w:t>.</w:t>
-      </w:r>
-      <w:r>
-        <w:rPr>
-          <w:rFonts w:ascii="Amasis MT Pro" w:hAnsi="Amasis MT Pro"/>
-          <w:sz w:val="26"/>
-          <w:szCs w:val="26"/>
-          <w:lang w:val="en-US"/>
-        </w:rPr>
-        <w:t xml:space="preserve"> The design does not implement any abstraction or interface example of operations is </w:t>
+        <w:t>Prior to OOP application</w:t>
+      </w:r>
+      <w:r>
+        <w:rPr>
+          <w:rFonts w:ascii="Amasis MT Pro" w:hAnsi="Amasis MT Pro"/>
+          <w:sz w:val="26"/>
+          <w:szCs w:val="26"/>
+          <w:lang w:val="en-US"/>
+        </w:rPr>
+        <w:t xml:space="preserve">, </w:t>
+      </w:r>
+      <w:r>
+        <w:rPr>
+          <w:rFonts w:ascii="Amasis MT Pro" w:hAnsi="Amasis MT Pro"/>
+          <w:sz w:val="26"/>
+          <w:szCs w:val="26"/>
+          <w:lang w:val="en-US"/>
+        </w:rPr>
+        <w:t xml:space="preserve">in the early version of my UML the design initially leans toward to data holders means that domain classes </w:t>
+      </w:r>
+      <w:r>
+        <w:rPr>
+          <w:rFonts w:ascii="Amasis MT Pro" w:hAnsi="Amasis MT Pro"/>
+          <w:sz w:val="26"/>
+          <w:szCs w:val="26"/>
+          <w:lang w:val="en-US"/>
+        </w:rPr>
+        <w:t xml:space="preserve">such as User, Flight, and Booking only hold attributes, while most of the behavior is pushed into service classes. This makes the model </w:t>
+      </w:r>
+      <w:r>
+        <w:rPr>
+          <w:rFonts w:ascii="Amasis MT Pro" w:hAnsi="Amasis MT Pro"/>
+          <w:sz w:val="26"/>
+          <w:szCs w:val="26"/>
+          <w:lang w:val="en-US"/>
+        </w:rPr>
+        <w:t>weak,</w:t>
+      </w:r>
+      <w:r>
+        <w:rPr>
+          <w:rFonts w:ascii="Amasis MT Pro" w:hAnsi="Amasis MT Pro"/>
+          <w:sz w:val="26"/>
+          <w:szCs w:val="26"/>
+          <w:lang w:val="en-US"/>
+        </w:rPr>
+        <w:t xml:space="preserve"> it violates encapsulation which means to be able to control its own </w:t>
+      </w:r>
+      <w:r>
+        <w:rPr>
+          <w:rFonts w:ascii="Amasis MT Pro" w:hAnsi="Amasis MT Pro"/>
+          <w:sz w:val="26"/>
+          <w:szCs w:val="26"/>
+          <w:lang w:val="en-US"/>
+        </w:rPr>
+        <w:t>state,</w:t>
+      </w:r>
+      <w:r>
+        <w:rPr>
+          <w:rFonts w:ascii="Amasis MT Pro" w:hAnsi="Amasis MT Pro"/>
+          <w:sz w:val="26"/>
+          <w:szCs w:val="26"/>
+          <w:lang w:val="en-US"/>
+        </w:rPr>
+        <w:t xml:space="preserve"> </w:t>
+      </w:r>
+      <w:r>
+        <w:rPr>
+          <w:rFonts w:ascii="Amasis MT Pro" w:hAnsi="Amasis MT Pro"/>
+          <w:sz w:val="26"/>
+          <w:szCs w:val="26"/>
+          <w:lang w:val="en-US"/>
+        </w:rPr>
+        <w:t>and</w:t>
+      </w:r>
+      <w:r>
+        <w:rPr>
+          <w:rFonts w:ascii="Amasis MT Pro" w:hAnsi="Amasis MT Pro"/>
+          <w:sz w:val="26"/>
+          <w:szCs w:val="26"/>
+          <w:lang w:val="en-US"/>
+        </w:rPr>
+        <w:t xml:space="preserve"> it makes services huge or too many responsibilities which leads to harder to maintain, </w:t>
+      </w:r>
+      <w:r>
+        <w:rPr>
+          <w:rFonts w:ascii="Amasis MT Pro" w:hAnsi="Amasis MT Pro"/>
+          <w:sz w:val="26"/>
+          <w:szCs w:val="26"/>
+          <w:lang w:val="en-US"/>
+        </w:rPr>
+        <w:t xml:space="preserve">and </w:t>
+      </w:r>
+      <w:r>
+        <w:rPr>
+          <w:rFonts w:ascii="Amasis MT Pro" w:hAnsi="Amasis MT Pro"/>
+          <w:sz w:val="26"/>
+          <w:szCs w:val="26"/>
+          <w:lang w:val="en-US"/>
+        </w:rPr>
+        <w:t xml:space="preserve">test. </w:t>
+      </w:r>
+    </w:p>
+    <w:p>
+      <w:pPr>
+        <w:jc w:val="both"/>
+        <w:rPr>
+          <w:rFonts w:ascii="Amasis MT Pro" w:hAnsi="Amasis MT Pro"/>
+          <w:sz w:val="26"/>
+          <w:szCs w:val="26"/>
+          <w:lang w:val="en-US"/>
+        </w:rPr>
+      </w:pPr>
+      <w:r>
+        <w:rPr>
+          <w:rFonts w:ascii="Amasis MT Pro" w:hAnsi="Amasis MT Pro"/>
+          <w:sz w:val="26"/>
+          <w:szCs w:val="26"/>
+          <w:lang w:val="en-US"/>
+        </w:rPr>
+        <w:t xml:space="preserve">Another weakness I’ve anticipated is no </w:t>
+      </w:r>
+      <w:r>
+        <w:rPr>
+          <w:rFonts w:ascii="Amasis MT Pro" w:hAnsi="Amasis MT Pro"/>
+          <w:sz w:val="26"/>
+          <w:szCs w:val="26"/>
+          <w:lang w:val="en-US"/>
+        </w:rPr>
+        <w:t>abstraction,</w:t>
+      </w:r>
+      <w:r>
+        <w:rPr>
+          <w:rFonts w:ascii="Amasis MT Pro" w:hAnsi="Amasis MT Pro"/>
+          <w:sz w:val="26"/>
+          <w:szCs w:val="26"/>
+          <w:lang w:val="en-US"/>
+        </w:rPr>
+        <w:t xml:space="preserve"> no UML interface classes </w:t>
+      </w:r>
+      <w:r>
+        <w:rPr>
+          <w:rFonts w:ascii="Amasis MT Pro" w:hAnsi="Amasis MT Pro"/>
+          <w:sz w:val="26"/>
+          <w:szCs w:val="26"/>
+          <w:lang w:val="en-US"/>
+        </w:rPr>
+        <w:t>which expose unnecessary details instead of exposing what only is needed. Without abstraction every class handles anything without proper structure which leads to messy and confusing system. Abstraction encourages separation of concerns which helps developers clearly divide responsibilities, it makes the testing easier and improves maintainability.</w:t>
+      </w:r>
+    </w:p>
+    <w:p>
+      <w:pPr>
+        <w:jc w:val="both"/>
+        <w:rPr>
+          <w:rFonts w:ascii="Amasis MT Pro" w:hAnsi="Amasis MT Pro"/>
+          <w:sz w:val="26"/>
+          <w:szCs w:val="26"/>
+          <w:lang w:val="en-US"/>
+        </w:rPr>
+      </w:pPr>
+      <w:r>
+        <w:rPr>
+          <w:rFonts w:ascii="Amasis MT Pro" w:hAnsi="Amasis MT Pro"/>
+          <w:sz w:val="26"/>
+          <w:szCs w:val="26"/>
+          <w:lang w:val="en-US"/>
+        </w:rPr>
+        <w:t xml:space="preserve">In the early form of my UML there are customer and admin classes which have an attribute of name, </w:t>
       </w:r>
       <w:proofErr w:type="spellStart"/>
-      <w:proofErr w:type="gramStart"/>
-      <w:r>
-        <w:rPr>
-          <w:rFonts w:ascii="Amasis MT Pro" w:hAnsi="Amasis MT Pro"/>
-          <w:i/>
-          <w:iCs/>
-          <w:sz w:val="26"/>
-          <w:szCs w:val="26"/>
-          <w:lang w:val="en-US"/>
-        </w:rPr>
-        <w:t>validateUser</w:t>
+      <w:r>
+        <w:rPr>
+          <w:rFonts w:ascii="Amasis MT Pro" w:hAnsi="Amasis MT Pro"/>
+          <w:sz w:val="26"/>
+          <w:szCs w:val="26"/>
+          <w:lang w:val="en-US"/>
+        </w:rPr>
+        <w:t>dateOfBirth</w:t>
       </w:r>
       <w:proofErr w:type="spellEnd"/>
       <w:r>
         <w:rPr>
           <w:rFonts w:ascii="Amasis MT Pro" w:hAnsi="Amasis MT Pro"/>
-          <w:i/>
-          <w:iCs/>
-          <w:sz w:val="26"/>
-          <w:szCs w:val="26"/>
-          <w:lang w:val="en-US"/>
-        </w:rPr>
-        <w:t>(</w:t>
-      </w:r>
-      <w:proofErr w:type="gramEnd"/>
-      <w:r>
-        <w:rPr>
-          <w:rFonts w:ascii="Amasis MT Pro" w:hAnsi="Amasis MT Pro"/>
-          <w:i/>
-          <w:iCs/>
-          <w:sz w:val="26"/>
-          <w:szCs w:val="26"/>
-          <w:lang w:val="en-US"/>
-        </w:rPr>
-        <w:t>)</w:t>
-      </w:r>
-      <w:r>
-        <w:rPr>
-          <w:rFonts w:ascii="Amasis MT Pro" w:hAnsi="Amasis MT Pro"/>
-          <w:sz w:val="26"/>
-          <w:szCs w:val="26"/>
-          <w:lang w:val="en-US"/>
-        </w:rPr>
-        <w:t xml:space="preserve"> which is a high-level of operations that should be enforced to the s</w:t>
-      </w:r>
-      <w:r>
-        <w:rPr>
-          <w:rFonts w:ascii="Amasis MT Pro" w:hAnsi="Amasis MT Pro"/>
-          <w:sz w:val="26"/>
-          <w:szCs w:val="26"/>
-          <w:lang w:val="en-US"/>
-        </w:rPr>
-        <w:t xml:space="preserve">ystem by defining it through interface and applies to the methods </w:t>
-      </w:r>
-      <w:proofErr w:type="gramStart"/>
-      <w:r>
-        <w:rPr>
-          <w:rFonts w:ascii="Amasis MT Pro" w:hAnsi="Amasis MT Pro"/>
-          <w:i/>
-          <w:iCs/>
-          <w:sz w:val="26"/>
-          <w:szCs w:val="26"/>
-          <w:lang w:val="en-US"/>
-        </w:rPr>
-        <w:t>login(</w:t>
-      </w:r>
-      <w:proofErr w:type="gramEnd"/>
-      <w:r>
-        <w:rPr>
-          <w:rFonts w:ascii="Amasis MT Pro" w:hAnsi="Amasis MT Pro"/>
-          <w:i/>
-          <w:iCs/>
-          <w:sz w:val="26"/>
-          <w:szCs w:val="26"/>
-          <w:lang w:val="en-US"/>
-        </w:rPr>
-        <w:t>)</w:t>
-      </w:r>
-      <w:r>
-        <w:rPr>
-          <w:rFonts w:ascii="Amasis MT Pro" w:hAnsi="Amasis MT Pro"/>
-          <w:sz w:val="26"/>
-          <w:szCs w:val="26"/>
-          <w:lang w:val="en-US"/>
-        </w:rPr>
-        <w:t xml:space="preserve"> and </w:t>
-      </w:r>
-      <w:proofErr w:type="gramStart"/>
-      <w:r>
-        <w:rPr>
-          <w:rFonts w:ascii="Amasis MT Pro" w:hAnsi="Amasis MT Pro"/>
-          <w:i/>
-          <w:iCs/>
-          <w:sz w:val="26"/>
-          <w:szCs w:val="26"/>
-          <w:lang w:val="en-US"/>
-        </w:rPr>
-        <w:t>logout(</w:t>
-      </w:r>
-      <w:proofErr w:type="gramEnd"/>
-      <w:r>
-        <w:rPr>
-          <w:rFonts w:ascii="Amasis MT Pro" w:hAnsi="Amasis MT Pro"/>
-          <w:i/>
-          <w:iCs/>
-          <w:sz w:val="26"/>
-          <w:szCs w:val="26"/>
-          <w:lang w:val="en-US"/>
-        </w:rPr>
-        <w:t>)</w:t>
-      </w:r>
-      <w:r>
-        <w:rPr>
-          <w:rFonts w:ascii="Amasis MT Pro" w:hAnsi="Amasis MT Pro"/>
-          <w:sz w:val="26"/>
-          <w:szCs w:val="26"/>
-          <w:lang w:val="en-US"/>
-        </w:rPr>
-        <w:t>. Doing this implementation shows the following of high cohesion, low coupling principles.</w:t>
-      </w:r>
-      <w:r>
-        <w:rPr>
-          <w:rFonts w:ascii="Amasis MT Pro" w:hAnsi="Amasis MT Pro"/>
-          <w:sz w:val="26"/>
-          <w:szCs w:val="26"/>
-          <w:lang w:val="en-US"/>
-        </w:rPr>
-        <w:t xml:space="preserve"> User class has a role attribute that is set as string type that not only a sign of weakness in the </w:t>
-      </w:r>
-      <w:proofErr w:type="gramStart"/>
-      <w:r>
-        <w:rPr>
-          <w:rFonts w:ascii="Amasis MT Pro" w:hAnsi="Amasis MT Pro"/>
-          <w:sz w:val="26"/>
-          <w:szCs w:val="26"/>
-          <w:lang w:val="en-US"/>
-        </w:rPr>
-        <w:t>design</w:t>
-      </w:r>
-      <w:proofErr w:type="gramEnd"/>
-      <w:r>
-        <w:rPr>
-          <w:rFonts w:ascii="Amasis MT Pro" w:hAnsi="Amasis MT Pro"/>
-          <w:sz w:val="26"/>
-          <w:szCs w:val="26"/>
-          <w:lang w:val="en-US"/>
-        </w:rPr>
-        <w:t xml:space="preserve"> but it shows no validation, no constraints means that every input </w:t>
-      </w:r>
-      <w:r>
-        <w:rPr>
-          <w:rFonts w:ascii="Amasis MT Pro" w:hAnsi="Amasis MT Pro"/>
-          <w:sz w:val="26"/>
-          <w:szCs w:val="26"/>
-          <w:lang w:val="en-US"/>
-        </w:rPr>
-        <w:t>is</w:t>
-      </w:r>
-      <w:r>
-        <w:rPr>
-          <w:rFonts w:ascii="Amasis MT Pro" w:hAnsi="Amasis MT Pro"/>
-          <w:sz w:val="26"/>
-          <w:szCs w:val="26"/>
-          <w:lang w:val="en-US"/>
-        </w:rPr>
-        <w:t xml:space="preserve"> considered valid which does not enforce any correctness. This weakness can lead to broken business logics, fragile authorization logic. </w:t>
-      </w:r>
-      <w:r>
-        <w:rPr>
-          <w:rFonts w:ascii="Amasis MT Pro" w:hAnsi="Amasis MT Pro"/>
-          <w:sz w:val="26"/>
-          <w:szCs w:val="26"/>
-          <w:lang w:val="en-US"/>
-        </w:rPr>
-        <w:t>Implementing</w:t>
-      </w:r>
-      <w:r>
-        <w:rPr>
-          <w:rFonts w:ascii="Amasis MT Pro" w:hAnsi="Amasis MT Pro"/>
-          <w:sz w:val="26"/>
-          <w:szCs w:val="26"/>
-          <w:lang w:val="en-US"/>
-        </w:rPr>
-        <w:t xml:space="preserve"> an </w:t>
+          <w:sz w:val="26"/>
+          <w:szCs w:val="26"/>
+          <w:lang w:val="en-US"/>
+        </w:rPr>
+        <w:t xml:space="preserve">, address, </w:t>
       </w:r>
       <w:proofErr w:type="spellStart"/>
       <w:r>
@@ -16924,7 +16371,7 @@
           <w:szCs w:val="26"/>
           <w:lang w:val="en-US"/>
         </w:rPr>
-        <w:t>enum</w:t>
+        <w:t>phoneNumber</w:t>
       </w:r>
       <w:proofErr w:type="spellEnd"/>
       <w:r>
@@ -16934,16 +16381,34 @@
           <w:szCs w:val="26"/>
           <w:lang w:val="en-US"/>
         </w:rPr>
-        <w:t xml:space="preserve"> </w:t>
-      </w:r>
-      <w:r>
-        <w:rPr>
-          <w:rFonts w:ascii="Amasis MT Pro" w:hAnsi="Amasis MT Pro"/>
-          <w:sz w:val="26"/>
-          <w:szCs w:val="26"/>
-          <w:lang w:val="en-US"/>
-        </w:rPr>
-        <w:t xml:space="preserve">will be the best way of addressing this weakness. It is recommended for any role-based access control because </w:t>
+        <w:t xml:space="preserve">. There is a </w:t>
+      </w:r>
+      <w:r>
+        <w:rPr>
+          <w:rFonts w:ascii="Amasis MT Pro" w:hAnsi="Amasis MT Pro"/>
+          <w:sz w:val="26"/>
+          <w:szCs w:val="26"/>
+          <w:lang w:val="en-US"/>
+        </w:rPr>
+        <w:t>base class (user class)</w:t>
+      </w:r>
+      <w:r>
+        <w:rPr>
+          <w:rFonts w:ascii="Amasis MT Pro" w:hAnsi="Amasis MT Pro"/>
+          <w:sz w:val="26"/>
+          <w:szCs w:val="26"/>
+          <w:lang w:val="en-US"/>
+        </w:rPr>
+        <w:t xml:space="preserve"> which holds </w:t>
+      </w:r>
+      <w:r>
+        <w:rPr>
+          <w:rFonts w:ascii="Amasis MT Pro" w:hAnsi="Amasis MT Pro"/>
+          <w:sz w:val="26"/>
+          <w:szCs w:val="26"/>
+          <w:lang w:val="en-US"/>
+        </w:rPr>
+        <w:t xml:space="preserve">the same attributes but has unique attributes </w:t>
       </w:r>
       <w:proofErr w:type="spellStart"/>
       <w:r>
@@ -16953,7 +16418,7 @@
           <w:szCs w:val="26"/>
           <w:lang w:val="en-US"/>
         </w:rPr>
-        <w:t>enum</w:t>
+        <w:t>UserId</w:t>
       </w:r>
       <w:proofErr w:type="spellEnd"/>
       <w:r>
@@ -16963,606 +16428,95 @@
           <w:szCs w:val="26"/>
           <w:lang w:val="en-US"/>
         </w:rPr>
-        <w:t xml:space="preserve"> stores a set of constant values meaning it does not change and it enforces correctness as it only </w:t>
-      </w:r>
-      <w:r>
-        <w:rPr>
-          <w:rFonts w:ascii="Amasis MT Pro" w:hAnsi="Amasis MT Pro"/>
-          <w:sz w:val="26"/>
-          <w:szCs w:val="26"/>
-          <w:lang w:val="en-US"/>
-        </w:rPr>
-        <w:t>defines</w:t>
-      </w:r>
-      <w:r>
-        <w:rPr>
-          <w:rFonts w:ascii="Amasis MT Pro" w:hAnsi="Amasis MT Pro"/>
-          <w:sz w:val="26"/>
-          <w:szCs w:val="26"/>
-          <w:lang w:val="en-US"/>
-        </w:rPr>
-        <w:t xml:space="preserve"> existing roles.</w:t>
-      </w:r>
-      <w:r>
-        <w:rPr>
-          <w:rFonts w:ascii="Amasis MT Pro" w:hAnsi="Amasis MT Pro"/>
-          <w:sz w:val="26"/>
-          <w:szCs w:val="26"/>
-          <w:lang w:val="en-US"/>
-        </w:rPr>
-        <w:t xml:space="preserve"> Most of the classes lack separation of responsibilities meaning every class does a lot of things examples are from Customer class which shows business logic rules such as </w:t>
-      </w:r>
-      <w:proofErr w:type="spellStart"/>
-      <w:proofErr w:type="gramStart"/>
-      <w:r>
-        <w:rPr>
-          <w:rFonts w:ascii="Amasis MT Pro" w:hAnsi="Amasis MT Pro"/>
-          <w:i/>
-          <w:iCs/>
-          <w:sz w:val="26"/>
-          <w:szCs w:val="26"/>
-          <w:lang w:val="en-US"/>
-        </w:rPr>
-        <w:t>bookFlight</w:t>
-      </w:r>
-      <w:proofErr w:type="spellEnd"/>
-      <w:r>
-        <w:rPr>
-          <w:rFonts w:ascii="Amasis MT Pro" w:hAnsi="Amasis MT Pro"/>
-          <w:i/>
-          <w:iCs/>
-          <w:sz w:val="26"/>
-          <w:szCs w:val="26"/>
-          <w:lang w:val="en-US"/>
-        </w:rPr>
-        <w:t>(</w:t>
-      </w:r>
-      <w:proofErr w:type="gramEnd"/>
-      <w:r>
-        <w:rPr>
-          <w:rFonts w:ascii="Amasis MT Pro" w:hAnsi="Amasis MT Pro"/>
-          <w:i/>
-          <w:iCs/>
-          <w:sz w:val="26"/>
-          <w:szCs w:val="26"/>
-          <w:lang w:val="en-US"/>
-        </w:rPr>
-        <w:t>)</w:t>
-      </w:r>
-      <w:r>
-        <w:rPr>
-          <w:rFonts w:ascii="Amasis MT Pro" w:hAnsi="Amasis MT Pro"/>
-          <w:sz w:val="26"/>
-          <w:szCs w:val="26"/>
-          <w:lang w:val="en-US"/>
-        </w:rPr>
-        <w:t xml:space="preserve">, </w:t>
-      </w:r>
-      <w:proofErr w:type="spellStart"/>
-      <w:proofErr w:type="gramStart"/>
-      <w:r>
-        <w:rPr>
-          <w:rFonts w:ascii="Amasis MT Pro" w:hAnsi="Amasis MT Pro"/>
-          <w:i/>
-          <w:iCs/>
-          <w:sz w:val="26"/>
-          <w:szCs w:val="26"/>
-          <w:lang w:val="en-US"/>
-        </w:rPr>
-        <w:t>cancelBooking</w:t>
-      </w:r>
-      <w:proofErr w:type="spellEnd"/>
-      <w:r>
-        <w:rPr>
-          <w:rFonts w:ascii="Amasis MT Pro" w:hAnsi="Amasis MT Pro"/>
-          <w:i/>
-          <w:iCs/>
-          <w:sz w:val="26"/>
-          <w:szCs w:val="26"/>
-          <w:lang w:val="en-US"/>
-        </w:rPr>
-        <w:t>(</w:t>
-      </w:r>
-      <w:proofErr w:type="gramEnd"/>
-      <w:r>
-        <w:rPr>
-          <w:rFonts w:ascii="Amasis MT Pro" w:hAnsi="Amasis MT Pro"/>
-          <w:i/>
-          <w:iCs/>
-          <w:sz w:val="26"/>
-          <w:szCs w:val="26"/>
-          <w:lang w:val="en-US"/>
-        </w:rPr>
-        <w:t>),</w:t>
-      </w:r>
-      <w:r>
-        <w:rPr>
-          <w:rFonts w:ascii="Amasis MT Pro" w:hAnsi="Amasis MT Pro"/>
-          <w:sz w:val="26"/>
-          <w:szCs w:val="26"/>
-          <w:lang w:val="en-US"/>
-        </w:rPr>
-        <w:t xml:space="preserve"> </w:t>
-      </w:r>
-      <w:proofErr w:type="spellStart"/>
-      <w:proofErr w:type="gramStart"/>
-      <w:r>
-        <w:rPr>
-          <w:rFonts w:ascii="Amasis MT Pro" w:hAnsi="Amasis MT Pro"/>
-          <w:i/>
-          <w:iCs/>
-          <w:sz w:val="26"/>
-          <w:szCs w:val="26"/>
-          <w:lang w:val="en-US"/>
-        </w:rPr>
-        <w:t>getUserBookings</w:t>
-      </w:r>
-      <w:proofErr w:type="spellEnd"/>
-      <w:r>
-        <w:rPr>
-          <w:rFonts w:ascii="Amasis MT Pro" w:hAnsi="Amasis MT Pro"/>
-          <w:i/>
-          <w:iCs/>
-          <w:sz w:val="26"/>
-          <w:szCs w:val="26"/>
-          <w:lang w:val="en-US"/>
-        </w:rPr>
-        <w:t>(</w:t>
-      </w:r>
-      <w:proofErr w:type="gramEnd"/>
-      <w:r>
-        <w:rPr>
-          <w:rFonts w:ascii="Amasis MT Pro" w:hAnsi="Amasis MT Pro"/>
-          <w:i/>
-          <w:iCs/>
-          <w:sz w:val="26"/>
-          <w:szCs w:val="26"/>
-          <w:lang w:val="en-US"/>
-        </w:rPr>
-        <w:t>),</w:t>
-      </w:r>
-      <w:r>
-        <w:rPr>
-          <w:rFonts w:ascii="Amasis MT Pro" w:hAnsi="Amasis MT Pro"/>
-          <w:sz w:val="26"/>
-          <w:szCs w:val="26"/>
-          <w:lang w:val="en-US"/>
-        </w:rPr>
-        <w:t xml:space="preserve"> </w:t>
-      </w:r>
-      <w:proofErr w:type="spellStart"/>
-      <w:proofErr w:type="gramStart"/>
-      <w:r>
-        <w:rPr>
-          <w:rFonts w:ascii="Amasis MT Pro" w:hAnsi="Amasis MT Pro"/>
-          <w:i/>
-          <w:iCs/>
-          <w:sz w:val="26"/>
-          <w:szCs w:val="26"/>
-          <w:lang w:val="en-US"/>
-        </w:rPr>
-        <w:t>getBookingHistory</w:t>
-      </w:r>
-      <w:proofErr w:type="spellEnd"/>
-      <w:r>
-        <w:rPr>
-          <w:rFonts w:ascii="Amasis MT Pro" w:hAnsi="Amasis MT Pro"/>
-          <w:i/>
-          <w:iCs/>
-          <w:sz w:val="26"/>
-          <w:szCs w:val="26"/>
-          <w:lang w:val="en-US"/>
-        </w:rPr>
-        <w:t>(</w:t>
-      </w:r>
-      <w:proofErr w:type="gramEnd"/>
-      <w:r>
-        <w:rPr>
-          <w:rFonts w:ascii="Amasis MT Pro" w:hAnsi="Amasis MT Pro"/>
-          <w:i/>
-          <w:iCs/>
-          <w:sz w:val="26"/>
-          <w:szCs w:val="26"/>
-          <w:lang w:val="en-US"/>
-        </w:rPr>
-        <w:t>).</w:t>
-      </w:r>
-      <w:r>
-        <w:rPr>
-          <w:rFonts w:ascii="Amasis MT Pro" w:hAnsi="Amasis MT Pro"/>
-          <w:sz w:val="26"/>
-          <w:szCs w:val="26"/>
-          <w:lang w:val="en-US"/>
-        </w:rPr>
-        <w:t xml:space="preserve"> This kind of logic operation should be in </w:t>
-      </w:r>
-      <w:r>
-        <w:rPr>
-          <w:rFonts w:ascii="Amasis MT Pro" w:hAnsi="Amasis MT Pro"/>
-          <w:sz w:val="26"/>
-          <w:szCs w:val="26"/>
-          <w:lang w:val="en-US"/>
-        </w:rPr>
-        <w:t>service</w:t>
-      </w:r>
-      <w:r>
-        <w:rPr>
-          <w:rFonts w:ascii="Amasis MT Pro" w:hAnsi="Amasis MT Pro"/>
-          <w:sz w:val="26"/>
-          <w:szCs w:val="26"/>
-          <w:lang w:val="en-US"/>
-        </w:rPr>
-        <w:t xml:space="preserve">-level responsibilities rather than behaviors of the booking entity as it violates separation of concerns. Having a </w:t>
-      </w:r>
-      <w:r>
-        <w:rPr>
-          <w:rFonts w:ascii="Amasis MT Pro" w:hAnsi="Amasis MT Pro"/>
-          <w:sz w:val="26"/>
-          <w:szCs w:val="26"/>
-          <w:lang w:val="en-US"/>
-        </w:rPr>
-        <w:t>separate service class for each entity will be the best option for resolving these issues.</w:t>
-      </w:r>
-      <w:r>
-        <w:rPr>
-          <w:rFonts w:ascii="Amasis MT Pro" w:hAnsi="Amasis MT Pro"/>
-          <w:sz w:val="26"/>
-          <w:szCs w:val="26"/>
-          <w:lang w:val="en-US"/>
-        </w:rPr>
-        <w:t xml:space="preserve"> </w:t>
-      </w:r>
-      <w:r>
-        <w:rPr>
-          <w:rFonts w:ascii="Amasis MT Pro" w:hAnsi="Amasis MT Pro"/>
-          <w:sz w:val="26"/>
-          <w:szCs w:val="26"/>
-          <w:lang w:val="en-US"/>
-        </w:rPr>
-        <w:t xml:space="preserve">All these identified design weaknesses will be addressed </w:t>
-      </w:r>
-      <w:r>
-        <w:rPr>
-          <w:rFonts w:ascii="Amasis MT Pro" w:hAnsi="Amasis MT Pro"/>
-          <w:sz w:val="26"/>
-          <w:szCs w:val="26"/>
-          <w:lang w:val="en-US"/>
-        </w:rPr>
-        <w:t xml:space="preserve">later during the next phase, </w:t>
-      </w:r>
-      <w:r>
-        <w:rPr>
-          <w:rFonts w:ascii="Amasis MT Pro" w:hAnsi="Amasis MT Pro"/>
-          <w:sz w:val="26"/>
-          <w:szCs w:val="26"/>
-          <w:lang w:val="en-US"/>
-        </w:rPr>
-        <w:t>by applying OOP principles such as encapsulation, inheritance, and abstraction. Also following a specific software architecture which addresses the lack of separation on the initial UML class diagram</w:t>
-      </w:r>
-      <w:r>
-        <w:rPr>
-          <w:rFonts w:ascii="Amasis MT Pro" w:hAnsi="Amasis MT Pro"/>
-          <w:sz w:val="26"/>
-          <w:szCs w:val="26"/>
-          <w:lang w:val="en-US"/>
-        </w:rPr>
-        <w:t xml:space="preserve">. </w:t>
-      </w:r>
-    </w:p>
-    <w:p>
-      <w:pPr>
-        <w:rPr>
-          <w:rFonts w:ascii="Amasis MT Pro" w:hAnsi="Amasis MT Pro"/>
-          <w:b/>
-          <w:bCs/>
-          <w:sz w:val="26"/>
-          <w:szCs w:val="26"/>
-          <w:lang w:val="en-US"/>
-        </w:rPr>
-      </w:pPr>
-    </w:p>
-    <w:p>
-      <w:pPr>
-        <w:rPr>
-          <w:rFonts w:ascii="Amasis MT Pro" w:hAnsi="Amasis MT Pro"/>
-          <w:b/>
-          <w:bCs/>
-          <w:sz w:val="26"/>
-          <w:szCs w:val="26"/>
-          <w:lang w:val="en-US"/>
-        </w:rPr>
-      </w:pPr>
-    </w:p>
-    <w:p>
-      <w:pPr>
-        <w:rPr>
-          <w:rFonts w:ascii="Amasis MT Pro" w:hAnsi="Amasis MT Pro"/>
-          <w:b/>
-          <w:bCs/>
-          <w:sz w:val="26"/>
-          <w:szCs w:val="26"/>
-          <w:lang w:val="en-US"/>
-        </w:rPr>
-      </w:pPr>
-    </w:p>
-    <w:p>
-      <w:pPr>
-        <w:rPr>
-          <w:rFonts w:ascii="Amasis MT Pro" w:hAnsi="Amasis MT Pro"/>
-          <w:b/>
-          <w:bCs/>
-          <w:sz w:val="26"/>
-          <w:szCs w:val="26"/>
-          <w:lang w:val="en-US"/>
-        </w:rPr>
-      </w:pPr>
-    </w:p>
-    <w:p>
-      <w:pPr>
-        <w:rPr>
-          <w:rFonts w:ascii="Amasis MT Pro" w:hAnsi="Amasis MT Pro"/>
-          <w:b/>
-          <w:bCs/>
-          <w:sz w:val="26"/>
-          <w:szCs w:val="26"/>
-          <w:lang w:val="en-US"/>
-        </w:rPr>
-      </w:pPr>
-    </w:p>
-    <w:p>
-      <w:pPr>
-        <w:rPr>
-          <w:rFonts w:ascii="Amasis MT Pro" w:hAnsi="Amasis MT Pro"/>
-          <w:b/>
-          <w:bCs/>
-          <w:sz w:val="26"/>
-          <w:szCs w:val="26"/>
-          <w:lang w:val="en-US"/>
-        </w:rPr>
-      </w:pPr>
-    </w:p>
-    <w:p>
-      <w:pPr>
-        <w:rPr>
-          <w:rFonts w:ascii="Amasis MT Pro" w:hAnsi="Amasis MT Pro"/>
-          <w:b/>
-          <w:bCs/>
-          <w:sz w:val="26"/>
-          <w:szCs w:val="26"/>
-          <w:lang w:val="en-US"/>
-        </w:rPr>
-      </w:pPr>
-    </w:p>
-    <w:p>
-      <w:pPr>
-        <w:rPr>
-          <w:rFonts w:ascii="Amasis MT Pro" w:hAnsi="Amasis MT Pro"/>
-          <w:b/>
-          <w:bCs/>
-          <w:sz w:val="26"/>
-          <w:szCs w:val="26"/>
-          <w:lang w:val="en-US"/>
-        </w:rPr>
-      </w:pPr>
-    </w:p>
-    <w:p>
-      <w:pPr>
-        <w:rPr>
-          <w:rFonts w:ascii="Amasis MT Pro" w:hAnsi="Amasis MT Pro"/>
-          <w:b/>
-          <w:bCs/>
-          <w:sz w:val="26"/>
-          <w:szCs w:val="26"/>
-          <w:lang w:val="en-US"/>
-        </w:rPr>
-      </w:pPr>
-    </w:p>
-    <w:p>
-      <w:pPr>
-        <w:rPr>
-          <w:rFonts w:ascii="Amasis MT Pro" w:hAnsi="Amasis MT Pro"/>
-          <w:b/>
-          <w:bCs/>
-          <w:sz w:val="26"/>
-          <w:szCs w:val="26"/>
-          <w:lang w:val="en-US"/>
-        </w:rPr>
-      </w:pPr>
-    </w:p>
-    <w:p>
-      <w:pPr>
-        <w:rPr>
-          <w:rFonts w:ascii="Amasis MT Pro" w:hAnsi="Amasis MT Pro"/>
-          <w:b/>
-          <w:bCs/>
-          <w:sz w:val="26"/>
-          <w:szCs w:val="26"/>
-          <w:lang w:val="en-US"/>
-        </w:rPr>
-      </w:pPr>
-    </w:p>
-    <w:p>
-      <w:pPr>
-        <w:rPr>
-          <w:rFonts w:ascii="Amasis MT Pro" w:hAnsi="Amasis MT Pro"/>
-          <w:b/>
-          <w:bCs/>
-          <w:sz w:val="26"/>
-          <w:szCs w:val="26"/>
-          <w:lang w:val="en-US"/>
-        </w:rPr>
-      </w:pPr>
-    </w:p>
-    <w:p>
-      <w:pPr>
-        <w:rPr>
-          <w:rFonts w:ascii="Amasis MT Pro" w:hAnsi="Amasis MT Pro"/>
-          <w:b/>
-          <w:bCs/>
-          <w:sz w:val="26"/>
-          <w:szCs w:val="26"/>
-          <w:lang w:val="en-US"/>
-        </w:rPr>
-      </w:pPr>
-    </w:p>
-    <w:p>
-      <w:pPr>
-        <w:rPr>
-          <w:rFonts w:ascii="Amasis MT Pro" w:hAnsi="Amasis MT Pro"/>
-          <w:b/>
-          <w:bCs/>
-          <w:sz w:val="26"/>
-          <w:szCs w:val="26"/>
-          <w:lang w:val="en-US"/>
-        </w:rPr>
-      </w:pPr>
-    </w:p>
-    <w:p>
-      <w:pPr>
-        <w:rPr>
-          <w:rFonts w:ascii="Amasis MT Pro" w:hAnsi="Amasis MT Pro"/>
-          <w:b/>
-          <w:bCs/>
-          <w:sz w:val="26"/>
-          <w:szCs w:val="26"/>
-          <w:lang w:val="en-US"/>
-        </w:rPr>
-      </w:pPr>
-    </w:p>
-    <w:p>
-      <w:pPr>
-        <w:rPr>
-          <w:rFonts w:ascii="Amasis MT Pro" w:hAnsi="Amasis MT Pro"/>
-          <w:b/>
-          <w:bCs/>
-          <w:sz w:val="26"/>
-          <w:szCs w:val="26"/>
-          <w:lang w:val="en-US"/>
-        </w:rPr>
-      </w:pPr>
-    </w:p>
-    <w:p>
-      <w:pPr>
-        <w:rPr>
-          <w:rFonts w:ascii="Amasis MT Pro" w:hAnsi="Amasis MT Pro"/>
-          <w:b/>
-          <w:bCs/>
-          <w:sz w:val="26"/>
-          <w:szCs w:val="26"/>
-          <w:lang w:val="en-US"/>
-        </w:rPr>
-      </w:pPr>
-    </w:p>
-    <w:p>
-      <w:pPr>
-        <w:rPr>
-          <w:rFonts w:ascii="Amasis MT Pro" w:hAnsi="Amasis MT Pro"/>
-          <w:b/>
-          <w:bCs/>
-          <w:sz w:val="26"/>
-          <w:szCs w:val="26"/>
-          <w:lang w:val="en-US"/>
-        </w:rPr>
-      </w:pPr>
-    </w:p>
-    <w:p>
-      <w:pPr>
-        <w:rPr>
-          <w:rFonts w:ascii="Amasis MT Pro" w:hAnsi="Amasis MT Pro"/>
-          <w:b/>
-          <w:bCs/>
-          <w:sz w:val="26"/>
-          <w:szCs w:val="26"/>
-          <w:lang w:val="en-US"/>
-        </w:rPr>
-      </w:pPr>
-    </w:p>
-    <w:p>
-      <w:pPr>
-        <w:rPr>
-          <w:rFonts w:ascii="Amasis MT Pro" w:hAnsi="Amasis MT Pro"/>
-          <w:b/>
-          <w:bCs/>
-          <w:sz w:val="26"/>
-          <w:szCs w:val="26"/>
-          <w:lang w:val="en-US"/>
-        </w:rPr>
-      </w:pPr>
-    </w:p>
-    <w:p>
-      <w:pPr>
-        <w:rPr>
-          <w:rFonts w:ascii="Amasis MT Pro" w:hAnsi="Amasis MT Pro"/>
-          <w:b/>
-          <w:bCs/>
-          <w:sz w:val="26"/>
-          <w:szCs w:val="26"/>
-          <w:lang w:val="en-US"/>
-        </w:rPr>
-      </w:pPr>
-    </w:p>
-    <w:p>
-      <w:pPr>
-        <w:rPr>
-          <w:rFonts w:ascii="Amasis MT Pro" w:hAnsi="Amasis MT Pro"/>
-          <w:b/>
-          <w:bCs/>
-          <w:sz w:val="26"/>
-          <w:szCs w:val="26"/>
-          <w:lang w:val="en-US"/>
-        </w:rPr>
-      </w:pPr>
-    </w:p>
-    <w:p>
-      <w:pPr>
-        <w:rPr>
-          <w:rFonts w:ascii="Amasis MT Pro" w:hAnsi="Amasis MT Pro"/>
-          <w:b/>
-          <w:bCs/>
-          <w:sz w:val="26"/>
-          <w:szCs w:val="26"/>
-          <w:lang w:val="en-US"/>
-        </w:rPr>
-      </w:pPr>
-    </w:p>
-    <w:p>
-      <w:pPr>
-        <w:rPr>
-          <w:rFonts w:ascii="Amasis MT Pro" w:hAnsi="Amasis MT Pro"/>
-          <w:b/>
-          <w:bCs/>
-          <w:sz w:val="26"/>
-          <w:szCs w:val="26"/>
-          <w:lang w:val="en-US"/>
-        </w:rPr>
-      </w:pPr>
-    </w:p>
-    <w:p>
-      <w:pPr>
-        <w:rPr>
-          <w:rFonts w:ascii="Amasis MT Pro" w:hAnsi="Amasis MT Pro"/>
-          <w:b/>
-          <w:bCs/>
-          <w:sz w:val="26"/>
-          <w:szCs w:val="26"/>
-          <w:lang w:val="en-US"/>
-        </w:rPr>
-      </w:pPr>
-    </w:p>
-    <w:p>
-      <w:pPr>
-        <w:rPr>
-          <w:rFonts w:ascii="Amasis MT Pro" w:hAnsi="Amasis MT Pro"/>
-          <w:b/>
-          <w:bCs/>
-          <w:sz w:val="26"/>
-          <w:szCs w:val="26"/>
-          <w:lang w:val="en-US"/>
-        </w:rPr>
-      </w:pPr>
-    </w:p>
-    <w:p>
-      <w:pPr>
+        <w:t>, email, and password. I’ve noticed later that my design lack inheritance which customers and admin hold the same attributes which can result in inconsistent data and violates DRY. Inheritance is important in implementing in any system where it ensures consistency and supports reusability and scalability. If I want to create another object, I can easily inherit attributes from the base class no need to redefine anything and give the system a cleaner design.</w:t>
+      </w:r>
+    </w:p>
+    <w:p>
+      <w:pPr>
+        <w:rPr>
+          <w:rFonts w:ascii="Amasis MT Pro" w:hAnsi="Amasis MT Pro"/>
+          <w:sz w:val="26"/>
+          <w:szCs w:val="26"/>
+          <w:lang w:val="en-US"/>
+        </w:rPr>
+      </w:pPr>
+      <w:r>
+        <w:rPr>
+          <w:rFonts w:ascii="Amasis MT Pro" w:hAnsi="Amasis MT Pro"/>
+          <w:sz w:val="26"/>
+          <w:szCs w:val="26"/>
+          <w:lang w:val="en-US"/>
+        </w:rPr>
+        <w:t xml:space="preserve">So far, those are the design weaknesses I encountered prior to OOP application, the design is still in refinement as this is </w:t>
+      </w:r>
+      <w:r>
+        <w:rPr>
+          <w:rFonts w:ascii="Amasis MT Pro" w:hAnsi="Amasis MT Pro"/>
+          <w:sz w:val="26"/>
+          <w:szCs w:val="26"/>
+          <w:lang w:val="en-US"/>
+        </w:rPr>
+        <w:t xml:space="preserve">only the first phase of development. Every design </w:t>
+      </w:r>
+      <w:r>
+        <w:rPr>
+          <w:rFonts w:ascii="Amasis MT Pro" w:hAnsi="Amasis MT Pro"/>
+          <w:sz w:val="26"/>
+          <w:szCs w:val="26"/>
+          <w:lang w:val="en-US"/>
+        </w:rPr>
+        <w:t>weakness</w:t>
+      </w:r>
+      <w:r>
+        <w:rPr>
+          <w:rFonts w:ascii="Amasis MT Pro" w:hAnsi="Amasis MT Pro"/>
+          <w:sz w:val="26"/>
+          <w:szCs w:val="26"/>
+          <w:lang w:val="en-US"/>
+        </w:rPr>
+        <w:t xml:space="preserve"> that will be encountered in the next phase will be anticipated and will be resolved.</w:t>
+      </w:r>
+    </w:p>
+    <w:p>
+      <w:pPr>
+        <w:rPr>
+          <w:rFonts w:ascii="Amasis MT Pro" w:hAnsi="Amasis MT Pro"/>
+          <w:b/>
+          <w:bCs/>
+          <w:sz w:val="26"/>
+          <w:szCs w:val="26"/>
+          <w:lang w:val="en-US"/>
+        </w:rPr>
+      </w:pPr>
+    </w:p>
+    <w:p>
+      <w:pPr>
+        <w:rPr>
+          <w:rFonts w:ascii="Amasis MT Pro" w:hAnsi="Amasis MT Pro"/>
+          <w:b/>
+          <w:bCs/>
+          <w:sz w:val="26"/>
+          <w:szCs w:val="26"/>
+          <w:lang w:val="en-US"/>
+        </w:rPr>
+      </w:pPr>
+    </w:p>
+    <w:p>
+      <w:pPr>
+        <w:rPr>
+          <w:rFonts w:ascii="Amasis MT Pro" w:hAnsi="Amasis MT Pro"/>
+          <w:b/>
+          <w:bCs/>
+          <w:sz w:val="26"/>
+          <w:szCs w:val="26"/>
+          <w:lang w:val="en-US"/>
+        </w:rPr>
+      </w:pPr>
+    </w:p>
+    <w:p>
+      <w:pPr>
+        <w:pStyle w:val="ListParagraph"/>
+        <w:ind w:left="1440"/>
         <w:rPr>
           <w:rFonts w:ascii="Amasis MT Pro" w:hAnsi="Amasis MT Pro"/>
           <w:b/>
@@ -17597,61 +16551,53 @@
         </w:rPr>
       </w:pPr>
     </w:p>
-    <w:sdt>
-      <w:sdtPr>
+    <w:p>
+      <w:pPr>
         <w:rPr>
           <w:rFonts w:ascii="Amasis MT Pro" w:hAnsi="Amasis MT Pro"/>
           <w:b/>
           <w:bCs/>
           <w:sz w:val="30"/>
           <w:szCs w:val="30"/>
-          <w:highlight w:val="blue"/>
-          <w:lang w:val="en-US"/>
-        </w:rPr>
-        <w:tag w:val="tii-similarity-U1VCTUlUVEVEX1dPUktfb2lkOjE6MTc5Mzc0MzQ0Nw=="/>
-        <w:id w:val="1920141625"/>
-        <w:placeholder>
-          <w:docPart w:val="DefaultPlaceholder_-1854013440"/>
-        </w:placeholder>
-        <w15:appearance w15:val="hidden"/>
-      </w:sdtPr>
-      <w:sdtContent>
-        <w:p>
-          <w:pPr>
-            <w:rPr>
-              <w:rFonts w:ascii="Amasis MT Pro" w:hAnsi="Amasis MT Pro"/>
-              <w:b/>
-              <w:bCs/>
-              <w:sz w:val="30"/>
-              <w:szCs w:val="30"/>
-              <w:lang w:val="en-US"/>
-            </w:rPr>
-          </w:pPr>
-          <w:r>
-            <w:rPr>
-              <w:rFonts w:ascii="Amasis MT Pro" w:hAnsi="Amasis MT Pro"/>
-              <w:b/>
-              <w:bCs/>
-              <w:sz w:val="30"/>
-              <w:szCs w:val="30"/>
-              <w:highlight w:val="blue"/>
-              <w:lang w:val="en-US"/>
-            </w:rPr>
-            <w:t>References:</w:t>
-          </w:r>
-        </w:p>
-      </w:sdtContent>
-    </w:sdt>
-    <w:p>
-      <w:pPr>
-        <w:rPr>
-          <w:rFonts w:ascii="Amasis MT Pro" w:hAnsi="Amasis MT Pro"/>
+          <w:lang w:val="en-US"/>
+        </w:rPr>
+      </w:pPr>
+    </w:p>
+    <w:p>
+      <w:pPr>
+        <w:rPr>
+          <w:rFonts w:ascii="Amasis MT Pro" w:hAnsi="Amasis MT Pro"/>
+          <w:b/>
+          <w:bCs/>
           <w:sz w:val="30"/>
           <w:szCs w:val="30"/>
           <w:lang w:val="en-US"/>
         </w:rPr>
       </w:pPr>
-      <w:hyperlink r:id="rId8" w:history="1">
+      <w:r>
+        <w:rPr>
+          <w:rFonts w:ascii="Amasis MT Pro" w:hAnsi="Amasis MT Pro"/>
+          <w:b/>
+          <w:bCs/>
+          <w:sz w:val="30"/>
+          <w:szCs w:val="30"/>
+          <w:highlight w:val="cyan"/>
+          <w:lang w:val="en-US"/>
+        </w:rPr>
+        <w:lastRenderedPageBreak/>
+        <w:t>References:</w:t>
+      </w:r>
+    </w:p>
+    <w:p>
+      <w:pPr>
+        <w:rPr>
+          <w:rFonts w:ascii="Amasis MT Pro" w:hAnsi="Amasis MT Pro"/>
+          <w:sz w:val="30"/>
+          <w:szCs w:val="30"/>
+          <w:lang w:val="en-US"/>
+        </w:rPr>
+      </w:pPr>
+      <w:hyperlink r:id="rId12" w:history="1">
         <w:r>
           <w:rPr>
             <w:rStyle w:val="Hyperlink"/>
@@ -17673,44 +16619,18 @@
           <w:lang w:val="en-US"/>
         </w:rPr>
       </w:pPr>
-      <w:hyperlink r:id="rId9" w:history="1">
-        <w:sdt>
-          <w:sdtPr>
-            <w:rPr>
-              <w:rFonts w:ascii="Amasis MT Pro" w:hAnsi="Amasis MT Pro"/>
-              <w:highlight w:val="blue"/>
-            </w:rPr>
-            <w:tag w:val="tii-similarity-U1VCTUlUVEVEX1dPUktfb2lkOjE6MTc5Mzc0MzQ0Nw=="/>
-            <w:id w:val="1057829617"/>
-            <w:placeholder>
-              <w:docPart w:val="DefaultPlaceholder_-1854013440"/>
-            </w:placeholder>
-            <w15:appearance w15:val="hidden"/>
-          </w:sdtPr>
-          <w:sdtEndPr>
-            <w:rPr>
-              <w:rStyle w:val="Hyperlink"/>
-              <w:color w:val="467886" w:themeColor="hyperlink"/>
-              <w:sz w:val="30"/>
-              <w:szCs w:val="30"/>
-              <w:u w:val="single"/>
-              <w:lang w:val="en-US"/>
-            </w:rPr>
-          </w:sdtEndPr>
-          <w:sdtContent>
-            <w:r>
-              <w:rPr>
-                <w:rStyle w:val="Hyperlink"/>
-                <w:rFonts w:ascii="Amasis MT Pro" w:hAnsi="Amasis MT Pro"/>
-                <w:sz w:val="30"/>
-                <w:szCs w:val="30"/>
-                <w:highlight w:val="blue"/>
-                <w:lang w:val="en-US"/>
-              </w:rPr>
-              <w:t>https://www.airnewzealand.co.nz/corporate-profile</w:t>
-            </w:r>
-          </w:sdtContent>
-        </w:sdt>
+      <w:hyperlink r:id="rId13" w:history="1">
+        <w:r>
+          <w:rPr>
+            <w:rStyle w:val="Hyperlink"/>
+            <w:rFonts w:ascii="Amasis MT Pro" w:hAnsi="Amasis MT Pro"/>
+            <w:sz w:val="30"/>
+            <w:szCs w:val="30"/>
+            <w:highlight w:val="cyan"/>
+            <w:lang w:val="en-US"/>
+          </w:rPr>
+          <w:t>https://www.airnewzealand.co.nz/corporate-profile</w:t>
+        </w:r>
       </w:hyperlink>
     </w:p>
     <w:p>
@@ -17722,44 +16642,18 @@
           <w:lang w:val="en-US"/>
         </w:rPr>
       </w:pPr>
-      <w:hyperlink r:id="rId10" w:history="1">
-        <w:sdt>
-          <w:sdtPr>
-            <w:rPr>
-              <w:rFonts w:ascii="Amasis MT Pro" w:hAnsi="Amasis MT Pro"/>
-              <w:highlight w:val="blue"/>
-            </w:rPr>
-            <w:tag w:val="tii-similarity-U1VCTUlUVEVEX1dPUktfb2lkOjE6MTc5Mzc0MzQ0Nw=="/>
-            <w:id w:val="-1616212636"/>
-            <w:placeholder>
-              <w:docPart w:val="DefaultPlaceholder_-1854013440"/>
-            </w:placeholder>
-            <w15:appearance w15:val="hidden"/>
-          </w:sdtPr>
-          <w:sdtEndPr>
-            <w:rPr>
-              <w:rStyle w:val="Hyperlink"/>
-              <w:color w:val="467886" w:themeColor="hyperlink"/>
-              <w:sz w:val="30"/>
-              <w:szCs w:val="30"/>
-              <w:u w:val="single"/>
-              <w:lang w:val="en-US"/>
-            </w:rPr>
-          </w:sdtEndPr>
-          <w:sdtContent>
-            <w:r>
-              <w:rPr>
-                <w:rStyle w:val="Hyperlink"/>
-                <w:rFonts w:ascii="Amasis MT Pro" w:hAnsi="Amasis MT Pro"/>
-                <w:sz w:val="30"/>
-                <w:szCs w:val="30"/>
-                <w:highlight w:val="blue"/>
-                <w:lang w:val="en-US"/>
-              </w:rPr>
-              <w:t>https://p-airnz.com/cms/assets/PDFs/airnz</w:t>
-            </w:r>
-          </w:sdtContent>
-        </w:sdt>
+      <w:hyperlink r:id="rId14" w:history="1">
+        <w:r>
+          <w:rPr>
+            <w:rStyle w:val="Hyperlink"/>
+            <w:rFonts w:ascii="Amasis MT Pro" w:hAnsi="Amasis MT Pro"/>
+            <w:sz w:val="30"/>
+            <w:szCs w:val="30"/>
+            <w:highlight w:val="cyan"/>
+            <w:lang w:val="en-US"/>
+          </w:rPr>
+          <w:t>https://p-airnz.com/cms/assets/PDFs/airnz</w:t>
+        </w:r>
         <w:r>
           <w:rPr>
             <w:rStyle w:val="Hyperlink"/>
@@ -18776,6 +17670,232 @@
     </w:lvl>
   </w:abstractNum>
   <w:abstractNum w:abstractNumId="10" w15:restartNumberingAfterBreak="0">
+    <w:nsid w:val="41923D15"/>
+    <w:multiLevelType w:val="hybridMultilevel"/>
+    <w:tmpl w:val="0E0ADCC2"/>
+    <w:lvl w:ilvl="0" w:tplc="04090001">
+      <w:start w:val="1"/>
+      <w:numFmt w:val="bullet"/>
+      <w:lvlText w:val=""/>
+      <w:lvlJc w:val="left"/>
+      <w:pPr>
+        <w:ind w:left="720" w:hanging="360"/>
+      </w:pPr>
+      <w:rPr>
+        <w:rFonts w:ascii="Symbol" w:hAnsi="Symbol" w:hint="default"/>
+      </w:rPr>
+    </w:lvl>
+    <w:lvl w:ilvl="1" w:tplc="04090003" w:tentative="1">
+      <w:start w:val="1"/>
+      <w:numFmt w:val="bullet"/>
+      <w:lvlText w:val="o"/>
+      <w:lvlJc w:val="left"/>
+      <w:pPr>
+        <w:ind w:left="1440" w:hanging="360"/>
+      </w:pPr>
+      <w:rPr>
+        <w:rFonts w:ascii="Courier New" w:hAnsi="Courier New" w:cs="Courier New" w:hint="default"/>
+      </w:rPr>
+    </w:lvl>
+    <w:lvl w:ilvl="2" w:tplc="04090005" w:tentative="1">
+      <w:start w:val="1"/>
+      <w:numFmt w:val="bullet"/>
+      <w:lvlText w:val=""/>
+      <w:lvlJc w:val="left"/>
+      <w:pPr>
+        <w:ind w:left="2160" w:hanging="360"/>
+      </w:pPr>
+      <w:rPr>
+        <w:rFonts w:ascii="Wingdings" w:hAnsi="Wingdings" w:hint="default"/>
+      </w:rPr>
+    </w:lvl>
+    <w:lvl w:ilvl="3" w:tplc="04090001" w:tentative="1">
+      <w:start w:val="1"/>
+      <w:numFmt w:val="bullet"/>
+      <w:lvlText w:val=""/>
+      <w:lvlJc w:val="left"/>
+      <w:pPr>
+        <w:ind w:left="2880" w:hanging="360"/>
+      </w:pPr>
+      <w:rPr>
+        <w:rFonts w:ascii="Symbol" w:hAnsi="Symbol" w:hint="default"/>
+      </w:rPr>
+    </w:lvl>
+    <w:lvl w:ilvl="4" w:tplc="04090003" w:tentative="1">
+      <w:start w:val="1"/>
+      <w:numFmt w:val="bullet"/>
+      <w:lvlText w:val="o"/>
+      <w:lvlJc w:val="left"/>
+      <w:pPr>
+        <w:ind w:left="3600" w:hanging="360"/>
+      </w:pPr>
+      <w:rPr>
+        <w:rFonts w:ascii="Courier New" w:hAnsi="Courier New" w:cs="Courier New" w:hint="default"/>
+      </w:rPr>
+    </w:lvl>
+    <w:lvl w:ilvl="5" w:tplc="04090005" w:tentative="1">
+      <w:start w:val="1"/>
+      <w:numFmt w:val="bullet"/>
+      <w:lvlText w:val=""/>
+      <w:lvlJc w:val="left"/>
+      <w:pPr>
+        <w:ind w:left="4320" w:hanging="360"/>
+      </w:pPr>
+      <w:rPr>
+        <w:rFonts w:ascii="Wingdings" w:hAnsi="Wingdings" w:hint="default"/>
+      </w:rPr>
+    </w:lvl>
+    <w:lvl w:ilvl="6" w:tplc="04090001" w:tentative="1">
+      <w:start w:val="1"/>
+      <w:numFmt w:val="bullet"/>
+      <w:lvlText w:val=""/>
+      <w:lvlJc w:val="left"/>
+      <w:pPr>
+        <w:ind w:left="5040" w:hanging="360"/>
+      </w:pPr>
+      <w:rPr>
+        <w:rFonts w:ascii="Symbol" w:hAnsi="Symbol" w:hint="default"/>
+      </w:rPr>
+    </w:lvl>
+    <w:lvl w:ilvl="7" w:tplc="04090003" w:tentative="1">
+      <w:start w:val="1"/>
+      <w:numFmt w:val="bullet"/>
+      <w:lvlText w:val="o"/>
+      <w:lvlJc w:val="left"/>
+      <w:pPr>
+        <w:ind w:left="5760" w:hanging="360"/>
+      </w:pPr>
+      <w:rPr>
+        <w:rFonts w:ascii="Courier New" w:hAnsi="Courier New" w:cs="Courier New" w:hint="default"/>
+      </w:rPr>
+    </w:lvl>
+    <w:lvl w:ilvl="8" w:tplc="04090005" w:tentative="1">
+      <w:start w:val="1"/>
+      <w:numFmt w:val="bullet"/>
+      <w:lvlText w:val=""/>
+      <w:lvlJc w:val="left"/>
+      <w:pPr>
+        <w:ind w:left="6480" w:hanging="360"/>
+      </w:pPr>
+      <w:rPr>
+        <w:rFonts w:ascii="Wingdings" w:hAnsi="Wingdings" w:hint="default"/>
+      </w:rPr>
+    </w:lvl>
+  </w:abstractNum>
+  <w:abstractNum w:abstractNumId="11" w15:restartNumberingAfterBreak="0">
+    <w:nsid w:val="47C34A5C"/>
+    <w:multiLevelType w:val="hybridMultilevel"/>
+    <w:tmpl w:val="C7E2D50A"/>
+    <w:lvl w:ilvl="0" w:tplc="04090001">
+      <w:start w:val="1"/>
+      <w:numFmt w:val="bullet"/>
+      <w:lvlText w:val=""/>
+      <w:lvlJc w:val="left"/>
+      <w:pPr>
+        <w:ind w:left="720" w:hanging="360"/>
+      </w:pPr>
+      <w:rPr>
+        <w:rFonts w:ascii="Symbol" w:hAnsi="Symbol" w:hint="default"/>
+      </w:rPr>
+    </w:lvl>
+    <w:lvl w:ilvl="1" w:tplc="04090003" w:tentative="1">
+      <w:start w:val="1"/>
+      <w:numFmt w:val="bullet"/>
+      <w:lvlText w:val="o"/>
+      <w:lvlJc w:val="left"/>
+      <w:pPr>
+        <w:ind w:left="1440" w:hanging="360"/>
+      </w:pPr>
+      <w:rPr>
+        <w:rFonts w:ascii="Courier New" w:hAnsi="Courier New" w:cs="Courier New" w:hint="default"/>
+      </w:rPr>
+    </w:lvl>
+    <w:lvl w:ilvl="2" w:tplc="04090005" w:tentative="1">
+      <w:start w:val="1"/>
+      <w:numFmt w:val="bullet"/>
+      <w:lvlText w:val=""/>
+      <w:lvlJc w:val="left"/>
+      <w:pPr>
+        <w:ind w:left="2160" w:hanging="360"/>
+      </w:pPr>
+      <w:rPr>
+        <w:rFonts w:ascii="Wingdings" w:hAnsi="Wingdings" w:hint="default"/>
+      </w:rPr>
+    </w:lvl>
+    <w:lvl w:ilvl="3" w:tplc="04090001" w:tentative="1">
+      <w:start w:val="1"/>
+      <w:numFmt w:val="bullet"/>
+      <w:lvlText w:val=""/>
+      <w:lvlJc w:val="left"/>
+      <w:pPr>
+        <w:ind w:left="2880" w:hanging="360"/>
+      </w:pPr>
+      <w:rPr>
+        <w:rFonts w:ascii="Symbol" w:hAnsi="Symbol" w:hint="default"/>
+      </w:rPr>
+    </w:lvl>
+    <w:lvl w:ilvl="4" w:tplc="04090003" w:tentative="1">
+      <w:start w:val="1"/>
+      <w:numFmt w:val="bullet"/>
+      <w:lvlText w:val="o"/>
+      <w:lvlJc w:val="left"/>
+      <w:pPr>
+        <w:ind w:left="3600" w:hanging="360"/>
+      </w:pPr>
+      <w:rPr>
+        <w:rFonts w:ascii="Courier New" w:hAnsi="Courier New" w:cs="Courier New" w:hint="default"/>
+      </w:rPr>
+    </w:lvl>
+    <w:lvl w:ilvl="5" w:tplc="04090005" w:tentative="1">
+      <w:start w:val="1"/>
+      <w:numFmt w:val="bullet"/>
+      <w:lvlText w:val=""/>
+      <w:lvlJc w:val="left"/>
+      <w:pPr>
+        <w:ind w:left="4320" w:hanging="360"/>
+      </w:pPr>
+      <w:rPr>
+        <w:rFonts w:ascii="Wingdings" w:hAnsi="Wingdings" w:hint="default"/>
+      </w:rPr>
+    </w:lvl>
+    <w:lvl w:ilvl="6" w:tplc="04090001" w:tentative="1">
+      <w:start w:val="1"/>
+      <w:numFmt w:val="bullet"/>
+      <w:lvlText w:val=""/>
+      <w:lvlJc w:val="left"/>
+      <w:pPr>
+        <w:ind w:left="5040" w:hanging="360"/>
+      </w:pPr>
+      <w:rPr>
+        <w:rFonts w:ascii="Symbol" w:hAnsi="Symbol" w:hint="default"/>
+      </w:rPr>
+    </w:lvl>
+    <w:lvl w:ilvl="7" w:tplc="04090003" w:tentative="1">
+      <w:start w:val="1"/>
+      <w:numFmt w:val="bullet"/>
+      <w:lvlText w:val="o"/>
+      <w:lvlJc w:val="left"/>
+      <w:pPr>
+        <w:ind w:left="5760" w:hanging="360"/>
+      </w:pPr>
+      <w:rPr>
+        <w:rFonts w:ascii="Courier New" w:hAnsi="Courier New" w:cs="Courier New" w:hint="default"/>
+      </w:rPr>
+    </w:lvl>
+    <w:lvl w:ilvl="8" w:tplc="04090005" w:tentative="1">
+      <w:start w:val="1"/>
+      <w:numFmt w:val="bullet"/>
+      <w:lvlText w:val=""/>
+      <w:lvlJc w:val="left"/>
+      <w:pPr>
+        <w:ind w:left="6480" w:hanging="360"/>
+      </w:pPr>
+      <w:rPr>
+        <w:rFonts w:ascii="Wingdings" w:hAnsi="Wingdings" w:hint="default"/>
+      </w:rPr>
+    </w:lvl>
+  </w:abstractNum>
+  <w:abstractNum w:abstractNumId="12" w15:restartNumberingAfterBreak="0">
     <w:nsid w:val="4D5B4F0B"/>
     <w:multiLevelType w:val="hybridMultilevel"/>
     <w:tmpl w:val="9508EC0A"/>
@@ -18870,7 +17990,7 @@
       </w:pPr>
     </w:lvl>
   </w:abstractNum>
-  <w:abstractNum w:abstractNumId="11" w15:restartNumberingAfterBreak="0">
+  <w:abstractNum w:abstractNumId="13" w15:restartNumberingAfterBreak="0">
     <w:nsid w:val="537447AD"/>
     <w:multiLevelType w:val="hybridMultilevel"/>
     <w:tmpl w:val="A212F468"/>
@@ -18959,7 +18079,120 @@
       </w:pPr>
     </w:lvl>
   </w:abstractNum>
-  <w:abstractNum w:abstractNumId="12" w15:restartNumberingAfterBreak="0">
+  <w:abstractNum w:abstractNumId="14" w15:restartNumberingAfterBreak="0">
+    <w:nsid w:val="5934713C"/>
+    <w:multiLevelType w:val="hybridMultilevel"/>
+    <w:tmpl w:val="D1CE8732"/>
+    <w:lvl w:ilvl="0" w:tplc="04090001">
+      <w:start w:val="1"/>
+      <w:numFmt w:val="bullet"/>
+      <w:lvlText w:val=""/>
+      <w:lvlJc w:val="left"/>
+      <w:pPr>
+        <w:ind w:left="720" w:hanging="360"/>
+      </w:pPr>
+      <w:rPr>
+        <w:rFonts w:ascii="Symbol" w:hAnsi="Symbol" w:hint="default"/>
+      </w:rPr>
+    </w:lvl>
+    <w:lvl w:ilvl="1" w:tplc="04090003" w:tentative="1">
+      <w:start w:val="1"/>
+      <w:numFmt w:val="bullet"/>
+      <w:lvlText w:val="o"/>
+      <w:lvlJc w:val="left"/>
+      <w:pPr>
+        <w:ind w:left="1440" w:hanging="360"/>
+      </w:pPr>
+      <w:rPr>
+        <w:rFonts w:ascii="Courier New" w:hAnsi="Courier New" w:cs="Courier New" w:hint="default"/>
+      </w:rPr>
+    </w:lvl>
+    <w:lvl w:ilvl="2" w:tplc="04090005" w:tentative="1">
+      <w:start w:val="1"/>
+      <w:numFmt w:val="bullet"/>
+      <w:lvlText w:val=""/>
+      <w:lvlJc w:val="left"/>
+      <w:pPr>
+        <w:ind w:left="2160" w:hanging="360"/>
+      </w:pPr>
+      <w:rPr>
+        <w:rFonts w:ascii="Wingdings" w:hAnsi="Wingdings" w:hint="default"/>
+      </w:rPr>
+    </w:lvl>
+    <w:lvl w:ilvl="3" w:tplc="04090001" w:tentative="1">
+      <w:start w:val="1"/>
+      <w:numFmt w:val="bullet"/>
+      <w:lvlText w:val=""/>
+      <w:lvlJc w:val="left"/>
+      <w:pPr>
+        <w:ind w:left="2880" w:hanging="360"/>
+      </w:pPr>
+      <w:rPr>
+        <w:rFonts w:ascii="Symbol" w:hAnsi="Symbol" w:hint="default"/>
+      </w:rPr>
+    </w:lvl>
+    <w:lvl w:ilvl="4" w:tplc="04090003" w:tentative="1">
+      <w:start w:val="1"/>
+      <w:numFmt w:val="bullet"/>
+      <w:lvlText w:val="o"/>
+      <w:lvlJc w:val="left"/>
+      <w:pPr>
+        <w:ind w:left="3600" w:hanging="360"/>
+      </w:pPr>
+      <w:rPr>
+        <w:rFonts w:ascii="Courier New" w:hAnsi="Courier New" w:cs="Courier New" w:hint="default"/>
+      </w:rPr>
+    </w:lvl>
+    <w:lvl w:ilvl="5" w:tplc="04090005" w:tentative="1">
+      <w:start w:val="1"/>
+      <w:numFmt w:val="bullet"/>
+      <w:lvlText w:val=""/>
+      <w:lvlJc w:val="left"/>
+      <w:pPr>
+        <w:ind w:left="4320" w:hanging="360"/>
+      </w:pPr>
+      <w:rPr>
+        <w:rFonts w:ascii="Wingdings" w:hAnsi="Wingdings" w:hint="default"/>
+      </w:rPr>
+    </w:lvl>
+    <w:lvl w:ilvl="6" w:tplc="04090001" w:tentative="1">
+      <w:start w:val="1"/>
+      <w:numFmt w:val="bullet"/>
+      <w:lvlText w:val=""/>
+      <w:lvlJc w:val="left"/>
+      <w:pPr>
+        <w:ind w:left="5040" w:hanging="360"/>
+      </w:pPr>
+      <w:rPr>
+        <w:rFonts w:ascii="Symbol" w:hAnsi="Symbol" w:hint="default"/>
+      </w:rPr>
+    </w:lvl>
+    <w:lvl w:ilvl="7" w:tplc="04090003" w:tentative="1">
+      <w:start w:val="1"/>
+      <w:numFmt w:val="bullet"/>
+      <w:lvlText w:val="o"/>
+      <w:lvlJc w:val="left"/>
+      <w:pPr>
+        <w:ind w:left="5760" w:hanging="360"/>
+      </w:pPr>
+      <w:rPr>
+        <w:rFonts w:ascii="Courier New" w:hAnsi="Courier New" w:cs="Courier New" w:hint="default"/>
+      </w:rPr>
+    </w:lvl>
+    <w:lvl w:ilvl="8" w:tplc="04090005" w:tentative="1">
+      <w:start w:val="1"/>
+      <w:numFmt w:val="bullet"/>
+      <w:lvlText w:val=""/>
+      <w:lvlJc w:val="left"/>
+      <w:pPr>
+        <w:ind w:left="6480" w:hanging="360"/>
+      </w:pPr>
+      <w:rPr>
+        <w:rFonts w:ascii="Wingdings" w:hAnsi="Wingdings" w:hint="default"/>
+      </w:rPr>
+    </w:lvl>
+  </w:abstractNum>
+  <w:abstractNum w:abstractNumId="15" w15:restartNumberingAfterBreak="0">
     <w:nsid w:val="656F138B"/>
     <w:multiLevelType w:val="hybridMultilevel"/>
     <w:tmpl w:val="681EA07E"/>
@@ -19050,7 +18283,7 @@
       </w:pPr>
     </w:lvl>
   </w:abstractNum>
-  <w:abstractNum w:abstractNumId="13" w15:restartNumberingAfterBreak="0">
+  <w:abstractNum w:abstractNumId="16" w15:restartNumberingAfterBreak="0">
     <w:nsid w:val="7E914844"/>
     <w:multiLevelType w:val="hybridMultilevel"/>
     <w:tmpl w:val="8220AE4E"/>
@@ -19163,10 +18396,10 @@
     <w:abstractNumId w:val="4"/>
   </w:num>
   <w:num w:numId="8" w16cid:durableId="673073900">
-    <w:abstractNumId w:val="12"/>
+    <w:abstractNumId w:val="15"/>
   </w:num>
   <w:num w:numId="9" w16cid:durableId="1440105064">
-    <w:abstractNumId w:val="13"/>
+    <w:abstractNumId w:val="16"/>
   </w:num>
   <w:num w:numId="10" w16cid:durableId="1025058625">
     <w:abstractNumId w:val="5"/>
@@ -19178,9 +18411,18 @@
     <w:abstractNumId w:val="1"/>
   </w:num>
   <w:num w:numId="13" w16cid:durableId="426314673">
+    <w:abstractNumId w:val="12"/>
+  </w:num>
+  <w:num w:numId="14" w16cid:durableId="1375499944">
+    <w:abstractNumId w:val="13"/>
+  </w:num>
+  <w:num w:numId="15" w16cid:durableId="1196889561">
+    <w:abstractNumId w:val="14"/>
+  </w:num>
+  <w:num w:numId="16" w16cid:durableId="259677234">
     <w:abstractNumId w:val="10"/>
   </w:num>
-  <w:num w:numId="14" w16cid:durableId="1375499944">
+  <w:num w:numId="17" w16cid:durableId="720250256">
     <w:abstractNumId w:val="11"/>
   </w:num>
 </w:numbering>
@@ -19789,7 +19031,6 @@
   <w:style w:type="character" w:default="1" w:styleId="DefaultParagraphFont">
     <w:name w:val="Default Paragraph Font"/>
     <w:uiPriority w:val="1"/>
-    <w:semiHidden/>
     <w:unhideWhenUsed/>
   </w:style>
   <w:style w:type="table" w:default="1" w:styleId="TableNormal">
@@ -20158,604 +19399,6 @@
 </w:styles>
 </file>
 
-<file path=word/glossary/document.xml><?xml version="1.0" encoding="utf-8"?>
-<w:glossaryDocument xmlns:wpc="http://schemas.microsoft.com/office/word/2010/wordprocessingCanvas" xmlns:cx="http://schemas.microsoft.com/office/drawing/2014/chartex" xmlns:cx1="http://schemas.microsoft.com/office/drawing/2015/9/8/chartex" xmlns:cx2="http://schemas.microsoft.com/office/drawing/2015/10/21/chartex" xmlns:cx3="http://schemas.microsoft.com/office/drawing/2016/5/9/chartex" xmlns:cx4="http://schemas.microsoft.com/office/drawing/2016/5/10/chartex" xmlns:cx5="http://schemas.microsoft.com/office/drawing/2016/5/11/chartex" xmlns:cx6="http://schemas.microsoft.com/office/drawing/2016/5/12/chartex" xmlns:cx7="http://schemas.microsoft.com/office/drawing/2016/5/13/chartex" xmlns:cx8="http://schemas.microsoft.com/office/drawing/2016/5/14/chartex" xmlns:mc="http://schemas.openxmlformats.org/markup-compatibility/2006" xmlns:aink="http://schemas.microsoft.com/office/drawing/2016/ink" xmlns:am3d="http://schemas.microsoft.com/office/drawing/2017/model3d" xmlns:o="urn:schemas-microsoft-com:office:office" xmlns:oel="http://schemas.microsoft.com/office/2019/extlst" xmlns:r="http://schemas.openxmlformats.org/officeDocument/2006/relationships" xmlns:m="http://schemas.openxmlformats.org/officeDocument/2006/math" xmlns:v="urn:schemas-microsoft-com:vml" xmlns:wp14="http://schemas.microsoft.com/office/word/2010/wordprocessingDrawing" xmlns:wp="http://schemas.openxmlformats.org/drawingml/2006/wordprocessingDrawing" xmlns:w10="urn:schemas-microsoft-com:office:word" xmlns:w="http://schemas.openxmlformats.org/wordprocessingml/2006/main" xmlns:w14="http://schemas.microsoft.com/office/word/2010/wordml" xmlns:w15="http://schemas.microsoft.com/office/word/2012/wordml" xmlns:w16cex="http://schemas.microsoft.com/office/word/2018/wordml/cex" xmlns:w16cid="http://schemas.microsoft.com/office/word/2016/wordml/cid" xmlns:w16="http://schemas.microsoft.com/office/word/2018/wordml" xmlns:w16du="http://schemas.microsoft.com/office/word/2023/wordml/word16du" xmlns:w16sdtdh="http://schemas.microsoft.com/office/word/2020/wordml/sdtdatahash" xmlns:w16sdtfl="http://schemas.microsoft.com/office/word/2024/wordml/sdtformatlock" xmlns:w16se="http://schemas.microsoft.com/office/word/2015/wordml/symex" xmlns:wpg="http://schemas.microsoft.com/office/word/2010/wordprocessingGroup" xmlns:wpi="http://schemas.microsoft.com/office/word/2010/wordprocessingInk" xmlns:wne="http://schemas.microsoft.com/office/word/2006/wordml" xmlns:wps="http://schemas.microsoft.com/office/word/2010/wordprocessingShape" mc:Ignorable="w14 w15 w16se w16cid w16 w16cex w16sdtdh w16sdtfl w16du wp14">
-  <w:docParts>
-    <w:docPart>
-      <w:docPartPr>
-        <w:name w:val="DefaultPlaceholder_-1854013440"/>
-        <w:category>
-          <w:name w:val="General"/>
-          <w:gallery w:val="placeholder"/>
-        </w:category>
-        <w:types>
-          <w:type w:val="bbPlcHdr"/>
-        </w:types>
-        <w:behaviors>
-          <w:behavior w:val="content"/>
-        </w:behaviors>
-        <w:guid w:val="{B3596E12-93D4-4EB5-A622-3C899A7409C4}"/>
-      </w:docPartPr>
-      <w:docPartBody>
-        <w:p>
-          <w:r>
-            <w:rPr>
-              <w:rStyle w:val="PlaceholderText"/>
-            </w:rPr>
-            <w:t>Click or tap here to enter text.</w:t>
-          </w:r>
-        </w:p>
-      </w:docPartBody>
-    </w:docPart>
-  </w:docParts>
-</w:glossaryDocument>
-</file>
-
-<file path=word/glossary/fontTable.xml><?xml version="1.0" encoding="utf-8"?>
-<w:fonts xmlns:mc="http://schemas.openxmlformats.org/markup-compatibility/2006" xmlns:r="http://schemas.openxmlformats.org/officeDocument/2006/relationships" xmlns:w="http://schemas.openxmlformats.org/wordprocessingml/2006/main" xmlns:w14="http://schemas.microsoft.com/office/word/2010/wordml" xmlns:w15="http://schemas.microsoft.com/office/word/2012/wordml" xmlns:w16cex="http://schemas.microsoft.com/office/word/2018/wordml/cex" xmlns:w16cid="http://schemas.microsoft.com/office/word/2016/wordml/cid" xmlns:w16="http://schemas.microsoft.com/office/word/2018/wordml" xmlns:w16du="http://schemas.microsoft.com/office/word/2023/wordml/word16du" xmlns:w16sdtdh="http://schemas.microsoft.com/office/word/2020/wordml/sdtdatahash" xmlns:w16sdtfl="http://schemas.microsoft.com/office/word/2024/wordml/sdtformatlock" xmlns:w16se="http://schemas.microsoft.com/office/word/2015/wordml/symex" mc:Ignorable="w14 w15 w16se w16cid w16 w16cex w16sdtdh w16sdtfl w16du">
-  <w:font w:name="Times New Roman">
-    <w:panose1 w:val="02020603050405020304"/>
-    <w:charset w:val="00"/>
-    <w:family w:val="roman"/>
-    <w:pitch w:val="variable"/>
-    <w:sig w:usb0="E0002EFF" w:usb1="C000785B" w:usb2="00000009" w:usb3="00000000" w:csb0="000001FF" w:csb1="00000000"/>
-  </w:font>
-  <w:font w:name="Aptos">
-    <w:charset w:val="00"/>
-    <w:family w:val="swiss"/>
-    <w:pitch w:val="variable"/>
-    <w:sig w:usb0="20000287" w:usb1="00000003" w:usb2="00000000" w:usb3="00000000" w:csb0="0000019F" w:csb1="00000000"/>
-  </w:font>
-  <w:font w:name="Courier New">
-    <w:panose1 w:val="02070309020205020404"/>
-    <w:charset w:val="00"/>
-    <w:family w:val="modern"/>
-    <w:pitch w:val="fixed"/>
-    <w:sig w:usb0="E0002EFF" w:usb1="C0007843" w:usb2="00000009" w:usb3="00000000" w:csb0="000001FF" w:csb1="00000000"/>
-  </w:font>
-  <w:font w:name="Wingdings">
-    <w:panose1 w:val="05000000000000000000"/>
-    <w:charset w:val="02"/>
-    <w:family w:val="auto"/>
-    <w:pitch w:val="variable"/>
-    <w:sig w:usb0="00000000" w:usb1="10000000" w:usb2="00000000" w:usb3="00000000" w:csb0="80000000" w:csb1="00000000"/>
-  </w:font>
-  <w:font w:name="Symbol">
-    <w:panose1 w:val="05050102010706020507"/>
-    <w:charset w:val="02"/>
-    <w:family w:val="roman"/>
-    <w:pitch w:val="variable"/>
-    <w:sig w:usb0="00000000" w:usb1="10000000" w:usb2="00000000" w:usb3="00000000" w:csb0="80000000" w:csb1="00000000"/>
-  </w:font>
-  <w:font w:name="Aptos Display">
-    <w:charset w:val="00"/>
-    <w:family w:val="swiss"/>
-    <w:pitch w:val="variable"/>
-    <w:sig w:usb0="20000287" w:usb1="00000003" w:usb2="00000000" w:usb3="00000000" w:csb0="0000019F" w:csb1="00000000"/>
-  </w:font>
-  <w:font w:name="Amasis MT Pro">
-    <w:charset w:val="00"/>
-    <w:family w:val="roman"/>
-    <w:pitch w:val="variable"/>
-    <w:sig w:usb0="A00000AF" w:usb1="4000205B" w:usb2="00000000" w:usb3="00000000" w:csb0="00000093" w:csb1="00000000"/>
-  </w:font>
-  <w:font w:name="Aldhabi">
-    <w:charset w:val="B2"/>
-    <w:family w:val="auto"/>
-    <w:pitch w:val="variable"/>
-    <w:sig w:usb0="80002007" w:usb1="80000000" w:usb2="00000008" w:usb3="00000000" w:csb0="00000041" w:csb1="00000000"/>
-  </w:font>
-</w:fonts>
-</file>
-
-<file path=word/glossary/settings.xml><?xml version="1.0" encoding="utf-8"?>
-<w:settings xmlns:mc="http://schemas.openxmlformats.org/markup-compatibility/2006" xmlns:o="urn:schemas-microsoft-com:office:office" xmlns:r="http://schemas.openxmlformats.org/officeDocument/2006/relationships" xmlns:m="http://schemas.openxmlformats.org/officeDocument/2006/math" xmlns:v="urn:schemas-microsoft-com:vml" xmlns:w10="urn:schemas-microsoft-com:office:word" xmlns:w="http://schemas.openxmlformats.org/wordprocessingml/2006/main" xmlns:w14="http://schemas.microsoft.com/office/word/2010/wordml" xmlns:w15="http://schemas.microsoft.com/office/word/2012/wordml" xmlns:w16cex="http://schemas.microsoft.com/office/word/2018/wordml/cex" xmlns:w16cid="http://schemas.microsoft.com/office/word/2016/wordml/cid" xmlns:w16="http://schemas.microsoft.com/office/word/2018/wordml" xmlns:w16du="http://schemas.microsoft.com/office/word/2023/wordml/word16du" xmlns:w16sdtdh="http://schemas.microsoft.com/office/word/2020/wordml/sdtdatahash" xmlns:w16sdtfl="http://schemas.microsoft.com/office/word/2024/wordml/sdtformatlock" xmlns:w16se="http://schemas.microsoft.com/office/word/2015/wordml/symex" xmlns:sl="http://schemas.openxmlformats.org/schemaLibrary/2006/main" mc:Ignorable="w14 w15 w16se w16cid w16 w16cex w16sdtdh w16sdtfl w16du">
-  <w:view w:val="normal"/>
-  <w:defaultTabStop w:val="720"/>
-  <w:characterSpacingControl w:val="doNotCompress"/>
-  <w:compat>
-    <w:useFELayout/>
-    <w:compatSetting w:name="compatibilityMode" w:uri="http://schemas.microsoft.com/office/word" w:val="15"/>
-    <w:compatSetting w:name="overrideTableStyleFontSizeAndJustification" w:uri="http://schemas.microsoft.com/office/word" w:val="1"/>
-    <w:compatSetting w:name="enableOpenTypeFeatures" w:uri="http://schemas.microsoft.com/office/word" w:val="1"/>
-    <w:compatSetting w:name="doNotFlipMirrorIndents" w:uri="http://schemas.microsoft.com/office/word" w:val="1"/>
-    <w:compatSetting w:name="differentiateMultirowTableHeaders" w:uri="http://schemas.microsoft.com/office/word" w:val="1"/>
-    <w:compatSetting w:name="useWord2013TrackBottomHyphenation" w:uri="http://schemas.microsoft.com/office/word" w:val="0"/>
-  </w:compat>
-  <w:rsids>
-    <w:rsidRoot w:val="00C43B6E"/>
-    <w:rsid w:val="00026B3B"/>
-    <w:rsid w:val="000723CB"/>
-    <w:rsid w:val="00117259"/>
-    <w:rsid w:val="00120FE6"/>
-    <w:rsid w:val="001B737F"/>
-    <w:rsid w:val="00213517"/>
-    <w:rsid w:val="002446DD"/>
-    <w:rsid w:val="002A5B84"/>
-    <w:rsid w:val="00386FAB"/>
-    <w:rsid w:val="003E71B2"/>
-    <w:rsid w:val="00436684"/>
-    <w:rsid w:val="00840853"/>
-    <w:rsid w:val="00A22720"/>
-    <w:rsid w:val="00AE3A8C"/>
-    <w:rsid w:val="00BD6B70"/>
-    <w:rsid w:val="00C43B6E"/>
-    <w:rsid w:val="00DA3FB2"/>
-    <w:rsid w:val="00E5238B"/>
-    <w:rsid w:val="00E74191"/>
-    <w:rsid w:val="00EB66A7"/>
-    <w:rsid w:val="00F50D89"/>
-    <w:rsid w:val="00FD40E7"/>
-  </w:rsids>
-  <m:mathPr>
-    <m:mathFont m:val="Cambria Math"/>
-    <m:brkBin m:val="before"/>
-    <m:brkBinSub m:val="--"/>
-    <m:smallFrac m:val="0"/>
-    <m:dispDef/>
-    <m:lMargin m:val="0"/>
-    <m:rMargin m:val="0"/>
-    <m:defJc m:val="centerGroup"/>
-    <m:wrapIndent m:val="1440"/>
-    <m:intLim m:val="subSup"/>
-    <m:naryLim m:val="undOvr"/>
-  </m:mathPr>
-  <w:themeFontLang w:val="en-US"/>
-  <w:clrSchemeMapping w:bg1="light1" w:t1="dark1" w:bg2="light2" w:t2="dark2" w:accent1="accent1" w:accent2="accent2" w:accent3="accent3" w:accent4="accent4" w:accent5="accent5" w:accent6="accent6" w:hyperlink="hyperlink" w:followedHyperlink="followedHyperlink"/>
-  <w:decimalSymbol w:val="."/>
-  <w:listSeparator w:val=","/>
-  <w15:chartTrackingRefBased/>
-</w:settings>
-</file>
-
-<file path=word/glossary/styles.xml><?xml version="1.0" encoding="utf-8"?>
-<w:styles xmlns:mc="http://schemas.openxmlformats.org/markup-compatibility/2006" xmlns:r="http://schemas.openxmlformats.org/officeDocument/2006/relationships" xmlns:w="http://schemas.openxmlformats.org/wordprocessingml/2006/main" xmlns:w14="http://schemas.microsoft.com/office/word/2010/wordml" xmlns:w15="http://schemas.microsoft.com/office/word/2012/wordml" xmlns:w16cex="http://schemas.microsoft.com/office/word/2018/wordml/cex" xmlns:w16cid="http://schemas.microsoft.com/office/word/2016/wordml/cid" xmlns:w16="http://schemas.microsoft.com/office/word/2018/wordml" xmlns:w16du="http://schemas.microsoft.com/office/word/2023/wordml/word16du" xmlns:w16sdtdh="http://schemas.microsoft.com/office/word/2020/wordml/sdtdatahash" xmlns:w16sdtfl="http://schemas.microsoft.com/office/word/2024/wordml/sdtformatlock" xmlns:w16se="http://schemas.microsoft.com/office/word/2015/wordml/symex" mc:Ignorable="w14 w15 w16se w16cid w16 w16cex w16sdtdh w16sdtfl w16du">
-  <w:docDefaults>
-    <w:rPrDefault>
-      <w:rPr>
-        <w:rFonts w:asciiTheme="minorHAnsi" w:eastAsiaTheme="minorEastAsia" w:hAnsiTheme="minorHAnsi" w:cstheme="minorBidi"/>
-        <w:kern w:val="2"/>
-        <w:sz w:val="24"/>
-        <w:szCs w:val="24"/>
-        <w:lang w:val="en-US" w:eastAsia="en-US" w:bidi="ar-SA"/>
-        <w14:ligatures w14:val="standardContextual"/>
-      </w:rPr>
-    </w:rPrDefault>
-    <w:pPrDefault>
-      <w:pPr>
-        <w:spacing w:after="160" w:line="278" w:lineRule="auto"/>
-      </w:pPr>
-    </w:pPrDefault>
-  </w:docDefaults>
-  <w:latentStyles w:defLockedState="0" w:defUIPriority="99" w:defSemiHidden="0" w:defUnhideWhenUsed="0" w:defQFormat="0" w:count="376">
-    <w:lsdException w:name="Normal" w:uiPriority="0" w:qFormat="1"/>
-    <w:lsdException w:name="heading 1" w:uiPriority="9" w:qFormat="1"/>
-    <w:lsdException w:name="heading 2" w:semiHidden="1" w:uiPriority="9" w:unhideWhenUsed="1" w:qFormat="1"/>
-    <w:lsdException w:name="heading 3" w:semiHidden="1" w:uiPriority="9" w:unhideWhenUsed="1" w:qFormat="1"/>
-    <w:lsdException w:name="heading 4" w:semiHidden="1" w:uiPriority="9" w:unhideWhenUsed="1" w:qFormat="1"/>
-    <w:lsdException w:name="heading 5" w:semiHidden="1" w:uiPriority="9" w:unhideWhenUsed="1" w:qFormat="1"/>
-    <w:lsdException w:name="heading 6" w:semiHidden="1" w:uiPriority="9" w:unhideWhenUsed="1" w:qFormat="1"/>
-    <w:lsdException w:name="heading 7" w:semiHidden="1" w:uiPriority="9" w:unhideWhenUsed="1" w:qFormat="1"/>
-    <w:lsdException w:name="heading 8" w:semiHidden="1" w:uiPriority="9" w:unhideWhenUsed="1" w:qFormat="1"/>
-    <w:lsdException w:name="heading 9" w:semiHidden="1" w:uiPriority="9" w:unhideWhenUsed="1" w:qFormat="1"/>
-    <w:lsdException w:name="index 1" w:semiHidden="1" w:unhideWhenUsed="1"/>
-    <w:lsdException w:name="index 2" w:semiHidden="1" w:unhideWhenUsed="1"/>
-    <w:lsdException w:name="index 3" w:semiHidden="1" w:unhideWhenUsed="1"/>
-    <w:lsdException w:name="index 4" w:semiHidden="1" w:unhideWhenUsed="1"/>
-    <w:lsdException w:name="index 5" w:semiHidden="1" w:unhideWhenUsed="1"/>
-    <w:lsdException w:name="index 6" w:semiHidden="1" w:unhideWhenUsed="1"/>
-    <w:lsdException w:name="index 7" w:semiHidden="1" w:unhideWhenUsed="1"/>
-    <w:lsdException w:name="index 8" w:semiHidden="1" w:unhideWhenUsed="1"/>
-    <w:lsdException w:name="index 9" w:semiHidden="1" w:unhideWhenUsed="1"/>
-    <w:lsdException w:name="toc 1" w:semiHidden="1" w:uiPriority="39" w:unhideWhenUsed="1"/>
-    <w:lsdException w:name="toc 2" w:semiHidden="1" w:uiPriority="39" w:unhideWhenUsed="1"/>
-    <w:lsdException w:name="toc 3" w:semiHidden="1" w:uiPriority="39" w:unhideWhenUsed="1"/>
-    <w:lsdException w:name="toc 4" w:semiHidden="1" w:uiPriority="39" w:unhideWhenUsed="1"/>
-    <w:lsdException w:name="toc 5" w:semiHidden="1" w:uiPriority="39" w:unhideWhenUsed="1"/>
-    <w:lsdException w:name="toc 6" w:semiHidden="1" w:uiPriority="39" w:unhideWhenUsed="1"/>
-    <w:lsdException w:name="toc 7" w:semiHidden="1" w:uiPriority="39" w:unhideWhenUsed="1"/>
-    <w:lsdException w:name="toc 8" w:semiHidden="1" w:uiPriority="39" w:unhideWhenUsed="1"/>
-    <w:lsdException w:name="toc 9" w:semiHidden="1" w:uiPriority="39" w:unhideWhenUsed="1"/>
-    <w:lsdException w:name="Normal Indent" w:semiHidden="1" w:unhideWhenUsed="1"/>
-    <w:lsdException w:name="footnote text" w:semiHidden="1" w:unhideWhenUsed="1"/>
-    <w:lsdException w:name="annotation text" w:semiHidden="1" w:unhideWhenUsed="1"/>
-    <w:lsdException w:name="header" w:semiHidden="1" w:unhideWhenUsed="1"/>
-    <w:lsdException w:name="footer" w:semiHidden="1" w:unhideWhenUsed="1"/>
-    <w:lsdException w:name="index heading" w:semiHidden="1" w:unhideWhenUsed="1"/>
-    <w:lsdException w:name="caption" w:semiHidden="1" w:uiPriority="35" w:unhideWhenUsed="1" w:qFormat="1"/>
-    <w:lsdException w:name="table of figures" w:semiHidden="1" w:unhideWhenUsed="1"/>
-    <w:lsdException w:name="envelope address" w:semiHidden="1" w:unhideWhenUsed="1"/>
-    <w:lsdException w:name="envelope return" w:semiHidden="1" w:unhideWhenUsed="1"/>
-    <w:lsdException w:name="footnote reference" w:semiHidden="1" w:unhideWhenUsed="1"/>
-    <w:lsdException w:name="annotation reference" w:semiHidden="1" w:unhideWhenUsed="1"/>
-    <w:lsdException w:name="line number" w:semiHidden="1" w:unhideWhenUsed="1"/>
-    <w:lsdException w:name="page number" w:semiHidden="1" w:unhideWhenUsed="1"/>
-    <w:lsdException w:name="endnote reference" w:semiHidden="1" w:unhideWhenUsed="1"/>
-    <w:lsdException w:name="endnote text" w:semiHidden="1" w:unhideWhenUsed="1"/>
-    <w:lsdException w:name="table of authorities" w:semiHidden="1" w:unhideWhenUsed="1"/>
-    <w:lsdException w:name="macro" w:semiHidden="1" w:unhideWhenUsed="1"/>
-    <w:lsdException w:name="toa heading" w:semiHidden="1" w:unhideWhenUsed="1"/>
-    <w:lsdException w:name="List" w:semiHidden="1" w:unhideWhenUsed="1"/>
-    <w:lsdException w:name="List Bullet" w:semiHidden="1" w:unhideWhenUsed="1"/>
-    <w:lsdException w:name="List Number" w:semiHidden="1" w:unhideWhenUsed="1"/>
-    <w:lsdException w:name="List 2" w:semiHidden="1" w:unhideWhenUsed="1"/>
-    <w:lsdException w:name="List 3" w:semiHidden="1" w:unhideWhenUsed="1"/>
-    <w:lsdException w:name="List 4" w:semiHidden="1" w:unhideWhenUsed="1"/>
-    <w:lsdException w:name="List 5" w:semiHidden="1" w:unhideWhenUsed="1"/>
-    <w:lsdException w:name="List Bullet 2" w:semiHidden="1" w:unhideWhenUsed="1"/>
-    <w:lsdException w:name="List Bullet 3" w:semiHidden="1" w:unhideWhenUsed="1"/>
-    <w:lsdException w:name="List Bullet 4" w:semiHidden="1" w:unhideWhenUsed="1"/>
-    <w:lsdException w:name="List Bullet 5" w:semiHidden="1" w:unhideWhenUsed="1"/>
-    <w:lsdException w:name="List Number 2" w:semiHidden="1" w:unhideWhenUsed="1"/>
-    <w:lsdException w:name="List Number 3" w:semiHidden="1" w:unhideWhenUsed="1"/>
-    <w:lsdException w:name="List Number 4" w:semiHidden="1" w:unhideWhenUsed="1"/>
-    <w:lsdException w:name="List Number 5" w:semiHidden="1" w:unhideWhenUsed="1"/>
-    <w:lsdException w:name="Title" w:uiPriority="10" w:qFormat="1"/>
-    <w:lsdException w:name="Closing" w:semiHidden="1" w:unhideWhenUsed="1"/>
-    <w:lsdException w:name="Signature" w:semiHidden="1" w:unhideWhenUsed="1"/>
-    <w:lsdException w:name="Default Paragraph Font" w:semiHidden="1" w:uiPriority="1" w:unhideWhenUsed="1"/>
-    <w:lsdException w:name="Body Text" w:semiHidden="1" w:unhideWhenUsed="1"/>
-    <w:lsdException w:name="Body Text Indent" w:semiHidden="1" w:unhideWhenUsed="1"/>
-    <w:lsdException w:name="List Continue" w:semiHidden="1" w:unhideWhenUsed="1"/>
-    <w:lsdException w:name="List Continue 2" w:semiHidden="1" w:unhideWhenUsed="1"/>
-    <w:lsdException w:name="List Continue 3" w:semiHidden="1" w:unhideWhenUsed="1"/>
-    <w:lsdException w:name="List Continue 4" w:semiHidden="1" w:unhideWhenUsed="1"/>
-    <w:lsdException w:name="List Continue 5" w:semiHidden="1" w:unhideWhenUsed="1"/>
-    <w:lsdException w:name="Message Header" w:semiHidden="1" w:unhideWhenUsed="1"/>
-    <w:lsdException w:name="Subtitle" w:uiPriority="11" w:qFormat="1"/>
-    <w:lsdException w:name="Salutation" w:semiHidden="1" w:unhideWhenUsed="1"/>
-    <w:lsdException w:name="Date" w:semiHidden="1" w:unhideWhenUsed="1"/>
-    <w:lsdException w:name="Body Text First Indent" w:semiHidden="1" w:unhideWhenUsed="1"/>
-    <w:lsdException w:name="Body Text First Indent 2" w:semiHidden="1" w:unhideWhenUsed="1"/>
-    <w:lsdException w:name="Note Heading" w:semiHidden="1" w:unhideWhenUsed="1"/>
-    <w:lsdException w:name="Body Text 2" w:semiHidden="1" w:unhideWhenUsed="1"/>
-    <w:lsdException w:name="Body Text 3" w:semiHidden="1" w:unhideWhenUsed="1"/>
-    <w:lsdException w:name="Body Text Indent 2" w:semiHidden="1" w:unhideWhenUsed="1"/>
-    <w:lsdException w:name="Body Text Indent 3" w:semiHidden="1" w:unhideWhenUsed="1"/>
-    <w:lsdException w:name="Block Text" w:semiHidden="1" w:unhideWhenUsed="1"/>
-    <w:lsdException w:name="Hyperlink" w:semiHidden="1" w:unhideWhenUsed="1"/>
-    <w:lsdException w:name="FollowedHyperlink" w:semiHidden="1" w:unhideWhenUsed="1"/>
-    <w:lsdException w:name="Strong" w:uiPriority="22" w:qFormat="1"/>
-    <w:lsdException w:name="Emphasis" w:uiPriority="20" w:qFormat="1"/>
-    <w:lsdException w:name="Document Map" w:semiHidden="1" w:unhideWhenUsed="1"/>
-    <w:lsdException w:name="Plain Text" w:semiHidden="1" w:unhideWhenUsed="1"/>
-    <w:lsdException w:name="E-mail Signature" w:semiHidden="1" w:unhideWhenUsed="1"/>
-    <w:lsdException w:name="HTML Top of Form" w:semiHidden="1" w:unhideWhenUsed="1"/>
-    <w:lsdException w:name="HTML Bottom of Form" w:semiHidden="1" w:unhideWhenUsed="1"/>
-    <w:lsdException w:name="Normal (Web)" w:semiHidden="1" w:unhideWhenUsed="1"/>
-    <w:lsdException w:name="HTML Acronym" w:semiHidden="1" w:unhideWhenUsed="1"/>
-    <w:lsdException w:name="HTML Address" w:semiHidden="1" w:unhideWhenUsed="1"/>
-    <w:lsdException w:name="HTML Cite" w:semiHidden="1" w:unhideWhenUsed="1"/>
-    <w:lsdException w:name="HTML Code" w:semiHidden="1" w:unhideWhenUsed="1"/>
-    <w:lsdException w:name="HTML Definition" w:semiHidden="1" w:unhideWhenUsed="1"/>
-    <w:lsdException w:name="HTML Keyboard" w:semiHidden="1" w:unhideWhenUsed="1"/>
-    <w:lsdException w:name="HTML Preformatted" w:semiHidden="1" w:unhideWhenUsed="1"/>
-    <w:lsdException w:name="HTML Sample" w:semiHidden="1" w:unhideWhenUsed="1"/>
-    <w:lsdException w:name="HTML Typewriter" w:semiHidden="1" w:unhideWhenUsed="1"/>
-    <w:lsdException w:name="HTML Variable" w:semiHidden="1" w:unhideWhenUsed="1"/>
-    <w:lsdException w:name="Normal Table" w:semiHidden="1" w:unhideWhenUsed="1"/>
-    <w:lsdException w:name="annotation subject" w:semiHidden="1" w:unhideWhenUsed="1"/>
-    <w:lsdException w:name="No List" w:semiHidden="1" w:unhideWhenUsed="1"/>
-    <w:lsdException w:name="Outline List 1" w:semiHidden="1" w:unhideWhenUsed="1"/>
-    <w:lsdException w:name="Outline List 2" w:semiHidden="1" w:unhideWhenUsed="1"/>
-    <w:lsdException w:name="Outline List 3" w:semiHidden="1" w:unhideWhenUsed="1"/>
-    <w:lsdException w:name="Table Simple 1" w:semiHidden="1" w:unhideWhenUsed="1"/>
-    <w:lsdException w:name="Table Simple 2" w:semiHidden="1" w:unhideWhenUsed="1"/>
-    <w:lsdException w:name="Table Simple 3" w:semiHidden="1" w:unhideWhenUsed="1"/>
-    <w:lsdException w:name="Table Classic 1" w:semiHidden="1" w:unhideWhenUsed="1"/>
-    <w:lsdException w:name="Table Classic 2" w:semiHidden="1" w:unhideWhenUsed="1"/>
-    <w:lsdException w:name="Table Classic 3" w:semiHidden="1" w:unhideWhenUsed="1"/>
-    <w:lsdException w:name="Table Classic 4" w:semiHidden="1" w:unhideWhenUsed="1"/>
-    <w:lsdException w:name="Table Colorful 1" w:semiHidden="1" w:unhideWhenUsed="1"/>
-    <w:lsdException w:name="Table Colorful 2" w:semiHidden="1" w:unhideWhenUsed="1"/>
-    <w:lsdException w:name="Table Colorful 3" w:semiHidden="1" w:unhideWhenUsed="1"/>
-    <w:lsdException w:name="Table Columns 1" w:semiHidden="1" w:unhideWhenUsed="1"/>
-    <w:lsdException w:name="Table Columns 2" w:semiHidden="1" w:unhideWhenUsed="1"/>
-    <w:lsdException w:name="Table Columns 3" w:semiHidden="1" w:unhideWhenUsed="1"/>
-    <w:lsdException w:name="Table Columns 4" w:semiHidden="1" w:unhideWhenUsed="1"/>
-    <w:lsdException w:name="Table Columns 5" w:semiHidden="1" w:unhideWhenUsed="1"/>
-    <w:lsdException w:name="Table Grid 1" w:semiHidden="1" w:unhideWhenUsed="1"/>
-    <w:lsdException w:name="Table Grid 2" w:semiHidden="1" w:unhideWhenUsed="1"/>
-    <w:lsdException w:name="Table Grid 3" w:semiHidden="1" w:unhideWhenUsed="1"/>
-    <w:lsdException w:name="Table Grid 4" w:semiHidden="1" w:unhideWhenUsed="1"/>
-    <w:lsdException w:name="Table Grid 5" w:semiHidden="1" w:unhideWhenUsed="1"/>
-    <w:lsdException w:name="Table Grid 6" w:semiHidden="1" w:unhideWhenUsed="1"/>
-    <w:lsdException w:name="Table Grid 7" w:semiHidden="1" w:unhideWhenUsed="1"/>
-    <w:lsdException w:name="Table Grid 8" w:semiHidden="1" w:unhideWhenUsed="1"/>
-    <w:lsdException w:name="Table List 1" w:semiHidden="1" w:unhideWhenUsed="1"/>
-    <w:lsdException w:name="Table List 2" w:semiHidden="1" w:unhideWhenUsed="1"/>
-    <w:lsdException w:name="Table List 3" w:semiHidden="1" w:unhideWhenUsed="1"/>
-    <w:lsdException w:name="Table List 4" w:semiHidden="1" w:unhideWhenUsed="1"/>
-    <w:lsdException w:name="Table List 5" w:semiHidden="1" w:unhideWhenUsed="1"/>
-    <w:lsdException w:name="Table List 6" w:semiHidden="1" w:unhideWhenUsed="1"/>
-    <w:lsdException w:name="Table List 7" w:semiHidden="1" w:unhideWhenUsed="1"/>
-    <w:lsdException w:name="Table List 8" w:semiHidden="1" w:unhideWhenUsed="1"/>
-    <w:lsdException w:name="Table 3D effects 1" w:semiHidden="1" w:unhideWhenUsed="1"/>
-    <w:lsdException w:name="Table 3D effects 2" w:semiHidden="1" w:unhideWhenUsed="1"/>
-    <w:lsdException w:name="Table 3D effects 3" w:semiHidden="1" w:unhideWhenUsed="1"/>
-    <w:lsdException w:name="Table Contemporary" w:semiHidden="1" w:unhideWhenUsed="1"/>
-    <w:lsdException w:name="Table Elegant" w:semiHidden="1" w:unhideWhenUsed="1"/>
-    <w:lsdException w:name="Table Professional" w:semiHidden="1" w:unhideWhenUsed="1"/>
-    <w:lsdException w:name="Table Subtle 1" w:semiHidden="1" w:unhideWhenUsed="1"/>
-    <w:lsdException w:name="Table Subtle 2" w:semiHidden="1" w:unhideWhenUsed="1"/>
-    <w:lsdException w:name="Table Web 1" w:semiHidden="1" w:unhideWhenUsed="1"/>
-    <w:lsdException w:name="Table Web 2" w:semiHidden="1" w:unhideWhenUsed="1"/>
-    <w:lsdException w:name="Table Web 3" w:semiHidden="1" w:unhideWhenUsed="1"/>
-    <w:lsdException w:name="Balloon Text" w:semiHidden="1" w:unhideWhenUsed="1"/>
-    <w:lsdException w:name="Table Grid" w:uiPriority="39"/>
-    <w:lsdException w:name="Table Theme" w:semiHidden="1" w:unhideWhenUsed="1"/>
-    <w:lsdException w:name="Placeholder Text" w:semiHidden="1"/>
-    <w:lsdException w:name="No Spacing" w:uiPriority="1" w:qFormat="1"/>
-    <w:lsdException w:name="Light Shading" w:uiPriority="60"/>
-    <w:lsdException w:name="Light List" w:uiPriority="61"/>
-    <w:lsdException w:name="Light Grid" w:uiPriority="62"/>
-    <w:lsdException w:name="Medium Shading 1" w:uiPriority="63"/>
-    <w:lsdException w:name="Medium Shading 2" w:uiPriority="64"/>
-    <w:lsdException w:name="Medium List 1" w:uiPriority="65"/>
-    <w:lsdException w:name="Medium List 2" w:uiPriority="66"/>
-    <w:lsdException w:name="Medium Grid 1" w:uiPriority="67"/>
-    <w:lsdException w:name="Medium Grid 2" w:uiPriority="68"/>
-    <w:lsdException w:name="Medium Grid 3" w:uiPriority="69"/>
-    <w:lsdException w:name="Dark List" w:uiPriority="70"/>
-    <w:lsdException w:name="Colorful Shading" w:uiPriority="71"/>
-    <w:lsdException w:name="Colorful List" w:uiPriority="72"/>
-    <w:lsdException w:name="Colorful Grid" w:uiPriority="73"/>
-    <w:lsdException w:name="Light Shading Accent 1" w:uiPriority="60"/>
-    <w:lsdException w:name="Light List Accent 1" w:uiPriority="61"/>
-    <w:lsdException w:name="Light Grid Accent 1" w:uiPriority="62"/>
-    <w:lsdException w:name="Medium Shading 1 Accent 1" w:uiPriority="63"/>
-    <w:lsdException w:name="Medium Shading 2 Accent 1" w:uiPriority="64"/>
-    <w:lsdException w:name="Medium List 1 Accent 1" w:uiPriority="65"/>
-    <w:lsdException w:name="Revision" w:semiHidden="1"/>
-    <w:lsdException w:name="List Paragraph" w:uiPriority="34" w:qFormat="1"/>
-    <w:lsdException w:name="Quote" w:uiPriority="29" w:qFormat="1"/>
-    <w:lsdException w:name="Intense Quote" w:uiPriority="30" w:qFormat="1"/>
-    <w:lsdException w:name="Medium List 2 Accent 1" w:uiPriority="66"/>
-    <w:lsdException w:name="Medium Grid 1 Accent 1" w:uiPriority="67"/>
-    <w:lsdException w:name="Medium Grid 2 Accent 1" w:uiPriority="68"/>
-    <w:lsdException w:name="Medium Grid 3 Accent 1" w:uiPriority="69"/>
-    <w:lsdException w:name="Dark List Accent 1" w:uiPriority="70"/>
-    <w:lsdException w:name="Colorful Shading Accent 1" w:uiPriority="71"/>
-    <w:lsdException w:name="Colorful List Accent 1" w:uiPriority="72"/>
-    <w:lsdException w:name="Colorful Grid Accent 1" w:uiPriority="73"/>
-    <w:lsdException w:name="Light Shading Accent 2" w:uiPriority="60"/>
-    <w:lsdException w:name="Light List Accent 2" w:uiPriority="61"/>
-    <w:lsdException w:name="Light Grid Accent 2" w:uiPriority="62"/>
-    <w:lsdException w:name="Medium Shading 1 Accent 2" w:uiPriority="63"/>
-    <w:lsdException w:name="Medium Shading 2 Accent 2" w:uiPriority="64"/>
-    <w:lsdException w:name="Medium List 1 Accent 2" w:uiPriority="65"/>
-    <w:lsdException w:name="Medium List 2 Accent 2" w:uiPriority="66"/>
-    <w:lsdException w:name="Medium Grid 1 Accent 2" w:uiPriority="67"/>
-    <w:lsdException w:name="Medium Grid 2 Accent 2" w:uiPriority="68"/>
-    <w:lsdException w:name="Medium Grid 3 Accent 2" w:uiPriority="69"/>
-    <w:lsdException w:name="Dark List Accent 2" w:uiPriority="70"/>
-    <w:lsdException w:name="Colorful Shading Accent 2" w:uiPriority="71"/>
-    <w:lsdException w:name="Colorful List Accent 2" w:uiPriority="72"/>
-    <w:lsdException w:name="Colorful Grid Accent 2" w:uiPriority="73"/>
-    <w:lsdException w:name="Light Shading Accent 3" w:uiPriority="60"/>
-    <w:lsdException w:name="Light List Accent 3" w:uiPriority="61"/>
-    <w:lsdException w:name="Light Grid Accent 3" w:uiPriority="62"/>
-    <w:lsdException w:name="Medium Shading 1 Accent 3" w:uiPriority="63"/>
-    <w:lsdException w:name="Medium Shading 2 Accent 3" w:uiPriority="64"/>
-    <w:lsdException w:name="Medium List 1 Accent 3" w:uiPriority="65"/>
-    <w:lsdException w:name="Medium List 2 Accent 3" w:uiPriority="66"/>
-    <w:lsdException w:name="Medium Grid 1 Accent 3" w:uiPriority="67"/>
-    <w:lsdException w:name="Medium Grid 2 Accent 3" w:uiPriority="68"/>
-    <w:lsdException w:name="Medium Grid 3 Accent 3" w:uiPriority="69"/>
-    <w:lsdException w:name="Dark List Accent 3" w:uiPriority="70"/>
-    <w:lsdException w:name="Colorful Shading Accent 3" w:uiPriority="71"/>
-    <w:lsdException w:name="Colorful List Accent 3" w:uiPriority="72"/>
-    <w:lsdException w:name="Colorful Grid Accent 3" w:uiPriority="73"/>
-    <w:lsdException w:name="Light Shading Accent 4" w:uiPriority="60"/>
-    <w:lsdException w:name="Light List Accent 4" w:uiPriority="61"/>
-    <w:lsdException w:name="Light Grid Accent 4" w:uiPriority="62"/>
-    <w:lsdException w:name="Medium Shading 1 Accent 4" w:uiPriority="63"/>
-    <w:lsdException w:name="Medium Shading 2 Accent 4" w:uiPriority="64"/>
-    <w:lsdException w:name="Medium List 1 Accent 4" w:uiPriority="65"/>
-    <w:lsdException w:name="Medium List 2 Accent 4" w:uiPriority="66"/>
-    <w:lsdException w:name="Medium Grid 1 Accent 4" w:uiPriority="67"/>
-    <w:lsdException w:name="Medium Grid 2 Accent 4" w:uiPriority="68"/>
-    <w:lsdException w:name="Medium Grid 3 Accent 4" w:uiPriority="69"/>
-    <w:lsdException w:name="Dark List Accent 4" w:uiPriority="70"/>
-    <w:lsdException w:name="Colorful Shading Accent 4" w:uiPriority="71"/>
-    <w:lsdException w:name="Colorful List Accent 4" w:uiPriority="72"/>
-    <w:lsdException w:name="Colorful Grid Accent 4" w:uiPriority="73"/>
-    <w:lsdException w:name="Light Shading Accent 5" w:uiPriority="60"/>
-    <w:lsdException w:name="Light List Accent 5" w:uiPriority="61"/>
-    <w:lsdException w:name="Light Grid Accent 5" w:uiPriority="62"/>
-    <w:lsdException w:name="Medium Shading 1 Accent 5" w:uiPriority="63"/>
-    <w:lsdException w:name="Medium Shading 2 Accent 5" w:uiPriority="64"/>
-    <w:lsdException w:name="Medium List 1 Accent 5" w:uiPriority="65"/>
-    <w:lsdException w:name="Medium List 2 Accent 5" w:uiPriority="66"/>
-    <w:lsdException w:name="Medium Grid 1 Accent 5" w:uiPriority="67"/>
-    <w:lsdException w:name="Medium Grid 2 Accent 5" w:uiPriority="68"/>
-    <w:lsdException w:name="Medium Grid 3 Accent 5" w:uiPriority="69"/>
-    <w:lsdException w:name="Dark List Accent 5" w:uiPriority="70"/>
-    <w:lsdException w:name="Colorful Shading Accent 5" w:uiPriority="71"/>
-    <w:lsdException w:name="Colorful List Accent 5" w:uiPriority="72"/>
-    <w:lsdException w:name="Colorful Grid Accent 5" w:uiPriority="73"/>
-    <w:lsdException w:name="Light Shading Accent 6" w:uiPriority="60"/>
-    <w:lsdException w:name="Light List Accent 6" w:uiPriority="61"/>
-    <w:lsdException w:name="Light Grid Accent 6" w:uiPriority="62"/>
-    <w:lsdException w:name="Medium Shading 1 Accent 6" w:uiPriority="63"/>
-    <w:lsdException w:name="Medium Shading 2 Accent 6" w:uiPriority="64"/>
-    <w:lsdException w:name="Medium List 1 Accent 6" w:uiPriority="65"/>
-    <w:lsdException w:name="Medium List 2 Accent 6" w:uiPriority="66"/>
-    <w:lsdException w:name="Medium Grid 1 Accent 6" w:uiPriority="67"/>
-    <w:lsdException w:name="Medium Grid 2 Accent 6" w:uiPriority="68"/>
-    <w:lsdException w:name="Medium Grid 3 Accent 6" w:uiPriority="69"/>
-    <w:lsdException w:name="Dark List Accent 6" w:uiPriority="70"/>
-    <w:lsdException w:name="Colorful Shading Accent 6" w:uiPriority="71"/>
-    <w:lsdException w:name="Colorful List Accent 6" w:uiPriority="72"/>
-    <w:lsdException w:name="Colorful Grid Accent 6" w:uiPriority="73"/>
-    <w:lsdException w:name="Subtle Emphasis" w:uiPriority="19" w:qFormat="1"/>
-    <w:lsdException w:name="Intense Emphasis" w:uiPriority="21" w:qFormat="1"/>
-    <w:lsdException w:name="Subtle Reference" w:uiPriority="31" w:qFormat="1"/>
-    <w:lsdException w:name="Intense Reference" w:uiPriority="32" w:qFormat="1"/>
-    <w:lsdException w:name="Book Title" w:uiPriority="33" w:qFormat="1"/>
-    <w:lsdException w:name="Bibliography" w:semiHidden="1" w:uiPriority="37" w:unhideWhenUsed="1"/>
-    <w:lsdException w:name="TOC Heading" w:semiHidden="1" w:uiPriority="39" w:unhideWhenUsed="1" w:qFormat="1"/>
-    <w:lsdException w:name="Plain Table 1" w:uiPriority="41"/>
-    <w:lsdException w:name="Plain Table 2" w:uiPriority="42"/>
-    <w:lsdException w:name="Plain Table 3" w:uiPriority="43"/>
-    <w:lsdException w:name="Plain Table 4" w:uiPriority="44"/>
-    <w:lsdException w:name="Plain Table 5" w:uiPriority="45"/>
-    <w:lsdException w:name="Grid Table Light" w:uiPriority="40"/>
-    <w:lsdException w:name="Grid Table 1 Light" w:uiPriority="46"/>
-    <w:lsdException w:name="Grid Table 2" w:uiPriority="47"/>
-    <w:lsdException w:name="Grid Table 3" w:uiPriority="48"/>
-    <w:lsdException w:name="Grid Table 4" w:uiPriority="49"/>
-    <w:lsdException w:name="Grid Table 5 Dark" w:uiPriority="50"/>
-    <w:lsdException w:name="Grid Table 6 Colorful" w:uiPriority="51"/>
-    <w:lsdException w:name="Grid Table 7 Colorful" w:uiPriority="52"/>
-    <w:lsdException w:name="Grid Table 1 Light Accent 1" w:uiPriority="46"/>
-    <w:lsdException w:name="Grid Table 2 Accent 1" w:uiPriority="47"/>
-    <w:lsdException w:name="Grid Table 3 Accent 1" w:uiPriority="48"/>
-    <w:lsdException w:name="Grid Table 4 Accent 1" w:uiPriority="49"/>
-    <w:lsdException w:name="Grid Table 5 Dark Accent 1" w:uiPriority="50"/>
-    <w:lsdException w:name="Grid Table 6 Colorful Accent 1" w:uiPriority="51"/>
-    <w:lsdException w:name="Grid Table 7 Colorful Accent 1" w:uiPriority="52"/>
-    <w:lsdException w:name="Grid Table 1 Light Accent 2" w:uiPriority="46"/>
-    <w:lsdException w:name="Grid Table 2 Accent 2" w:uiPriority="47"/>
-    <w:lsdException w:name="Grid Table 3 Accent 2" w:uiPriority="48"/>
-    <w:lsdException w:name="Grid Table 4 Accent 2" w:uiPriority="49"/>
-    <w:lsdException w:name="Grid Table 5 Dark Accent 2" w:uiPriority="50"/>
-    <w:lsdException w:name="Grid Table 6 Colorful Accent 2" w:uiPriority="51"/>
-    <w:lsdException w:name="Grid Table 7 Colorful Accent 2" w:uiPriority="52"/>
-    <w:lsdException w:name="Grid Table 1 Light Accent 3" w:uiPriority="46"/>
-    <w:lsdException w:name="Grid Table 2 Accent 3" w:uiPriority="47"/>
-    <w:lsdException w:name="Grid Table 3 Accent 3" w:uiPriority="48"/>
-    <w:lsdException w:name="Grid Table 4 Accent 3" w:uiPriority="49"/>
-    <w:lsdException w:name="Grid Table 5 Dark Accent 3" w:uiPriority="50"/>
-    <w:lsdException w:name="Grid Table 6 Colorful Accent 3" w:uiPriority="51"/>
-    <w:lsdException w:name="Grid Table 7 Colorful Accent 3" w:uiPriority="52"/>
-    <w:lsdException w:name="Grid Table 1 Light Accent 4" w:uiPriority="46"/>
-    <w:lsdException w:name="Grid Table 2 Accent 4" w:uiPriority="47"/>
-    <w:lsdException w:name="Grid Table 3 Accent 4" w:uiPriority="48"/>
-    <w:lsdException w:name="Grid Table 4 Accent 4" w:uiPriority="49"/>
-    <w:lsdException w:name="Grid Table 5 Dark Accent 4" w:uiPriority="50"/>
-    <w:lsdException w:name="Grid Table 6 Colorful Accent 4" w:uiPriority="51"/>
-    <w:lsdException w:name="Grid Table 7 Colorful Accent 4" w:uiPriority="52"/>
-    <w:lsdException w:name="Grid Table 1 Light Accent 5" w:uiPriority="46"/>
-    <w:lsdException w:name="Grid Table 2 Accent 5" w:uiPriority="47"/>
-    <w:lsdException w:name="Grid Table 3 Accent 5" w:uiPriority="48"/>
-    <w:lsdException w:name="Grid Table 4 Accent 5" w:uiPriority="49"/>
-    <w:lsdException w:name="Grid Table 5 Dark Accent 5" w:uiPriority="50"/>
-    <w:lsdException w:name="Grid Table 6 Colorful Accent 5" w:uiPriority="51"/>
-    <w:lsdException w:name="Grid Table 7 Colorful Accent 5" w:uiPriority="52"/>
-    <w:lsdException w:name="Grid Table 1 Light Accent 6" w:uiPriority="46"/>
-    <w:lsdException w:name="Grid Table 2 Accent 6" w:uiPriority="47"/>
-    <w:lsdException w:name="Grid Table 3 Accent 6" w:uiPriority="48"/>
-    <w:lsdException w:name="Grid Table 4 Accent 6" w:uiPriority="49"/>
-    <w:lsdException w:name="Grid Table 5 Dark Accent 6" w:uiPriority="50"/>
-    <w:lsdException w:name="Grid Table 6 Colorful Accent 6" w:uiPriority="51"/>
-    <w:lsdException w:name="Grid Table 7 Colorful Accent 6" w:uiPriority="52"/>
-    <w:lsdException w:name="List Table 1 Light" w:uiPriority="46"/>
-    <w:lsdException w:name="List Table 2" w:uiPriority="47"/>
-    <w:lsdException w:name="List Table 3" w:uiPriority="48"/>
-    <w:lsdException w:name="List Table 4" w:uiPriority="49"/>
-    <w:lsdException w:name="List Table 5 Dark" w:uiPriority="50"/>
-    <w:lsdException w:name="List Table 6 Colorful" w:uiPriority="51"/>
-    <w:lsdException w:name="List Table 7 Colorful" w:uiPriority="52"/>
-    <w:lsdException w:name="List Table 1 Light Accent 1" w:uiPriority="46"/>
-    <w:lsdException w:name="List Table 2 Accent 1" w:uiPriority="47"/>
-    <w:lsdException w:name="List Table 3 Accent 1" w:uiPriority="48"/>
-    <w:lsdException w:name="List Table 4 Accent 1" w:uiPriority="49"/>
-    <w:lsdException w:name="List Table 5 Dark Accent 1" w:uiPriority="50"/>
-    <w:lsdException w:name="List Table 6 Colorful Accent 1" w:uiPriority="51"/>
-    <w:lsdException w:name="List Table 7 Colorful Accent 1" w:uiPriority="52"/>
-    <w:lsdException w:name="List Table 1 Light Accent 2" w:uiPriority="46"/>
-    <w:lsdException w:name="List Table 2 Accent 2" w:uiPriority="47"/>
-    <w:lsdException w:name="List Table 3 Accent 2" w:uiPriority="48"/>
-    <w:lsdException w:name="List Table 4 Accent 2" w:uiPriority="49"/>
-    <w:lsdException w:name="List Table 5 Dark Accent 2" w:uiPriority="50"/>
-    <w:lsdException w:name="List Table 6 Colorful Accent 2" w:uiPriority="51"/>
-    <w:lsdException w:name="List Table 7 Colorful Accent 2" w:uiPriority="52"/>
-    <w:lsdException w:name="List Table 1 Light Accent 3" w:uiPriority="46"/>
-    <w:lsdException w:name="List Table 2 Accent 3" w:uiPriority="47"/>
-    <w:lsdException w:name="List Table 3 Accent 3" w:uiPriority="48"/>
-    <w:lsdException w:name="List Table 4 Accent 3" w:uiPriority="49"/>
-    <w:lsdException w:name="List Table 5 Dark Accent 3" w:uiPriority="50"/>
-    <w:lsdException w:name="List Table 6 Colorful Accent 3" w:uiPriority="51"/>
-    <w:lsdException w:name="List Table 7 Colorful Accent 3" w:uiPriority="52"/>
-    <w:lsdException w:name="List Table 1 Light Accent 4" w:uiPriority="46"/>
-    <w:lsdException w:name="List Table 2 Accent 4" w:uiPriority="47"/>
-    <w:lsdException w:name="List Table 3 Accent 4" w:uiPriority="48"/>
-    <w:lsdException w:name="List Table 4 Accent 4" w:uiPriority="49"/>
-    <w:lsdException w:name="List Table 5 Dark Accent 4" w:uiPriority="50"/>
-    <w:lsdException w:name="List Table 6 Colorful Accent 4" w:uiPriority="51"/>
-    <w:lsdException w:name="List Table 7 Colorful Accent 4" w:uiPriority="52"/>
-    <w:lsdException w:name="List Table 1 Light Accent 5" w:uiPriority="46"/>
-    <w:lsdException w:name="List Table 2 Accent 5" w:uiPriority="47"/>
-    <w:lsdException w:name="List Table 3 Accent 5" w:uiPriority="48"/>
-    <w:lsdException w:name="List Table 4 Accent 5" w:uiPriority="49"/>
-    <w:lsdException w:name="List Table 5 Dark Accent 5" w:uiPriority="50"/>
-    <w:lsdException w:name="List Table 6 Colorful Accent 5" w:uiPriority="51"/>
-    <w:lsdException w:name="List Table 7 Colorful Accent 5" w:uiPriority="52"/>
-    <w:lsdException w:name="List Table 1 Light Accent 6" w:uiPriority="46"/>
-    <w:lsdException w:name="List Table 2 Accent 6" w:uiPriority="47"/>
-    <w:lsdException w:name="List Table 3 Accent 6" w:uiPriority="48"/>
-    <w:lsdException w:name="List Table 4 Accent 6" w:uiPriority="49"/>
-    <w:lsdException w:name="List Table 5 Dark Accent 6" w:uiPriority="50"/>
-    <w:lsdException w:name="List Table 6 Colorful Accent 6" w:uiPriority="51"/>
-    <w:lsdException w:name="List Table 7 Colorful Accent 6" w:uiPriority="52"/>
-    <w:lsdException w:name="Mention" w:semiHidden="1" w:unhideWhenUsed="1"/>
-    <w:lsdException w:name="Smart Hyperlink" w:semiHidden="1" w:unhideWhenUsed="1"/>
-    <w:lsdException w:name="Hashtag" w:semiHidden="1" w:unhideWhenUsed="1"/>
-    <w:lsdException w:name="Unresolved Mention" w:semiHidden="1" w:unhideWhenUsed="1"/>
-    <w:lsdException w:name="Smart Link" w:semiHidden="1" w:unhideWhenUsed="1"/>
-  </w:latentStyles>
-  <w:style w:type="paragraph" w:default="1" w:styleId="Normal">
-    <w:name w:val="Normal"/>
-    <w:qFormat/>
-  </w:style>
-  <w:style w:type="character" w:default="1" w:styleId="DefaultParagraphFont">
-    <w:name w:val="Default Paragraph Font"/>
-    <w:uiPriority w:val="1"/>
-    <w:semiHidden/>
-    <w:unhideWhenUsed/>
-  </w:style>
-  <w:style w:type="table" w:default="1" w:styleId="TableNormal">
-    <w:name w:val="Normal Table"/>
-    <w:uiPriority w:val="99"/>
-    <w:semiHidden/>
-    <w:unhideWhenUsed/>
-    <w:tblPr>
-      <w:tblInd w:w="0" w:type="dxa"/>
-      <w:tblCellMar>
-        <w:top w:w="0" w:type="dxa"/>
-        <w:left w:w="108" w:type="dxa"/>
-        <w:bottom w:w="0" w:type="dxa"/>
-        <w:right w:w="108" w:type="dxa"/>
-      </w:tblCellMar>
-    </w:tblPr>
-  </w:style>
-  <w:style w:type="numbering" w:default="1" w:styleId="NoList">
-    <w:name w:val="No List"/>
-    <w:uiPriority w:val="99"/>
-    <w:semiHidden/>
-    <w:unhideWhenUsed/>
-  </w:style>
-  <w:style w:type="character" w:styleId="PlaceholderText">
-    <w:name w:val="Placeholder Text"/>
-    <w:basedOn w:val="DefaultParagraphFont"/>
-    <w:uiPriority w:val="99"/>
-    <w:semiHidden/>
-    <w:rsid w:val="00C43B6E"/>
-    <w:rPr>
-      <w:color w:val="666666"/>
-    </w:rPr>
-  </w:style>
-</w:styles>
-</file>
-
-<file path=word/glossary/webSettings.xml><?xml version="1.0" encoding="utf-8"?>
-<w:webSettings xmlns:mc="http://schemas.openxmlformats.org/markup-compatibility/2006" xmlns:r="http://schemas.openxmlformats.org/officeDocument/2006/relationships" xmlns:w="http://schemas.openxmlformats.org/wordprocessingml/2006/main" xmlns:w14="http://schemas.microsoft.com/office/word/2010/wordml" xmlns:w15="http://schemas.microsoft.com/office/word/2012/wordml" xmlns:w16cex="http://schemas.microsoft.com/office/word/2018/wordml/cex" xmlns:w16cid="http://schemas.microsoft.com/office/word/2016/wordml/cid" xmlns:w16="http://schemas.microsoft.com/office/word/2018/wordml" xmlns:w16du="http://schemas.microsoft.com/office/word/2023/wordml/word16du" xmlns:w16sdtdh="http://schemas.microsoft.com/office/word/2020/wordml/sdtdatahash" xmlns:w16sdtfl="http://schemas.microsoft.com/office/word/2024/wordml/sdtformatlock" xmlns:w16se="http://schemas.microsoft.com/office/word/2015/wordml/symex" mc:Ignorable="w14 w15 w16se w16cid w16 w16cex w16sdtdh w16sdtfl w16du">
-  <w:optimizeForBrowser/>
-  <w:allowPNG/>
-</w:webSettings>
-</file>
-
 <file path=word/theme/theme1.xml><?xml version="1.0" encoding="utf-8"?>
 <a:theme xmlns:a="http://schemas.openxmlformats.org/drawingml/2006/main" name="Office Theme">
   <a:themeElements>
@@ -21073,7 +19716,7 @@
 
 <file path=word/webextensions/taskpanes.xml><?xml version="1.0" encoding="utf-8"?>
 <wetp:taskpanes xmlns:wetp="http://schemas.microsoft.com/office/webextensions/taskpanes/2010/11">
-  <wetp:taskpane dockstate="right" visibility="0" width="588" row="1">
+  <wetp:taskpane dockstate="right" visibility="0" width="350" row="3">
     <wetp:webextensionref xmlns:r="http://schemas.openxmlformats.org/officeDocument/2006/relationships" r:id="rId1"/>
   </wetp:taskpane>
 </wetp:taskpanes>

--- a/ProjectPhase1.docx
+++ b/ProjectPhase1.docx
@@ -1975,13 +1975,24 @@
           <w:lang w:val="en-US"/>
         </w:rPr>
       </w:pPr>
-      <w:r>
-        <w:rPr>
-          <w:rFonts w:ascii="Amasis MT Pro" w:hAnsi="Amasis MT Pro"/>
-          <w:sz w:val="26"/>
-          <w:szCs w:val="26"/>
-          <w:lang w:val="en-US"/>
-        </w:rPr>
+    </w:p>
+    <w:p>
+      <w:pPr>
+        <w:rPr>
+          <w:rFonts w:ascii="Amasis MT Pro" w:hAnsi="Amasis MT Pro"/>
+          <w:sz w:val="26"/>
+          <w:szCs w:val="26"/>
+          <w:lang w:val="en-US"/>
+        </w:rPr>
+      </w:pPr>
+      <w:r>
+        <w:rPr>
+          <w:rFonts w:ascii="Amasis MT Pro" w:hAnsi="Amasis MT Pro"/>
+          <w:sz w:val="26"/>
+          <w:szCs w:val="26"/>
+          <w:lang w:val="en-US"/>
+        </w:rPr>
+        <w:lastRenderedPageBreak/>
         <w:t xml:space="preserve">The Flight Booking System </w:t>
       </w:r>
       <w:r>
@@ -2036,7 +2047,6 @@
           <w:szCs w:val="26"/>
           <w:lang w:val="en-US"/>
         </w:rPr>
-        <w:lastRenderedPageBreak/>
         <w:t>User Roles:</w:t>
       </w:r>
     </w:p>
@@ -2971,6 +2981,7 @@
           <w:szCs w:val="26"/>
           <w:lang w:val="en-US"/>
         </w:rPr>
+        <w:lastRenderedPageBreak/>
         <w:t>View bookings</w:t>
       </w:r>
     </w:p>
@@ -3037,7 +3048,6 @@
           <w:szCs w:val="26"/>
           <w:lang w:val="en-US"/>
         </w:rPr>
-        <w:lastRenderedPageBreak/>
         <w:t>Data Storage</w:t>
       </w:r>
     </w:p>
@@ -3731,42 +3741,6 @@
         </w:rPr>
         <w:t>No encryption, hashing, or enterprise-level security</w:t>
       </w:r>
-    </w:p>
-    <w:p>
-      <w:pPr>
-        <w:rPr>
-          <w:rFonts w:ascii="Amasis MT Pro" w:hAnsi="Amasis MT Pro"/>
-          <w:b/>
-          <w:bCs/>
-          <w:sz w:val="26"/>
-          <w:szCs w:val="26"/>
-          <w:lang w:val="en-US"/>
-        </w:rPr>
-      </w:pPr>
-    </w:p>
-    <w:p>
-      <w:pPr>
-        <w:rPr>
-          <w:rFonts w:ascii="Amasis MT Pro" w:hAnsi="Amasis MT Pro"/>
-          <w:b/>
-          <w:bCs/>
-          <w:sz w:val="26"/>
-          <w:szCs w:val="26"/>
-          <w:lang w:val="en-US"/>
-        </w:rPr>
-      </w:pPr>
-    </w:p>
-    <w:p>
-      <w:pPr>
-        <w:rPr>
-          <w:rFonts w:ascii="Amasis MT Pro" w:hAnsi="Amasis MT Pro"/>
-          <w:b/>
-          <w:bCs/>
-          <w:sz w:val="26"/>
-          <w:szCs w:val="26"/>
-          <w:lang w:val="en-US"/>
-        </w:rPr>
-      </w:pPr>
     </w:p>
     <w:p>
       <w:pPr>
@@ -19031,6 +19005,7 @@
   <w:style w:type="character" w:default="1" w:styleId="DefaultParagraphFont">
     <w:name w:val="Default Paragraph Font"/>
     <w:uiPriority w:val="1"/>
+    <w:semiHidden/>
     <w:unhideWhenUsed/>
   </w:style>
   <w:style w:type="table" w:default="1" w:styleId="TableNormal">
@@ -19716,7 +19691,7 @@
 
 <file path=word/webextensions/taskpanes.xml><?xml version="1.0" encoding="utf-8"?>
 <wetp:taskpanes xmlns:wetp="http://schemas.microsoft.com/office/webextensions/taskpanes/2010/11">
-  <wetp:taskpane dockstate="right" visibility="0" width="350" row="3">
+  <wetp:taskpane dockstate="right" visibility="0" width="350" row="2">
     <wetp:webextensionref xmlns:r="http://schemas.openxmlformats.org/officeDocument/2006/relationships" r:id="rId1"/>
   </wetp:taskpane>
 </wetp:taskpanes>

--- a/ProjectPhase1.docx
+++ b/ProjectPhase1.docx
@@ -259,6 +259,30 @@
           <w:lang w:val="en-US"/>
         </w:rPr>
       </w:pPr>
+      <w:r>
+        <w:rPr>
+          <w:rFonts w:ascii="Amasis MT Pro" w:hAnsi="Amasis MT Pro"/>
+          <w:sz w:val="26"/>
+          <w:szCs w:val="26"/>
+          <w:lang w:val="en-US"/>
+        </w:rPr>
+        <w:t>Github repository :</w:t>
+      </w:r>
+      <w:r>
+        <w:t xml:space="preserve"> </w:t>
+      </w:r>
+      <w:hyperlink r:id="rId6" w:history="1">
+        <w:r>
+          <w:rPr>
+            <w:rStyle w:val="Hyperlink"/>
+            <w:rFonts w:ascii="Amasis MT Pro" w:hAnsi="Amasis MT Pro"/>
+            <w:sz w:val="26"/>
+            <w:szCs w:val="26"/>
+            <w:lang w:val="en-US"/>
+          </w:rPr>
+          <w:t>https://github.com/Ianieee36/ENSE706_Project.git</w:t>
+        </w:r>
+      </w:hyperlink>
     </w:p>
     <w:p>
       <w:pPr>
@@ -4261,29 +4285,16 @@
           <w:lang w:val="en-US"/>
         </w:rPr>
       </w:pPr>
-      <w:proofErr w:type="gramStart"/>
-      <w:r>
-        <w:rPr>
-          <w:rFonts w:ascii="Amasis MT Pro" w:hAnsi="Amasis MT Pro"/>
-          <w:b/>
-          <w:bCs/>
-          <w:sz w:val="26"/>
-          <w:szCs w:val="26"/>
-          <w:lang w:val="en-US"/>
-        </w:rPr>
-        <w:t>Environment</w:t>
-      </w:r>
-      <w:proofErr w:type="gramEnd"/>
-      <w:r>
-        <w:rPr>
-          <w:rFonts w:ascii="Amasis MT Pro" w:hAnsi="Amasis MT Pro"/>
-          <w:b/>
-          <w:bCs/>
-          <w:sz w:val="26"/>
-          <w:szCs w:val="26"/>
-          <w:lang w:val="en-US"/>
-        </w:rPr>
-        <w:t xml:space="preserve"> Assumptions</w:t>
+      <w:r>
+        <w:rPr>
+          <w:rFonts w:ascii="Amasis MT Pro" w:hAnsi="Amasis MT Pro"/>
+          <w:b/>
+          <w:bCs/>
+          <w:sz w:val="26"/>
+          <w:szCs w:val="26"/>
+          <w:lang w:val="en-US"/>
+        </w:rPr>
+        <w:t>Environment Assumptions</w:t>
       </w:r>
     </w:p>
     <w:p>
@@ -9694,7 +9705,7 @@
                     <pic:cNvPicPr/>
                   </pic:nvPicPr>
                   <pic:blipFill>
-                    <a:blip r:embed="rId6">
+                    <a:blip r:embed="rId7">
                       <a:extLst>
                         <a:ext uri="{28A0092B-C50C-407E-A947-70E740481C1C}">
                           <a14:useLocalDpi xmlns:a14="http://schemas.microsoft.com/office/drawing/2010/main" val="0"/>
@@ -14074,25 +14085,14 @@
                 <w:lang w:val="en-US"/>
               </w:rPr>
             </w:pPr>
-            <w:proofErr w:type="gramStart"/>
-            <w:r>
-              <w:rPr>
-                <w:rFonts w:ascii="Amasis MT Pro" w:hAnsi="Amasis MT Pro"/>
-                <w:sz w:val="26"/>
-                <w:szCs w:val="26"/>
-                <w:lang w:val="en-US"/>
-              </w:rPr>
-              <w:t>User</w:t>
-            </w:r>
-            <w:proofErr w:type="gramEnd"/>
-            <w:r>
-              <w:rPr>
-                <w:rFonts w:ascii="Amasis MT Pro" w:hAnsi="Amasis MT Pro"/>
-                <w:sz w:val="26"/>
-                <w:szCs w:val="26"/>
-                <w:lang w:val="en-US"/>
-              </w:rPr>
-              <w:t xml:space="preserve"> must e</w:t>
+            <w:r>
+              <w:rPr>
+                <w:rFonts w:ascii="Amasis MT Pro" w:hAnsi="Amasis MT Pro"/>
+                <w:sz w:val="26"/>
+                <w:szCs w:val="26"/>
+                <w:lang w:val="en-US"/>
+              </w:rPr>
+              <w:t>User must e</w:t>
             </w:r>
             <w:r>
               <w:rPr>
@@ -14371,25 +14371,14 @@
                 <w:lang w:val="en-US"/>
               </w:rPr>
             </w:pPr>
-            <w:proofErr w:type="gramStart"/>
-            <w:r>
-              <w:rPr>
-                <w:rFonts w:ascii="Amasis MT Pro" w:hAnsi="Amasis MT Pro"/>
-                <w:sz w:val="26"/>
-                <w:szCs w:val="26"/>
-                <w:lang w:val="en-US"/>
-              </w:rPr>
-              <w:t>Search</w:t>
-            </w:r>
-            <w:proofErr w:type="gramEnd"/>
-            <w:r>
-              <w:rPr>
-                <w:rFonts w:ascii="Amasis MT Pro" w:hAnsi="Amasis MT Pro"/>
-                <w:sz w:val="26"/>
-                <w:szCs w:val="26"/>
-                <w:lang w:val="en-US"/>
-              </w:rPr>
-              <w:t xml:space="preserve"> Flights</w:t>
+            <w:r>
+              <w:rPr>
+                <w:rFonts w:ascii="Amasis MT Pro" w:hAnsi="Amasis MT Pro"/>
+                <w:sz w:val="26"/>
+                <w:szCs w:val="26"/>
+                <w:lang w:val="en-US"/>
+              </w:rPr>
+              <w:t>Search Flights</w:t>
             </w:r>
           </w:p>
           <w:p>
@@ -15213,7 +15202,7 @@
                     <pic:cNvPicPr/>
                   </pic:nvPicPr>
                   <pic:blipFill>
-                    <a:blip r:embed="rId7">
+                    <a:blip r:embed="rId8">
                       <a:extLst>
                         <a:ext uri="{28A0092B-C50C-407E-A947-70E740481C1C}">
                           <a14:useLocalDpi xmlns:a14="http://schemas.microsoft.com/office/drawing/2010/main" val="0"/>
@@ -15300,7 +15289,7 @@
                     <pic:cNvPicPr/>
                   </pic:nvPicPr>
                   <pic:blipFill>
-                    <a:blip r:embed="rId8">
+                    <a:blip r:embed="rId9">
                       <a:extLst>
                         <a:ext uri="{28A0092B-C50C-407E-A947-70E740481C1C}">
                           <a14:useLocalDpi xmlns:a14="http://schemas.microsoft.com/office/drawing/2010/main" val="0"/>
@@ -15426,7 +15415,7 @@
                     <pic:cNvPicPr/>
                   </pic:nvPicPr>
                   <pic:blipFill>
-                    <a:blip r:embed="rId9">
+                    <a:blip r:embed="rId10">
                       <a:extLst>
                         <a:ext uri="{28A0092B-C50C-407E-A947-70E740481C1C}">
                           <a14:useLocalDpi xmlns:a14="http://schemas.microsoft.com/office/drawing/2010/main" val="0"/>
@@ -15506,7 +15495,7 @@
                     <pic:cNvPicPr/>
                   </pic:nvPicPr>
                   <pic:blipFill>
-                    <a:blip r:embed="rId10">
+                    <a:blip r:embed="rId11">
                       <a:extLst>
                         <a:ext uri="{28A0092B-C50C-407E-A947-70E740481C1C}">
                           <a14:useLocalDpi xmlns:a14="http://schemas.microsoft.com/office/drawing/2010/main" val="0"/>
@@ -15704,7 +15693,7 @@
                     <pic:cNvPicPr/>
                   </pic:nvPicPr>
                   <pic:blipFill>
-                    <a:blip r:embed="rId11">
+                    <a:blip r:embed="rId12">
                       <a:extLst>
                         <a:ext uri="{28A0092B-C50C-407E-A947-70E740481C1C}">
                           <a14:useLocalDpi xmlns:a14="http://schemas.microsoft.com/office/drawing/2010/main" val="0"/>
@@ -15769,51 +15758,15 @@
           <w:sz w:val="26"/>
           <w:szCs w:val="26"/>
         </w:rPr>
-        <w:t xml:space="preserve">The UML class diagram correspond to C# implementation through four main layers model, repository, service, and UI. In the model layer, the UML classes User, Flight, Booking, together with the enumerations Role and </w:t>
-      </w:r>
-      <w:proofErr w:type="spellStart"/>
-      <w:r>
-        <w:rPr>
-          <w:rFonts w:ascii="Amasis MT Pro" w:hAnsi="Amasis MT Pro"/>
-          <w:sz w:val="26"/>
-          <w:szCs w:val="26"/>
-        </w:rPr>
-        <w:t>BookingStatus</w:t>
-      </w:r>
-      <w:proofErr w:type="spellEnd"/>
-      <w:r>
-        <w:rPr>
-          <w:rFonts w:ascii="Amasis MT Pro" w:hAnsi="Amasis MT Pro"/>
-          <w:sz w:val="26"/>
-          <w:szCs w:val="26"/>
-        </w:rPr>
-        <w:t>,</w:t>
-      </w:r>
-      <w:r>
-        <w:rPr>
-          <w:rFonts w:ascii="Amasis MT Pro" w:hAnsi="Amasis MT Pro"/>
-          <w:sz w:val="26"/>
-          <w:szCs w:val="26"/>
-        </w:rPr>
-        <w:t xml:space="preserve"> become the C# domain classes that represents the main business entities of the flight booking system. These classes hold the system’s essential data and a few closely related </w:t>
-      </w:r>
-      <w:proofErr w:type="spellStart"/>
-      <w:r>
-        <w:rPr>
-          <w:rFonts w:ascii="Amasis MT Pro" w:hAnsi="Amasis MT Pro"/>
-          <w:sz w:val="26"/>
-          <w:szCs w:val="26"/>
-        </w:rPr>
-        <w:t>behaviors</w:t>
-      </w:r>
-      <w:proofErr w:type="spellEnd"/>
-      <w:r>
-        <w:rPr>
-          <w:rFonts w:ascii="Amasis MT Pro" w:hAnsi="Amasis MT Pro"/>
-          <w:sz w:val="26"/>
-          <w:szCs w:val="26"/>
-        </w:rPr>
-        <w:t>, such as profile updates for user, seat-related checks for Flight</w:t>
+        <w:t>The UML class diagram correspond to C# implementation through four main layers model, repository, service, and UI. In the model layer, the UML classes User, Flight, Booking, together with the enumerations Role and BookingStatus,</w:t>
+      </w:r>
+      <w:r>
+        <w:rPr>
+          <w:rFonts w:ascii="Amasis MT Pro" w:hAnsi="Amasis MT Pro"/>
+          <w:sz w:val="26"/>
+          <w:szCs w:val="26"/>
+        </w:rPr>
+        <w:t xml:space="preserve"> become the C# domain classes that represents the main business entities of the flight booking system. These classes hold the system’s essential data and a few closely related behaviors, such as profile updates for user, seat-related checks for Flight</w:t>
       </w:r>
       <w:r>
         <w:rPr>
@@ -15829,267 +15782,15 @@
           <w:sz w:val="26"/>
           <w:szCs w:val="26"/>
         </w:rPr>
-        <w:t xml:space="preserve">. In the repository layer, the UML interfaces </w:t>
-      </w:r>
-      <w:proofErr w:type="spellStart"/>
-      <w:r>
-        <w:rPr>
-          <w:rFonts w:ascii="Amasis MT Pro" w:hAnsi="Amasis MT Pro"/>
-          <w:sz w:val="26"/>
-          <w:szCs w:val="26"/>
-        </w:rPr>
-        <w:t>IUserRepository</w:t>
-      </w:r>
-      <w:proofErr w:type="spellEnd"/>
-      <w:r>
-        <w:rPr>
-          <w:rFonts w:ascii="Amasis MT Pro" w:hAnsi="Amasis MT Pro"/>
-          <w:sz w:val="26"/>
-          <w:szCs w:val="26"/>
-        </w:rPr>
-        <w:t xml:space="preserve">, </w:t>
-      </w:r>
-      <w:proofErr w:type="spellStart"/>
-      <w:r>
-        <w:rPr>
-          <w:rFonts w:ascii="Amasis MT Pro" w:hAnsi="Amasis MT Pro"/>
-          <w:sz w:val="26"/>
-          <w:szCs w:val="26"/>
-        </w:rPr>
-        <w:t>IFlightRepository</w:t>
-      </w:r>
-      <w:proofErr w:type="spellEnd"/>
-      <w:r>
-        <w:rPr>
-          <w:rFonts w:ascii="Amasis MT Pro" w:hAnsi="Amasis MT Pro"/>
-          <w:sz w:val="26"/>
-          <w:szCs w:val="26"/>
-        </w:rPr>
-        <w:t xml:space="preserve">, and </w:t>
-      </w:r>
-      <w:proofErr w:type="spellStart"/>
-      <w:r>
-        <w:rPr>
-          <w:rFonts w:ascii="Amasis MT Pro" w:hAnsi="Amasis MT Pro"/>
-          <w:sz w:val="26"/>
-          <w:szCs w:val="26"/>
-        </w:rPr>
-        <w:t>IBookingRepository</w:t>
-      </w:r>
-      <w:proofErr w:type="spellEnd"/>
-      <w:r>
-        <w:rPr>
-          <w:rFonts w:ascii="Amasis MT Pro" w:hAnsi="Amasis MT Pro"/>
-          <w:sz w:val="26"/>
-          <w:szCs w:val="26"/>
-        </w:rPr>
-        <w:t xml:space="preserve"> corresponds to C# interfaces while the </w:t>
-      </w:r>
-      <w:proofErr w:type="spellStart"/>
-      <w:r>
-        <w:rPr>
-          <w:rFonts w:ascii="Amasis MT Pro" w:hAnsi="Amasis MT Pro"/>
-          <w:sz w:val="26"/>
-          <w:szCs w:val="26"/>
-        </w:rPr>
-        <w:t>UserRepository</w:t>
-      </w:r>
-      <w:proofErr w:type="spellEnd"/>
-      <w:r>
-        <w:rPr>
-          <w:rFonts w:ascii="Amasis MT Pro" w:hAnsi="Amasis MT Pro"/>
-          <w:sz w:val="26"/>
-          <w:szCs w:val="26"/>
-        </w:rPr>
-        <w:t xml:space="preserve">, </w:t>
-      </w:r>
-      <w:proofErr w:type="spellStart"/>
-      <w:r>
-        <w:rPr>
-          <w:rFonts w:ascii="Amasis MT Pro" w:hAnsi="Amasis MT Pro"/>
-          <w:sz w:val="26"/>
-          <w:szCs w:val="26"/>
-        </w:rPr>
-        <w:t>FlightRepository</w:t>
-      </w:r>
-      <w:proofErr w:type="spellEnd"/>
-      <w:r>
-        <w:rPr>
-          <w:rFonts w:ascii="Amasis MT Pro" w:hAnsi="Amasis MT Pro"/>
-          <w:sz w:val="26"/>
-          <w:szCs w:val="26"/>
-        </w:rPr>
-        <w:t xml:space="preserve">, Booking Repository maps to their concrete classes where C# implementations sit in. These classes are responsible for data access and data persistence operations such as finding, saving, updating, loading, and deleting records from the chosen data source. The service layer this is where business logic implementation sits in. Interfaces such as </w:t>
-      </w:r>
-      <w:proofErr w:type="spellStart"/>
-      <w:r>
-        <w:rPr>
-          <w:rFonts w:ascii="Amasis MT Pro" w:hAnsi="Amasis MT Pro"/>
-          <w:sz w:val="26"/>
-          <w:szCs w:val="26"/>
-        </w:rPr>
-        <w:t>IUserService</w:t>
-      </w:r>
-      <w:proofErr w:type="spellEnd"/>
-      <w:r>
-        <w:rPr>
-          <w:rFonts w:ascii="Amasis MT Pro" w:hAnsi="Amasis MT Pro"/>
-          <w:sz w:val="26"/>
-          <w:szCs w:val="26"/>
-        </w:rPr>
-        <w:t xml:space="preserve">, </w:t>
-      </w:r>
-      <w:proofErr w:type="spellStart"/>
-      <w:r>
-        <w:rPr>
-          <w:rFonts w:ascii="Amasis MT Pro" w:hAnsi="Amasis MT Pro"/>
-          <w:sz w:val="26"/>
-          <w:szCs w:val="26"/>
-        </w:rPr>
-        <w:t>IFlightService</w:t>
-      </w:r>
-      <w:proofErr w:type="spellEnd"/>
-      <w:r>
-        <w:rPr>
-          <w:rFonts w:ascii="Amasis MT Pro" w:hAnsi="Amasis MT Pro"/>
-          <w:sz w:val="26"/>
-          <w:szCs w:val="26"/>
-        </w:rPr>
-        <w:t xml:space="preserve">, and </w:t>
-      </w:r>
-      <w:proofErr w:type="spellStart"/>
-      <w:r>
-        <w:rPr>
-          <w:rFonts w:ascii="Amasis MT Pro" w:hAnsi="Amasis MT Pro"/>
-          <w:sz w:val="26"/>
-          <w:szCs w:val="26"/>
-        </w:rPr>
-        <w:t>IBookingService</w:t>
-      </w:r>
-      <w:proofErr w:type="spellEnd"/>
-      <w:r>
-        <w:rPr>
-          <w:rFonts w:ascii="Amasis MT Pro" w:hAnsi="Amasis MT Pro"/>
-          <w:sz w:val="26"/>
-          <w:szCs w:val="26"/>
-        </w:rPr>
-        <w:t xml:space="preserve"> these classes correspond to its C# implementing classes such as </w:t>
-      </w:r>
-      <w:proofErr w:type="spellStart"/>
-      <w:r>
-        <w:rPr>
-          <w:rFonts w:ascii="Amasis MT Pro" w:hAnsi="Amasis MT Pro"/>
-          <w:sz w:val="26"/>
-          <w:szCs w:val="26"/>
-        </w:rPr>
-        <w:t>UserService</w:t>
-      </w:r>
-      <w:proofErr w:type="spellEnd"/>
-      <w:r>
-        <w:rPr>
-          <w:rFonts w:ascii="Amasis MT Pro" w:hAnsi="Amasis MT Pro"/>
-          <w:sz w:val="26"/>
-          <w:szCs w:val="26"/>
-        </w:rPr>
-        <w:t xml:space="preserve">, </w:t>
-      </w:r>
-      <w:proofErr w:type="spellStart"/>
-      <w:r>
-        <w:rPr>
-          <w:rFonts w:ascii="Amasis MT Pro" w:hAnsi="Amasis MT Pro"/>
-          <w:sz w:val="26"/>
-          <w:szCs w:val="26"/>
-        </w:rPr>
-        <w:t>FlightService</w:t>
-      </w:r>
-      <w:proofErr w:type="spellEnd"/>
-      <w:r>
-        <w:rPr>
-          <w:rFonts w:ascii="Amasis MT Pro" w:hAnsi="Amasis MT Pro"/>
-          <w:sz w:val="26"/>
-          <w:szCs w:val="26"/>
-        </w:rPr>
-        <w:t xml:space="preserve">, and </w:t>
-      </w:r>
-      <w:proofErr w:type="spellStart"/>
-      <w:r>
-        <w:rPr>
-          <w:rFonts w:ascii="Amasis MT Pro" w:hAnsi="Amasis MT Pro"/>
-          <w:sz w:val="26"/>
-          <w:szCs w:val="26"/>
-        </w:rPr>
-        <w:t>BookingService</w:t>
-      </w:r>
-      <w:proofErr w:type="spellEnd"/>
-      <w:r>
-        <w:rPr>
-          <w:rFonts w:ascii="Amasis MT Pro" w:hAnsi="Amasis MT Pro"/>
-          <w:sz w:val="26"/>
-          <w:szCs w:val="26"/>
-        </w:rPr>
-        <w:t xml:space="preserve">. </w:t>
-      </w:r>
-      <w:r>
-        <w:rPr>
-          <w:rFonts w:ascii="Amasis MT Pro" w:hAnsi="Amasis MT Pro"/>
-          <w:sz w:val="26"/>
-          <w:szCs w:val="26"/>
-        </w:rPr>
-        <w:t xml:space="preserve">These classes coordinate workflows such as user login, registration, searching and managing flights, and booking or cancelling reservations by calling appropriate repositories and applying validation and business rules. Lastly the UI layer, the UML classes </w:t>
-      </w:r>
-      <w:proofErr w:type="spellStart"/>
-      <w:r>
-        <w:rPr>
-          <w:rFonts w:ascii="Amasis MT Pro" w:hAnsi="Amasis MT Pro"/>
-          <w:sz w:val="26"/>
-          <w:szCs w:val="26"/>
-        </w:rPr>
-        <w:t>MainMenu</w:t>
-      </w:r>
-      <w:proofErr w:type="spellEnd"/>
-      <w:r>
-        <w:rPr>
-          <w:rFonts w:ascii="Amasis MT Pro" w:hAnsi="Amasis MT Pro"/>
-          <w:sz w:val="26"/>
-          <w:szCs w:val="26"/>
-        </w:rPr>
-        <w:t xml:space="preserve">, </w:t>
-      </w:r>
-      <w:proofErr w:type="spellStart"/>
-      <w:r>
-        <w:rPr>
-          <w:rFonts w:ascii="Amasis MT Pro" w:hAnsi="Amasis MT Pro"/>
-          <w:sz w:val="26"/>
-          <w:szCs w:val="26"/>
-        </w:rPr>
-        <w:t>AdminMenu</w:t>
-      </w:r>
-      <w:proofErr w:type="spellEnd"/>
-      <w:r>
-        <w:rPr>
-          <w:rFonts w:ascii="Amasis MT Pro" w:hAnsi="Amasis MT Pro"/>
-          <w:sz w:val="26"/>
-          <w:szCs w:val="26"/>
-        </w:rPr>
-        <w:t xml:space="preserve">, </w:t>
-      </w:r>
-      <w:proofErr w:type="spellStart"/>
-      <w:r>
-        <w:rPr>
-          <w:rFonts w:ascii="Amasis MT Pro" w:hAnsi="Amasis MT Pro"/>
-          <w:sz w:val="26"/>
-          <w:szCs w:val="26"/>
-        </w:rPr>
-        <w:t>CustomerMenu</w:t>
-      </w:r>
-      <w:proofErr w:type="spellEnd"/>
-      <w:r>
-        <w:rPr>
-          <w:rFonts w:ascii="Amasis MT Pro" w:hAnsi="Amasis MT Pro"/>
-          <w:sz w:val="26"/>
-          <w:szCs w:val="26"/>
-        </w:rPr>
-        <w:t xml:space="preserve"> map to C# console-based menu or presentation classes that handle user interaction, display menu options, collect input, and call the service layer. The UML to C# mapping shows a layered architecture where each UML class has a clear implementation role from model classes which represent entities, repository classes that manages data access, service classes </w:t>
+        <w:t xml:space="preserve">. In the repository layer, the UML interfaces IUserRepository, IFlightRepository, and IBookingRepository corresponds to C# interfaces while the UserRepository, FlightRepository, Booking Repository maps to their concrete classes where C# implementations sit in. These classes are responsible for data access and data persistence operations such as finding, saving, updating, loading, and deleting records from the chosen data source. The service layer this is where business logic implementation sits in. Interfaces such as IUserService, IFlightService, and IBookingService these classes correspond to its C# implementing classes such as UserService, FlightService, and BookingService. </w:t>
+      </w:r>
+      <w:r>
+        <w:rPr>
+          <w:rFonts w:ascii="Amasis MT Pro" w:hAnsi="Amasis MT Pro"/>
+          <w:sz w:val="26"/>
+          <w:szCs w:val="26"/>
+        </w:rPr>
+        <w:t xml:space="preserve">These classes coordinate workflows such as user login, registration, searching and managing flights, and booking or cancelling reservations by calling appropriate repositories and applying validation and business rules. Lastly the UI layer, the UML classes MainMenu, AdminMenu, CustomerMenu map to C# console-based menu or presentation classes that handle user interaction, display menu options, collect input, and call the service layer. The UML to C# mapping shows a layered architecture where each UML class has a clear implementation role from model classes which represent entities, repository classes that manages data access, service classes </w:t>
       </w:r>
       <w:r>
         <w:rPr>
@@ -16315,47 +16016,7 @@
           <w:szCs w:val="26"/>
           <w:lang w:val="en-US"/>
         </w:rPr>
-        <w:t xml:space="preserve">In the early form of my UML there are customer and admin classes which have an attribute of name, </w:t>
-      </w:r>
-      <w:proofErr w:type="spellStart"/>
-      <w:r>
-        <w:rPr>
-          <w:rFonts w:ascii="Amasis MT Pro" w:hAnsi="Amasis MT Pro"/>
-          <w:sz w:val="26"/>
-          <w:szCs w:val="26"/>
-          <w:lang w:val="en-US"/>
-        </w:rPr>
-        <w:t>dateOfBirth</w:t>
-      </w:r>
-      <w:proofErr w:type="spellEnd"/>
-      <w:r>
-        <w:rPr>
-          <w:rFonts w:ascii="Amasis MT Pro" w:hAnsi="Amasis MT Pro"/>
-          <w:sz w:val="26"/>
-          <w:szCs w:val="26"/>
-          <w:lang w:val="en-US"/>
-        </w:rPr>
-        <w:t xml:space="preserve">, address, </w:t>
-      </w:r>
-      <w:proofErr w:type="spellStart"/>
-      <w:r>
-        <w:rPr>
-          <w:rFonts w:ascii="Amasis MT Pro" w:hAnsi="Amasis MT Pro"/>
-          <w:sz w:val="26"/>
-          <w:szCs w:val="26"/>
-          <w:lang w:val="en-US"/>
-        </w:rPr>
-        <w:t>phoneNumber</w:t>
-      </w:r>
-      <w:proofErr w:type="spellEnd"/>
-      <w:r>
-        <w:rPr>
-          <w:rFonts w:ascii="Amasis MT Pro" w:hAnsi="Amasis MT Pro"/>
-          <w:sz w:val="26"/>
-          <w:szCs w:val="26"/>
-          <w:lang w:val="en-US"/>
-        </w:rPr>
-        <w:t xml:space="preserve">. There is a </w:t>
+        <w:t xml:space="preserve">In the early form of my UML there are customer and admin classes which have an attribute of name, dateOfBirth, address, phoneNumber. There is a </w:t>
       </w:r>
       <w:r>
         <w:rPr>
@@ -16382,27 +16043,7 @@
           <w:szCs w:val="26"/>
           <w:lang w:val="en-US"/>
         </w:rPr>
-        <w:t xml:space="preserve">the same attributes but has unique attributes </w:t>
-      </w:r>
-      <w:proofErr w:type="spellStart"/>
-      <w:r>
-        <w:rPr>
-          <w:rFonts w:ascii="Amasis MT Pro" w:hAnsi="Amasis MT Pro"/>
-          <w:sz w:val="26"/>
-          <w:szCs w:val="26"/>
-          <w:lang w:val="en-US"/>
-        </w:rPr>
-        <w:t>UserId</w:t>
-      </w:r>
-      <w:proofErr w:type="spellEnd"/>
-      <w:r>
-        <w:rPr>
-          <w:rFonts w:ascii="Amasis MT Pro" w:hAnsi="Amasis MT Pro"/>
-          <w:sz w:val="26"/>
-          <w:szCs w:val="26"/>
-          <w:lang w:val="en-US"/>
-        </w:rPr>
-        <w:t>, email, and password. I’ve noticed later that my design lack inheritance which customers and admin hold the same attributes which can result in inconsistent data and violates DRY. Inheritance is important in implementing in any system where it ensures consistency and supports reusability and scalability. If I want to create another object, I can easily inherit attributes from the base class no need to redefine anything and give the system a cleaner design.</w:t>
+        <w:t>the same attributes but has unique attributes UserId, email, and password. I’ve noticed later that my design lack inheritance which customers and admin hold the same attributes which can result in inconsistent data and violates DRY. Inheritance is important in implementing in any system where it ensures consistency and supports reusability and scalability. If I want to create another object, I can easily inherit attributes from the base class no need to redefine anything and give the system a cleaner design.</w:t>
       </w:r>
     </w:p>
     <w:p>
@@ -16571,7 +16212,7 @@
           <w:lang w:val="en-US"/>
         </w:rPr>
       </w:pPr>
-      <w:hyperlink r:id="rId12" w:history="1">
+      <w:hyperlink r:id="rId13" w:history="1">
         <w:r>
           <w:rPr>
             <w:rStyle w:val="Hyperlink"/>
@@ -16593,7 +16234,7 @@
           <w:lang w:val="en-US"/>
         </w:rPr>
       </w:pPr>
-      <w:hyperlink r:id="rId13" w:history="1">
+      <w:hyperlink r:id="rId14" w:history="1">
         <w:r>
           <w:rPr>
             <w:rStyle w:val="Hyperlink"/>
@@ -16616,7 +16257,7 @@
           <w:lang w:val="en-US"/>
         </w:rPr>
       </w:pPr>
-      <w:hyperlink r:id="rId14" w:history="1">
+      <w:hyperlink r:id="rId15" w:history="1">
         <w:r>
           <w:rPr>
             <w:rStyle w:val="Hyperlink"/>

--- a/ProjectPhase1.docx
+++ b/ProjectPhase1.docx
@@ -259,15 +259,37 @@
           <w:lang w:val="en-US"/>
         </w:rPr>
       </w:pPr>
-      <w:r>
-        <w:rPr>
-          <w:rFonts w:ascii="Amasis MT Pro" w:hAnsi="Amasis MT Pro"/>
-          <w:sz w:val="26"/>
-          <w:szCs w:val="26"/>
-          <w:lang w:val="en-US"/>
-        </w:rPr>
-        <w:t>Github repository :</w:t>
-      </w:r>
+      <w:proofErr w:type="spellStart"/>
+      <w:r>
+        <w:rPr>
+          <w:rFonts w:ascii="Amasis MT Pro" w:hAnsi="Amasis MT Pro"/>
+          <w:sz w:val="26"/>
+          <w:szCs w:val="26"/>
+          <w:lang w:val="en-US"/>
+        </w:rPr>
+        <w:t>Github</w:t>
+      </w:r>
+      <w:proofErr w:type="spellEnd"/>
+      <w:r>
+        <w:rPr>
+          <w:rFonts w:ascii="Amasis MT Pro" w:hAnsi="Amasis MT Pro"/>
+          <w:sz w:val="26"/>
+          <w:szCs w:val="26"/>
+          <w:lang w:val="en-US"/>
+        </w:rPr>
+        <w:t xml:space="preserve"> </w:t>
+      </w:r>
+      <w:proofErr w:type="gramStart"/>
+      <w:r>
+        <w:rPr>
+          <w:rFonts w:ascii="Amasis MT Pro" w:hAnsi="Amasis MT Pro"/>
+          <w:sz w:val="26"/>
+          <w:szCs w:val="26"/>
+          <w:lang w:val="en-US"/>
+        </w:rPr>
+        <w:t>repository :</w:t>
+      </w:r>
+      <w:proofErr w:type="gramEnd"/>
       <w:r>
         <w:t xml:space="preserve"> </w:t>
       </w:r>
@@ -15187,10 +15209,10 @@
           <w:lang w:val="en-US"/>
         </w:rPr>
         <w:drawing>
-          <wp:inline distT="0" distB="0" distL="0" distR="0" wp14:anchorId="04F473A4" wp14:editId="06A0D49A">
+          <wp:inline distT="0" distB="0" distL="0" distR="0" wp14:anchorId="7641C55A" wp14:editId="1E8FCC94">
             <wp:extent cx="5731510" cy="3862070"/>
-            <wp:effectExtent l="0" t="0" r="2540" b="5080"/>
-            <wp:docPr id="55241824" name="Picture 14"/>
+            <wp:effectExtent l="0" t="0" r="0" b="0"/>
+            <wp:docPr id="90374736" name="Picture 1"/>
             <wp:cNvGraphicFramePr>
               <a:graphicFrameLocks xmlns:a="http://schemas.openxmlformats.org/drawingml/2006/main" noChangeAspect="1"/>
             </wp:cNvGraphicFramePr>
@@ -15198,7 +15220,7 @@
               <a:graphicData uri="http://schemas.openxmlformats.org/drawingml/2006/picture">
                 <pic:pic xmlns:pic="http://schemas.openxmlformats.org/drawingml/2006/picture">
                   <pic:nvPicPr>
-                    <pic:cNvPr id="55241824" name="Picture 55241824"/>
+                    <pic:cNvPr id="90374736" name="Picture 90374736"/>
                     <pic:cNvPicPr/>
                   </pic:nvPicPr>
                   <pic:blipFill>
@@ -15245,39 +15267,24 @@
           <w:rFonts w:ascii="Amasis MT Pro" w:hAnsi="Amasis MT Pro"/>
           <w:b/>
           <w:bCs/>
-          <w:sz w:val="26"/>
-          <w:szCs w:val="26"/>
-          <w:lang w:val="en-US"/>
-        </w:rPr>
-        <w:t>Model Package</w:t>
-      </w:r>
-    </w:p>
-    <w:p>
-      <w:pPr>
-        <w:rPr>
-          <w:rFonts w:ascii="Amasis MT Pro" w:hAnsi="Amasis MT Pro"/>
-          <w:b/>
-          <w:bCs/>
-          <w:sz w:val="26"/>
-          <w:szCs w:val="26"/>
-          <w:lang w:val="en-US"/>
-        </w:rPr>
-      </w:pPr>
-      <w:r>
-        <w:rPr>
-          <w:rFonts w:ascii="Amasis MT Pro" w:hAnsi="Amasis MT Pro"/>
-          <w:b/>
-          <w:bCs/>
           <w:noProof/>
           <w:sz w:val="26"/>
           <w:szCs w:val="26"/>
           <w:lang w:val="en-US"/>
         </w:rPr>
         <w:drawing>
-          <wp:inline distT="0" distB="0" distL="0" distR="0" wp14:anchorId="05EC4DB6" wp14:editId="27CCEBC3">
-            <wp:extent cx="5731510" cy="3259455"/>
-            <wp:effectExtent l="0" t="0" r="2540" b="0"/>
-            <wp:docPr id="724258293" name="Picture 13"/>
+          <wp:anchor distT="0" distB="0" distL="114300" distR="114300" simplePos="0" relativeHeight="251675648" behindDoc="0" locked="0" layoutInCell="1" allowOverlap="1" wp14:anchorId="06E46ADA" wp14:editId="54973B59">
+            <wp:simplePos x="0" y="0"/>
+            <wp:positionH relativeFrom="column">
+              <wp:posOffset>0</wp:posOffset>
+            </wp:positionH>
+            <wp:positionV relativeFrom="paragraph">
+              <wp:posOffset>278457</wp:posOffset>
+            </wp:positionV>
+            <wp:extent cx="5731510" cy="3401060"/>
+            <wp:effectExtent l="0" t="0" r="0" b="2540"/>
+            <wp:wrapSquare wrapText="bothSides"/>
+            <wp:docPr id="2014661959" name="Picture 2"/>
             <wp:cNvGraphicFramePr>
               <a:graphicFrameLocks xmlns:a="http://schemas.openxmlformats.org/drawingml/2006/main" noChangeAspect="1"/>
             </wp:cNvGraphicFramePr>
@@ -15285,11 +15292,11 @@
               <a:graphicData uri="http://schemas.openxmlformats.org/drawingml/2006/picture">
                 <pic:pic xmlns:pic="http://schemas.openxmlformats.org/drawingml/2006/picture">
                   <pic:nvPicPr>
-                    <pic:cNvPr id="724258293" name="Picture 724258293"/>
+                    <pic:cNvPr id="2014661959" name="Picture 2014661959"/>
                     <pic:cNvPicPr/>
                   </pic:nvPicPr>
                   <pic:blipFill>
-                    <a:blip r:embed="rId9">
+                    <a:blip r:embed="rId9" cstate="print">
                       <a:extLst>
                         <a:ext uri="{28A0092B-C50C-407E-A947-70E740481C1C}">
                           <a14:useLocalDpi xmlns:a14="http://schemas.microsoft.com/office/drawing/2010/main" val="0"/>
@@ -15303,7 +15310,7 @@
                   <pic:spPr>
                     <a:xfrm>
                       <a:off x="0" y="0"/>
-                      <a:ext cx="5731510" cy="3259455"/>
+                      <a:ext cx="5731510" cy="3401060"/>
                     </a:xfrm>
                     <a:prstGeom prst="rect">
                       <a:avLst/>
@@ -15312,31 +15319,59 @@
                 </pic:pic>
               </a:graphicData>
             </a:graphic>
-          </wp:inline>
+            <wp14:sizeRelH relativeFrom="page">
+              <wp14:pctWidth>0</wp14:pctWidth>
+            </wp14:sizeRelH>
+            <wp14:sizeRelV relativeFrom="page">
+              <wp14:pctHeight>0</wp14:pctHeight>
+            </wp14:sizeRelV>
+          </wp:anchor>
         </w:drawing>
       </w:r>
-    </w:p>
-    <w:p>
-      <w:pPr>
-        <w:rPr>
-          <w:rFonts w:ascii="Amasis MT Pro" w:hAnsi="Amasis MT Pro"/>
-          <w:b/>
-          <w:bCs/>
-          <w:sz w:val="26"/>
-          <w:szCs w:val="26"/>
-          <w:lang w:val="en-US"/>
-        </w:rPr>
-      </w:pPr>
-      <w:r>
-        <w:rPr>
-          <w:rFonts w:ascii="Amasis MT Pro" w:hAnsi="Amasis MT Pro"/>
-          <w:b/>
-          <w:bCs/>
-          <w:sz w:val="26"/>
-          <w:szCs w:val="26"/>
-          <w:lang w:val="en-US"/>
-        </w:rPr>
-        <w:lastRenderedPageBreak/>
+      <w:r>
+        <w:rPr>
+          <w:rFonts w:ascii="Amasis MT Pro" w:hAnsi="Amasis MT Pro"/>
+          <w:b/>
+          <w:bCs/>
+          <w:sz w:val="26"/>
+          <w:szCs w:val="26"/>
+          <w:lang w:val="en-US"/>
+        </w:rPr>
+        <w:t>Model Package</w:t>
+      </w:r>
+    </w:p>
+    <w:p>
+      <w:pPr>
+        <w:rPr>
+          <w:rFonts w:ascii="Amasis MT Pro" w:hAnsi="Amasis MT Pro"/>
+          <w:b/>
+          <w:bCs/>
+          <w:sz w:val="26"/>
+          <w:szCs w:val="26"/>
+          <w:lang w:val="en-US"/>
+        </w:rPr>
+      </w:pPr>
+    </w:p>
+    <w:p>
+      <w:pPr>
+        <w:rPr>
+          <w:rFonts w:ascii="Amasis MT Pro" w:hAnsi="Amasis MT Pro"/>
+          <w:b/>
+          <w:bCs/>
+          <w:sz w:val="26"/>
+          <w:szCs w:val="26"/>
+          <w:lang w:val="en-US"/>
+        </w:rPr>
+      </w:pPr>
+      <w:r>
+        <w:rPr>
+          <w:rFonts w:ascii="Amasis MT Pro" w:hAnsi="Amasis MT Pro"/>
+          <w:b/>
+          <w:bCs/>
+          <w:sz w:val="26"/>
+          <w:szCs w:val="26"/>
+          <w:lang w:val="en-US"/>
+        </w:rPr>
         <w:t>R</w:t>
       </w:r>
       <w:r>
@@ -15636,7 +15671,6 @@
           <w:szCs w:val="26"/>
           <w:lang w:val="en-US"/>
         </w:rPr>
-        <w:lastRenderedPageBreak/>
         <w:t>UI Package</w:t>
       </w:r>
     </w:p>
@@ -15758,15 +15792,51 @@
           <w:sz w:val="26"/>
           <w:szCs w:val="26"/>
         </w:rPr>
-        <w:t>The UML class diagram correspond to C# implementation through four main layers model, repository, service, and UI. In the model layer, the UML classes User, Flight, Booking, together with the enumerations Role and BookingStatus,</w:t>
-      </w:r>
-      <w:r>
-        <w:rPr>
-          <w:rFonts w:ascii="Amasis MT Pro" w:hAnsi="Amasis MT Pro"/>
-          <w:sz w:val="26"/>
-          <w:szCs w:val="26"/>
-        </w:rPr>
-        <w:t xml:space="preserve"> become the C# domain classes that represents the main business entities of the flight booking system. These classes hold the system’s essential data and a few closely related behaviors, such as profile updates for user, seat-related checks for Flight</w:t>
+        <w:t xml:space="preserve">The UML class diagram correspond to C# implementation through four main layers model, repository, service, and UI. In the model layer, the UML classes User, Flight, Booking, together with the enumerations Role and </w:t>
+      </w:r>
+      <w:proofErr w:type="spellStart"/>
+      <w:r>
+        <w:rPr>
+          <w:rFonts w:ascii="Amasis MT Pro" w:hAnsi="Amasis MT Pro"/>
+          <w:sz w:val="26"/>
+          <w:szCs w:val="26"/>
+        </w:rPr>
+        <w:t>BookingStatus</w:t>
+      </w:r>
+      <w:proofErr w:type="spellEnd"/>
+      <w:r>
+        <w:rPr>
+          <w:rFonts w:ascii="Amasis MT Pro" w:hAnsi="Amasis MT Pro"/>
+          <w:sz w:val="26"/>
+          <w:szCs w:val="26"/>
+        </w:rPr>
+        <w:t>,</w:t>
+      </w:r>
+      <w:r>
+        <w:rPr>
+          <w:rFonts w:ascii="Amasis MT Pro" w:hAnsi="Amasis MT Pro"/>
+          <w:sz w:val="26"/>
+          <w:szCs w:val="26"/>
+        </w:rPr>
+        <w:t xml:space="preserve"> become the C# domain classes that represents the main business entities of the flight booking system. These classes hold the system’s essential data and a few closely related </w:t>
+      </w:r>
+      <w:proofErr w:type="spellStart"/>
+      <w:r>
+        <w:rPr>
+          <w:rFonts w:ascii="Amasis MT Pro" w:hAnsi="Amasis MT Pro"/>
+          <w:sz w:val="26"/>
+          <w:szCs w:val="26"/>
+        </w:rPr>
+        <w:t>behaviors</w:t>
+      </w:r>
+      <w:proofErr w:type="spellEnd"/>
+      <w:r>
+        <w:rPr>
+          <w:rFonts w:ascii="Amasis MT Pro" w:hAnsi="Amasis MT Pro"/>
+          <w:sz w:val="26"/>
+          <w:szCs w:val="26"/>
+        </w:rPr>
+        <w:t>, such as profile updates for user, seat-related checks for Flight</w:t>
       </w:r>
       <w:r>
         <w:rPr>
@@ -15782,15 +15852,276 @@
           <w:sz w:val="26"/>
           <w:szCs w:val="26"/>
         </w:rPr>
-        <w:t xml:space="preserve">. In the repository layer, the UML interfaces IUserRepository, IFlightRepository, and IBookingRepository corresponds to C# interfaces while the UserRepository, FlightRepository, Booking Repository maps to their concrete classes where C# implementations sit in. These classes are responsible for data access and data persistence operations such as finding, saving, updating, loading, and deleting records from the chosen data source. The service layer this is where business logic implementation sits in. Interfaces such as IUserService, IFlightService, and IBookingService these classes correspond to its C# implementing classes such as UserService, FlightService, and BookingService. </w:t>
-      </w:r>
-      <w:r>
-        <w:rPr>
-          <w:rFonts w:ascii="Amasis MT Pro" w:hAnsi="Amasis MT Pro"/>
-          <w:sz w:val="26"/>
-          <w:szCs w:val="26"/>
-        </w:rPr>
-        <w:t xml:space="preserve">These classes coordinate workflows such as user login, registration, searching and managing flights, and booking or cancelling reservations by calling appropriate repositories and applying validation and business rules. Lastly the UI layer, the UML classes MainMenu, AdminMenu, CustomerMenu map to C# console-based menu or presentation classes that handle user interaction, display menu options, collect input, and call the service layer. The UML to C# mapping shows a layered architecture where each UML class has a clear implementation role from model classes which represent entities, repository classes that manages data access, service classes </w:t>
+        <w:t xml:space="preserve">. In the repository layer, the UML interfaces </w:t>
+      </w:r>
+      <w:proofErr w:type="spellStart"/>
+      <w:r>
+        <w:rPr>
+          <w:rFonts w:ascii="Amasis MT Pro" w:hAnsi="Amasis MT Pro"/>
+          <w:sz w:val="26"/>
+          <w:szCs w:val="26"/>
+        </w:rPr>
+        <w:t>IUserRepository</w:t>
+      </w:r>
+      <w:proofErr w:type="spellEnd"/>
+      <w:r>
+        <w:rPr>
+          <w:rFonts w:ascii="Amasis MT Pro" w:hAnsi="Amasis MT Pro"/>
+          <w:sz w:val="26"/>
+          <w:szCs w:val="26"/>
+        </w:rPr>
+        <w:t xml:space="preserve">, </w:t>
+      </w:r>
+      <w:proofErr w:type="spellStart"/>
+      <w:r>
+        <w:rPr>
+          <w:rFonts w:ascii="Amasis MT Pro" w:hAnsi="Amasis MT Pro"/>
+          <w:sz w:val="26"/>
+          <w:szCs w:val="26"/>
+        </w:rPr>
+        <w:t>IFlightRepository</w:t>
+      </w:r>
+      <w:proofErr w:type="spellEnd"/>
+      <w:r>
+        <w:rPr>
+          <w:rFonts w:ascii="Amasis MT Pro" w:hAnsi="Amasis MT Pro"/>
+          <w:sz w:val="26"/>
+          <w:szCs w:val="26"/>
+        </w:rPr>
+        <w:t xml:space="preserve">, and </w:t>
+      </w:r>
+      <w:proofErr w:type="spellStart"/>
+      <w:r>
+        <w:rPr>
+          <w:rFonts w:ascii="Amasis MT Pro" w:hAnsi="Amasis MT Pro"/>
+          <w:sz w:val="26"/>
+          <w:szCs w:val="26"/>
+        </w:rPr>
+        <w:t>IBookingRepository</w:t>
+      </w:r>
+      <w:proofErr w:type="spellEnd"/>
+      <w:r>
+        <w:rPr>
+          <w:rFonts w:ascii="Amasis MT Pro" w:hAnsi="Amasis MT Pro"/>
+          <w:sz w:val="26"/>
+          <w:szCs w:val="26"/>
+        </w:rPr>
+        <w:t xml:space="preserve"> corresponds to C# interfaces while the </w:t>
+      </w:r>
+      <w:proofErr w:type="spellStart"/>
+      <w:r>
+        <w:rPr>
+          <w:rFonts w:ascii="Amasis MT Pro" w:hAnsi="Amasis MT Pro"/>
+          <w:sz w:val="26"/>
+          <w:szCs w:val="26"/>
+        </w:rPr>
+        <w:t>UserRepository</w:t>
+      </w:r>
+      <w:proofErr w:type="spellEnd"/>
+      <w:r>
+        <w:rPr>
+          <w:rFonts w:ascii="Amasis MT Pro" w:hAnsi="Amasis MT Pro"/>
+          <w:sz w:val="26"/>
+          <w:szCs w:val="26"/>
+        </w:rPr>
+        <w:t xml:space="preserve">, </w:t>
+      </w:r>
+      <w:proofErr w:type="spellStart"/>
+      <w:r>
+        <w:rPr>
+          <w:rFonts w:ascii="Amasis MT Pro" w:hAnsi="Amasis MT Pro"/>
+          <w:sz w:val="26"/>
+          <w:szCs w:val="26"/>
+        </w:rPr>
+        <w:t>FlightRepository</w:t>
+      </w:r>
+      <w:proofErr w:type="spellEnd"/>
+      <w:r>
+        <w:rPr>
+          <w:rFonts w:ascii="Amasis MT Pro" w:hAnsi="Amasis MT Pro"/>
+          <w:sz w:val="26"/>
+          <w:szCs w:val="26"/>
+        </w:rPr>
+        <w:t xml:space="preserve">, Booking Repository maps to their concrete classes where C# implementations sit in. These classes are responsible for data access and data persistence operations such as finding, saving, updating, loading, and deleting records from the chosen data source. The service layer this is where business logic implementation sits in. Interfaces such as </w:t>
+      </w:r>
+      <w:proofErr w:type="spellStart"/>
+      <w:r>
+        <w:rPr>
+          <w:rFonts w:ascii="Amasis MT Pro" w:hAnsi="Amasis MT Pro"/>
+          <w:sz w:val="26"/>
+          <w:szCs w:val="26"/>
+        </w:rPr>
+        <w:t>IUserService</w:t>
+      </w:r>
+      <w:proofErr w:type="spellEnd"/>
+      <w:r>
+        <w:rPr>
+          <w:rFonts w:ascii="Amasis MT Pro" w:hAnsi="Amasis MT Pro"/>
+          <w:sz w:val="26"/>
+          <w:szCs w:val="26"/>
+        </w:rPr>
+        <w:t xml:space="preserve">, </w:t>
+      </w:r>
+      <w:proofErr w:type="spellStart"/>
+      <w:r>
+        <w:rPr>
+          <w:rFonts w:ascii="Amasis MT Pro" w:hAnsi="Amasis MT Pro"/>
+          <w:sz w:val="26"/>
+          <w:szCs w:val="26"/>
+        </w:rPr>
+        <w:t>IFlightService</w:t>
+      </w:r>
+      <w:proofErr w:type="spellEnd"/>
+      <w:r>
+        <w:rPr>
+          <w:rFonts w:ascii="Amasis MT Pro" w:hAnsi="Amasis MT Pro"/>
+          <w:sz w:val="26"/>
+          <w:szCs w:val="26"/>
+        </w:rPr>
+        <w:t xml:space="preserve">, and </w:t>
+      </w:r>
+      <w:proofErr w:type="spellStart"/>
+      <w:r>
+        <w:rPr>
+          <w:rFonts w:ascii="Amasis MT Pro" w:hAnsi="Amasis MT Pro"/>
+          <w:sz w:val="26"/>
+          <w:szCs w:val="26"/>
+        </w:rPr>
+        <w:t>IBookingService</w:t>
+      </w:r>
+      <w:proofErr w:type="spellEnd"/>
+      <w:r>
+        <w:rPr>
+          <w:rFonts w:ascii="Amasis MT Pro" w:hAnsi="Amasis MT Pro"/>
+          <w:sz w:val="26"/>
+          <w:szCs w:val="26"/>
+        </w:rPr>
+        <w:t xml:space="preserve"> these classes correspond to its C# implementing classes such as </w:t>
+      </w:r>
+      <w:proofErr w:type="spellStart"/>
+      <w:r>
+        <w:rPr>
+          <w:rFonts w:ascii="Amasis MT Pro" w:hAnsi="Amasis MT Pro"/>
+          <w:sz w:val="26"/>
+          <w:szCs w:val="26"/>
+        </w:rPr>
+        <w:t>UserService</w:t>
+      </w:r>
+      <w:proofErr w:type="spellEnd"/>
+      <w:r>
+        <w:rPr>
+          <w:rFonts w:ascii="Amasis MT Pro" w:hAnsi="Amasis MT Pro"/>
+          <w:sz w:val="26"/>
+          <w:szCs w:val="26"/>
+        </w:rPr>
+        <w:t xml:space="preserve">, </w:t>
+      </w:r>
+      <w:proofErr w:type="spellStart"/>
+      <w:r>
+        <w:rPr>
+          <w:rFonts w:ascii="Amasis MT Pro" w:hAnsi="Amasis MT Pro"/>
+          <w:sz w:val="26"/>
+          <w:szCs w:val="26"/>
+        </w:rPr>
+        <w:t>FlightService</w:t>
+      </w:r>
+      <w:proofErr w:type="spellEnd"/>
+      <w:r>
+        <w:rPr>
+          <w:rFonts w:ascii="Amasis MT Pro" w:hAnsi="Amasis MT Pro"/>
+          <w:sz w:val="26"/>
+          <w:szCs w:val="26"/>
+        </w:rPr>
+        <w:t xml:space="preserve">, and </w:t>
+      </w:r>
+      <w:proofErr w:type="spellStart"/>
+      <w:r>
+        <w:rPr>
+          <w:rFonts w:ascii="Amasis MT Pro" w:hAnsi="Amasis MT Pro"/>
+          <w:sz w:val="26"/>
+          <w:szCs w:val="26"/>
+        </w:rPr>
+        <w:t>BookingService</w:t>
+      </w:r>
+      <w:proofErr w:type="spellEnd"/>
+      <w:r>
+        <w:rPr>
+          <w:rFonts w:ascii="Amasis MT Pro" w:hAnsi="Amasis MT Pro"/>
+          <w:sz w:val="26"/>
+          <w:szCs w:val="26"/>
+        </w:rPr>
+        <w:t xml:space="preserve">. </w:t>
+      </w:r>
+      <w:r>
+        <w:rPr>
+          <w:rFonts w:ascii="Amasis MT Pro" w:hAnsi="Amasis MT Pro"/>
+          <w:sz w:val="26"/>
+          <w:szCs w:val="26"/>
+        </w:rPr>
+        <w:t xml:space="preserve">These classes coordinate workflows such as user login, registration, searching and managing flights, and booking or cancelling reservations by calling appropriate repositories and applying validation and business rules. Lastly the UI layer, the UML classes </w:t>
+      </w:r>
+      <w:proofErr w:type="spellStart"/>
+      <w:r>
+        <w:rPr>
+          <w:rFonts w:ascii="Amasis MT Pro" w:hAnsi="Amasis MT Pro"/>
+          <w:sz w:val="26"/>
+          <w:szCs w:val="26"/>
+        </w:rPr>
+        <w:t>MainMenu</w:t>
+      </w:r>
+      <w:proofErr w:type="spellEnd"/>
+      <w:r>
+        <w:rPr>
+          <w:rFonts w:ascii="Amasis MT Pro" w:hAnsi="Amasis MT Pro"/>
+          <w:sz w:val="26"/>
+          <w:szCs w:val="26"/>
+        </w:rPr>
+        <w:t xml:space="preserve">, </w:t>
+      </w:r>
+      <w:proofErr w:type="spellStart"/>
+      <w:r>
+        <w:rPr>
+          <w:rFonts w:ascii="Amasis MT Pro" w:hAnsi="Amasis MT Pro"/>
+          <w:sz w:val="26"/>
+          <w:szCs w:val="26"/>
+        </w:rPr>
+        <w:t>AdminMenu</w:t>
+      </w:r>
+      <w:proofErr w:type="spellEnd"/>
+      <w:r>
+        <w:rPr>
+          <w:rFonts w:ascii="Amasis MT Pro" w:hAnsi="Amasis MT Pro"/>
+          <w:sz w:val="26"/>
+          <w:szCs w:val="26"/>
+        </w:rPr>
+        <w:t xml:space="preserve">, </w:t>
+      </w:r>
+      <w:proofErr w:type="spellStart"/>
+      <w:r>
+        <w:rPr>
+          <w:rFonts w:ascii="Amasis MT Pro" w:hAnsi="Amasis MT Pro"/>
+          <w:sz w:val="26"/>
+          <w:szCs w:val="26"/>
+        </w:rPr>
+        <w:t>CustomerMenu</w:t>
+      </w:r>
+      <w:proofErr w:type="spellEnd"/>
+      <w:r>
+        <w:rPr>
+          <w:rFonts w:ascii="Amasis MT Pro" w:hAnsi="Amasis MT Pro"/>
+          <w:sz w:val="26"/>
+          <w:szCs w:val="26"/>
+        </w:rPr>
+        <w:t xml:space="preserve"> map to C# console-based menu or presentation classes that handle user interaction, display menu options, collect input, and call the service layer. The UML to C# mapping shows a layered architecture where each UML class has a clear implementation role from model classes which represent </w:t>
+      </w:r>
+      <w:r>
+        <w:rPr>
+          <w:rFonts w:ascii="Amasis MT Pro" w:hAnsi="Amasis MT Pro"/>
+          <w:sz w:val="26"/>
+          <w:szCs w:val="26"/>
+        </w:rPr>
+        <w:lastRenderedPageBreak/>
+        <w:t xml:space="preserve">entities, repository classes that manages data access, service classes </w:t>
       </w:r>
       <w:r>
         <w:rPr>
@@ -15829,7 +16160,6 @@
           <w:szCs w:val="26"/>
           <w:lang w:val="en-US"/>
         </w:rPr>
-        <w:lastRenderedPageBreak/>
         <w:t>Identification of anticipated design weaknesses prior to OOP application</w:t>
       </w:r>
     </w:p>
@@ -16016,7 +16346,47 @@
           <w:szCs w:val="26"/>
           <w:lang w:val="en-US"/>
         </w:rPr>
-        <w:t xml:space="preserve">In the early form of my UML there are customer and admin classes which have an attribute of name, dateOfBirth, address, phoneNumber. There is a </w:t>
+        <w:t xml:space="preserve">In the early form of my UML there are customer and admin classes which have an attribute of name, </w:t>
+      </w:r>
+      <w:proofErr w:type="spellStart"/>
+      <w:r>
+        <w:rPr>
+          <w:rFonts w:ascii="Amasis MT Pro" w:hAnsi="Amasis MT Pro"/>
+          <w:sz w:val="26"/>
+          <w:szCs w:val="26"/>
+          <w:lang w:val="en-US"/>
+        </w:rPr>
+        <w:t>dateOfBirth</w:t>
+      </w:r>
+      <w:proofErr w:type="spellEnd"/>
+      <w:r>
+        <w:rPr>
+          <w:rFonts w:ascii="Amasis MT Pro" w:hAnsi="Amasis MT Pro"/>
+          <w:sz w:val="26"/>
+          <w:szCs w:val="26"/>
+          <w:lang w:val="en-US"/>
+        </w:rPr>
+        <w:t xml:space="preserve">, address, </w:t>
+      </w:r>
+      <w:proofErr w:type="spellStart"/>
+      <w:r>
+        <w:rPr>
+          <w:rFonts w:ascii="Amasis MT Pro" w:hAnsi="Amasis MT Pro"/>
+          <w:sz w:val="26"/>
+          <w:szCs w:val="26"/>
+          <w:lang w:val="en-US"/>
+        </w:rPr>
+        <w:t>phoneNumber</w:t>
+      </w:r>
+      <w:proofErr w:type="spellEnd"/>
+      <w:r>
+        <w:rPr>
+          <w:rFonts w:ascii="Amasis MT Pro" w:hAnsi="Amasis MT Pro"/>
+          <w:sz w:val="26"/>
+          <w:szCs w:val="26"/>
+          <w:lang w:val="en-US"/>
+        </w:rPr>
+        <w:t xml:space="preserve">. There is a </w:t>
       </w:r>
       <w:r>
         <w:rPr>
@@ -16043,11 +16413,158 @@
           <w:szCs w:val="26"/>
           <w:lang w:val="en-US"/>
         </w:rPr>
-        <w:t>the same attributes but has unique attributes UserId, email, and password. I’ve noticed later that my design lack inheritance which customers and admin hold the same attributes which can result in inconsistent data and violates DRY. Inheritance is important in implementing in any system where it ensures consistency and supports reusability and scalability. If I want to create another object, I can easily inherit attributes from the base class no need to redefine anything and give the system a cleaner design.</w:t>
-      </w:r>
-    </w:p>
-    <w:p>
-      <w:pPr>
+        <w:t xml:space="preserve">the same attributes but has unique attributes </w:t>
+      </w:r>
+      <w:proofErr w:type="spellStart"/>
+      <w:r>
+        <w:rPr>
+          <w:rFonts w:ascii="Amasis MT Pro" w:hAnsi="Amasis MT Pro"/>
+          <w:sz w:val="26"/>
+          <w:szCs w:val="26"/>
+          <w:lang w:val="en-US"/>
+        </w:rPr>
+        <w:t>UserId</w:t>
+      </w:r>
+      <w:proofErr w:type="spellEnd"/>
+      <w:r>
+        <w:rPr>
+          <w:rFonts w:ascii="Amasis MT Pro" w:hAnsi="Amasis MT Pro"/>
+          <w:sz w:val="26"/>
+          <w:szCs w:val="26"/>
+          <w:lang w:val="en-US"/>
+        </w:rPr>
+        <w:t xml:space="preserve">, email, and password. I’ve noticed </w:t>
+      </w:r>
+      <w:r>
+        <w:rPr>
+          <w:rFonts w:ascii="Amasis MT Pro" w:hAnsi="Amasis MT Pro"/>
+          <w:sz w:val="26"/>
+          <w:szCs w:val="26"/>
+          <w:lang w:val="en-US"/>
+        </w:rPr>
+        <w:t>that I’m doing inheritance which I should not if each class contains the same attributes that can</w:t>
+      </w:r>
+      <w:r>
+        <w:rPr>
+          <w:rFonts w:ascii="Amasis MT Pro" w:hAnsi="Amasis MT Pro"/>
+          <w:sz w:val="26"/>
+          <w:szCs w:val="26"/>
+          <w:lang w:val="en-US"/>
+        </w:rPr>
+        <w:t xml:space="preserve"> result in </w:t>
+      </w:r>
+      <w:r>
+        <w:rPr>
+          <w:rFonts w:ascii="Amasis MT Pro" w:hAnsi="Amasis MT Pro"/>
+          <w:sz w:val="26"/>
+          <w:szCs w:val="26"/>
+          <w:lang w:val="en-US"/>
+        </w:rPr>
+        <w:t>duplicate</w:t>
+      </w:r>
+      <w:r>
+        <w:rPr>
+          <w:rFonts w:ascii="Amasis MT Pro" w:hAnsi="Amasis MT Pro"/>
+          <w:sz w:val="26"/>
+          <w:szCs w:val="26"/>
+          <w:lang w:val="en-US"/>
+        </w:rPr>
+        <w:t xml:space="preserve"> data </w:t>
+      </w:r>
+      <w:r>
+        <w:rPr>
+          <w:rFonts w:ascii="Amasis MT Pro" w:hAnsi="Amasis MT Pro"/>
+          <w:sz w:val="26"/>
+          <w:szCs w:val="26"/>
+          <w:lang w:val="en-US"/>
+        </w:rPr>
+        <w:t xml:space="preserve">which </w:t>
+      </w:r>
+      <w:r>
+        <w:rPr>
+          <w:rFonts w:ascii="Amasis MT Pro" w:hAnsi="Amasis MT Pro"/>
+          <w:sz w:val="26"/>
+          <w:szCs w:val="26"/>
+          <w:lang w:val="en-US"/>
+        </w:rPr>
+        <w:t xml:space="preserve">violates DRY. </w:t>
+      </w:r>
+      <w:r>
+        <w:rPr>
+          <w:rFonts w:ascii="Amasis MT Pro" w:hAnsi="Amasis MT Pro"/>
+          <w:sz w:val="26"/>
+          <w:szCs w:val="26"/>
+          <w:lang w:val="en-US"/>
+        </w:rPr>
+        <w:t>I only will only need inheritance i</w:t>
+      </w:r>
+      <w:r>
+        <w:rPr>
+          <w:rFonts w:ascii="Amasis MT Pro" w:hAnsi="Amasis MT Pro"/>
+          <w:sz w:val="26"/>
+          <w:szCs w:val="26"/>
+          <w:lang w:val="en-US"/>
+        </w:rPr>
+        <w:t xml:space="preserve">f I want to create another object, </w:t>
+      </w:r>
+      <w:r>
+        <w:rPr>
+          <w:rFonts w:ascii="Amasis MT Pro" w:hAnsi="Amasis MT Pro"/>
+          <w:sz w:val="26"/>
+          <w:szCs w:val="26"/>
+          <w:lang w:val="en-US"/>
+        </w:rPr>
+        <w:t>from that</w:t>
+      </w:r>
+      <w:r>
+        <w:rPr>
+          <w:rFonts w:ascii="Amasis MT Pro" w:hAnsi="Amasis MT Pro"/>
+          <w:sz w:val="26"/>
+          <w:szCs w:val="26"/>
+          <w:lang w:val="en-US"/>
+        </w:rPr>
+        <w:t xml:space="preserve"> </w:t>
+      </w:r>
+      <w:r>
+        <w:rPr>
+          <w:rFonts w:ascii="Amasis MT Pro" w:hAnsi="Amasis MT Pro"/>
+          <w:sz w:val="26"/>
+          <w:szCs w:val="26"/>
+          <w:lang w:val="en-US"/>
+        </w:rPr>
+        <w:t xml:space="preserve">I </w:t>
+      </w:r>
+      <w:r>
+        <w:rPr>
+          <w:rFonts w:ascii="Amasis MT Pro" w:hAnsi="Amasis MT Pro"/>
+          <w:sz w:val="26"/>
+          <w:szCs w:val="26"/>
+          <w:lang w:val="en-US"/>
+        </w:rPr>
+        <w:t>can easily inherit attributes from the base class no need to redefine anything and give the system a cleaner design.</w:t>
+      </w:r>
+      <w:r>
+        <w:rPr>
+          <w:rFonts w:ascii="Amasis MT Pro" w:hAnsi="Amasis MT Pro"/>
+          <w:sz w:val="26"/>
+          <w:szCs w:val="26"/>
+          <w:lang w:val="en-US"/>
+        </w:rPr>
+        <w:t xml:space="preserve"> </w:t>
+      </w:r>
+      <w:r>
+        <w:rPr>
+          <w:rFonts w:ascii="Amasis MT Pro" w:hAnsi="Amasis MT Pro"/>
+          <w:sz w:val="26"/>
+          <w:szCs w:val="26"/>
+          <w:lang w:val="en-US"/>
+        </w:rPr>
+        <w:t>Inheritance is important in implementing in any system where it ensures consistency and supports reusability and scalability.</w:t>
+      </w:r>
+    </w:p>
+    <w:p>
+      <w:pPr>
+        <w:jc w:val="both"/>
         <w:rPr>
           <w:rFonts w:ascii="Amasis MT Pro" w:hAnsi="Amasis MT Pro"/>
           <w:sz w:val="26"/>
@@ -16106,32 +16623,6 @@
     </w:p>
     <w:p>
       <w:pPr>
-        <w:rPr>
-          <w:rFonts w:ascii="Amasis MT Pro" w:hAnsi="Amasis MT Pro"/>
-          <w:b/>
-          <w:bCs/>
-          <w:sz w:val="26"/>
-          <w:szCs w:val="26"/>
-          <w:lang w:val="en-US"/>
-        </w:rPr>
-      </w:pPr>
-    </w:p>
-    <w:p>
-      <w:pPr>
-        <w:rPr>
-          <w:rFonts w:ascii="Amasis MT Pro" w:hAnsi="Amasis MT Pro"/>
-          <w:b/>
-          <w:bCs/>
-          <w:sz w:val="26"/>
-          <w:szCs w:val="26"/>
-          <w:lang w:val="en-US"/>
-        </w:rPr>
-      </w:pPr>
-    </w:p>
-    <w:p>
-      <w:pPr>
-        <w:pStyle w:val="ListParagraph"/>
-        <w:ind w:left="1440"/>
         <w:rPr>
           <w:rFonts w:ascii="Amasis MT Pro" w:hAnsi="Amasis MT Pro"/>
           <w:b/>
